--- a/docs/Software Requirements Specification.docx
+++ b/docs/Software Requirements Specification.docx
@@ -51,7 +51,7 @@
         <w:t xml:space="preserve"> 1.</w:t>
       </w:r>
       <w:r>
-        <w:t>1</w:t>
+        <w:t>2</w:t>
       </w:r>
     </w:p>
     <w:p>
@@ -150,7 +150,23 @@
           <w:sz w:val="22"/>
           <w:szCs w:val="22"/>
         </w:rPr>
-        <w:t>This document specifies the requirements for the Rangefinder, a Raspberry PI based range-finding tool with a mobile phone app user interface. Its users are able to see the real time measurements of distance together with a chart to easily see any outliers.</w:t>
+        <w:t xml:space="preserve">This document specifies the requirements for the Rangefinder, a Raspberry PI based range-finding tool with a mobile phone app user interface. Its users </w:t>
+      </w:r>
+      <w:proofErr w:type="gramStart"/>
+      <w:r>
+        <w:rPr>
+          <w:sz w:val="22"/>
+          <w:szCs w:val="22"/>
+        </w:rPr>
+        <w:t>are able to</w:t>
+      </w:r>
+      <w:proofErr w:type="gramEnd"/>
+      <w:r>
+        <w:rPr>
+          <w:sz w:val="22"/>
+          <w:szCs w:val="22"/>
+        </w:rPr>
+        <w:t xml:space="preserve"> see the real time measurements of distance together with a chart to easily see any outliers.</w:t>
       </w:r>
     </w:p>
     <w:p>
@@ -204,6 +220,60 @@
     </w:p>
     <w:p>
       <w:pPr>
+        <w:numPr>
+          <w:ilvl w:val="0"/>
+          <w:numId w:val="7"/>
+        </w:numPr>
+        <w:spacing w:after="240"/>
+      </w:pPr>
+      <w:r>
+        <w:t>RF – shortcut for Rangefinder</w:t>
+      </w:r>
+    </w:p>
+    <w:p>
+      <w:pPr>
+        <w:numPr>
+          <w:ilvl w:val="0"/>
+          <w:numId w:val="7"/>
+        </w:numPr>
+        <w:spacing w:after="240"/>
+      </w:pPr>
+      <w:r>
+        <w:t>RPi – shortcut for Raspberry PI</w:t>
+      </w:r>
+    </w:p>
+    <w:p>
+      <w:pPr>
+        <w:numPr>
+          <w:ilvl w:val="0"/>
+          <w:numId w:val="7"/>
+        </w:numPr>
+        <w:spacing w:after="240"/>
+      </w:pPr>
+      <w:r>
+        <w:t xml:space="preserve">SeS - shortcut for SensorStation, </w:t>
+      </w:r>
+      <w:r>
+        <w:t xml:space="preserve">RPi </w:t>
+      </w:r>
+      <w:r>
+        <w:t>with connected sensors</w:t>
+      </w:r>
+    </w:p>
+    <w:p>
+      <w:pPr>
+        <w:numPr>
+          <w:ilvl w:val="0"/>
+          <w:numId w:val="7"/>
+        </w:numPr>
+        <w:spacing w:after="240"/>
+      </w:pPr>
+      <w:r>
+        <w:t>BT - shortcut for Bluetooth</w:t>
+      </w:r>
+    </w:p>
+    <w:p>
+      <w:pPr>
         <w:pStyle w:val="Heading2"/>
         <w:keepNext w:val="0"/>
         <w:keepLines w:val="0"/>
@@ -321,7 +391,15 @@
         <w:t>Bluetooth</w:t>
       </w:r>
       <w:r>
-        <w:t xml:space="preserve"> to a mobile phone app. Once the user pairs his app to the gadget, he will be able to see measurements of each sensor, the chart showing the measurements in a time period and a debug window </w:t>
+        <w:t xml:space="preserve"> to a mobile phone app. Once the user pairs his app to the gadget, he will be able to see measurements of each sensor, the chart showing the measurements in </w:t>
+      </w:r>
+      <w:proofErr w:type="gramStart"/>
+      <w:r>
+        <w:t>a time period</w:t>
+      </w:r>
+      <w:proofErr w:type="gramEnd"/>
+      <w:r>
+        <w:t xml:space="preserve"> and a debug window </w:t>
       </w:r>
       <w:r>
         <w:t>of</w:t>
@@ -333,10 +411,14 @@
         <w:t>Bluetooth</w:t>
       </w:r>
       <w:r>
-        <w:t xml:space="preserve"> connection. This version (1.</w:t>
-      </w:r>
-      <w:r>
-        <w:t>1</w:t>
+        <w:t xml:space="preserve"> </w:t>
+      </w:r>
+      <w:r>
+        <w:lastRenderedPageBreak/>
+        <w:t>connection. This version (1.</w:t>
+      </w:r>
+      <w:r>
+        <w:t>2</w:t>
       </w:r>
       <w:r>
         <w:t>) focuses on the foundation of a more complex rangefinder, allowing easy further development.</w:t>
@@ -404,7 +486,6 @@
           <w:sz w:val="34"/>
           <w:szCs w:val="34"/>
         </w:rPr>
-        <w:lastRenderedPageBreak/>
         <w:t>2.     Overall Description</w:t>
       </w:r>
     </w:p>
@@ -676,6 +757,7 @@
         <w:rPr>
           <w:color w:val="000000" w:themeColor="text1"/>
         </w:rPr>
+        <w:lastRenderedPageBreak/>
         <w:t>Android</w:t>
       </w:r>
     </w:p>
@@ -891,15 +973,14 @@
       </w:pPr>
       <w:r>
         <w:rPr>
-          <w:noProof/>
           <w:sz w:val="24"/>
           <w:szCs w:val="24"/>
         </w:rPr>
         <w:drawing>
-          <wp:inline distT="0" distB="0" distL="0" distR="0" wp14:anchorId="654E77FA" wp14:editId="45FBDE06">
-            <wp:extent cx="5733415" cy="2745740"/>
-            <wp:effectExtent l="0" t="0" r="635" b="0"/>
-            <wp:docPr id="392113134" name="Picture 1"/>
+          <wp:inline distT="0" distB="0" distL="0" distR="0" wp14:anchorId="3EF44346" wp14:editId="3763F46B">
+            <wp:extent cx="5771277" cy="3581400"/>
+            <wp:effectExtent l="0" t="0" r="1270" b="0"/>
+            <wp:docPr id="1517569997" name="Picture 1"/>
             <wp:cNvGraphicFramePr>
               <a:graphicFrameLocks xmlns:a="http://schemas.openxmlformats.org/drawingml/2006/main" noChangeAspect="1"/>
             </wp:cNvGraphicFramePr>
@@ -907,17 +988,11 @@
               <a:graphicData uri="http://schemas.openxmlformats.org/drawingml/2006/picture">
                 <pic:pic xmlns:pic="http://schemas.openxmlformats.org/drawingml/2006/picture">
                   <pic:nvPicPr>
-                    <pic:cNvPr id="392113134" name="Picture 392113134"/>
+                    <pic:cNvPr id="1517569997" name=""/>
                     <pic:cNvPicPr/>
                   </pic:nvPicPr>
                   <pic:blipFill>
-                    <a:blip r:embed="rId6" cstate="print">
-                      <a:extLst>
-                        <a:ext uri="{28A0092B-C50C-407E-A947-70E740481C1C}">
-                          <a14:useLocalDpi xmlns:a14="http://schemas.microsoft.com/office/drawing/2010/main" val="0"/>
-                        </a:ext>
-                      </a:extLst>
-                    </a:blip>
+                    <a:blip r:embed="rId6"/>
                     <a:stretch>
                       <a:fillRect/>
                     </a:stretch>
@@ -925,7 +1000,7 @@
                   <pic:spPr>
                     <a:xfrm>
                       <a:off x="0" y="0"/>
-                      <a:ext cx="5733415" cy="2745740"/>
+                      <a:ext cx="5777469" cy="3585242"/>
                     </a:xfrm>
                     <a:prstGeom prst="rect">
                       <a:avLst/>
@@ -1020,7 +1095,7 @@
           <w:sz w:val="26"/>
           <w:szCs w:val="26"/>
         </w:rPr>
-        <w:t xml:space="preserve">     </w:t>
+        <w:tab/>
       </w:r>
       <w:r>
         <w:rPr>
@@ -1030,7 +1105,17 @@
           <w:sz w:val="26"/>
           <w:szCs w:val="26"/>
         </w:rPr>
-        <w:t>SCN-1: User measures a distance</w:t>
+        <w:t xml:space="preserve">SCN-1: User measures </w:t>
+      </w:r>
+      <w:r>
+        <w:rPr>
+          <w:b/>
+          <w:bCs/>
+          <w:color w:val="000000"/>
+          <w:sz w:val="26"/>
+          <w:szCs w:val="26"/>
+        </w:rPr>
+        <w:t>distance to an object</w:t>
       </w:r>
     </w:p>
     <w:p>
@@ -1138,7 +1223,7 @@
                 <w:sz w:val="24"/>
                 <w:szCs w:val="24"/>
               </w:rPr>
-              <w:t xml:space="preserve">FREQ-2, FREQ-3 </w:t>
+              <w:t>FREQ-7, FREQ-6, FREQ-5</w:t>
             </w:r>
           </w:p>
         </w:tc>
@@ -1216,7 +1301,34 @@
                 <w:sz w:val="24"/>
                 <w:szCs w:val="24"/>
               </w:rPr>
-              <w:t>NFREQ-3, NFREQ-4, NFREQ-5</w:t>
+              <w:t>NFREQ-</w:t>
+            </w:r>
+            <w:r>
+              <w:rPr>
+                <w:i/>
+                <w:iCs/>
+                <w:sz w:val="24"/>
+                <w:szCs w:val="24"/>
+              </w:rPr>
+              <w:t>3</w:t>
+            </w:r>
+            <w:r>
+              <w:rPr>
+                <w:i/>
+                <w:iCs/>
+                <w:sz w:val="24"/>
+                <w:szCs w:val="24"/>
+              </w:rPr>
+              <w:t>, NFREQ-</w:t>
+            </w:r>
+            <w:r>
+              <w:rPr>
+                <w:i/>
+                <w:iCs/>
+                <w:sz w:val="24"/>
+                <w:szCs w:val="24"/>
+              </w:rPr>
+              <w:t>1</w:t>
             </w:r>
           </w:p>
         </w:tc>
@@ -1294,7 +1406,34 @@
                 <w:sz w:val="24"/>
                 <w:szCs w:val="24"/>
               </w:rPr>
-              <w:t>User uses the application installed on his phone to measure a distance from the Rangefinder to a certain object</w:t>
+              <w:t xml:space="preserve">User </w:t>
+            </w:r>
+            <w:r>
+              <w:rPr>
+                <w:i/>
+                <w:iCs/>
+                <w:sz w:val="24"/>
+                <w:szCs w:val="24"/>
+              </w:rPr>
+              <w:t xml:space="preserve">uses the </w:t>
+            </w:r>
+            <w:r>
+              <w:rPr>
+                <w:i/>
+                <w:iCs/>
+                <w:sz w:val="24"/>
+                <w:szCs w:val="24"/>
+              </w:rPr>
+              <w:t>SeS</w:t>
+            </w:r>
+            <w:r>
+              <w:rPr>
+                <w:i/>
+                <w:iCs/>
+                <w:sz w:val="24"/>
+                <w:szCs w:val="24"/>
+              </w:rPr>
+              <w:t xml:space="preserve"> to measure a distance from the sensors to a certain object</w:t>
             </w:r>
           </w:p>
         </w:tc>
@@ -1335,7 +1474,7 @@
                 <w:sz w:val="24"/>
                 <w:szCs w:val="24"/>
               </w:rPr>
-              <w:t>Activation action:</w:t>
+              <w:t>Actors</w:t>
             </w:r>
           </w:p>
         </w:tc>
@@ -1372,14 +1511,14 @@
                 <w:sz w:val="24"/>
                 <w:szCs w:val="24"/>
               </w:rPr>
-              <w:t>NA</w:t>
+              <w:t>User, SeS</w:t>
             </w:r>
           </w:p>
         </w:tc>
       </w:tr>
       <w:tr>
         <w:trPr>
-          <w:trHeight w:val="825"/>
+          <w:trHeight w:val="503"/>
         </w:trPr>
         <w:tc>
           <w:tcPr>
@@ -1450,16 +1589,25 @@
                 <w:sz w:val="24"/>
                 <w:szCs w:val="24"/>
               </w:rPr>
-              <w:t xml:space="preserve">User is correctly connected to the Rangefinder using </w:t>
-            </w:r>
-            <w:r>
-              <w:rPr>
-                <w:i/>
-                <w:iCs/>
-                <w:sz w:val="24"/>
-                <w:szCs w:val="24"/>
-              </w:rPr>
-              <w:t>Bluetooth</w:t>
+              <w:t xml:space="preserve">SeS </w:t>
+            </w:r>
+            <w:r>
+              <w:rPr>
+                <w:i/>
+                <w:iCs/>
+                <w:sz w:val="24"/>
+                <w:szCs w:val="24"/>
+              </w:rPr>
+              <w:t>is on</w:t>
+            </w:r>
+            <w:r>
+              <w:rPr>
+                <w:i/>
+                <w:iCs/>
+                <w:sz w:val="24"/>
+                <w:szCs w:val="24"/>
+              </w:rPr>
+              <w:t>, Bluetooth is active, SeS connected to RF app</w:t>
             </w:r>
           </w:p>
         </w:tc>
@@ -1538,7 +1686,14 @@
                 <w:sz w:val="26"/>
                 <w:szCs w:val="26"/>
               </w:rPr>
-              <w:t>User measures a distance</w:t>
+              <w:t xml:space="preserve">User measures </w:t>
+            </w:r>
+            <w:r>
+              <w:rPr>
+                <w:sz w:val="26"/>
+                <w:szCs w:val="26"/>
+              </w:rPr>
+              <w:t>distance to an object</w:t>
             </w:r>
           </w:p>
         </w:tc>
@@ -1714,7 +1869,7 @@
                 <w:sz w:val="24"/>
                 <w:szCs w:val="24"/>
               </w:rPr>
-              <w:t>Clicks on the app icon</w:t>
+              <w:t>Places an object in front of the ultrasonic/ToF sensor</w:t>
             </w:r>
           </w:p>
         </w:tc>
@@ -1750,7 +1905,7 @@
                 <w:sz w:val="24"/>
                 <w:szCs w:val="24"/>
               </w:rPr>
-              <w:t>App gets opened on his phone</w:t>
+              <w:t>The object is detected by the sensors</w:t>
             </w:r>
           </w:p>
         </w:tc>
@@ -1809,22 +1964,22 @@
           <w:p>
             <w:pPr>
               <w:ind w:left="100"/>
-              <w:jc w:val="both"/>
-              <w:rPr>
-                <w:i/>
-                <w:iCs/>
-                <w:sz w:val="24"/>
-                <w:szCs w:val="24"/>
-              </w:rPr>
-            </w:pPr>
-            <w:r>
-              <w:rPr>
-                <w:i/>
-                <w:iCs/>
-                <w:sz w:val="24"/>
-                <w:szCs w:val="24"/>
-              </w:rPr>
-              <w:t>Selects the “Advanced menu”</w:t>
+              <w:jc w:val="center"/>
+              <w:rPr>
+                <w:i/>
+                <w:iCs/>
+                <w:sz w:val="24"/>
+                <w:szCs w:val="24"/>
+              </w:rPr>
+            </w:pPr>
+            <w:r>
+              <w:rPr>
+                <w:i/>
+                <w:iCs/>
+                <w:sz w:val="24"/>
+                <w:szCs w:val="24"/>
+              </w:rPr>
+              <w:t>-</w:t>
             </w:r>
           </w:p>
         </w:tc>
@@ -1845,22 +2000,30 @@
           <w:p>
             <w:pPr>
               <w:ind w:left="100"/>
-              <w:jc w:val="both"/>
-              <w:rPr>
-                <w:i/>
-                <w:iCs/>
-                <w:sz w:val="24"/>
-                <w:szCs w:val="24"/>
-              </w:rPr>
-            </w:pPr>
-            <w:r>
-              <w:rPr>
-                <w:i/>
-                <w:iCs/>
-                <w:sz w:val="24"/>
-                <w:szCs w:val="24"/>
-              </w:rPr>
-              <w:t>“Advanced” menu window gets opened</w:t>
+              <w:rPr>
+                <w:i/>
+                <w:iCs/>
+                <w:sz w:val="24"/>
+                <w:szCs w:val="24"/>
+              </w:rPr>
+            </w:pPr>
+            <w:r>
+              <w:rPr>
+                <w:i/>
+                <w:iCs/>
+                <w:sz w:val="24"/>
+                <w:szCs w:val="24"/>
+              </w:rPr>
+              <w:t>SeS</w:t>
+            </w:r>
+            <w:r>
+              <w:rPr>
+                <w:i/>
+                <w:iCs/>
+                <w:sz w:val="24"/>
+                <w:szCs w:val="24"/>
+              </w:rPr>
+              <w:t xml:space="preserve"> measures the distance and sends it through Bluetooth interface</w:t>
             </w:r>
           </w:p>
         </w:tc>
@@ -1919,6 +2082,42 @@
           <w:p>
             <w:pPr>
               <w:ind w:left="100"/>
+              <w:jc w:val="center"/>
+              <w:rPr>
+                <w:i/>
+                <w:iCs/>
+                <w:sz w:val="24"/>
+                <w:szCs w:val="24"/>
+              </w:rPr>
+            </w:pPr>
+            <w:r>
+              <w:rPr>
+                <w:i/>
+                <w:iCs/>
+                <w:sz w:val="24"/>
+                <w:szCs w:val="24"/>
+              </w:rPr>
+              <w:t>-</w:t>
+            </w:r>
+          </w:p>
+        </w:tc>
+        <w:tc>
+          <w:tcPr>
+            <w:tcW w:w="4665" w:type="dxa"/>
+            <w:tcBorders>
+              <w:top w:val="single" w:sz="8" w:space="0" w:color="000000"/>
+              <w:left w:val="single" w:sz="8" w:space="0" w:color="000000"/>
+              <w:bottom w:val="single" w:sz="8" w:space="0" w:color="000000"/>
+              <w:right w:val="single" w:sz="8" w:space="0" w:color="000000"/>
+            </w:tcBorders>
+            <w:tcMar>
+              <w:top w:w="0" w:type="dxa"/>
+              <w:bottom w:w="0" w:type="dxa"/>
+            </w:tcMar>
+          </w:tcPr>
+          <w:p>
+            <w:pPr>
+              <w:ind w:left="100"/>
               <w:jc w:val="both"/>
               <w:rPr>
                 <w:i/>
@@ -1934,43 +2133,25 @@
                 <w:sz w:val="24"/>
                 <w:szCs w:val="24"/>
               </w:rPr>
-              <w:t>Views the measured data</w:t>
-            </w:r>
-          </w:p>
-        </w:tc>
-        <w:tc>
-          <w:tcPr>
-            <w:tcW w:w="4665" w:type="dxa"/>
-            <w:tcBorders>
-              <w:top w:val="single" w:sz="8" w:space="0" w:color="000000"/>
-              <w:left w:val="single" w:sz="8" w:space="0" w:color="000000"/>
-              <w:bottom w:val="single" w:sz="8" w:space="0" w:color="000000"/>
-              <w:right w:val="single" w:sz="8" w:space="0" w:color="000000"/>
-            </w:tcBorders>
-            <w:tcMar>
-              <w:top w:w="0" w:type="dxa"/>
-              <w:bottom w:w="0" w:type="dxa"/>
-            </w:tcMar>
-          </w:tcPr>
-          <w:p>
-            <w:pPr>
-              <w:ind w:left="100"/>
-              <w:jc w:val="both"/>
-              <w:rPr>
-                <w:i/>
-                <w:iCs/>
-                <w:sz w:val="24"/>
-                <w:szCs w:val="24"/>
-              </w:rPr>
-            </w:pPr>
-            <w:r>
-              <w:rPr>
-                <w:i/>
-                <w:iCs/>
-                <w:sz w:val="24"/>
-                <w:szCs w:val="24"/>
-              </w:rPr>
-              <w:t>NA</w:t>
+              <w:t xml:space="preserve">Mobile app </w:t>
+            </w:r>
+            <w:r>
+              <w:rPr>
+                <w:i/>
+                <w:iCs/>
+                <w:sz w:val="24"/>
+                <w:szCs w:val="24"/>
+              </w:rPr>
+              <w:t xml:space="preserve">receives data from </w:t>
+            </w:r>
+            <w:r>
+              <w:rPr>
+                <w:i/>
+                <w:iCs/>
+                <w:sz w:val="24"/>
+                <w:szCs w:val="24"/>
+              </w:rPr>
+              <w:t>SeS</w:t>
             </w:r>
           </w:p>
         </w:tc>
@@ -1981,6 +2162,820 @@
         </w:trPr>
         <w:tc>
           <w:tcPr>
+            <w:tcW w:w="2070" w:type="dxa"/>
+            <w:gridSpan w:val="2"/>
+            <w:tcBorders>
+              <w:top w:val="single" w:sz="8" w:space="0" w:color="000000"/>
+              <w:left w:val="single" w:sz="8" w:space="0" w:color="000000"/>
+              <w:bottom w:val="single" w:sz="8" w:space="0" w:color="000000"/>
+              <w:right w:val="single" w:sz="8" w:space="0" w:color="000000"/>
+            </w:tcBorders>
+            <w:tcMar>
+              <w:top w:w="0" w:type="dxa"/>
+              <w:bottom w:w="0" w:type="dxa"/>
+            </w:tcMar>
+          </w:tcPr>
+          <w:p>
+            <w:pPr>
+              <w:ind w:left="100"/>
+              <w:jc w:val="both"/>
+              <w:rPr>
+                <w:sz w:val="24"/>
+                <w:szCs w:val="24"/>
+              </w:rPr>
+            </w:pPr>
+            <w:r>
+              <w:rPr>
+                <w:sz w:val="24"/>
+                <w:szCs w:val="24"/>
+              </w:rPr>
+              <w:t>Post-condition:</w:t>
+            </w:r>
+          </w:p>
+        </w:tc>
+        <w:tc>
+          <w:tcPr>
+            <w:tcW w:w="6960" w:type="dxa"/>
+            <w:gridSpan w:val="2"/>
+            <w:tcBorders>
+              <w:top w:val="single" w:sz="8" w:space="0" w:color="000000"/>
+              <w:left w:val="single" w:sz="8" w:space="0" w:color="000000"/>
+              <w:bottom w:val="single" w:sz="8" w:space="0" w:color="000000"/>
+              <w:right w:val="single" w:sz="8" w:space="0" w:color="000000"/>
+            </w:tcBorders>
+            <w:tcMar>
+              <w:top w:w="0" w:type="dxa"/>
+              <w:bottom w:w="0" w:type="dxa"/>
+            </w:tcMar>
+          </w:tcPr>
+          <w:p>
+            <w:pPr>
+              <w:ind w:left="100"/>
+              <w:jc w:val="both"/>
+              <w:rPr>
+                <w:i/>
+                <w:iCs/>
+                <w:sz w:val="24"/>
+                <w:szCs w:val="24"/>
+              </w:rPr>
+            </w:pPr>
+            <w:r>
+              <w:rPr>
+                <w:i/>
+                <w:iCs/>
+                <w:sz w:val="24"/>
+                <w:szCs w:val="24"/>
+              </w:rPr>
+              <w:t>SeS</w:t>
+            </w:r>
+            <w:r>
+              <w:rPr>
+                <w:i/>
+                <w:iCs/>
+                <w:sz w:val="24"/>
+                <w:szCs w:val="24"/>
+              </w:rPr>
+              <w:t xml:space="preserve"> keeps sending new data as long as it is not turned off</w:t>
+            </w:r>
+          </w:p>
+        </w:tc>
+      </w:tr>
+    </w:tbl>
+    <w:p>
+      <w:pPr>
+        <w:pStyle w:val="Heading3"/>
+        <w:rPr>
+          <w:color w:val="000000" w:themeColor="text1"/>
+        </w:rPr>
+      </w:pPr>
+      <w:bookmarkStart w:id="19" w:name="_tk3ecksh9off" w:colFirst="0" w:colLast="0"/>
+      <w:bookmarkStart w:id="20" w:name="_v310xitelfs" w:colFirst="0" w:colLast="0"/>
+      <w:bookmarkEnd w:id="19"/>
+      <w:bookmarkEnd w:id="20"/>
+      <w:r>
+        <w:rPr>
+          <w:color w:val="000000" w:themeColor="text1"/>
+        </w:rPr>
+        <w:t xml:space="preserve"> </w:t>
+      </w:r>
+      <w:r>
+        <w:rPr>
+          <w:b/>
+          <w:bCs/>
+          <w:color w:val="000000" w:themeColor="text1"/>
+        </w:rPr>
+        <w:t>Alternative</w:t>
+      </w:r>
+      <w:r>
+        <w:rPr>
+          <w:color w:val="000000" w:themeColor="text1"/>
+        </w:rPr>
+        <w:t xml:space="preserve"> flows</w:t>
+      </w:r>
+    </w:p>
+    <w:p>
+      <w:r>
+        <w:t>A1 – Object is out of bounds</w:t>
+      </w:r>
+    </w:p>
+    <w:p>
+      <w:pPr>
+        <w:pStyle w:val="ListParagraph"/>
+        <w:numPr>
+          <w:ilvl w:val="0"/>
+          <w:numId w:val="14"/>
+        </w:numPr>
+      </w:pPr>
+      <w:r>
+        <w:t>Trigger: Object is either too close or too far from the sensor</w:t>
+      </w:r>
+    </w:p>
+    <w:p>
+      <w:pPr>
+        <w:pStyle w:val="ListParagraph"/>
+        <w:numPr>
+          <w:ilvl w:val="0"/>
+          <w:numId w:val="14"/>
+        </w:numPr>
+      </w:pPr>
+      <w:r>
+        <w:t>System response: SeS sends either 0 or max value respectively</w:t>
+      </w:r>
+    </w:p>
+    <w:p>
+      <w:pPr>
+        <w:pStyle w:val="ListParagraph"/>
+        <w:numPr>
+          <w:ilvl w:val="0"/>
+          <w:numId w:val="14"/>
+        </w:numPr>
+      </w:pPr>
+      <w:r>
+        <w:t>Result: The measurement it inaccurate</w:t>
+      </w:r>
+    </w:p>
+    <w:p>
+      <w:r>
+        <w:t>A2 – Bluetooth connection is lost</w:t>
+      </w:r>
+    </w:p>
+    <w:p>
+      <w:pPr>
+        <w:pStyle w:val="ListParagraph"/>
+        <w:numPr>
+          <w:ilvl w:val="0"/>
+          <w:numId w:val="16"/>
+        </w:numPr>
+      </w:pPr>
+      <w:r>
+        <w:t>Trigger: The Bluetooth connection is unexpectedly lost</w:t>
+      </w:r>
+    </w:p>
+    <w:p>
+      <w:pPr>
+        <w:pStyle w:val="ListParagraph"/>
+        <w:numPr>
+          <w:ilvl w:val="0"/>
+          <w:numId w:val="16"/>
+        </w:numPr>
+      </w:pPr>
+      <w:r>
+        <w:t>System response: RF app alerts the user</w:t>
+      </w:r>
+    </w:p>
+    <w:p>
+      <w:pPr>
+        <w:pStyle w:val="ListParagraph"/>
+        <w:numPr>
+          <w:ilvl w:val="0"/>
+          <w:numId w:val="16"/>
+        </w:numPr>
+      </w:pPr>
+      <w:r>
+        <w:t xml:space="preserve">Result: User </w:t>
+      </w:r>
+      <w:proofErr w:type="gramStart"/>
+      <w:r>
+        <w:t>has to</w:t>
+      </w:r>
+      <w:proofErr w:type="gramEnd"/>
+      <w:r>
+        <w:t xml:space="preserve"> reconnect his BT connection</w:t>
+      </w:r>
+    </w:p>
+    <w:p>
+      <w:pPr>
+        <w:rPr>
+          <w:color w:val="666666"/>
+          <w:sz w:val="24"/>
+          <w:szCs w:val="24"/>
+        </w:rPr>
+      </w:pPr>
+      <w:r>
+        <w:br w:type="page"/>
+      </w:r>
+    </w:p>
+    <w:p>
+      <w:pPr>
+        <w:pStyle w:val="Heading4"/>
+        <w:spacing w:before="240" w:after="240"/>
+        <w:jc w:val="both"/>
+      </w:pPr>
+    </w:p>
+    <w:p>
+      <w:pPr>
+        <w:pStyle w:val="Heading3"/>
+        <w:keepNext w:val="0"/>
+        <w:keepLines w:val="0"/>
+        <w:spacing w:before="280"/>
+        <w:jc w:val="both"/>
+        <w:rPr>
+          <w:b/>
+          <w:bCs/>
+          <w:color w:val="000000"/>
+          <w:sz w:val="26"/>
+          <w:szCs w:val="26"/>
+        </w:rPr>
+      </w:pPr>
+      <w:r>
+        <w:rPr>
+          <w:b/>
+          <w:bCs/>
+          <w:color w:val="000000"/>
+          <w:sz w:val="26"/>
+          <w:szCs w:val="26"/>
+        </w:rPr>
+        <w:t>3.2.2</w:t>
+      </w:r>
+      <w:r>
+        <w:rPr>
+          <w:rFonts w:ascii="Times New Roman" w:eastAsia="Times New Roman" w:hAnsi="Times New Roman" w:cs="Times New Roman"/>
+          <w:color w:val="000000"/>
+          <w:sz w:val="26"/>
+          <w:szCs w:val="26"/>
+        </w:rPr>
+        <w:tab/>
+      </w:r>
+      <w:r>
+        <w:rPr>
+          <w:b/>
+          <w:bCs/>
+          <w:color w:val="000000"/>
+          <w:sz w:val="26"/>
+          <w:szCs w:val="26"/>
+        </w:rPr>
+        <w:t xml:space="preserve">SCN-2: </w:t>
+      </w:r>
+      <w:r>
+        <w:rPr>
+          <w:b/>
+          <w:bCs/>
+          <w:color w:val="000000"/>
+          <w:sz w:val="26"/>
+          <w:szCs w:val="26"/>
+        </w:rPr>
+        <w:t>User reads measured data</w:t>
+      </w:r>
+    </w:p>
+    <w:tbl>
+      <w:tblPr>
+        <w:tblStyle w:val="a"/>
+        <w:tblW w:w="9015" w:type="dxa"/>
+        <w:tblInd w:w="0" w:type="dxa"/>
+        <w:tblBorders>
+          <w:top w:val="nil"/>
+          <w:left w:val="nil"/>
+          <w:bottom w:val="nil"/>
+          <w:right w:val="nil"/>
+          <w:insideH w:val="nil"/>
+          <w:insideV w:val="nil"/>
+        </w:tblBorders>
+        <w:tblLayout w:type="fixed"/>
+        <w:tblLook w:val="0600" w:firstRow="0" w:lastRow="0" w:firstColumn="0" w:lastColumn="0" w:noHBand="1" w:noVBand="1"/>
+      </w:tblPr>
+      <w:tblGrid>
+        <w:gridCol w:w="2595"/>
+        <w:gridCol w:w="6420"/>
+      </w:tblGrid>
+      <w:tr>
+        <w:trPr>
+          <w:trHeight w:val="555"/>
+        </w:trPr>
+        <w:tc>
+          <w:tcPr>
+            <w:tcW w:w="2595" w:type="dxa"/>
+            <w:tcBorders>
+              <w:top w:val="single" w:sz="8" w:space="0" w:color="000000"/>
+              <w:left w:val="single" w:sz="8" w:space="0" w:color="000000"/>
+              <w:bottom w:val="single" w:sz="8" w:space="0" w:color="000000"/>
+            </w:tcBorders>
+            <w:tcMar>
+              <w:top w:w="0" w:type="dxa"/>
+              <w:left w:w="100" w:type="dxa"/>
+              <w:bottom w:w="0" w:type="dxa"/>
+              <w:right w:w="100" w:type="dxa"/>
+            </w:tcMar>
+          </w:tcPr>
+          <w:p>
+            <w:pPr>
+              <w:ind w:left="100"/>
+              <w:jc w:val="both"/>
+              <w:rPr>
+                <w:b/>
+                <w:bCs/>
+                <w:sz w:val="24"/>
+                <w:szCs w:val="24"/>
+              </w:rPr>
+            </w:pPr>
+            <w:r>
+              <w:rPr>
+                <w:b/>
+                <w:bCs/>
+                <w:sz w:val="24"/>
+                <w:szCs w:val="24"/>
+              </w:rPr>
+              <w:t>FREQ reference</w:t>
+            </w:r>
+          </w:p>
+        </w:tc>
+        <w:tc>
+          <w:tcPr>
+            <w:tcW w:w="6420" w:type="dxa"/>
+            <w:tcBorders>
+              <w:top w:val="single" w:sz="8" w:space="0" w:color="000000"/>
+              <w:left w:val="single" w:sz="8" w:space="0" w:color="000000"/>
+              <w:bottom w:val="single" w:sz="8" w:space="0" w:color="000000"/>
+              <w:right w:val="single" w:sz="8" w:space="0" w:color="000000"/>
+            </w:tcBorders>
+            <w:tcMar>
+              <w:top w:w="0" w:type="dxa"/>
+              <w:left w:w="100" w:type="dxa"/>
+              <w:bottom w:w="0" w:type="dxa"/>
+              <w:right w:w="100" w:type="dxa"/>
+            </w:tcMar>
+          </w:tcPr>
+          <w:p>
+            <w:pPr>
+              <w:ind w:left="100"/>
+              <w:jc w:val="both"/>
+              <w:rPr>
+                <w:sz w:val="24"/>
+                <w:szCs w:val="24"/>
+              </w:rPr>
+            </w:pPr>
+            <w:r>
+              <w:rPr>
+                <w:sz w:val="24"/>
+                <w:szCs w:val="24"/>
+              </w:rPr>
+              <w:t>FREQ-2, FREQ-3,</w:t>
+            </w:r>
+            <w:r>
+              <w:rPr>
+                <w:sz w:val="24"/>
+                <w:szCs w:val="24"/>
+              </w:rPr>
+              <w:t xml:space="preserve"> FREQ-4</w:t>
+            </w:r>
+          </w:p>
+        </w:tc>
+      </w:tr>
+      <w:tr>
+        <w:trPr>
+          <w:trHeight w:val="540"/>
+        </w:trPr>
+        <w:tc>
+          <w:tcPr>
+            <w:tcW w:w="2595" w:type="dxa"/>
+            <w:tcBorders>
+              <w:left w:val="single" w:sz="8" w:space="0" w:color="000000"/>
+              <w:bottom w:val="single" w:sz="8" w:space="0" w:color="000000"/>
+            </w:tcBorders>
+            <w:tcMar>
+              <w:top w:w="0" w:type="dxa"/>
+              <w:left w:w="100" w:type="dxa"/>
+              <w:bottom w:w="0" w:type="dxa"/>
+              <w:right w:w="100" w:type="dxa"/>
+            </w:tcMar>
+          </w:tcPr>
+          <w:p>
+            <w:pPr>
+              <w:ind w:left="100"/>
+              <w:jc w:val="both"/>
+              <w:rPr>
+                <w:b/>
+                <w:bCs/>
+                <w:sz w:val="24"/>
+                <w:szCs w:val="24"/>
+              </w:rPr>
+            </w:pPr>
+            <w:r>
+              <w:rPr>
+                <w:b/>
+                <w:bCs/>
+                <w:sz w:val="24"/>
+                <w:szCs w:val="24"/>
+              </w:rPr>
+              <w:t>NFREQ reference</w:t>
+            </w:r>
+          </w:p>
+        </w:tc>
+        <w:tc>
+          <w:tcPr>
+            <w:tcW w:w="6420" w:type="dxa"/>
+            <w:tcBorders>
+              <w:left w:val="single" w:sz="8" w:space="0" w:color="000000"/>
+              <w:bottom w:val="single" w:sz="8" w:space="0" w:color="000000"/>
+              <w:right w:val="single" w:sz="8" w:space="0" w:color="000000"/>
+            </w:tcBorders>
+            <w:tcMar>
+              <w:top w:w="0" w:type="dxa"/>
+              <w:left w:w="100" w:type="dxa"/>
+              <w:bottom w:w="0" w:type="dxa"/>
+              <w:right w:w="100" w:type="dxa"/>
+            </w:tcMar>
+          </w:tcPr>
+          <w:p>
+            <w:pPr>
+              <w:ind w:left="100"/>
+              <w:jc w:val="both"/>
+              <w:rPr>
+                <w:i/>
+                <w:iCs/>
+                <w:sz w:val="24"/>
+                <w:szCs w:val="24"/>
+              </w:rPr>
+            </w:pPr>
+            <w:r>
+              <w:rPr>
+                <w:i/>
+                <w:iCs/>
+                <w:sz w:val="24"/>
+                <w:szCs w:val="24"/>
+              </w:rPr>
+              <w:t>NFREQ-4, NFREQ-3</w:t>
+            </w:r>
+          </w:p>
+        </w:tc>
+      </w:tr>
+      <w:tr>
+        <w:trPr>
+          <w:trHeight w:val="285"/>
+        </w:trPr>
+        <w:tc>
+          <w:tcPr>
+            <w:tcW w:w="2595" w:type="dxa"/>
+            <w:tcBorders>
+              <w:left w:val="single" w:sz="8" w:space="0" w:color="000000"/>
+              <w:bottom w:val="single" w:sz="8" w:space="0" w:color="000000"/>
+            </w:tcBorders>
+            <w:tcMar>
+              <w:top w:w="0" w:type="dxa"/>
+              <w:left w:w="100" w:type="dxa"/>
+              <w:bottom w:w="0" w:type="dxa"/>
+              <w:right w:w="100" w:type="dxa"/>
+            </w:tcMar>
+          </w:tcPr>
+          <w:p>
+            <w:pPr>
+              <w:ind w:left="100"/>
+              <w:jc w:val="both"/>
+              <w:rPr>
+                <w:b/>
+                <w:bCs/>
+                <w:sz w:val="24"/>
+                <w:szCs w:val="24"/>
+              </w:rPr>
+            </w:pPr>
+            <w:r>
+              <w:rPr>
+                <w:b/>
+                <w:bCs/>
+                <w:sz w:val="24"/>
+                <w:szCs w:val="24"/>
+              </w:rPr>
+              <w:t>Short Description:</w:t>
+            </w:r>
+          </w:p>
+        </w:tc>
+        <w:tc>
+          <w:tcPr>
+            <w:tcW w:w="6420" w:type="dxa"/>
+            <w:tcBorders>
+              <w:left w:val="single" w:sz="8" w:space="0" w:color="000000"/>
+              <w:bottom w:val="single" w:sz="8" w:space="0" w:color="000000"/>
+              <w:right w:val="single" w:sz="8" w:space="0" w:color="000000"/>
+            </w:tcBorders>
+            <w:tcMar>
+              <w:top w:w="0" w:type="dxa"/>
+              <w:left w:w="100" w:type="dxa"/>
+              <w:bottom w:w="0" w:type="dxa"/>
+              <w:right w:w="100" w:type="dxa"/>
+            </w:tcMar>
+          </w:tcPr>
+          <w:p>
+            <w:pPr>
+              <w:ind w:left="100"/>
+              <w:jc w:val="both"/>
+              <w:rPr>
+                <w:i/>
+                <w:iCs/>
+                <w:sz w:val="24"/>
+                <w:szCs w:val="24"/>
+              </w:rPr>
+            </w:pPr>
+            <w:r>
+              <w:rPr>
+                <w:i/>
+                <w:iCs/>
+                <w:sz w:val="24"/>
+                <w:szCs w:val="24"/>
+              </w:rPr>
+              <w:t xml:space="preserve">User </w:t>
+            </w:r>
+            <w:r>
+              <w:rPr>
+                <w:i/>
+                <w:iCs/>
+                <w:sz w:val="24"/>
+                <w:szCs w:val="24"/>
+              </w:rPr>
+              <w:t xml:space="preserve">uses the </w:t>
+            </w:r>
+            <w:r>
+              <w:rPr>
+                <w:i/>
+                <w:iCs/>
+                <w:sz w:val="24"/>
+                <w:szCs w:val="24"/>
+              </w:rPr>
+              <w:t>R</w:t>
+            </w:r>
+            <w:r>
+              <w:rPr>
+                <w:i/>
+                <w:iCs/>
+                <w:sz w:val="24"/>
+                <w:szCs w:val="24"/>
+              </w:rPr>
+              <w:t xml:space="preserve">angefinder </w:t>
+            </w:r>
+            <w:r>
+              <w:rPr>
+                <w:i/>
+                <w:iCs/>
+                <w:sz w:val="24"/>
+                <w:szCs w:val="24"/>
+              </w:rPr>
+              <w:t>app to read the data currently being sent by the sensors</w:t>
+            </w:r>
+          </w:p>
+        </w:tc>
+      </w:tr>
+      <w:tr>
+        <w:trPr>
+          <w:trHeight w:val="431"/>
+        </w:trPr>
+        <w:tc>
+          <w:tcPr>
+            <w:tcW w:w="2595" w:type="dxa"/>
+            <w:tcBorders>
+              <w:left w:val="single" w:sz="8" w:space="0" w:color="000000"/>
+              <w:bottom w:val="single" w:sz="8" w:space="0" w:color="000000"/>
+            </w:tcBorders>
+            <w:tcMar>
+              <w:top w:w="0" w:type="dxa"/>
+              <w:left w:w="100" w:type="dxa"/>
+              <w:bottom w:w="0" w:type="dxa"/>
+              <w:right w:w="100" w:type="dxa"/>
+            </w:tcMar>
+          </w:tcPr>
+          <w:p>
+            <w:pPr>
+              <w:ind w:left="100"/>
+              <w:jc w:val="both"/>
+              <w:rPr>
+                <w:b/>
+                <w:bCs/>
+                <w:sz w:val="24"/>
+                <w:szCs w:val="24"/>
+              </w:rPr>
+            </w:pPr>
+            <w:r>
+              <w:rPr>
+                <w:b/>
+                <w:bCs/>
+                <w:sz w:val="24"/>
+                <w:szCs w:val="24"/>
+              </w:rPr>
+              <w:t>Actors</w:t>
+            </w:r>
+          </w:p>
+        </w:tc>
+        <w:tc>
+          <w:tcPr>
+            <w:tcW w:w="6420" w:type="dxa"/>
+            <w:tcBorders>
+              <w:left w:val="single" w:sz="8" w:space="0" w:color="000000"/>
+              <w:bottom w:val="single" w:sz="8" w:space="0" w:color="000000"/>
+              <w:right w:val="single" w:sz="8" w:space="0" w:color="000000"/>
+            </w:tcBorders>
+            <w:tcMar>
+              <w:top w:w="0" w:type="dxa"/>
+              <w:left w:w="100" w:type="dxa"/>
+              <w:bottom w:w="0" w:type="dxa"/>
+              <w:right w:w="100" w:type="dxa"/>
+            </w:tcMar>
+          </w:tcPr>
+          <w:p>
+            <w:pPr>
+              <w:ind w:left="100"/>
+              <w:jc w:val="both"/>
+              <w:rPr>
+                <w:i/>
+                <w:iCs/>
+                <w:sz w:val="24"/>
+                <w:szCs w:val="24"/>
+              </w:rPr>
+            </w:pPr>
+            <w:r>
+              <w:rPr>
+                <w:i/>
+                <w:iCs/>
+                <w:sz w:val="24"/>
+                <w:szCs w:val="24"/>
+              </w:rPr>
+              <w:t>User</w:t>
+            </w:r>
+          </w:p>
+        </w:tc>
+      </w:tr>
+      <w:tr>
+        <w:trPr>
+          <w:trHeight w:val="503"/>
+        </w:trPr>
+        <w:tc>
+          <w:tcPr>
+            <w:tcW w:w="2595" w:type="dxa"/>
+            <w:tcBorders>
+              <w:left w:val="single" w:sz="8" w:space="0" w:color="000000"/>
+              <w:bottom w:val="single" w:sz="8" w:space="0" w:color="000000"/>
+            </w:tcBorders>
+            <w:tcMar>
+              <w:top w:w="0" w:type="dxa"/>
+              <w:left w:w="100" w:type="dxa"/>
+              <w:bottom w:w="0" w:type="dxa"/>
+              <w:right w:w="100" w:type="dxa"/>
+            </w:tcMar>
+          </w:tcPr>
+          <w:p>
+            <w:pPr>
+              <w:ind w:left="100"/>
+              <w:jc w:val="both"/>
+              <w:rPr>
+                <w:b/>
+                <w:bCs/>
+                <w:sz w:val="24"/>
+                <w:szCs w:val="24"/>
+              </w:rPr>
+            </w:pPr>
+            <w:r>
+              <w:rPr>
+                <w:b/>
+                <w:bCs/>
+                <w:sz w:val="24"/>
+                <w:szCs w:val="24"/>
+              </w:rPr>
+              <w:t>Precondition:</w:t>
+            </w:r>
+          </w:p>
+        </w:tc>
+        <w:tc>
+          <w:tcPr>
+            <w:tcW w:w="6420" w:type="dxa"/>
+            <w:tcBorders>
+              <w:left w:val="single" w:sz="8" w:space="0" w:color="000000"/>
+              <w:bottom w:val="single" w:sz="8" w:space="0" w:color="000000"/>
+              <w:right w:val="single" w:sz="8" w:space="0" w:color="000000"/>
+            </w:tcBorders>
+            <w:tcMar>
+              <w:top w:w="0" w:type="dxa"/>
+              <w:left w:w="100" w:type="dxa"/>
+              <w:bottom w:w="0" w:type="dxa"/>
+              <w:right w:w="100" w:type="dxa"/>
+            </w:tcMar>
+          </w:tcPr>
+          <w:p>
+            <w:pPr>
+              <w:ind w:left="100"/>
+              <w:jc w:val="both"/>
+              <w:rPr>
+                <w:i/>
+                <w:iCs/>
+                <w:sz w:val="24"/>
+                <w:szCs w:val="24"/>
+              </w:rPr>
+            </w:pPr>
+            <w:r>
+              <w:rPr>
+                <w:i/>
+                <w:iCs/>
+                <w:sz w:val="24"/>
+                <w:szCs w:val="24"/>
+              </w:rPr>
+              <w:t>SeS connected and actively transmitting</w:t>
+            </w:r>
+          </w:p>
+        </w:tc>
+      </w:tr>
+    </w:tbl>
+    <w:p/>
+    <w:tbl>
+      <w:tblPr>
+        <w:tblStyle w:val="a0"/>
+        <w:tblpPr w:leftFromText="180" w:rightFromText="180" w:topFromText="180" w:bottomFromText="180" w:vertAnchor="text" w:tblpX="-15"/>
+        <w:tblW w:w="9030" w:type="dxa"/>
+        <w:tblInd w:w="0" w:type="dxa"/>
+        <w:tblBorders>
+          <w:top w:val="nil"/>
+          <w:left w:val="nil"/>
+          <w:bottom w:val="nil"/>
+          <w:right w:val="nil"/>
+          <w:insideH w:val="nil"/>
+          <w:insideV w:val="nil"/>
+        </w:tblBorders>
+        <w:tblLayout w:type="fixed"/>
+        <w:tblLook w:val="0600" w:firstRow="0" w:lastRow="0" w:firstColumn="0" w:lastColumn="0" w:noHBand="1" w:noVBand="1"/>
+      </w:tblPr>
+      <w:tblGrid>
+        <w:gridCol w:w="855"/>
+        <w:gridCol w:w="1215"/>
+        <w:gridCol w:w="2295"/>
+        <w:gridCol w:w="4665"/>
+      </w:tblGrid>
+      <w:tr>
+        <w:trPr>
+          <w:trHeight w:val="285"/>
+        </w:trPr>
+        <w:tc>
+          <w:tcPr>
+            <w:tcW w:w="9030" w:type="dxa"/>
+            <w:gridSpan w:val="4"/>
+            <w:tcBorders>
+              <w:top w:val="single" w:sz="8" w:space="0" w:color="000000"/>
+              <w:left w:val="single" w:sz="8" w:space="0" w:color="000000"/>
+              <w:bottom w:val="single" w:sz="8" w:space="0" w:color="000000"/>
+              <w:right w:val="single" w:sz="8" w:space="0" w:color="000000"/>
+            </w:tcBorders>
+            <w:tcMar>
+              <w:top w:w="0" w:type="dxa"/>
+              <w:bottom w:w="0" w:type="dxa"/>
+            </w:tcMar>
+          </w:tcPr>
+          <w:p>
+            <w:pPr>
+              <w:ind w:left="100"/>
+              <w:jc w:val="both"/>
+              <w:rPr>
+                <w:sz w:val="24"/>
+                <w:szCs w:val="24"/>
+              </w:rPr>
+            </w:pPr>
+            <w:r>
+              <w:rPr>
+                <w:b/>
+                <w:bCs/>
+                <w:sz w:val="24"/>
+                <w:szCs w:val="24"/>
+              </w:rPr>
+              <w:t>Basic flow:</w:t>
+            </w:r>
+            <w:r>
+              <w:rPr>
+                <w:sz w:val="24"/>
+                <w:szCs w:val="24"/>
+              </w:rPr>
+              <w:t xml:space="preserve"> </w:t>
+            </w:r>
+            <w:r>
+              <w:t xml:space="preserve"> </w:t>
+            </w:r>
+            <w:r>
+              <w:rPr>
+                <w:sz w:val="26"/>
+                <w:szCs w:val="26"/>
+              </w:rPr>
+              <w:t>User reads measured data</w:t>
+            </w:r>
+          </w:p>
+        </w:tc>
+      </w:tr>
+      <w:tr>
+        <w:trPr>
+          <w:trHeight w:val="285"/>
+        </w:trPr>
+        <w:tc>
+          <w:tcPr>
             <w:tcW w:w="855" w:type="dxa"/>
             <w:tcBorders>
               <w:top w:val="single" w:sz="8" w:space="0" w:color="000000"/>
@@ -2007,7 +3002,7 @@
                 <w:sz w:val="24"/>
                 <w:szCs w:val="24"/>
               </w:rPr>
-              <w:t>4</w:t>
+              <w:t>Step</w:t>
             </w:r>
           </w:p>
         </w:tc>
@@ -2040,7 +3035,7 @@
                 <w:sz w:val="24"/>
                 <w:szCs w:val="24"/>
               </w:rPr>
-              <w:t>Closes the app</w:t>
+              <w:t>User action</w:t>
             </w:r>
           </w:p>
         </w:tc>
@@ -2063,20 +3058,16 @@
               <w:ind w:left="100"/>
               <w:jc w:val="both"/>
               <w:rPr>
-                <w:i/>
-                <w:iCs/>
-                <w:sz w:val="24"/>
-                <w:szCs w:val="24"/>
-              </w:rPr>
-            </w:pPr>
-            <w:r>
-              <w:rPr>
-                <w:i/>
-                <w:iCs/>
-                <w:sz w:val="24"/>
-                <w:szCs w:val="24"/>
-              </w:rPr>
-              <w:t>App gets shut down</w:t>
+                <w:sz w:val="24"/>
+                <w:szCs w:val="24"/>
+              </w:rPr>
+            </w:pPr>
+            <w:r>
+              <w:rPr>
+                <w:sz w:val="24"/>
+                <w:szCs w:val="24"/>
+              </w:rPr>
+              <w:t>System response</w:t>
             </w:r>
           </w:p>
         </w:tc>
@@ -2087,6 +3078,461 @@
         </w:trPr>
         <w:tc>
           <w:tcPr>
+            <w:tcW w:w="855" w:type="dxa"/>
+            <w:tcBorders>
+              <w:top w:val="single" w:sz="8" w:space="0" w:color="000000"/>
+              <w:left w:val="single" w:sz="8" w:space="0" w:color="000000"/>
+              <w:bottom w:val="single" w:sz="8" w:space="0" w:color="000000"/>
+              <w:right w:val="single" w:sz="8" w:space="0" w:color="000000"/>
+            </w:tcBorders>
+            <w:tcMar>
+              <w:top w:w="0" w:type="dxa"/>
+              <w:bottom w:w="0" w:type="dxa"/>
+            </w:tcMar>
+          </w:tcPr>
+          <w:p>
+            <w:pPr>
+              <w:ind w:left="100"/>
+              <w:jc w:val="both"/>
+              <w:rPr>
+                <w:sz w:val="24"/>
+                <w:szCs w:val="24"/>
+              </w:rPr>
+            </w:pPr>
+            <w:r>
+              <w:rPr>
+                <w:sz w:val="24"/>
+                <w:szCs w:val="24"/>
+              </w:rPr>
+              <w:t>1</w:t>
+            </w:r>
+          </w:p>
+        </w:tc>
+        <w:tc>
+          <w:tcPr>
+            <w:tcW w:w="3510" w:type="dxa"/>
+            <w:gridSpan w:val="2"/>
+            <w:tcBorders>
+              <w:top w:val="single" w:sz="8" w:space="0" w:color="000000"/>
+              <w:left w:val="single" w:sz="8" w:space="0" w:color="000000"/>
+              <w:bottom w:val="single" w:sz="8" w:space="0" w:color="000000"/>
+              <w:right w:val="single" w:sz="8" w:space="0" w:color="000000"/>
+            </w:tcBorders>
+            <w:tcMar>
+              <w:top w:w="0" w:type="dxa"/>
+              <w:bottom w:w="0" w:type="dxa"/>
+            </w:tcMar>
+          </w:tcPr>
+          <w:p>
+            <w:pPr>
+              <w:ind w:left="100"/>
+              <w:jc w:val="both"/>
+              <w:rPr>
+                <w:i/>
+                <w:iCs/>
+                <w:sz w:val="24"/>
+                <w:szCs w:val="24"/>
+              </w:rPr>
+            </w:pPr>
+            <w:r>
+              <w:rPr>
+                <w:i/>
+                <w:iCs/>
+                <w:sz w:val="24"/>
+                <w:szCs w:val="24"/>
+              </w:rPr>
+              <w:t>SCN-1</w:t>
+            </w:r>
+          </w:p>
+        </w:tc>
+        <w:tc>
+          <w:tcPr>
+            <w:tcW w:w="4665" w:type="dxa"/>
+            <w:tcBorders>
+              <w:top w:val="single" w:sz="8" w:space="0" w:color="000000"/>
+              <w:left w:val="single" w:sz="8" w:space="0" w:color="000000"/>
+              <w:bottom w:val="single" w:sz="8" w:space="0" w:color="000000"/>
+              <w:right w:val="single" w:sz="8" w:space="0" w:color="000000"/>
+            </w:tcBorders>
+            <w:tcMar>
+              <w:top w:w="0" w:type="dxa"/>
+              <w:bottom w:w="0" w:type="dxa"/>
+            </w:tcMar>
+          </w:tcPr>
+          <w:p>
+            <w:pPr>
+              <w:ind w:left="100"/>
+              <w:jc w:val="both"/>
+              <w:rPr>
+                <w:i/>
+                <w:iCs/>
+                <w:sz w:val="24"/>
+                <w:szCs w:val="24"/>
+              </w:rPr>
+            </w:pPr>
+            <w:r>
+              <w:rPr>
+                <w:i/>
+                <w:iCs/>
+                <w:sz w:val="24"/>
+                <w:szCs w:val="24"/>
+              </w:rPr>
+              <w:t>SCN-1</w:t>
+            </w:r>
+          </w:p>
+        </w:tc>
+      </w:tr>
+      <w:tr>
+        <w:trPr>
+          <w:trHeight w:val="285"/>
+        </w:trPr>
+        <w:tc>
+          <w:tcPr>
+            <w:tcW w:w="855" w:type="dxa"/>
+            <w:tcBorders>
+              <w:top w:val="single" w:sz="8" w:space="0" w:color="000000"/>
+              <w:left w:val="single" w:sz="8" w:space="0" w:color="000000"/>
+              <w:bottom w:val="single" w:sz="8" w:space="0" w:color="000000"/>
+              <w:right w:val="single" w:sz="8" w:space="0" w:color="000000"/>
+            </w:tcBorders>
+            <w:tcMar>
+              <w:top w:w="0" w:type="dxa"/>
+              <w:bottom w:w="0" w:type="dxa"/>
+            </w:tcMar>
+          </w:tcPr>
+          <w:p>
+            <w:pPr>
+              <w:ind w:left="100"/>
+              <w:jc w:val="both"/>
+              <w:rPr>
+                <w:sz w:val="24"/>
+                <w:szCs w:val="24"/>
+              </w:rPr>
+            </w:pPr>
+            <w:r>
+              <w:rPr>
+                <w:sz w:val="24"/>
+                <w:szCs w:val="24"/>
+              </w:rPr>
+              <w:t>2</w:t>
+            </w:r>
+          </w:p>
+        </w:tc>
+        <w:tc>
+          <w:tcPr>
+            <w:tcW w:w="3510" w:type="dxa"/>
+            <w:gridSpan w:val="2"/>
+            <w:tcBorders>
+              <w:top w:val="single" w:sz="8" w:space="0" w:color="000000"/>
+              <w:left w:val="single" w:sz="8" w:space="0" w:color="000000"/>
+              <w:bottom w:val="single" w:sz="8" w:space="0" w:color="000000"/>
+              <w:right w:val="single" w:sz="8" w:space="0" w:color="000000"/>
+            </w:tcBorders>
+            <w:tcMar>
+              <w:top w:w="0" w:type="dxa"/>
+              <w:bottom w:w="0" w:type="dxa"/>
+            </w:tcMar>
+          </w:tcPr>
+          <w:p>
+            <w:pPr>
+              <w:ind w:left="100"/>
+              <w:jc w:val="center"/>
+              <w:rPr>
+                <w:i/>
+                <w:iCs/>
+                <w:sz w:val="24"/>
+                <w:szCs w:val="24"/>
+              </w:rPr>
+            </w:pPr>
+            <w:r>
+              <w:rPr>
+                <w:i/>
+                <w:iCs/>
+                <w:sz w:val="24"/>
+                <w:szCs w:val="24"/>
+              </w:rPr>
+              <w:t>-</w:t>
+            </w:r>
+          </w:p>
+        </w:tc>
+        <w:tc>
+          <w:tcPr>
+            <w:tcW w:w="4665" w:type="dxa"/>
+            <w:tcBorders>
+              <w:top w:val="single" w:sz="8" w:space="0" w:color="000000"/>
+              <w:left w:val="single" w:sz="8" w:space="0" w:color="000000"/>
+              <w:bottom w:val="single" w:sz="8" w:space="0" w:color="000000"/>
+              <w:right w:val="single" w:sz="8" w:space="0" w:color="000000"/>
+            </w:tcBorders>
+            <w:tcMar>
+              <w:top w:w="0" w:type="dxa"/>
+              <w:bottom w:w="0" w:type="dxa"/>
+            </w:tcMar>
+          </w:tcPr>
+          <w:p>
+            <w:pPr>
+              <w:ind w:left="100"/>
+              <w:rPr>
+                <w:i/>
+                <w:iCs/>
+                <w:sz w:val="24"/>
+                <w:szCs w:val="24"/>
+              </w:rPr>
+            </w:pPr>
+            <w:r>
+              <w:rPr>
+                <w:i/>
+                <w:iCs/>
+                <w:sz w:val="24"/>
+                <w:szCs w:val="24"/>
+              </w:rPr>
+              <w:t>RF</w:t>
+            </w:r>
+            <w:r>
+              <w:rPr>
+                <w:i/>
+                <w:iCs/>
+                <w:sz w:val="24"/>
+                <w:szCs w:val="24"/>
+              </w:rPr>
+              <w:t xml:space="preserve"> app</w:t>
+            </w:r>
+            <w:r>
+              <w:rPr>
+                <w:i/>
+                <w:iCs/>
+                <w:sz w:val="24"/>
+                <w:szCs w:val="24"/>
+              </w:rPr>
+              <w:t xml:space="preserve"> handles data processing and displays measurements in Simple or Advanced section of mobile app</w:t>
+            </w:r>
+          </w:p>
+        </w:tc>
+      </w:tr>
+      <w:tr>
+        <w:trPr>
+          <w:trHeight w:val="285"/>
+        </w:trPr>
+        <w:tc>
+          <w:tcPr>
+            <w:tcW w:w="855" w:type="dxa"/>
+            <w:tcBorders>
+              <w:top w:val="single" w:sz="8" w:space="0" w:color="000000"/>
+              <w:left w:val="single" w:sz="8" w:space="0" w:color="000000"/>
+              <w:bottom w:val="single" w:sz="8" w:space="0" w:color="000000"/>
+              <w:right w:val="single" w:sz="8" w:space="0" w:color="000000"/>
+            </w:tcBorders>
+            <w:tcMar>
+              <w:top w:w="0" w:type="dxa"/>
+              <w:bottom w:w="0" w:type="dxa"/>
+            </w:tcMar>
+          </w:tcPr>
+          <w:p>
+            <w:pPr>
+              <w:ind w:left="100"/>
+              <w:jc w:val="both"/>
+              <w:rPr>
+                <w:sz w:val="24"/>
+                <w:szCs w:val="24"/>
+              </w:rPr>
+            </w:pPr>
+            <w:r>
+              <w:rPr>
+                <w:sz w:val="24"/>
+                <w:szCs w:val="24"/>
+              </w:rPr>
+              <w:t>3</w:t>
+            </w:r>
+          </w:p>
+        </w:tc>
+        <w:tc>
+          <w:tcPr>
+            <w:tcW w:w="3510" w:type="dxa"/>
+            <w:gridSpan w:val="2"/>
+            <w:tcBorders>
+              <w:top w:val="single" w:sz="8" w:space="0" w:color="000000"/>
+              <w:left w:val="single" w:sz="8" w:space="0" w:color="000000"/>
+              <w:bottom w:val="single" w:sz="8" w:space="0" w:color="000000"/>
+              <w:right w:val="single" w:sz="8" w:space="0" w:color="000000"/>
+            </w:tcBorders>
+            <w:tcMar>
+              <w:top w:w="0" w:type="dxa"/>
+              <w:bottom w:w="0" w:type="dxa"/>
+            </w:tcMar>
+          </w:tcPr>
+          <w:p>
+            <w:pPr>
+              <w:ind w:left="100"/>
+              <w:rPr>
+                <w:i/>
+                <w:iCs/>
+                <w:sz w:val="24"/>
+                <w:szCs w:val="24"/>
+              </w:rPr>
+            </w:pPr>
+            <w:r>
+              <w:rPr>
+                <w:i/>
+                <w:iCs/>
+                <w:sz w:val="24"/>
+                <w:szCs w:val="24"/>
+              </w:rPr>
+              <w:t>Opens “Advanced” menu</w:t>
+            </w:r>
+          </w:p>
+        </w:tc>
+        <w:tc>
+          <w:tcPr>
+            <w:tcW w:w="4665" w:type="dxa"/>
+            <w:tcBorders>
+              <w:top w:val="single" w:sz="8" w:space="0" w:color="000000"/>
+              <w:left w:val="single" w:sz="8" w:space="0" w:color="000000"/>
+              <w:bottom w:val="single" w:sz="8" w:space="0" w:color="000000"/>
+              <w:right w:val="single" w:sz="8" w:space="0" w:color="000000"/>
+            </w:tcBorders>
+            <w:tcMar>
+              <w:top w:w="0" w:type="dxa"/>
+              <w:bottom w:w="0" w:type="dxa"/>
+            </w:tcMar>
+          </w:tcPr>
+          <w:p>
+            <w:pPr>
+              <w:ind w:left="100"/>
+              <w:jc w:val="both"/>
+              <w:rPr>
+                <w:i/>
+                <w:iCs/>
+                <w:sz w:val="24"/>
+                <w:szCs w:val="24"/>
+              </w:rPr>
+            </w:pPr>
+            <w:r>
+              <w:rPr>
+                <w:i/>
+                <w:iCs/>
+                <w:sz w:val="24"/>
+                <w:szCs w:val="24"/>
+              </w:rPr>
+              <w:t>“Advanced” menu gets opened</w:t>
+            </w:r>
+          </w:p>
+        </w:tc>
+      </w:tr>
+      <w:tr>
+        <w:trPr>
+          <w:trHeight w:val="285"/>
+        </w:trPr>
+        <w:tc>
+          <w:tcPr>
+            <w:tcW w:w="855" w:type="dxa"/>
+            <w:tcBorders>
+              <w:top w:val="single" w:sz="8" w:space="0" w:color="000000"/>
+              <w:left w:val="single" w:sz="8" w:space="0" w:color="000000"/>
+              <w:bottom w:val="single" w:sz="8" w:space="0" w:color="000000"/>
+              <w:right w:val="single" w:sz="8" w:space="0" w:color="000000"/>
+            </w:tcBorders>
+            <w:tcMar>
+              <w:top w:w="0" w:type="dxa"/>
+              <w:bottom w:w="0" w:type="dxa"/>
+            </w:tcMar>
+          </w:tcPr>
+          <w:p>
+            <w:pPr>
+              <w:ind w:left="100"/>
+              <w:jc w:val="both"/>
+              <w:rPr>
+                <w:sz w:val="24"/>
+                <w:szCs w:val="24"/>
+              </w:rPr>
+            </w:pPr>
+            <w:r>
+              <w:rPr>
+                <w:sz w:val="24"/>
+                <w:szCs w:val="24"/>
+              </w:rPr>
+              <w:t>4</w:t>
+            </w:r>
+          </w:p>
+        </w:tc>
+        <w:tc>
+          <w:tcPr>
+            <w:tcW w:w="3510" w:type="dxa"/>
+            <w:gridSpan w:val="2"/>
+            <w:tcBorders>
+              <w:top w:val="single" w:sz="8" w:space="0" w:color="000000"/>
+              <w:left w:val="single" w:sz="8" w:space="0" w:color="000000"/>
+              <w:bottom w:val="single" w:sz="8" w:space="0" w:color="000000"/>
+              <w:right w:val="single" w:sz="8" w:space="0" w:color="000000"/>
+            </w:tcBorders>
+            <w:tcMar>
+              <w:top w:w="0" w:type="dxa"/>
+              <w:bottom w:w="0" w:type="dxa"/>
+            </w:tcMar>
+          </w:tcPr>
+          <w:p>
+            <w:pPr>
+              <w:ind w:left="100"/>
+              <w:rPr>
+                <w:i/>
+                <w:iCs/>
+                <w:sz w:val="24"/>
+                <w:szCs w:val="24"/>
+              </w:rPr>
+            </w:pPr>
+            <w:r>
+              <w:rPr>
+                <w:i/>
+                <w:iCs/>
+                <w:sz w:val="24"/>
+                <w:szCs w:val="24"/>
+              </w:rPr>
+              <w:t>Views data</w:t>
+            </w:r>
+          </w:p>
+        </w:tc>
+        <w:tc>
+          <w:tcPr>
+            <w:tcW w:w="4665" w:type="dxa"/>
+            <w:tcBorders>
+              <w:top w:val="single" w:sz="8" w:space="0" w:color="000000"/>
+              <w:left w:val="single" w:sz="8" w:space="0" w:color="000000"/>
+              <w:bottom w:val="single" w:sz="8" w:space="0" w:color="000000"/>
+              <w:right w:val="single" w:sz="8" w:space="0" w:color="000000"/>
+            </w:tcBorders>
+            <w:tcMar>
+              <w:top w:w="0" w:type="dxa"/>
+              <w:bottom w:w="0" w:type="dxa"/>
+            </w:tcMar>
+          </w:tcPr>
+          <w:p>
+            <w:pPr>
+              <w:ind w:left="100"/>
+              <w:jc w:val="center"/>
+              <w:rPr>
+                <w:i/>
+                <w:iCs/>
+                <w:sz w:val="24"/>
+                <w:szCs w:val="24"/>
+              </w:rPr>
+            </w:pPr>
+            <w:r>
+              <w:rPr>
+                <w:i/>
+                <w:iCs/>
+                <w:sz w:val="24"/>
+                <w:szCs w:val="24"/>
+              </w:rPr>
+              <w:t>-</w:t>
+            </w:r>
+          </w:p>
+        </w:tc>
+      </w:tr>
+      <w:tr>
+        <w:trPr>
+          <w:trHeight w:val="555"/>
+        </w:trPr>
+        <w:tc>
+          <w:tcPr>
             <w:tcW w:w="2070" w:type="dxa"/>
             <w:gridSpan w:val="2"/>
             <w:tcBorders>
@@ -2151,7 +3597,16 @@
                 <w:sz w:val="24"/>
                 <w:szCs w:val="24"/>
               </w:rPr>
-              <w:t>Rangefinder keeps sending new data as long as it is not turned off</w:t>
+              <w:t>SeS</w:t>
+            </w:r>
+            <w:r>
+              <w:rPr>
+                <w:i/>
+                <w:iCs/>
+                <w:sz w:val="24"/>
+                <w:szCs w:val="24"/>
+              </w:rPr>
+              <w:t xml:space="preserve"> keeps sending new data as long as it is not turned off</w:t>
             </w:r>
           </w:p>
         </w:tc>
@@ -2162,62 +3617,62 @@
         <w:pStyle w:val="Heading4"/>
         <w:spacing w:before="240" w:after="240"/>
         <w:jc w:val="both"/>
-      </w:pPr>
-      <w:bookmarkStart w:id="19" w:name="_tk3ecksh9off" w:colFirst="0" w:colLast="0"/>
-      <w:bookmarkEnd w:id="19"/>
-      <w:r>
-        <w:t xml:space="preserve"> 3.2.1.1</w:t>
-      </w:r>
-      <w:r>
-        <w:tab/>
+        <w:rPr>
+          <w:color w:val="000000" w:themeColor="text1"/>
+        </w:rPr>
+      </w:pPr>
+      <w:r>
+        <w:t xml:space="preserve"> </w:t>
+      </w:r>
+      <w:r>
+        <w:rPr>
+          <w:color w:val="000000" w:themeColor="text1"/>
+        </w:rPr>
         <w:t>Alternative flows</w:t>
       </w:r>
     </w:p>
     <w:p>
       <w:r>
-        <w:rPr>
-          <w:b/>
-          <w:bCs/>
-        </w:rPr>
-        <w:t xml:space="preserve">A1 - </w:t>
-      </w:r>
-      <w:r>
-        <w:t>View of the sensors is obstructed</w:t>
-      </w:r>
-    </w:p>
-    <w:p>
-      <w:pPr>
+        <w:t>A1 – Corrupted data</w:t>
+      </w:r>
+    </w:p>
+    <w:p>
+      <w:pPr>
+        <w:pStyle w:val="ListParagraph"/>
         <w:numPr>
           <w:ilvl w:val="0"/>
-          <w:numId w:val="2"/>
+          <w:numId w:val="17"/>
         </w:numPr>
       </w:pPr>
       <w:r>
-        <w:t>Trigger: An obstacle is located in front of the sensors</w:t>
-      </w:r>
-    </w:p>
-    <w:p>
-      <w:pPr>
+        <w:t>Trigger: RF app receives a malformed payload</w:t>
+      </w:r>
+    </w:p>
+    <w:p>
+      <w:pPr>
+        <w:pStyle w:val="ListParagraph"/>
         <w:numPr>
           <w:ilvl w:val="0"/>
-          <w:numId w:val="2"/>
+          <w:numId w:val="17"/>
         </w:numPr>
       </w:pPr>
       <w:r>
-        <w:t>System response: The obstacle sensor is returning True value, which is shown in the menu</w:t>
-      </w:r>
-    </w:p>
-    <w:p>
-      <w:pPr>
+        <w:t>System response: App catches the parsing exception and ignores the bad packet</w:t>
+      </w:r>
+    </w:p>
+    <w:p>
+      <w:pPr>
+        <w:pStyle w:val="ListParagraph"/>
         <w:numPr>
           <w:ilvl w:val="0"/>
-          <w:numId w:val="2"/>
+          <w:numId w:val="17"/>
         </w:numPr>
       </w:pPr>
       <w:r>
-        <w:t>Result: The user inspects the Rangefinder to remove the obstacle</w:t>
-      </w:r>
-    </w:p>
+        <w:t>Result: App waits for the next packet without crashing</w:t>
+      </w:r>
+    </w:p>
+    <w:p/>
     <w:p>
       <w:pPr>
         <w:pStyle w:val="Heading3"/>
@@ -2225,6 +3680,23 @@
         <w:keepLines w:val="0"/>
         <w:spacing w:before="280"/>
         <w:jc w:val="both"/>
+      </w:pPr>
+      <w:r>
+        <w:t xml:space="preserve"> </w:t>
+      </w:r>
+    </w:p>
+    <w:p>
+      <w:pPr>
+        <w:rPr>
+          <w:color w:val="434343"/>
+          <w:sz w:val="28"/>
+          <w:szCs w:val="28"/>
+        </w:rPr>
+      </w:pPr>
+      <w:r>
+        <w:br w:type="page"/>
+      </w:r>
+      <w:r>
         <w:rPr>
           <w:b/>
           <w:bCs/>
@@ -2232,9 +3704,9 @@
           <w:sz w:val="26"/>
           <w:szCs w:val="26"/>
         </w:rPr>
-      </w:pPr>
-      <w:bookmarkStart w:id="20" w:name="_v310xitelfs" w:colFirst="0" w:colLast="0"/>
-      <w:bookmarkEnd w:id="20"/>
+        <w:lastRenderedPageBreak/>
+        <w:t>3.2.</w:t>
+      </w:r>
       <w:r>
         <w:rPr>
           <w:b/>
@@ -2243,7 +3715,7 @@
           <w:sz w:val="26"/>
           <w:szCs w:val="26"/>
         </w:rPr>
-        <w:t>3.2.2</w:t>
+        <w:t>3</w:t>
       </w:r>
       <w:r>
         <w:rPr>
@@ -2252,7 +3724,7 @@
           <w:sz w:val="26"/>
           <w:szCs w:val="26"/>
         </w:rPr>
-        <w:t xml:space="preserve">     </w:t>
+        <w:tab/>
       </w:r>
       <w:r>
         <w:rPr>
@@ -2262,32 +3734,4793 @@
           <w:sz w:val="26"/>
           <w:szCs w:val="26"/>
         </w:rPr>
-        <w:t>SCN-2: &lt;Scenario name (a sentence)&gt;</w:t>
-      </w:r>
-    </w:p>
-    <w:p>
-      <w:pPr>
-        <w:spacing w:before="240" w:after="240"/>
+        <w:t>SCN-</w:t>
+      </w:r>
+      <w:r>
+        <w:rPr>
+          <w:b/>
+          <w:bCs/>
+          <w:color w:val="000000"/>
+          <w:sz w:val="26"/>
+          <w:szCs w:val="26"/>
+        </w:rPr>
+        <w:t>3</w:t>
+      </w:r>
+      <w:r>
+        <w:rPr>
+          <w:b/>
+          <w:bCs/>
+          <w:color w:val="000000"/>
+          <w:sz w:val="26"/>
+          <w:szCs w:val="26"/>
+        </w:rPr>
+        <w:t xml:space="preserve">: </w:t>
+      </w:r>
+      <w:r>
+        <w:rPr>
+          <w:b/>
+          <w:bCs/>
+          <w:color w:val="000000"/>
+          <w:sz w:val="26"/>
+          <w:szCs w:val="26"/>
+        </w:rPr>
+        <w:t>Us</w:t>
+      </w:r>
+      <w:r>
+        <w:rPr>
+          <w:b/>
+          <w:bCs/>
+          <w:color w:val="000000"/>
+          <w:sz w:val="26"/>
+          <w:szCs w:val="26"/>
+        </w:rPr>
+        <w:t xml:space="preserve">er pairs </w:t>
+      </w:r>
+      <w:r>
+        <w:rPr>
+          <w:b/>
+          <w:bCs/>
+          <w:color w:val="000000"/>
+          <w:sz w:val="26"/>
+          <w:szCs w:val="26"/>
+        </w:rPr>
+        <w:t>Rangefinder</w:t>
+      </w:r>
+      <w:r>
+        <w:rPr>
+          <w:b/>
+          <w:bCs/>
+          <w:color w:val="000000"/>
+          <w:sz w:val="26"/>
+          <w:szCs w:val="26"/>
+        </w:rPr>
+        <w:t xml:space="preserve"> th</w:t>
+      </w:r>
+      <w:r>
+        <w:rPr>
+          <w:b/>
+          <w:bCs/>
+          <w:color w:val="000000"/>
+          <w:sz w:val="26"/>
+          <w:szCs w:val="26"/>
+        </w:rPr>
+        <w:t>r</w:t>
+      </w:r>
+      <w:r>
+        <w:rPr>
+          <w:b/>
+          <w:bCs/>
+          <w:color w:val="000000"/>
+          <w:sz w:val="26"/>
+          <w:szCs w:val="26"/>
+        </w:rPr>
+        <w:t xml:space="preserve">ough Bluetooth interface </w:t>
+      </w:r>
+    </w:p>
+    <w:tbl>
+      <w:tblPr>
+        <w:tblStyle w:val="a"/>
+        <w:tblW w:w="9015" w:type="dxa"/>
+        <w:tblInd w:w="0" w:type="dxa"/>
+        <w:tblBorders>
+          <w:top w:val="nil"/>
+          <w:left w:val="nil"/>
+          <w:bottom w:val="nil"/>
+          <w:right w:val="nil"/>
+          <w:insideH w:val="nil"/>
+          <w:insideV w:val="nil"/>
+        </w:tblBorders>
+        <w:tblLayout w:type="fixed"/>
+        <w:tblLook w:val="0600" w:firstRow="0" w:lastRow="0" w:firstColumn="0" w:lastColumn="0" w:noHBand="1" w:noVBand="1"/>
+      </w:tblPr>
+      <w:tblGrid>
+        <w:gridCol w:w="2595"/>
+        <w:gridCol w:w="6420"/>
+      </w:tblGrid>
+      <w:tr>
+        <w:trPr>
+          <w:trHeight w:val="555"/>
+        </w:trPr>
+        <w:tc>
+          <w:tcPr>
+            <w:tcW w:w="2595" w:type="dxa"/>
+            <w:tcBorders>
+              <w:top w:val="single" w:sz="8" w:space="0" w:color="000000"/>
+              <w:left w:val="single" w:sz="8" w:space="0" w:color="000000"/>
+              <w:bottom w:val="single" w:sz="8" w:space="0" w:color="000000"/>
+            </w:tcBorders>
+            <w:tcMar>
+              <w:top w:w="0" w:type="dxa"/>
+              <w:left w:w="100" w:type="dxa"/>
+              <w:bottom w:w="0" w:type="dxa"/>
+              <w:right w:w="100" w:type="dxa"/>
+            </w:tcMar>
+          </w:tcPr>
+          <w:p>
+            <w:pPr>
+              <w:ind w:left="100"/>
+              <w:jc w:val="both"/>
+              <w:rPr>
+                <w:b/>
+                <w:bCs/>
+                <w:sz w:val="24"/>
+                <w:szCs w:val="24"/>
+              </w:rPr>
+            </w:pPr>
+            <w:r>
+              <w:rPr>
+                <w:b/>
+                <w:bCs/>
+                <w:sz w:val="24"/>
+                <w:szCs w:val="24"/>
+              </w:rPr>
+              <w:t>FREQ reference</w:t>
+            </w:r>
+          </w:p>
+        </w:tc>
+        <w:tc>
+          <w:tcPr>
+            <w:tcW w:w="6420" w:type="dxa"/>
+            <w:tcBorders>
+              <w:top w:val="single" w:sz="8" w:space="0" w:color="000000"/>
+              <w:left w:val="single" w:sz="8" w:space="0" w:color="000000"/>
+              <w:bottom w:val="single" w:sz="8" w:space="0" w:color="000000"/>
+              <w:right w:val="single" w:sz="8" w:space="0" w:color="000000"/>
+            </w:tcBorders>
+            <w:tcMar>
+              <w:top w:w="0" w:type="dxa"/>
+              <w:left w:w="100" w:type="dxa"/>
+              <w:bottom w:w="0" w:type="dxa"/>
+              <w:right w:w="100" w:type="dxa"/>
+            </w:tcMar>
+          </w:tcPr>
+          <w:p>
+            <w:pPr>
+              <w:ind w:left="100"/>
+              <w:jc w:val="both"/>
+              <w:rPr>
+                <w:sz w:val="24"/>
+                <w:szCs w:val="24"/>
+              </w:rPr>
+            </w:pPr>
+            <w:r>
+              <w:rPr>
+                <w:sz w:val="24"/>
+                <w:szCs w:val="24"/>
+              </w:rPr>
+              <w:t>FREQ-1</w:t>
+            </w:r>
+          </w:p>
+        </w:tc>
+      </w:tr>
+      <w:tr>
+        <w:trPr>
+          <w:trHeight w:val="540"/>
+        </w:trPr>
+        <w:tc>
+          <w:tcPr>
+            <w:tcW w:w="2595" w:type="dxa"/>
+            <w:tcBorders>
+              <w:left w:val="single" w:sz="8" w:space="0" w:color="000000"/>
+              <w:bottom w:val="single" w:sz="8" w:space="0" w:color="000000"/>
+            </w:tcBorders>
+            <w:tcMar>
+              <w:top w:w="0" w:type="dxa"/>
+              <w:left w:w="100" w:type="dxa"/>
+              <w:bottom w:w="0" w:type="dxa"/>
+              <w:right w:w="100" w:type="dxa"/>
+            </w:tcMar>
+          </w:tcPr>
+          <w:p>
+            <w:pPr>
+              <w:ind w:left="100"/>
+              <w:jc w:val="both"/>
+              <w:rPr>
+                <w:b/>
+                <w:bCs/>
+                <w:sz w:val="24"/>
+                <w:szCs w:val="24"/>
+              </w:rPr>
+            </w:pPr>
+            <w:r>
+              <w:rPr>
+                <w:b/>
+                <w:bCs/>
+                <w:sz w:val="24"/>
+                <w:szCs w:val="24"/>
+              </w:rPr>
+              <w:t>NFREQ reference</w:t>
+            </w:r>
+          </w:p>
+        </w:tc>
+        <w:tc>
+          <w:tcPr>
+            <w:tcW w:w="6420" w:type="dxa"/>
+            <w:tcBorders>
+              <w:left w:val="single" w:sz="8" w:space="0" w:color="000000"/>
+              <w:bottom w:val="single" w:sz="8" w:space="0" w:color="000000"/>
+              <w:right w:val="single" w:sz="8" w:space="0" w:color="000000"/>
+            </w:tcBorders>
+            <w:tcMar>
+              <w:top w:w="0" w:type="dxa"/>
+              <w:left w:w="100" w:type="dxa"/>
+              <w:bottom w:w="0" w:type="dxa"/>
+              <w:right w:w="100" w:type="dxa"/>
+            </w:tcMar>
+          </w:tcPr>
+          <w:p>
+            <w:pPr>
+              <w:ind w:left="100"/>
+              <w:jc w:val="both"/>
+              <w:rPr>
+                <w:i/>
+                <w:iCs/>
+                <w:sz w:val="24"/>
+                <w:szCs w:val="24"/>
+              </w:rPr>
+            </w:pPr>
+            <w:r>
+              <w:rPr>
+                <w:i/>
+                <w:iCs/>
+                <w:sz w:val="24"/>
+                <w:szCs w:val="24"/>
+              </w:rPr>
+              <w:t>NFREQ-3</w:t>
+            </w:r>
+          </w:p>
+        </w:tc>
+      </w:tr>
+      <w:tr>
+        <w:trPr>
+          <w:trHeight w:val="285"/>
+        </w:trPr>
+        <w:tc>
+          <w:tcPr>
+            <w:tcW w:w="2595" w:type="dxa"/>
+            <w:tcBorders>
+              <w:left w:val="single" w:sz="8" w:space="0" w:color="000000"/>
+              <w:bottom w:val="single" w:sz="8" w:space="0" w:color="000000"/>
+            </w:tcBorders>
+            <w:tcMar>
+              <w:top w:w="0" w:type="dxa"/>
+              <w:left w:w="100" w:type="dxa"/>
+              <w:bottom w:w="0" w:type="dxa"/>
+              <w:right w:w="100" w:type="dxa"/>
+            </w:tcMar>
+          </w:tcPr>
+          <w:p>
+            <w:pPr>
+              <w:ind w:left="100"/>
+              <w:jc w:val="both"/>
+              <w:rPr>
+                <w:b/>
+                <w:bCs/>
+                <w:sz w:val="24"/>
+                <w:szCs w:val="24"/>
+              </w:rPr>
+            </w:pPr>
+            <w:r>
+              <w:rPr>
+                <w:b/>
+                <w:bCs/>
+                <w:sz w:val="24"/>
+                <w:szCs w:val="24"/>
+              </w:rPr>
+              <w:t>Short Description:</w:t>
+            </w:r>
+          </w:p>
+        </w:tc>
+        <w:tc>
+          <w:tcPr>
+            <w:tcW w:w="6420" w:type="dxa"/>
+            <w:tcBorders>
+              <w:left w:val="single" w:sz="8" w:space="0" w:color="000000"/>
+              <w:bottom w:val="single" w:sz="8" w:space="0" w:color="000000"/>
+              <w:right w:val="single" w:sz="8" w:space="0" w:color="000000"/>
+            </w:tcBorders>
+            <w:tcMar>
+              <w:top w:w="0" w:type="dxa"/>
+              <w:left w:w="100" w:type="dxa"/>
+              <w:bottom w:w="0" w:type="dxa"/>
+              <w:right w:w="100" w:type="dxa"/>
+            </w:tcMar>
+          </w:tcPr>
+          <w:p>
+            <w:pPr>
+              <w:ind w:left="100"/>
+              <w:jc w:val="both"/>
+              <w:rPr>
+                <w:i/>
+                <w:iCs/>
+                <w:sz w:val="24"/>
+                <w:szCs w:val="24"/>
+              </w:rPr>
+            </w:pPr>
+            <w:r>
+              <w:rPr>
+                <w:i/>
+                <w:iCs/>
+                <w:sz w:val="24"/>
+                <w:szCs w:val="24"/>
+              </w:rPr>
+              <w:t xml:space="preserve">User uses the mobile app’s Bluetooth interface to pair the app to </w:t>
+            </w:r>
+            <w:r>
+              <w:rPr>
+                <w:i/>
+                <w:iCs/>
+                <w:sz w:val="24"/>
+                <w:szCs w:val="24"/>
+              </w:rPr>
+              <w:t>SeS</w:t>
+            </w:r>
+          </w:p>
+        </w:tc>
+      </w:tr>
+      <w:tr>
+        <w:trPr>
+          <w:trHeight w:val="555"/>
+        </w:trPr>
+        <w:tc>
+          <w:tcPr>
+            <w:tcW w:w="2595" w:type="dxa"/>
+            <w:tcBorders>
+              <w:left w:val="single" w:sz="8" w:space="0" w:color="000000"/>
+              <w:bottom w:val="single" w:sz="8" w:space="0" w:color="000000"/>
+            </w:tcBorders>
+            <w:tcMar>
+              <w:top w:w="0" w:type="dxa"/>
+              <w:left w:w="100" w:type="dxa"/>
+              <w:bottom w:w="0" w:type="dxa"/>
+              <w:right w:w="100" w:type="dxa"/>
+            </w:tcMar>
+          </w:tcPr>
+          <w:p>
+            <w:pPr>
+              <w:ind w:left="100"/>
+              <w:jc w:val="both"/>
+              <w:rPr>
+                <w:b/>
+                <w:bCs/>
+                <w:sz w:val="24"/>
+                <w:szCs w:val="24"/>
+              </w:rPr>
+            </w:pPr>
+            <w:r>
+              <w:rPr>
+                <w:b/>
+                <w:bCs/>
+                <w:sz w:val="24"/>
+                <w:szCs w:val="24"/>
+              </w:rPr>
+              <w:t>Actor</w:t>
+            </w:r>
+          </w:p>
+        </w:tc>
+        <w:tc>
+          <w:tcPr>
+            <w:tcW w:w="6420" w:type="dxa"/>
+            <w:tcBorders>
+              <w:left w:val="single" w:sz="8" w:space="0" w:color="000000"/>
+              <w:bottom w:val="single" w:sz="8" w:space="0" w:color="000000"/>
+              <w:right w:val="single" w:sz="8" w:space="0" w:color="000000"/>
+            </w:tcBorders>
+            <w:tcMar>
+              <w:top w:w="0" w:type="dxa"/>
+              <w:left w:w="100" w:type="dxa"/>
+              <w:bottom w:w="0" w:type="dxa"/>
+              <w:right w:w="100" w:type="dxa"/>
+            </w:tcMar>
+          </w:tcPr>
+          <w:p>
+            <w:pPr>
+              <w:ind w:left="100"/>
+              <w:jc w:val="both"/>
+              <w:rPr>
+                <w:i/>
+                <w:iCs/>
+                <w:sz w:val="24"/>
+                <w:szCs w:val="24"/>
+              </w:rPr>
+            </w:pPr>
+            <w:r>
+              <w:rPr>
+                <w:i/>
+                <w:iCs/>
+                <w:sz w:val="24"/>
+                <w:szCs w:val="24"/>
+              </w:rPr>
+              <w:t>User, SeS</w:t>
+            </w:r>
+          </w:p>
+        </w:tc>
+      </w:tr>
+      <w:tr>
+        <w:trPr>
+          <w:trHeight w:val="503"/>
+        </w:trPr>
+        <w:tc>
+          <w:tcPr>
+            <w:tcW w:w="2595" w:type="dxa"/>
+            <w:tcBorders>
+              <w:left w:val="single" w:sz="8" w:space="0" w:color="000000"/>
+              <w:bottom w:val="single" w:sz="8" w:space="0" w:color="000000"/>
+            </w:tcBorders>
+            <w:tcMar>
+              <w:top w:w="0" w:type="dxa"/>
+              <w:left w:w="100" w:type="dxa"/>
+              <w:bottom w:w="0" w:type="dxa"/>
+              <w:right w:w="100" w:type="dxa"/>
+            </w:tcMar>
+          </w:tcPr>
+          <w:p>
+            <w:pPr>
+              <w:ind w:left="100"/>
+              <w:jc w:val="both"/>
+              <w:rPr>
+                <w:b/>
+                <w:bCs/>
+                <w:sz w:val="24"/>
+                <w:szCs w:val="24"/>
+              </w:rPr>
+            </w:pPr>
+            <w:r>
+              <w:rPr>
+                <w:b/>
+                <w:bCs/>
+                <w:sz w:val="24"/>
+                <w:szCs w:val="24"/>
+              </w:rPr>
+              <w:t>Precondition:</w:t>
+            </w:r>
+          </w:p>
+        </w:tc>
+        <w:tc>
+          <w:tcPr>
+            <w:tcW w:w="6420" w:type="dxa"/>
+            <w:tcBorders>
+              <w:left w:val="single" w:sz="8" w:space="0" w:color="000000"/>
+              <w:bottom w:val="single" w:sz="8" w:space="0" w:color="000000"/>
+              <w:right w:val="single" w:sz="8" w:space="0" w:color="000000"/>
+            </w:tcBorders>
+            <w:tcMar>
+              <w:top w:w="0" w:type="dxa"/>
+              <w:left w:w="100" w:type="dxa"/>
+              <w:bottom w:w="0" w:type="dxa"/>
+              <w:right w:w="100" w:type="dxa"/>
+            </w:tcMar>
+          </w:tcPr>
+          <w:p>
+            <w:pPr>
+              <w:ind w:left="100"/>
+              <w:jc w:val="both"/>
+              <w:rPr>
+                <w:i/>
+                <w:iCs/>
+                <w:sz w:val="24"/>
+                <w:szCs w:val="24"/>
+              </w:rPr>
+            </w:pPr>
+            <w:r>
+              <w:rPr>
+                <w:i/>
+                <w:iCs/>
+                <w:sz w:val="24"/>
+                <w:szCs w:val="24"/>
+              </w:rPr>
+              <w:t>SeS</w:t>
+            </w:r>
+            <w:r>
+              <w:rPr>
+                <w:i/>
+                <w:iCs/>
+                <w:sz w:val="24"/>
+                <w:szCs w:val="24"/>
+              </w:rPr>
+              <w:t xml:space="preserve"> is on</w:t>
+            </w:r>
+            <w:r>
+              <w:rPr>
+                <w:i/>
+                <w:iCs/>
+                <w:sz w:val="24"/>
+                <w:szCs w:val="24"/>
+              </w:rPr>
+              <w:t xml:space="preserve"> and broadcasting, phone has BT and location services enabled</w:t>
+            </w:r>
+          </w:p>
+        </w:tc>
+      </w:tr>
+    </w:tbl>
+    <w:p/>
+    <w:tbl>
+      <w:tblPr>
+        <w:tblStyle w:val="a0"/>
+        <w:tblpPr w:leftFromText="180" w:rightFromText="180" w:topFromText="180" w:bottomFromText="180" w:vertAnchor="text" w:tblpX="-15"/>
+        <w:tblW w:w="9030" w:type="dxa"/>
+        <w:tblInd w:w="0" w:type="dxa"/>
+        <w:tblBorders>
+          <w:top w:val="nil"/>
+          <w:left w:val="nil"/>
+          <w:bottom w:val="nil"/>
+          <w:right w:val="nil"/>
+          <w:insideH w:val="nil"/>
+          <w:insideV w:val="nil"/>
+        </w:tblBorders>
+        <w:tblLayout w:type="fixed"/>
+        <w:tblLook w:val="0600" w:firstRow="0" w:lastRow="0" w:firstColumn="0" w:lastColumn="0" w:noHBand="1" w:noVBand="1"/>
+      </w:tblPr>
+      <w:tblGrid>
+        <w:gridCol w:w="855"/>
+        <w:gridCol w:w="1215"/>
+        <w:gridCol w:w="2295"/>
+        <w:gridCol w:w="4665"/>
+      </w:tblGrid>
+      <w:tr>
+        <w:trPr>
+          <w:trHeight w:val="285"/>
+        </w:trPr>
+        <w:tc>
+          <w:tcPr>
+            <w:tcW w:w="9030" w:type="dxa"/>
+            <w:gridSpan w:val="4"/>
+            <w:tcBorders>
+              <w:top w:val="single" w:sz="8" w:space="0" w:color="000000"/>
+              <w:left w:val="single" w:sz="8" w:space="0" w:color="000000"/>
+              <w:bottom w:val="single" w:sz="8" w:space="0" w:color="000000"/>
+              <w:right w:val="single" w:sz="8" w:space="0" w:color="000000"/>
+            </w:tcBorders>
+            <w:tcMar>
+              <w:top w:w="0" w:type="dxa"/>
+              <w:bottom w:w="0" w:type="dxa"/>
+            </w:tcMar>
+          </w:tcPr>
+          <w:p>
+            <w:pPr>
+              <w:ind w:left="100"/>
+              <w:jc w:val="both"/>
+              <w:rPr>
+                <w:sz w:val="24"/>
+                <w:szCs w:val="24"/>
+              </w:rPr>
+            </w:pPr>
+            <w:r>
+              <w:rPr>
+                <w:b/>
+                <w:bCs/>
+                <w:sz w:val="24"/>
+                <w:szCs w:val="24"/>
+              </w:rPr>
+              <w:t>Basic flow:</w:t>
+            </w:r>
+            <w:r>
+              <w:rPr>
+                <w:sz w:val="24"/>
+                <w:szCs w:val="24"/>
+              </w:rPr>
+              <w:t xml:space="preserve"> </w:t>
+            </w:r>
+            <w:r>
+              <w:t xml:space="preserve"> </w:t>
+            </w:r>
+            <w:r>
+              <w:rPr>
+                <w:sz w:val="26"/>
+                <w:szCs w:val="26"/>
+              </w:rPr>
+              <w:t>User reads measured data</w:t>
+            </w:r>
+          </w:p>
+        </w:tc>
+      </w:tr>
+      <w:tr>
+        <w:trPr>
+          <w:trHeight w:val="285"/>
+        </w:trPr>
+        <w:tc>
+          <w:tcPr>
+            <w:tcW w:w="855" w:type="dxa"/>
+            <w:tcBorders>
+              <w:top w:val="single" w:sz="8" w:space="0" w:color="000000"/>
+              <w:left w:val="single" w:sz="8" w:space="0" w:color="000000"/>
+              <w:bottom w:val="single" w:sz="8" w:space="0" w:color="000000"/>
+              <w:right w:val="single" w:sz="8" w:space="0" w:color="000000"/>
+            </w:tcBorders>
+            <w:tcMar>
+              <w:top w:w="0" w:type="dxa"/>
+              <w:bottom w:w="0" w:type="dxa"/>
+            </w:tcMar>
+          </w:tcPr>
+          <w:p>
+            <w:pPr>
+              <w:ind w:left="100"/>
+              <w:jc w:val="both"/>
+              <w:rPr>
+                <w:sz w:val="24"/>
+                <w:szCs w:val="24"/>
+              </w:rPr>
+            </w:pPr>
+            <w:r>
+              <w:rPr>
+                <w:sz w:val="24"/>
+                <w:szCs w:val="24"/>
+              </w:rPr>
+              <w:t>Step</w:t>
+            </w:r>
+          </w:p>
+        </w:tc>
+        <w:tc>
+          <w:tcPr>
+            <w:tcW w:w="3510" w:type="dxa"/>
+            <w:gridSpan w:val="2"/>
+            <w:tcBorders>
+              <w:top w:val="single" w:sz="8" w:space="0" w:color="000000"/>
+              <w:left w:val="single" w:sz="8" w:space="0" w:color="000000"/>
+              <w:bottom w:val="single" w:sz="8" w:space="0" w:color="000000"/>
+              <w:right w:val="single" w:sz="8" w:space="0" w:color="000000"/>
+            </w:tcBorders>
+            <w:tcMar>
+              <w:top w:w="0" w:type="dxa"/>
+              <w:bottom w:w="0" w:type="dxa"/>
+            </w:tcMar>
+          </w:tcPr>
+          <w:p>
+            <w:pPr>
+              <w:ind w:left="100"/>
+              <w:jc w:val="both"/>
+              <w:rPr>
+                <w:sz w:val="24"/>
+                <w:szCs w:val="24"/>
+              </w:rPr>
+            </w:pPr>
+            <w:r>
+              <w:rPr>
+                <w:sz w:val="24"/>
+                <w:szCs w:val="24"/>
+              </w:rPr>
+              <w:t>User action</w:t>
+            </w:r>
+          </w:p>
+        </w:tc>
+        <w:tc>
+          <w:tcPr>
+            <w:tcW w:w="4665" w:type="dxa"/>
+            <w:tcBorders>
+              <w:top w:val="single" w:sz="8" w:space="0" w:color="000000"/>
+              <w:left w:val="single" w:sz="8" w:space="0" w:color="000000"/>
+              <w:bottom w:val="single" w:sz="8" w:space="0" w:color="000000"/>
+              <w:right w:val="single" w:sz="8" w:space="0" w:color="000000"/>
+            </w:tcBorders>
+            <w:tcMar>
+              <w:top w:w="0" w:type="dxa"/>
+              <w:bottom w:w="0" w:type="dxa"/>
+            </w:tcMar>
+          </w:tcPr>
+          <w:p>
+            <w:pPr>
+              <w:ind w:left="100"/>
+              <w:jc w:val="both"/>
+              <w:rPr>
+                <w:sz w:val="24"/>
+                <w:szCs w:val="24"/>
+              </w:rPr>
+            </w:pPr>
+            <w:r>
+              <w:rPr>
+                <w:sz w:val="24"/>
+                <w:szCs w:val="24"/>
+              </w:rPr>
+              <w:t>System response</w:t>
+            </w:r>
+          </w:p>
+        </w:tc>
+      </w:tr>
+      <w:tr>
+        <w:trPr>
+          <w:trHeight w:val="555"/>
+        </w:trPr>
+        <w:tc>
+          <w:tcPr>
+            <w:tcW w:w="855" w:type="dxa"/>
+            <w:tcBorders>
+              <w:top w:val="single" w:sz="8" w:space="0" w:color="000000"/>
+              <w:left w:val="single" w:sz="8" w:space="0" w:color="000000"/>
+              <w:bottom w:val="single" w:sz="8" w:space="0" w:color="000000"/>
+              <w:right w:val="single" w:sz="8" w:space="0" w:color="000000"/>
+            </w:tcBorders>
+            <w:tcMar>
+              <w:top w:w="0" w:type="dxa"/>
+              <w:bottom w:w="0" w:type="dxa"/>
+            </w:tcMar>
+          </w:tcPr>
+          <w:p>
+            <w:pPr>
+              <w:ind w:left="100"/>
+              <w:jc w:val="both"/>
+              <w:rPr>
+                <w:sz w:val="24"/>
+                <w:szCs w:val="24"/>
+              </w:rPr>
+            </w:pPr>
+            <w:r>
+              <w:rPr>
+                <w:sz w:val="24"/>
+                <w:szCs w:val="24"/>
+              </w:rPr>
+              <w:t>1</w:t>
+            </w:r>
+          </w:p>
+        </w:tc>
+        <w:tc>
+          <w:tcPr>
+            <w:tcW w:w="3510" w:type="dxa"/>
+            <w:gridSpan w:val="2"/>
+            <w:tcBorders>
+              <w:top w:val="single" w:sz="8" w:space="0" w:color="000000"/>
+              <w:left w:val="single" w:sz="8" w:space="0" w:color="000000"/>
+              <w:bottom w:val="single" w:sz="8" w:space="0" w:color="000000"/>
+              <w:right w:val="single" w:sz="8" w:space="0" w:color="000000"/>
+            </w:tcBorders>
+            <w:tcMar>
+              <w:top w:w="0" w:type="dxa"/>
+              <w:bottom w:w="0" w:type="dxa"/>
+            </w:tcMar>
+          </w:tcPr>
+          <w:p>
+            <w:pPr>
+              <w:ind w:left="100"/>
+              <w:jc w:val="both"/>
+              <w:rPr>
+                <w:i/>
+                <w:iCs/>
+                <w:sz w:val="24"/>
+                <w:szCs w:val="24"/>
+              </w:rPr>
+            </w:pPr>
+            <w:r>
+              <w:rPr>
+                <w:i/>
+                <w:iCs/>
+                <w:sz w:val="24"/>
+                <w:szCs w:val="24"/>
+              </w:rPr>
+              <w:t>Selects the Setting option</w:t>
+            </w:r>
+          </w:p>
+        </w:tc>
+        <w:tc>
+          <w:tcPr>
+            <w:tcW w:w="4665" w:type="dxa"/>
+            <w:tcBorders>
+              <w:top w:val="single" w:sz="8" w:space="0" w:color="000000"/>
+              <w:left w:val="single" w:sz="8" w:space="0" w:color="000000"/>
+              <w:bottom w:val="single" w:sz="8" w:space="0" w:color="000000"/>
+              <w:right w:val="single" w:sz="8" w:space="0" w:color="000000"/>
+            </w:tcBorders>
+            <w:tcMar>
+              <w:top w:w="0" w:type="dxa"/>
+              <w:bottom w:w="0" w:type="dxa"/>
+            </w:tcMar>
+          </w:tcPr>
+          <w:p>
+            <w:pPr>
+              <w:ind w:left="100"/>
+              <w:jc w:val="both"/>
+              <w:rPr>
+                <w:i/>
+                <w:iCs/>
+                <w:sz w:val="24"/>
+                <w:szCs w:val="24"/>
+              </w:rPr>
+            </w:pPr>
+            <w:r>
+              <w:rPr>
+                <w:i/>
+                <w:iCs/>
+                <w:sz w:val="24"/>
+                <w:szCs w:val="24"/>
+              </w:rPr>
+              <w:t>Settings option is opened</w:t>
+            </w:r>
+          </w:p>
+        </w:tc>
+      </w:tr>
+      <w:tr>
+        <w:trPr>
+          <w:trHeight w:val="285"/>
+        </w:trPr>
+        <w:tc>
+          <w:tcPr>
+            <w:tcW w:w="855" w:type="dxa"/>
+            <w:tcBorders>
+              <w:top w:val="single" w:sz="8" w:space="0" w:color="000000"/>
+              <w:left w:val="single" w:sz="8" w:space="0" w:color="000000"/>
+              <w:bottom w:val="single" w:sz="8" w:space="0" w:color="000000"/>
+              <w:right w:val="single" w:sz="8" w:space="0" w:color="000000"/>
+            </w:tcBorders>
+            <w:tcMar>
+              <w:top w:w="0" w:type="dxa"/>
+              <w:bottom w:w="0" w:type="dxa"/>
+            </w:tcMar>
+          </w:tcPr>
+          <w:p>
+            <w:pPr>
+              <w:ind w:left="100"/>
+              <w:jc w:val="both"/>
+              <w:rPr>
+                <w:sz w:val="24"/>
+                <w:szCs w:val="24"/>
+              </w:rPr>
+            </w:pPr>
+            <w:r>
+              <w:rPr>
+                <w:sz w:val="24"/>
+                <w:szCs w:val="24"/>
+              </w:rPr>
+              <w:t>2</w:t>
+            </w:r>
+          </w:p>
+        </w:tc>
+        <w:tc>
+          <w:tcPr>
+            <w:tcW w:w="3510" w:type="dxa"/>
+            <w:gridSpan w:val="2"/>
+            <w:tcBorders>
+              <w:top w:val="single" w:sz="8" w:space="0" w:color="000000"/>
+              <w:left w:val="single" w:sz="8" w:space="0" w:color="000000"/>
+              <w:bottom w:val="single" w:sz="8" w:space="0" w:color="000000"/>
+              <w:right w:val="single" w:sz="8" w:space="0" w:color="000000"/>
+            </w:tcBorders>
+            <w:tcMar>
+              <w:top w:w="0" w:type="dxa"/>
+              <w:bottom w:w="0" w:type="dxa"/>
+            </w:tcMar>
+          </w:tcPr>
+          <w:p>
+            <w:pPr>
+              <w:ind w:left="100"/>
+              <w:jc w:val="center"/>
+              <w:rPr>
+                <w:i/>
+                <w:iCs/>
+                <w:sz w:val="24"/>
+                <w:szCs w:val="24"/>
+              </w:rPr>
+            </w:pPr>
+            <w:r>
+              <w:rPr>
+                <w:i/>
+                <w:iCs/>
+                <w:sz w:val="24"/>
+                <w:szCs w:val="24"/>
+              </w:rPr>
+              <w:t>Turns scanning on by clicking on “Scan devices”</w:t>
+            </w:r>
+          </w:p>
+        </w:tc>
+        <w:tc>
+          <w:tcPr>
+            <w:tcW w:w="4665" w:type="dxa"/>
+            <w:tcBorders>
+              <w:top w:val="single" w:sz="8" w:space="0" w:color="000000"/>
+              <w:left w:val="single" w:sz="8" w:space="0" w:color="000000"/>
+              <w:bottom w:val="single" w:sz="8" w:space="0" w:color="000000"/>
+              <w:right w:val="single" w:sz="8" w:space="0" w:color="000000"/>
+            </w:tcBorders>
+            <w:tcMar>
+              <w:top w:w="0" w:type="dxa"/>
+              <w:bottom w:w="0" w:type="dxa"/>
+            </w:tcMar>
+          </w:tcPr>
+          <w:p>
+            <w:pPr>
+              <w:ind w:left="100"/>
+              <w:rPr>
+                <w:i/>
+                <w:iCs/>
+                <w:sz w:val="24"/>
+                <w:szCs w:val="24"/>
+              </w:rPr>
+            </w:pPr>
+            <w:r>
+              <w:rPr>
+                <w:i/>
+                <w:iCs/>
+                <w:sz w:val="24"/>
+                <w:szCs w:val="24"/>
+              </w:rPr>
+              <w:t>App starts scanning for pairable devices</w:t>
+            </w:r>
+          </w:p>
+        </w:tc>
+      </w:tr>
+      <w:tr>
+        <w:trPr>
+          <w:trHeight w:val="285"/>
+        </w:trPr>
+        <w:tc>
+          <w:tcPr>
+            <w:tcW w:w="855" w:type="dxa"/>
+            <w:tcBorders>
+              <w:top w:val="single" w:sz="8" w:space="0" w:color="000000"/>
+              <w:left w:val="single" w:sz="8" w:space="0" w:color="000000"/>
+              <w:bottom w:val="single" w:sz="8" w:space="0" w:color="000000"/>
+              <w:right w:val="single" w:sz="8" w:space="0" w:color="000000"/>
+            </w:tcBorders>
+            <w:tcMar>
+              <w:top w:w="0" w:type="dxa"/>
+              <w:bottom w:w="0" w:type="dxa"/>
+            </w:tcMar>
+          </w:tcPr>
+          <w:p>
+            <w:pPr>
+              <w:ind w:left="100"/>
+              <w:jc w:val="both"/>
+              <w:rPr>
+                <w:sz w:val="24"/>
+                <w:szCs w:val="24"/>
+              </w:rPr>
+            </w:pPr>
+            <w:r>
+              <w:rPr>
+                <w:sz w:val="24"/>
+                <w:szCs w:val="24"/>
+              </w:rPr>
+              <w:t>3</w:t>
+            </w:r>
+          </w:p>
+        </w:tc>
+        <w:tc>
+          <w:tcPr>
+            <w:tcW w:w="3510" w:type="dxa"/>
+            <w:gridSpan w:val="2"/>
+            <w:tcBorders>
+              <w:top w:val="single" w:sz="8" w:space="0" w:color="000000"/>
+              <w:left w:val="single" w:sz="8" w:space="0" w:color="000000"/>
+              <w:bottom w:val="single" w:sz="8" w:space="0" w:color="000000"/>
+              <w:right w:val="single" w:sz="8" w:space="0" w:color="000000"/>
+            </w:tcBorders>
+            <w:tcMar>
+              <w:top w:w="0" w:type="dxa"/>
+              <w:bottom w:w="0" w:type="dxa"/>
+            </w:tcMar>
+          </w:tcPr>
+          <w:p>
+            <w:pPr>
+              <w:ind w:left="100"/>
+              <w:jc w:val="center"/>
+              <w:rPr>
+                <w:i/>
+                <w:iCs/>
+                <w:sz w:val="24"/>
+                <w:szCs w:val="24"/>
+              </w:rPr>
+            </w:pPr>
+            <w:r>
+              <w:rPr>
+                <w:i/>
+                <w:iCs/>
+                <w:sz w:val="24"/>
+                <w:szCs w:val="24"/>
+              </w:rPr>
+              <w:t>-</w:t>
+            </w:r>
+          </w:p>
+        </w:tc>
+        <w:tc>
+          <w:tcPr>
+            <w:tcW w:w="4665" w:type="dxa"/>
+            <w:tcBorders>
+              <w:top w:val="single" w:sz="8" w:space="0" w:color="000000"/>
+              <w:left w:val="single" w:sz="8" w:space="0" w:color="000000"/>
+              <w:bottom w:val="single" w:sz="8" w:space="0" w:color="000000"/>
+              <w:right w:val="single" w:sz="8" w:space="0" w:color="000000"/>
+            </w:tcBorders>
+            <w:tcMar>
+              <w:top w:w="0" w:type="dxa"/>
+              <w:bottom w:w="0" w:type="dxa"/>
+            </w:tcMar>
+          </w:tcPr>
+          <w:p>
+            <w:pPr>
+              <w:ind w:left="100"/>
+              <w:jc w:val="both"/>
+              <w:rPr>
+                <w:i/>
+                <w:iCs/>
+                <w:sz w:val="24"/>
+                <w:szCs w:val="24"/>
+              </w:rPr>
+            </w:pPr>
+            <w:r>
+              <w:rPr>
+                <w:i/>
+                <w:iCs/>
+                <w:sz w:val="24"/>
+                <w:szCs w:val="24"/>
+              </w:rPr>
+              <w:t>App displays found BT devices</w:t>
+            </w:r>
+          </w:p>
+        </w:tc>
+      </w:tr>
+      <w:tr>
+        <w:trPr>
+          <w:trHeight w:val="285"/>
+        </w:trPr>
+        <w:tc>
+          <w:tcPr>
+            <w:tcW w:w="855" w:type="dxa"/>
+            <w:tcBorders>
+              <w:top w:val="single" w:sz="8" w:space="0" w:color="000000"/>
+              <w:left w:val="single" w:sz="8" w:space="0" w:color="000000"/>
+              <w:bottom w:val="single" w:sz="8" w:space="0" w:color="000000"/>
+              <w:right w:val="single" w:sz="8" w:space="0" w:color="000000"/>
+            </w:tcBorders>
+            <w:tcMar>
+              <w:top w:w="0" w:type="dxa"/>
+              <w:bottom w:w="0" w:type="dxa"/>
+            </w:tcMar>
+          </w:tcPr>
+          <w:p>
+            <w:pPr>
+              <w:ind w:left="100"/>
+              <w:jc w:val="both"/>
+              <w:rPr>
+                <w:sz w:val="24"/>
+                <w:szCs w:val="24"/>
+              </w:rPr>
+            </w:pPr>
+            <w:r>
+              <w:rPr>
+                <w:sz w:val="24"/>
+                <w:szCs w:val="24"/>
+              </w:rPr>
+              <w:t>4</w:t>
+            </w:r>
+          </w:p>
+        </w:tc>
+        <w:tc>
+          <w:tcPr>
+            <w:tcW w:w="3510" w:type="dxa"/>
+            <w:gridSpan w:val="2"/>
+            <w:tcBorders>
+              <w:top w:val="single" w:sz="8" w:space="0" w:color="000000"/>
+              <w:left w:val="single" w:sz="8" w:space="0" w:color="000000"/>
+              <w:bottom w:val="single" w:sz="8" w:space="0" w:color="000000"/>
+              <w:right w:val="single" w:sz="8" w:space="0" w:color="000000"/>
+            </w:tcBorders>
+            <w:tcMar>
+              <w:top w:w="0" w:type="dxa"/>
+              <w:bottom w:w="0" w:type="dxa"/>
+            </w:tcMar>
+          </w:tcPr>
+          <w:p>
+            <w:pPr>
+              <w:ind w:left="100"/>
+              <w:rPr>
+                <w:i/>
+                <w:iCs/>
+                <w:sz w:val="24"/>
+                <w:szCs w:val="24"/>
+              </w:rPr>
+            </w:pPr>
+            <w:r>
+              <w:rPr>
+                <w:i/>
+                <w:iCs/>
+                <w:sz w:val="24"/>
+                <w:szCs w:val="24"/>
+              </w:rPr>
+              <w:t xml:space="preserve">Selects </w:t>
+            </w:r>
+            <w:r>
+              <w:rPr>
+                <w:i/>
+                <w:iCs/>
+                <w:sz w:val="24"/>
+                <w:szCs w:val="24"/>
+              </w:rPr>
+              <w:t>SeS</w:t>
+            </w:r>
+            <w:r>
+              <w:rPr>
+                <w:i/>
+                <w:iCs/>
+                <w:sz w:val="24"/>
+                <w:szCs w:val="24"/>
+              </w:rPr>
+              <w:t xml:space="preserve"> and taps “Pair”</w:t>
+            </w:r>
+          </w:p>
+        </w:tc>
+        <w:tc>
+          <w:tcPr>
+            <w:tcW w:w="4665" w:type="dxa"/>
+            <w:tcBorders>
+              <w:top w:val="single" w:sz="8" w:space="0" w:color="000000"/>
+              <w:left w:val="single" w:sz="8" w:space="0" w:color="000000"/>
+              <w:bottom w:val="single" w:sz="8" w:space="0" w:color="000000"/>
+              <w:right w:val="single" w:sz="8" w:space="0" w:color="000000"/>
+            </w:tcBorders>
+            <w:tcMar>
+              <w:top w:w="0" w:type="dxa"/>
+              <w:bottom w:w="0" w:type="dxa"/>
+            </w:tcMar>
+          </w:tcPr>
+          <w:p>
+            <w:pPr>
+              <w:ind w:left="100"/>
+              <w:rPr>
+                <w:i/>
+                <w:iCs/>
+                <w:sz w:val="24"/>
+                <w:szCs w:val="24"/>
+              </w:rPr>
+            </w:pPr>
+            <w:r>
+              <w:rPr>
+                <w:i/>
+                <w:iCs/>
+                <w:sz w:val="24"/>
+                <w:szCs w:val="24"/>
+              </w:rPr>
+              <w:t xml:space="preserve">App pairs with the </w:t>
+            </w:r>
+            <w:r>
+              <w:rPr>
+                <w:i/>
+                <w:iCs/>
+                <w:sz w:val="24"/>
+                <w:szCs w:val="24"/>
+              </w:rPr>
+              <w:t>SeS</w:t>
+            </w:r>
+          </w:p>
+        </w:tc>
+      </w:tr>
+      <w:tr>
+        <w:trPr>
+          <w:trHeight w:val="555"/>
+        </w:trPr>
+        <w:tc>
+          <w:tcPr>
+            <w:tcW w:w="2070" w:type="dxa"/>
+            <w:gridSpan w:val="2"/>
+            <w:tcBorders>
+              <w:top w:val="single" w:sz="8" w:space="0" w:color="000000"/>
+              <w:left w:val="single" w:sz="8" w:space="0" w:color="000000"/>
+              <w:bottom w:val="single" w:sz="8" w:space="0" w:color="000000"/>
+              <w:right w:val="single" w:sz="8" w:space="0" w:color="000000"/>
+            </w:tcBorders>
+            <w:tcMar>
+              <w:top w:w="0" w:type="dxa"/>
+              <w:bottom w:w="0" w:type="dxa"/>
+            </w:tcMar>
+          </w:tcPr>
+          <w:p>
+            <w:pPr>
+              <w:ind w:left="100"/>
+              <w:jc w:val="both"/>
+              <w:rPr>
+                <w:sz w:val="24"/>
+                <w:szCs w:val="24"/>
+              </w:rPr>
+            </w:pPr>
+            <w:r>
+              <w:rPr>
+                <w:sz w:val="24"/>
+                <w:szCs w:val="24"/>
+              </w:rPr>
+              <w:t>Post-condition:</w:t>
+            </w:r>
+          </w:p>
+        </w:tc>
+        <w:tc>
+          <w:tcPr>
+            <w:tcW w:w="6960" w:type="dxa"/>
+            <w:gridSpan w:val="2"/>
+            <w:tcBorders>
+              <w:top w:val="single" w:sz="8" w:space="0" w:color="000000"/>
+              <w:left w:val="single" w:sz="8" w:space="0" w:color="000000"/>
+              <w:bottom w:val="single" w:sz="8" w:space="0" w:color="000000"/>
+              <w:right w:val="single" w:sz="8" w:space="0" w:color="000000"/>
+            </w:tcBorders>
+            <w:tcMar>
+              <w:top w:w="0" w:type="dxa"/>
+              <w:bottom w:w="0" w:type="dxa"/>
+            </w:tcMar>
+          </w:tcPr>
+          <w:p>
+            <w:pPr>
+              <w:ind w:left="100"/>
+              <w:jc w:val="both"/>
+              <w:rPr>
+                <w:i/>
+                <w:iCs/>
+                <w:sz w:val="24"/>
+                <w:szCs w:val="24"/>
+              </w:rPr>
+            </w:pPr>
+            <w:r>
+              <w:rPr>
+                <w:i/>
+                <w:iCs/>
+                <w:sz w:val="24"/>
+                <w:szCs w:val="24"/>
+              </w:rPr>
+              <w:t>SeS</w:t>
+            </w:r>
+            <w:r>
+              <w:rPr>
+                <w:i/>
+                <w:iCs/>
+                <w:sz w:val="24"/>
+                <w:szCs w:val="24"/>
+              </w:rPr>
+              <w:t xml:space="preserve"> and the app are successfully paired, and the app starts receiving data</w:t>
+            </w:r>
+          </w:p>
+        </w:tc>
+      </w:tr>
+    </w:tbl>
+    <w:p>
+      <w:pPr>
+        <w:pStyle w:val="Heading3"/>
+        <w:keepNext w:val="0"/>
+        <w:keepLines w:val="0"/>
+        <w:spacing w:before="280"/>
         <w:jc w:val="both"/>
         <w:rPr>
-          <w:i/>
-          <w:iCs/>
-          <w:color w:val="1155CC"/>
-          <w:sz w:val="24"/>
-          <w:szCs w:val="24"/>
-        </w:rPr>
-      </w:pPr>
-      <w:r>
-        <w:rPr>
-          <w:i/>
-          <w:iCs/>
-          <w:color w:val="1155CC"/>
-          <w:sz w:val="24"/>
-          <w:szCs w:val="24"/>
-        </w:rPr>
-        <w:t>&lt;Your second scenario…&gt;</w:t>
-      </w:r>
-      <w:r>
+          <w:b/>
+          <w:bCs/>
+          <w:color w:val="000000"/>
+          <w:sz w:val="26"/>
+          <w:szCs w:val="26"/>
+        </w:rPr>
+      </w:pPr>
+      <w:r>
+        <w:rPr>
+          <w:b/>
+          <w:bCs/>
+          <w:color w:val="000000"/>
+          <w:sz w:val="26"/>
+          <w:szCs w:val="26"/>
+        </w:rPr>
+        <w:t>Alternative flows</w:t>
+      </w:r>
+    </w:p>
+    <w:p>
+      <w:r>
+        <w:t xml:space="preserve">A1 – Malfunctioning </w:t>
+      </w:r>
+      <w:r>
+        <w:t>SeS</w:t>
+      </w:r>
+    </w:p>
+    <w:p>
+      <w:pPr>
+        <w:pStyle w:val="ListParagraph"/>
+        <w:numPr>
+          <w:ilvl w:val="0"/>
+          <w:numId w:val="14"/>
+        </w:numPr>
+      </w:pPr>
+      <w:r>
+        <w:t xml:space="preserve">Trigger: </w:t>
+      </w:r>
+      <w:r>
+        <w:t>SeS</w:t>
+      </w:r>
+      <w:r>
+        <w:t xml:space="preserve"> not working properly</w:t>
+      </w:r>
+    </w:p>
+    <w:p>
+      <w:pPr>
+        <w:pStyle w:val="ListParagraph"/>
+        <w:numPr>
+          <w:ilvl w:val="0"/>
+          <w:numId w:val="14"/>
+        </w:numPr>
+      </w:pPr>
+      <w:r>
+        <w:t xml:space="preserve">System response: </w:t>
+      </w:r>
+      <w:r>
+        <w:t>SeS</w:t>
+      </w:r>
+      <w:r>
+        <w:t xml:space="preserve"> does not appear in the BT search</w:t>
+      </w:r>
+    </w:p>
+    <w:p>
+      <w:pPr>
+        <w:pStyle w:val="ListParagraph"/>
+        <w:numPr>
+          <w:ilvl w:val="0"/>
+          <w:numId w:val="14"/>
+        </w:numPr>
+      </w:pPr>
+      <w:r>
+        <w:t xml:space="preserve">Result: User cannot pair the app with </w:t>
+      </w:r>
+      <w:r>
+        <w:t>SeS</w:t>
+      </w:r>
+    </w:p>
+    <w:p>
+      <w:r>
+        <w:t>A2 – Connection timeout</w:t>
+      </w:r>
+    </w:p>
+    <w:p>
+      <w:pPr>
+        <w:pStyle w:val="ListParagraph"/>
+        <w:numPr>
+          <w:ilvl w:val="0"/>
+          <w:numId w:val="18"/>
+        </w:numPr>
+      </w:pPr>
+      <w:r>
+        <w:t>Trigger: RF app fails to connect</w:t>
+      </w:r>
+    </w:p>
+    <w:p>
+      <w:pPr>
+        <w:pStyle w:val="ListParagraph"/>
+        <w:numPr>
+          <w:ilvl w:val="0"/>
+          <w:numId w:val="18"/>
+        </w:numPr>
+      </w:pPr>
+      <w:r>
+        <w:t>System response: App displays an error message</w:t>
+      </w:r>
+    </w:p>
+    <w:p>
+      <w:pPr>
+        <w:pStyle w:val="ListParagraph"/>
+        <w:numPr>
+          <w:ilvl w:val="0"/>
+          <w:numId w:val="18"/>
+        </w:numPr>
+      </w:pPr>
+      <w:r>
+        <w:t>Result: User is prompted to try again</w:t>
+      </w:r>
+    </w:p>
+    <w:p>
+      <w:r>
+        <w:br w:type="page"/>
+      </w:r>
+    </w:p>
+    <w:p>
+      <w:pPr>
+        <w:rPr>
+          <w:color w:val="434343"/>
+          <w:sz w:val="28"/>
+          <w:szCs w:val="28"/>
+        </w:rPr>
+      </w:pPr>
+      <w:r>
+        <w:rPr>
+          <w:b/>
+          <w:bCs/>
+          <w:color w:val="000000"/>
+          <w:sz w:val="26"/>
+          <w:szCs w:val="26"/>
+        </w:rPr>
+        <w:lastRenderedPageBreak/>
+        <w:t>3.2.</w:t>
+      </w:r>
+      <w:r>
+        <w:rPr>
+          <w:b/>
+          <w:bCs/>
+          <w:color w:val="000000"/>
+          <w:sz w:val="26"/>
+          <w:szCs w:val="26"/>
+        </w:rPr>
+        <w:t>4</w:t>
+      </w:r>
+      <w:r>
+        <w:rPr>
+          <w:rFonts w:ascii="Times New Roman" w:eastAsia="Times New Roman" w:hAnsi="Times New Roman" w:cs="Times New Roman"/>
+          <w:color w:val="000000"/>
+          <w:sz w:val="26"/>
+          <w:szCs w:val="26"/>
+        </w:rPr>
+        <w:tab/>
+      </w:r>
+      <w:r>
+        <w:rPr>
+          <w:b/>
+          <w:bCs/>
+          <w:color w:val="000000"/>
+          <w:sz w:val="26"/>
+          <w:szCs w:val="26"/>
+        </w:rPr>
+        <w:t>SCN-</w:t>
+      </w:r>
+      <w:r>
+        <w:rPr>
+          <w:b/>
+          <w:bCs/>
+          <w:color w:val="000000"/>
+          <w:sz w:val="26"/>
+          <w:szCs w:val="26"/>
+        </w:rPr>
+        <w:t>4</w:t>
+      </w:r>
+      <w:r>
+        <w:rPr>
+          <w:b/>
+          <w:bCs/>
+          <w:color w:val="000000"/>
+          <w:sz w:val="26"/>
+          <w:szCs w:val="26"/>
+        </w:rPr>
+        <w:t xml:space="preserve">: </w:t>
+      </w:r>
+      <w:r>
+        <w:rPr>
+          <w:b/>
+          <w:bCs/>
+          <w:color w:val="000000"/>
+          <w:sz w:val="26"/>
+          <w:szCs w:val="26"/>
+        </w:rPr>
+        <w:t>Us</w:t>
+      </w:r>
+      <w:r>
+        <w:rPr>
+          <w:b/>
+          <w:bCs/>
+          <w:color w:val="000000"/>
+          <w:sz w:val="26"/>
+          <w:szCs w:val="26"/>
+        </w:rPr>
+        <w:t xml:space="preserve">er </w:t>
+      </w:r>
+      <w:r>
+        <w:rPr>
+          <w:b/>
+          <w:bCs/>
+          <w:color w:val="000000"/>
+          <w:sz w:val="26"/>
+          <w:szCs w:val="26"/>
+        </w:rPr>
+        <w:t>disconnects from Sensor Station</w:t>
+      </w:r>
+      <w:r>
+        <w:rPr>
+          <w:b/>
+          <w:bCs/>
+          <w:color w:val="000000"/>
+          <w:sz w:val="26"/>
+          <w:szCs w:val="26"/>
+        </w:rPr>
+        <w:t xml:space="preserve"> </w:t>
+      </w:r>
+    </w:p>
+    <w:tbl>
+      <w:tblPr>
+        <w:tblStyle w:val="a"/>
+        <w:tblW w:w="9015" w:type="dxa"/>
+        <w:tblInd w:w="0" w:type="dxa"/>
+        <w:tblBorders>
+          <w:top w:val="nil"/>
+          <w:left w:val="nil"/>
+          <w:bottom w:val="nil"/>
+          <w:right w:val="nil"/>
+          <w:insideH w:val="nil"/>
+          <w:insideV w:val="nil"/>
+        </w:tblBorders>
+        <w:tblLayout w:type="fixed"/>
+        <w:tblLook w:val="0600" w:firstRow="0" w:lastRow="0" w:firstColumn="0" w:lastColumn="0" w:noHBand="1" w:noVBand="1"/>
+      </w:tblPr>
+      <w:tblGrid>
+        <w:gridCol w:w="2595"/>
+        <w:gridCol w:w="6420"/>
+      </w:tblGrid>
+      <w:tr>
+        <w:trPr>
+          <w:trHeight w:val="555"/>
+        </w:trPr>
+        <w:tc>
+          <w:tcPr>
+            <w:tcW w:w="2595" w:type="dxa"/>
+            <w:tcBorders>
+              <w:top w:val="single" w:sz="8" w:space="0" w:color="000000"/>
+              <w:left w:val="single" w:sz="8" w:space="0" w:color="000000"/>
+              <w:bottom w:val="single" w:sz="8" w:space="0" w:color="000000"/>
+            </w:tcBorders>
+            <w:tcMar>
+              <w:top w:w="0" w:type="dxa"/>
+              <w:left w:w="100" w:type="dxa"/>
+              <w:bottom w:w="0" w:type="dxa"/>
+              <w:right w:w="100" w:type="dxa"/>
+            </w:tcMar>
+          </w:tcPr>
+          <w:p>
+            <w:pPr>
+              <w:ind w:left="100"/>
+              <w:jc w:val="both"/>
+              <w:rPr>
+                <w:b/>
+                <w:bCs/>
+                <w:sz w:val="24"/>
+                <w:szCs w:val="24"/>
+              </w:rPr>
+            </w:pPr>
+            <w:r>
+              <w:rPr>
+                <w:b/>
+                <w:bCs/>
+                <w:sz w:val="24"/>
+                <w:szCs w:val="24"/>
+              </w:rPr>
+              <w:t>FREQ reference</w:t>
+            </w:r>
+          </w:p>
+        </w:tc>
+        <w:tc>
+          <w:tcPr>
+            <w:tcW w:w="6420" w:type="dxa"/>
+            <w:tcBorders>
+              <w:top w:val="single" w:sz="8" w:space="0" w:color="000000"/>
+              <w:left w:val="single" w:sz="8" w:space="0" w:color="000000"/>
+              <w:bottom w:val="single" w:sz="8" w:space="0" w:color="000000"/>
+              <w:right w:val="single" w:sz="8" w:space="0" w:color="000000"/>
+            </w:tcBorders>
+            <w:tcMar>
+              <w:top w:w="0" w:type="dxa"/>
+              <w:left w:w="100" w:type="dxa"/>
+              <w:bottom w:w="0" w:type="dxa"/>
+              <w:right w:w="100" w:type="dxa"/>
+            </w:tcMar>
+          </w:tcPr>
+          <w:p>
+            <w:pPr>
+              <w:ind w:left="100"/>
+              <w:jc w:val="both"/>
+              <w:rPr>
+                <w:sz w:val="24"/>
+                <w:szCs w:val="24"/>
+              </w:rPr>
+            </w:pPr>
+            <w:r>
+              <w:rPr>
+                <w:sz w:val="24"/>
+                <w:szCs w:val="24"/>
+              </w:rPr>
+              <w:t>FREQ-</w:t>
+            </w:r>
+            <w:r>
+              <w:rPr>
+                <w:sz w:val="24"/>
+                <w:szCs w:val="24"/>
+              </w:rPr>
+              <w:t>8</w:t>
+            </w:r>
+          </w:p>
+        </w:tc>
+      </w:tr>
+      <w:tr>
+        <w:trPr>
+          <w:trHeight w:val="540"/>
+        </w:trPr>
+        <w:tc>
+          <w:tcPr>
+            <w:tcW w:w="2595" w:type="dxa"/>
+            <w:tcBorders>
+              <w:left w:val="single" w:sz="8" w:space="0" w:color="000000"/>
+              <w:bottom w:val="single" w:sz="8" w:space="0" w:color="000000"/>
+            </w:tcBorders>
+            <w:tcMar>
+              <w:top w:w="0" w:type="dxa"/>
+              <w:left w:w="100" w:type="dxa"/>
+              <w:bottom w:w="0" w:type="dxa"/>
+              <w:right w:w="100" w:type="dxa"/>
+            </w:tcMar>
+          </w:tcPr>
+          <w:p>
+            <w:pPr>
+              <w:ind w:left="100"/>
+              <w:jc w:val="both"/>
+              <w:rPr>
+                <w:b/>
+                <w:bCs/>
+                <w:sz w:val="24"/>
+                <w:szCs w:val="24"/>
+              </w:rPr>
+            </w:pPr>
+            <w:r>
+              <w:rPr>
+                <w:b/>
+                <w:bCs/>
+                <w:sz w:val="24"/>
+                <w:szCs w:val="24"/>
+              </w:rPr>
+              <w:t>NFREQ reference</w:t>
+            </w:r>
+          </w:p>
+        </w:tc>
+        <w:tc>
+          <w:tcPr>
+            <w:tcW w:w="6420" w:type="dxa"/>
+            <w:tcBorders>
+              <w:left w:val="single" w:sz="8" w:space="0" w:color="000000"/>
+              <w:bottom w:val="single" w:sz="8" w:space="0" w:color="000000"/>
+              <w:right w:val="single" w:sz="8" w:space="0" w:color="000000"/>
+            </w:tcBorders>
+            <w:tcMar>
+              <w:top w:w="0" w:type="dxa"/>
+              <w:left w:w="100" w:type="dxa"/>
+              <w:bottom w:w="0" w:type="dxa"/>
+              <w:right w:w="100" w:type="dxa"/>
+            </w:tcMar>
+          </w:tcPr>
+          <w:p>
+            <w:pPr>
+              <w:ind w:left="100"/>
+              <w:jc w:val="both"/>
+              <w:rPr>
+                <w:i/>
+                <w:iCs/>
+                <w:sz w:val="24"/>
+                <w:szCs w:val="24"/>
+              </w:rPr>
+            </w:pPr>
+            <w:r>
+              <w:rPr>
+                <w:i/>
+                <w:iCs/>
+                <w:sz w:val="24"/>
+                <w:szCs w:val="24"/>
+              </w:rPr>
+              <w:t>-</w:t>
+            </w:r>
+          </w:p>
+        </w:tc>
+      </w:tr>
+      <w:tr>
+        <w:trPr>
+          <w:trHeight w:val="285"/>
+        </w:trPr>
+        <w:tc>
+          <w:tcPr>
+            <w:tcW w:w="2595" w:type="dxa"/>
+            <w:tcBorders>
+              <w:left w:val="single" w:sz="8" w:space="0" w:color="000000"/>
+              <w:bottom w:val="single" w:sz="8" w:space="0" w:color="000000"/>
+            </w:tcBorders>
+            <w:tcMar>
+              <w:top w:w="0" w:type="dxa"/>
+              <w:left w:w="100" w:type="dxa"/>
+              <w:bottom w:w="0" w:type="dxa"/>
+              <w:right w:w="100" w:type="dxa"/>
+            </w:tcMar>
+          </w:tcPr>
+          <w:p>
+            <w:pPr>
+              <w:ind w:left="100"/>
+              <w:jc w:val="both"/>
+              <w:rPr>
+                <w:b/>
+                <w:bCs/>
+                <w:sz w:val="24"/>
+                <w:szCs w:val="24"/>
+              </w:rPr>
+            </w:pPr>
+            <w:r>
+              <w:rPr>
+                <w:b/>
+                <w:bCs/>
+                <w:sz w:val="24"/>
+                <w:szCs w:val="24"/>
+              </w:rPr>
+              <w:t>Short Description:</w:t>
+            </w:r>
+          </w:p>
+        </w:tc>
+        <w:tc>
+          <w:tcPr>
+            <w:tcW w:w="6420" w:type="dxa"/>
+            <w:tcBorders>
+              <w:left w:val="single" w:sz="8" w:space="0" w:color="000000"/>
+              <w:bottom w:val="single" w:sz="8" w:space="0" w:color="000000"/>
+              <w:right w:val="single" w:sz="8" w:space="0" w:color="000000"/>
+            </w:tcBorders>
+            <w:tcMar>
+              <w:top w:w="0" w:type="dxa"/>
+              <w:left w:w="100" w:type="dxa"/>
+              <w:bottom w:w="0" w:type="dxa"/>
+              <w:right w:w="100" w:type="dxa"/>
+            </w:tcMar>
+          </w:tcPr>
+          <w:p>
+            <w:pPr>
+              <w:ind w:left="100"/>
+              <w:jc w:val="both"/>
+              <w:rPr>
+                <w:i/>
+                <w:iCs/>
+                <w:sz w:val="24"/>
+                <w:szCs w:val="24"/>
+              </w:rPr>
+            </w:pPr>
+            <w:r>
+              <w:rPr>
+                <w:i/>
+                <w:iCs/>
+                <w:sz w:val="24"/>
+                <w:szCs w:val="24"/>
+              </w:rPr>
+              <w:t>User terminates the connection to the SeS to save battery and stop the data stream</w:t>
+            </w:r>
+          </w:p>
+        </w:tc>
+      </w:tr>
+      <w:tr>
+        <w:trPr>
+          <w:trHeight w:val="555"/>
+        </w:trPr>
+        <w:tc>
+          <w:tcPr>
+            <w:tcW w:w="2595" w:type="dxa"/>
+            <w:tcBorders>
+              <w:left w:val="single" w:sz="8" w:space="0" w:color="000000"/>
+              <w:bottom w:val="single" w:sz="8" w:space="0" w:color="000000"/>
+            </w:tcBorders>
+            <w:tcMar>
+              <w:top w:w="0" w:type="dxa"/>
+              <w:left w:w="100" w:type="dxa"/>
+              <w:bottom w:w="0" w:type="dxa"/>
+              <w:right w:w="100" w:type="dxa"/>
+            </w:tcMar>
+          </w:tcPr>
+          <w:p>
+            <w:pPr>
+              <w:ind w:left="100"/>
+              <w:jc w:val="both"/>
+              <w:rPr>
+                <w:b/>
+                <w:bCs/>
+                <w:sz w:val="24"/>
+                <w:szCs w:val="24"/>
+              </w:rPr>
+            </w:pPr>
+            <w:r>
+              <w:rPr>
+                <w:b/>
+                <w:bCs/>
+                <w:sz w:val="24"/>
+                <w:szCs w:val="24"/>
+              </w:rPr>
+              <w:t>Actor</w:t>
+            </w:r>
+          </w:p>
+        </w:tc>
+        <w:tc>
+          <w:tcPr>
+            <w:tcW w:w="6420" w:type="dxa"/>
+            <w:tcBorders>
+              <w:left w:val="single" w:sz="8" w:space="0" w:color="000000"/>
+              <w:bottom w:val="single" w:sz="8" w:space="0" w:color="000000"/>
+              <w:right w:val="single" w:sz="8" w:space="0" w:color="000000"/>
+            </w:tcBorders>
+            <w:tcMar>
+              <w:top w:w="0" w:type="dxa"/>
+              <w:left w:w="100" w:type="dxa"/>
+              <w:bottom w:w="0" w:type="dxa"/>
+              <w:right w:w="100" w:type="dxa"/>
+            </w:tcMar>
+          </w:tcPr>
+          <w:p>
+            <w:pPr>
+              <w:ind w:left="100"/>
+              <w:jc w:val="both"/>
+              <w:rPr>
+                <w:i/>
+                <w:iCs/>
+                <w:sz w:val="24"/>
+                <w:szCs w:val="24"/>
+              </w:rPr>
+            </w:pPr>
+            <w:r>
+              <w:rPr>
+                <w:i/>
+                <w:iCs/>
+                <w:sz w:val="24"/>
+                <w:szCs w:val="24"/>
+              </w:rPr>
+              <w:t>User, SeS</w:t>
+            </w:r>
+          </w:p>
+        </w:tc>
+      </w:tr>
+      <w:tr>
+        <w:trPr>
+          <w:trHeight w:val="503"/>
+        </w:trPr>
+        <w:tc>
+          <w:tcPr>
+            <w:tcW w:w="2595" w:type="dxa"/>
+            <w:tcBorders>
+              <w:left w:val="single" w:sz="8" w:space="0" w:color="000000"/>
+              <w:bottom w:val="single" w:sz="8" w:space="0" w:color="000000"/>
+            </w:tcBorders>
+            <w:tcMar>
+              <w:top w:w="0" w:type="dxa"/>
+              <w:left w:w="100" w:type="dxa"/>
+              <w:bottom w:w="0" w:type="dxa"/>
+              <w:right w:w="100" w:type="dxa"/>
+            </w:tcMar>
+          </w:tcPr>
+          <w:p>
+            <w:pPr>
+              <w:ind w:left="100"/>
+              <w:jc w:val="both"/>
+              <w:rPr>
+                <w:b/>
+                <w:bCs/>
+                <w:sz w:val="24"/>
+                <w:szCs w:val="24"/>
+              </w:rPr>
+            </w:pPr>
+            <w:r>
+              <w:rPr>
+                <w:b/>
+                <w:bCs/>
+                <w:sz w:val="24"/>
+                <w:szCs w:val="24"/>
+              </w:rPr>
+              <w:t>Precondition:</w:t>
+            </w:r>
+          </w:p>
+        </w:tc>
+        <w:tc>
+          <w:tcPr>
+            <w:tcW w:w="6420" w:type="dxa"/>
+            <w:tcBorders>
+              <w:left w:val="single" w:sz="8" w:space="0" w:color="000000"/>
+              <w:bottom w:val="single" w:sz="8" w:space="0" w:color="000000"/>
+              <w:right w:val="single" w:sz="8" w:space="0" w:color="000000"/>
+            </w:tcBorders>
+            <w:tcMar>
+              <w:top w:w="0" w:type="dxa"/>
+              <w:left w:w="100" w:type="dxa"/>
+              <w:bottom w:w="0" w:type="dxa"/>
+              <w:right w:w="100" w:type="dxa"/>
+            </w:tcMar>
+          </w:tcPr>
+          <w:p>
+            <w:pPr>
+              <w:ind w:left="100"/>
+              <w:jc w:val="both"/>
+              <w:rPr>
+                <w:i/>
+                <w:iCs/>
+                <w:sz w:val="24"/>
+                <w:szCs w:val="24"/>
+              </w:rPr>
+            </w:pPr>
+            <w:r>
+              <w:rPr>
+                <w:i/>
+                <w:iCs/>
+                <w:sz w:val="24"/>
+                <w:szCs w:val="24"/>
+              </w:rPr>
+              <w:t>RF app is currently connected to the SeS</w:t>
+            </w:r>
+          </w:p>
+        </w:tc>
+      </w:tr>
+    </w:tbl>
+    <w:p/>
+    <w:tbl>
+      <w:tblPr>
+        <w:tblStyle w:val="a0"/>
+        <w:tblpPr w:leftFromText="180" w:rightFromText="180" w:topFromText="180" w:bottomFromText="180" w:vertAnchor="text" w:tblpX="-15"/>
+        <w:tblW w:w="9030" w:type="dxa"/>
+        <w:tblInd w:w="0" w:type="dxa"/>
+        <w:tblBorders>
+          <w:top w:val="nil"/>
+          <w:left w:val="nil"/>
+          <w:bottom w:val="nil"/>
+          <w:right w:val="nil"/>
+          <w:insideH w:val="nil"/>
+          <w:insideV w:val="nil"/>
+        </w:tblBorders>
+        <w:tblLayout w:type="fixed"/>
+        <w:tblLook w:val="0600" w:firstRow="0" w:lastRow="0" w:firstColumn="0" w:lastColumn="0" w:noHBand="1" w:noVBand="1"/>
+      </w:tblPr>
+      <w:tblGrid>
+        <w:gridCol w:w="855"/>
+        <w:gridCol w:w="1215"/>
+        <w:gridCol w:w="2295"/>
+        <w:gridCol w:w="4665"/>
+      </w:tblGrid>
+      <w:tr>
+        <w:trPr>
+          <w:trHeight w:val="285"/>
+        </w:trPr>
+        <w:tc>
+          <w:tcPr>
+            <w:tcW w:w="9030" w:type="dxa"/>
+            <w:gridSpan w:val="4"/>
+            <w:tcBorders>
+              <w:top w:val="single" w:sz="8" w:space="0" w:color="000000"/>
+              <w:left w:val="single" w:sz="8" w:space="0" w:color="000000"/>
+              <w:bottom w:val="single" w:sz="8" w:space="0" w:color="000000"/>
+              <w:right w:val="single" w:sz="8" w:space="0" w:color="000000"/>
+            </w:tcBorders>
+            <w:tcMar>
+              <w:top w:w="0" w:type="dxa"/>
+              <w:bottom w:w="0" w:type="dxa"/>
+            </w:tcMar>
+          </w:tcPr>
+          <w:p>
+            <w:pPr>
+              <w:ind w:left="100"/>
+              <w:jc w:val="both"/>
+              <w:rPr>
+                <w:sz w:val="24"/>
+                <w:szCs w:val="24"/>
+              </w:rPr>
+            </w:pPr>
+            <w:r>
+              <w:rPr>
+                <w:b/>
+                <w:bCs/>
+                <w:sz w:val="24"/>
+                <w:szCs w:val="24"/>
+              </w:rPr>
+              <w:t>Basic flow:</w:t>
+            </w:r>
+            <w:r>
+              <w:rPr>
+                <w:sz w:val="24"/>
+                <w:szCs w:val="24"/>
+              </w:rPr>
+              <w:t xml:space="preserve"> </w:t>
+            </w:r>
+            <w:r>
+              <w:rPr>
+                <w:sz w:val="26"/>
+                <w:szCs w:val="26"/>
+              </w:rPr>
+              <w:t>User disconnects from Sensor Station</w:t>
+            </w:r>
+          </w:p>
+        </w:tc>
+      </w:tr>
+      <w:tr>
+        <w:trPr>
+          <w:trHeight w:val="285"/>
+        </w:trPr>
+        <w:tc>
+          <w:tcPr>
+            <w:tcW w:w="855" w:type="dxa"/>
+            <w:tcBorders>
+              <w:top w:val="single" w:sz="8" w:space="0" w:color="000000"/>
+              <w:left w:val="single" w:sz="8" w:space="0" w:color="000000"/>
+              <w:bottom w:val="single" w:sz="8" w:space="0" w:color="000000"/>
+              <w:right w:val="single" w:sz="8" w:space="0" w:color="000000"/>
+            </w:tcBorders>
+            <w:tcMar>
+              <w:top w:w="0" w:type="dxa"/>
+              <w:bottom w:w="0" w:type="dxa"/>
+            </w:tcMar>
+          </w:tcPr>
+          <w:p>
+            <w:pPr>
+              <w:ind w:left="100"/>
+              <w:jc w:val="both"/>
+              <w:rPr>
+                <w:sz w:val="24"/>
+                <w:szCs w:val="24"/>
+              </w:rPr>
+            </w:pPr>
+            <w:r>
+              <w:rPr>
+                <w:sz w:val="24"/>
+                <w:szCs w:val="24"/>
+              </w:rPr>
+              <w:t>Step</w:t>
+            </w:r>
+          </w:p>
+        </w:tc>
+        <w:tc>
+          <w:tcPr>
+            <w:tcW w:w="3510" w:type="dxa"/>
+            <w:gridSpan w:val="2"/>
+            <w:tcBorders>
+              <w:top w:val="single" w:sz="8" w:space="0" w:color="000000"/>
+              <w:left w:val="single" w:sz="8" w:space="0" w:color="000000"/>
+              <w:bottom w:val="single" w:sz="8" w:space="0" w:color="000000"/>
+              <w:right w:val="single" w:sz="8" w:space="0" w:color="000000"/>
+            </w:tcBorders>
+            <w:tcMar>
+              <w:top w:w="0" w:type="dxa"/>
+              <w:bottom w:w="0" w:type="dxa"/>
+            </w:tcMar>
+          </w:tcPr>
+          <w:p>
+            <w:pPr>
+              <w:ind w:left="100"/>
+              <w:jc w:val="both"/>
+              <w:rPr>
+                <w:sz w:val="24"/>
+                <w:szCs w:val="24"/>
+              </w:rPr>
+            </w:pPr>
+            <w:r>
+              <w:rPr>
+                <w:sz w:val="24"/>
+                <w:szCs w:val="24"/>
+              </w:rPr>
+              <w:t>User action</w:t>
+            </w:r>
+          </w:p>
+        </w:tc>
+        <w:tc>
+          <w:tcPr>
+            <w:tcW w:w="4665" w:type="dxa"/>
+            <w:tcBorders>
+              <w:top w:val="single" w:sz="8" w:space="0" w:color="000000"/>
+              <w:left w:val="single" w:sz="8" w:space="0" w:color="000000"/>
+              <w:bottom w:val="single" w:sz="8" w:space="0" w:color="000000"/>
+              <w:right w:val="single" w:sz="8" w:space="0" w:color="000000"/>
+            </w:tcBorders>
+            <w:tcMar>
+              <w:top w:w="0" w:type="dxa"/>
+              <w:bottom w:w="0" w:type="dxa"/>
+            </w:tcMar>
+          </w:tcPr>
+          <w:p>
+            <w:pPr>
+              <w:ind w:left="100"/>
+              <w:jc w:val="both"/>
+              <w:rPr>
+                <w:sz w:val="24"/>
+                <w:szCs w:val="24"/>
+              </w:rPr>
+            </w:pPr>
+            <w:r>
+              <w:rPr>
+                <w:sz w:val="24"/>
+                <w:szCs w:val="24"/>
+              </w:rPr>
+              <w:t>System response</w:t>
+            </w:r>
+          </w:p>
+        </w:tc>
+      </w:tr>
+      <w:tr>
+        <w:trPr>
+          <w:trHeight w:val="555"/>
+        </w:trPr>
+        <w:tc>
+          <w:tcPr>
+            <w:tcW w:w="855" w:type="dxa"/>
+            <w:tcBorders>
+              <w:top w:val="single" w:sz="8" w:space="0" w:color="000000"/>
+              <w:left w:val="single" w:sz="8" w:space="0" w:color="000000"/>
+              <w:bottom w:val="single" w:sz="8" w:space="0" w:color="000000"/>
+              <w:right w:val="single" w:sz="8" w:space="0" w:color="000000"/>
+            </w:tcBorders>
+            <w:tcMar>
+              <w:top w:w="0" w:type="dxa"/>
+              <w:bottom w:w="0" w:type="dxa"/>
+            </w:tcMar>
+          </w:tcPr>
+          <w:p>
+            <w:pPr>
+              <w:ind w:left="100"/>
+              <w:jc w:val="both"/>
+              <w:rPr>
+                <w:sz w:val="24"/>
+                <w:szCs w:val="24"/>
+              </w:rPr>
+            </w:pPr>
+            <w:r>
+              <w:rPr>
+                <w:sz w:val="24"/>
+                <w:szCs w:val="24"/>
+              </w:rPr>
+              <w:t>1</w:t>
+            </w:r>
+          </w:p>
+        </w:tc>
+        <w:tc>
+          <w:tcPr>
+            <w:tcW w:w="3510" w:type="dxa"/>
+            <w:gridSpan w:val="2"/>
+            <w:tcBorders>
+              <w:top w:val="single" w:sz="8" w:space="0" w:color="000000"/>
+              <w:left w:val="single" w:sz="8" w:space="0" w:color="000000"/>
+              <w:bottom w:val="single" w:sz="8" w:space="0" w:color="000000"/>
+              <w:right w:val="single" w:sz="8" w:space="0" w:color="000000"/>
+            </w:tcBorders>
+            <w:tcMar>
+              <w:top w:w="0" w:type="dxa"/>
+              <w:bottom w:w="0" w:type="dxa"/>
+            </w:tcMar>
+          </w:tcPr>
+          <w:p>
+            <w:pPr>
+              <w:ind w:left="100"/>
+              <w:jc w:val="both"/>
+              <w:rPr>
+                <w:i/>
+                <w:iCs/>
+                <w:sz w:val="24"/>
+                <w:szCs w:val="24"/>
+              </w:rPr>
+            </w:pPr>
+            <w:r>
+              <w:rPr>
+                <w:i/>
+                <w:iCs/>
+                <w:sz w:val="24"/>
+                <w:szCs w:val="24"/>
+              </w:rPr>
+              <w:t>Selects the Setting option</w:t>
+            </w:r>
+          </w:p>
+        </w:tc>
+        <w:tc>
+          <w:tcPr>
+            <w:tcW w:w="4665" w:type="dxa"/>
+            <w:tcBorders>
+              <w:top w:val="single" w:sz="8" w:space="0" w:color="000000"/>
+              <w:left w:val="single" w:sz="8" w:space="0" w:color="000000"/>
+              <w:bottom w:val="single" w:sz="8" w:space="0" w:color="000000"/>
+              <w:right w:val="single" w:sz="8" w:space="0" w:color="000000"/>
+            </w:tcBorders>
+            <w:tcMar>
+              <w:top w:w="0" w:type="dxa"/>
+              <w:bottom w:w="0" w:type="dxa"/>
+            </w:tcMar>
+          </w:tcPr>
+          <w:p>
+            <w:pPr>
+              <w:ind w:left="100"/>
+              <w:jc w:val="both"/>
+              <w:rPr>
+                <w:i/>
+                <w:iCs/>
+                <w:sz w:val="24"/>
+                <w:szCs w:val="24"/>
+              </w:rPr>
+            </w:pPr>
+            <w:r>
+              <w:rPr>
+                <w:i/>
+                <w:iCs/>
+                <w:sz w:val="24"/>
+                <w:szCs w:val="24"/>
+              </w:rPr>
+              <w:t>Settings option is opened</w:t>
+            </w:r>
+          </w:p>
+        </w:tc>
+      </w:tr>
+      <w:tr>
+        <w:trPr>
+          <w:trHeight w:val="285"/>
+        </w:trPr>
+        <w:tc>
+          <w:tcPr>
+            <w:tcW w:w="855" w:type="dxa"/>
+            <w:tcBorders>
+              <w:top w:val="single" w:sz="8" w:space="0" w:color="000000"/>
+              <w:left w:val="single" w:sz="8" w:space="0" w:color="000000"/>
+              <w:bottom w:val="single" w:sz="8" w:space="0" w:color="000000"/>
+              <w:right w:val="single" w:sz="8" w:space="0" w:color="000000"/>
+            </w:tcBorders>
+            <w:tcMar>
+              <w:top w:w="0" w:type="dxa"/>
+              <w:bottom w:w="0" w:type="dxa"/>
+            </w:tcMar>
+          </w:tcPr>
+          <w:p>
+            <w:pPr>
+              <w:ind w:left="100"/>
+              <w:jc w:val="both"/>
+              <w:rPr>
+                <w:sz w:val="24"/>
+                <w:szCs w:val="24"/>
+              </w:rPr>
+            </w:pPr>
+            <w:r>
+              <w:rPr>
+                <w:sz w:val="24"/>
+                <w:szCs w:val="24"/>
+              </w:rPr>
+              <w:t>2</w:t>
+            </w:r>
+          </w:p>
+        </w:tc>
+        <w:tc>
+          <w:tcPr>
+            <w:tcW w:w="3510" w:type="dxa"/>
+            <w:gridSpan w:val="2"/>
+            <w:tcBorders>
+              <w:top w:val="single" w:sz="8" w:space="0" w:color="000000"/>
+              <w:left w:val="single" w:sz="8" w:space="0" w:color="000000"/>
+              <w:bottom w:val="single" w:sz="8" w:space="0" w:color="000000"/>
+              <w:right w:val="single" w:sz="8" w:space="0" w:color="000000"/>
+            </w:tcBorders>
+            <w:tcMar>
+              <w:top w:w="0" w:type="dxa"/>
+              <w:bottom w:w="0" w:type="dxa"/>
+            </w:tcMar>
+          </w:tcPr>
+          <w:p>
+            <w:pPr>
+              <w:ind w:left="100"/>
+              <w:jc w:val="center"/>
+              <w:rPr>
+                <w:i/>
+                <w:iCs/>
+                <w:sz w:val="24"/>
+                <w:szCs w:val="24"/>
+              </w:rPr>
+            </w:pPr>
+            <w:r>
+              <w:rPr>
+                <w:i/>
+                <w:iCs/>
+                <w:sz w:val="24"/>
+                <w:szCs w:val="24"/>
+              </w:rPr>
+              <w:t>Taps “Disconnect” button</w:t>
+            </w:r>
+          </w:p>
+        </w:tc>
+        <w:tc>
+          <w:tcPr>
+            <w:tcW w:w="4665" w:type="dxa"/>
+            <w:tcBorders>
+              <w:top w:val="single" w:sz="8" w:space="0" w:color="000000"/>
+              <w:left w:val="single" w:sz="8" w:space="0" w:color="000000"/>
+              <w:bottom w:val="single" w:sz="8" w:space="0" w:color="000000"/>
+              <w:right w:val="single" w:sz="8" w:space="0" w:color="000000"/>
+            </w:tcBorders>
+            <w:tcMar>
+              <w:top w:w="0" w:type="dxa"/>
+              <w:bottom w:w="0" w:type="dxa"/>
+            </w:tcMar>
+          </w:tcPr>
+          <w:p>
+            <w:pPr>
+              <w:ind w:left="100"/>
+              <w:rPr>
+                <w:i/>
+                <w:iCs/>
+                <w:sz w:val="24"/>
+                <w:szCs w:val="24"/>
+              </w:rPr>
+            </w:pPr>
+            <w:r>
+              <w:rPr>
+                <w:i/>
+                <w:iCs/>
+                <w:sz w:val="24"/>
+                <w:szCs w:val="24"/>
+              </w:rPr>
+              <w:t xml:space="preserve">App </w:t>
+            </w:r>
+            <w:r>
+              <w:rPr>
+                <w:i/>
+                <w:iCs/>
+                <w:sz w:val="24"/>
+                <w:szCs w:val="24"/>
+              </w:rPr>
+              <w:t>explicitly unsubscribes from the BLE characteristic and closes the BT connection</w:t>
+            </w:r>
+          </w:p>
+        </w:tc>
+      </w:tr>
+      <w:tr>
+        <w:trPr>
+          <w:trHeight w:val="285"/>
+        </w:trPr>
+        <w:tc>
+          <w:tcPr>
+            <w:tcW w:w="855" w:type="dxa"/>
+            <w:tcBorders>
+              <w:top w:val="single" w:sz="8" w:space="0" w:color="000000"/>
+              <w:left w:val="single" w:sz="8" w:space="0" w:color="000000"/>
+              <w:bottom w:val="single" w:sz="8" w:space="0" w:color="000000"/>
+              <w:right w:val="single" w:sz="8" w:space="0" w:color="000000"/>
+            </w:tcBorders>
+            <w:tcMar>
+              <w:top w:w="0" w:type="dxa"/>
+              <w:bottom w:w="0" w:type="dxa"/>
+            </w:tcMar>
+          </w:tcPr>
+          <w:p>
+            <w:pPr>
+              <w:ind w:left="100"/>
+              <w:jc w:val="both"/>
+              <w:rPr>
+                <w:sz w:val="24"/>
+                <w:szCs w:val="24"/>
+              </w:rPr>
+            </w:pPr>
+            <w:r>
+              <w:rPr>
+                <w:sz w:val="24"/>
+                <w:szCs w:val="24"/>
+              </w:rPr>
+              <w:t>3</w:t>
+            </w:r>
+          </w:p>
+        </w:tc>
+        <w:tc>
+          <w:tcPr>
+            <w:tcW w:w="3510" w:type="dxa"/>
+            <w:gridSpan w:val="2"/>
+            <w:tcBorders>
+              <w:top w:val="single" w:sz="8" w:space="0" w:color="000000"/>
+              <w:left w:val="single" w:sz="8" w:space="0" w:color="000000"/>
+              <w:bottom w:val="single" w:sz="8" w:space="0" w:color="000000"/>
+              <w:right w:val="single" w:sz="8" w:space="0" w:color="000000"/>
+            </w:tcBorders>
+            <w:tcMar>
+              <w:top w:w="0" w:type="dxa"/>
+              <w:bottom w:w="0" w:type="dxa"/>
+            </w:tcMar>
+          </w:tcPr>
+          <w:p>
+            <w:pPr>
+              <w:ind w:left="100"/>
+              <w:jc w:val="center"/>
+              <w:rPr>
+                <w:i/>
+                <w:iCs/>
+                <w:sz w:val="24"/>
+                <w:szCs w:val="24"/>
+              </w:rPr>
+            </w:pPr>
+            <w:r>
+              <w:rPr>
+                <w:i/>
+                <w:iCs/>
+                <w:sz w:val="24"/>
+                <w:szCs w:val="24"/>
+              </w:rPr>
+              <w:t>-</w:t>
+            </w:r>
+          </w:p>
+        </w:tc>
+        <w:tc>
+          <w:tcPr>
+            <w:tcW w:w="4665" w:type="dxa"/>
+            <w:tcBorders>
+              <w:top w:val="single" w:sz="8" w:space="0" w:color="000000"/>
+              <w:left w:val="single" w:sz="8" w:space="0" w:color="000000"/>
+              <w:bottom w:val="single" w:sz="8" w:space="0" w:color="000000"/>
+              <w:right w:val="single" w:sz="8" w:space="0" w:color="000000"/>
+            </w:tcBorders>
+            <w:tcMar>
+              <w:top w:w="0" w:type="dxa"/>
+              <w:bottom w:w="0" w:type="dxa"/>
+            </w:tcMar>
+          </w:tcPr>
+          <w:p>
+            <w:pPr>
+              <w:ind w:left="100"/>
+              <w:jc w:val="both"/>
+              <w:rPr>
+                <w:i/>
+                <w:iCs/>
+                <w:sz w:val="24"/>
+                <w:szCs w:val="24"/>
+              </w:rPr>
+            </w:pPr>
+            <w:r>
+              <w:rPr>
+                <w:i/>
+                <w:iCs/>
+                <w:sz w:val="24"/>
+                <w:szCs w:val="24"/>
+              </w:rPr>
+              <w:t xml:space="preserve">App </w:t>
+            </w:r>
+            <w:r>
+              <w:rPr>
+                <w:i/>
+                <w:iCs/>
+                <w:sz w:val="24"/>
+                <w:szCs w:val="24"/>
+              </w:rPr>
+              <w:t>displays last known values in the menus with a “Disconnected” tag</w:t>
+            </w:r>
+          </w:p>
+        </w:tc>
+      </w:tr>
+      <w:tr>
+        <w:trPr>
+          <w:trHeight w:val="285"/>
+        </w:trPr>
+        <w:tc>
+          <w:tcPr>
+            <w:tcW w:w="855" w:type="dxa"/>
+            <w:tcBorders>
+              <w:top w:val="single" w:sz="8" w:space="0" w:color="000000"/>
+              <w:left w:val="single" w:sz="8" w:space="0" w:color="000000"/>
+              <w:bottom w:val="single" w:sz="8" w:space="0" w:color="000000"/>
+              <w:right w:val="single" w:sz="8" w:space="0" w:color="000000"/>
+            </w:tcBorders>
+            <w:tcMar>
+              <w:top w:w="0" w:type="dxa"/>
+              <w:bottom w:w="0" w:type="dxa"/>
+            </w:tcMar>
+          </w:tcPr>
+          <w:p>
+            <w:pPr>
+              <w:ind w:left="100"/>
+              <w:jc w:val="both"/>
+              <w:rPr>
+                <w:sz w:val="24"/>
+                <w:szCs w:val="24"/>
+              </w:rPr>
+            </w:pPr>
+            <w:r>
+              <w:rPr>
+                <w:sz w:val="24"/>
+                <w:szCs w:val="24"/>
+              </w:rPr>
+              <w:t>4</w:t>
+            </w:r>
+          </w:p>
+        </w:tc>
+        <w:tc>
+          <w:tcPr>
+            <w:tcW w:w="3510" w:type="dxa"/>
+            <w:gridSpan w:val="2"/>
+            <w:tcBorders>
+              <w:top w:val="single" w:sz="8" w:space="0" w:color="000000"/>
+              <w:left w:val="single" w:sz="8" w:space="0" w:color="000000"/>
+              <w:bottom w:val="single" w:sz="8" w:space="0" w:color="000000"/>
+              <w:right w:val="single" w:sz="8" w:space="0" w:color="000000"/>
+            </w:tcBorders>
+            <w:tcMar>
+              <w:top w:w="0" w:type="dxa"/>
+              <w:bottom w:w="0" w:type="dxa"/>
+            </w:tcMar>
+          </w:tcPr>
+          <w:p>
+            <w:pPr>
+              <w:ind w:left="100"/>
+              <w:jc w:val="center"/>
+              <w:rPr>
+                <w:i/>
+                <w:iCs/>
+                <w:sz w:val="24"/>
+                <w:szCs w:val="24"/>
+              </w:rPr>
+            </w:pPr>
+            <w:r>
+              <w:rPr>
+                <w:i/>
+                <w:iCs/>
+                <w:sz w:val="24"/>
+                <w:szCs w:val="24"/>
+              </w:rPr>
+              <w:t>-</w:t>
+            </w:r>
+          </w:p>
+        </w:tc>
+        <w:tc>
+          <w:tcPr>
+            <w:tcW w:w="4665" w:type="dxa"/>
+            <w:tcBorders>
+              <w:top w:val="single" w:sz="8" w:space="0" w:color="000000"/>
+              <w:left w:val="single" w:sz="8" w:space="0" w:color="000000"/>
+              <w:bottom w:val="single" w:sz="8" w:space="0" w:color="000000"/>
+              <w:right w:val="single" w:sz="8" w:space="0" w:color="000000"/>
+            </w:tcBorders>
+            <w:tcMar>
+              <w:top w:w="0" w:type="dxa"/>
+              <w:bottom w:w="0" w:type="dxa"/>
+            </w:tcMar>
+          </w:tcPr>
+          <w:p>
+            <w:pPr>
+              <w:ind w:left="100"/>
+              <w:rPr>
+                <w:i/>
+                <w:iCs/>
+                <w:sz w:val="24"/>
+                <w:szCs w:val="24"/>
+              </w:rPr>
+            </w:pPr>
+            <w:r>
+              <w:rPr>
+                <w:i/>
+                <w:iCs/>
+                <w:sz w:val="24"/>
+                <w:szCs w:val="24"/>
+              </w:rPr>
+              <w:t>SeS detects the disconnection and goes back to broadcasting its BLE signal for future pairing</w:t>
+            </w:r>
+          </w:p>
+        </w:tc>
+      </w:tr>
+      <w:tr>
+        <w:trPr>
+          <w:trHeight w:val="555"/>
+        </w:trPr>
+        <w:tc>
+          <w:tcPr>
+            <w:tcW w:w="2070" w:type="dxa"/>
+            <w:gridSpan w:val="2"/>
+            <w:tcBorders>
+              <w:top w:val="single" w:sz="8" w:space="0" w:color="000000"/>
+              <w:left w:val="single" w:sz="8" w:space="0" w:color="000000"/>
+              <w:bottom w:val="single" w:sz="8" w:space="0" w:color="000000"/>
+              <w:right w:val="single" w:sz="8" w:space="0" w:color="000000"/>
+            </w:tcBorders>
+            <w:tcMar>
+              <w:top w:w="0" w:type="dxa"/>
+              <w:bottom w:w="0" w:type="dxa"/>
+            </w:tcMar>
+          </w:tcPr>
+          <w:p>
+            <w:pPr>
+              <w:ind w:left="100"/>
+              <w:jc w:val="both"/>
+              <w:rPr>
+                <w:sz w:val="24"/>
+                <w:szCs w:val="24"/>
+              </w:rPr>
+            </w:pPr>
+            <w:r>
+              <w:rPr>
+                <w:sz w:val="24"/>
+                <w:szCs w:val="24"/>
+              </w:rPr>
+              <w:t>Post-condition:</w:t>
+            </w:r>
+          </w:p>
+        </w:tc>
+        <w:tc>
+          <w:tcPr>
+            <w:tcW w:w="6960" w:type="dxa"/>
+            <w:gridSpan w:val="2"/>
+            <w:tcBorders>
+              <w:top w:val="single" w:sz="8" w:space="0" w:color="000000"/>
+              <w:left w:val="single" w:sz="8" w:space="0" w:color="000000"/>
+              <w:bottom w:val="single" w:sz="8" w:space="0" w:color="000000"/>
+              <w:right w:val="single" w:sz="8" w:space="0" w:color="000000"/>
+            </w:tcBorders>
+            <w:tcMar>
+              <w:top w:w="0" w:type="dxa"/>
+              <w:bottom w:w="0" w:type="dxa"/>
+            </w:tcMar>
+          </w:tcPr>
+          <w:p>
+            <w:pPr>
+              <w:ind w:left="100"/>
+              <w:jc w:val="both"/>
+              <w:rPr>
+                <w:i/>
+                <w:iCs/>
+                <w:sz w:val="24"/>
+                <w:szCs w:val="24"/>
+              </w:rPr>
+            </w:pPr>
+            <w:r>
+              <w:rPr>
+                <w:i/>
+                <w:iCs/>
+                <w:sz w:val="24"/>
+                <w:szCs w:val="24"/>
+              </w:rPr>
+              <w:t>SeS waits for another pairing</w:t>
+            </w:r>
+          </w:p>
+        </w:tc>
+      </w:tr>
+    </w:tbl>
+    <w:p>
+      <w:pPr>
+        <w:pStyle w:val="Heading3"/>
+      </w:pPr>
+      <w:r>
+        <w:t>Alternative flows</w:t>
+      </w:r>
+    </w:p>
+    <w:p>
+      <w:r>
+        <w:t>A1 – Hard exit</w:t>
+      </w:r>
+    </w:p>
+    <w:p>
+      <w:pPr>
+        <w:pStyle w:val="ListParagraph"/>
+        <w:numPr>
+          <w:ilvl w:val="0"/>
+          <w:numId w:val="19"/>
+        </w:numPr>
+      </w:pPr>
+      <w:r>
+        <w:t>Trigger: User forcefully kills the app</w:t>
+      </w:r>
+    </w:p>
+    <w:p>
+      <w:pPr>
+        <w:pStyle w:val="ListParagraph"/>
+        <w:numPr>
+          <w:ilvl w:val="0"/>
+          <w:numId w:val="19"/>
+        </w:numPr>
+      </w:pPr>
+      <w:r>
+        <w:t>System response: Mobile OS automatically severs the BLE connection</w:t>
+      </w:r>
+    </w:p>
+    <w:p>
+      <w:pPr>
+        <w:pStyle w:val="ListParagraph"/>
+        <w:numPr>
+          <w:ilvl w:val="0"/>
+          <w:numId w:val="19"/>
+        </w:numPr>
+      </w:pPr>
+      <w:r>
+        <w:t>Result: SeS detects the severing and goes back to broadcasting safely</w:t>
+      </w:r>
+    </w:p>
+    <w:p>
+      <w:bookmarkStart w:id="21" w:name="_vdrx4s7n3n9m" w:colFirst="0" w:colLast="0"/>
+      <w:bookmarkEnd w:id="21"/>
+    </w:p>
+    <w:p>
+      <w:pPr>
+        <w:rPr>
+          <w:b/>
+          <w:bCs/>
+          <w:sz w:val="34"/>
+          <w:szCs w:val="34"/>
+        </w:rPr>
+      </w:pPr>
+      <w:r>
+        <w:rPr>
+          <w:b/>
+          <w:bCs/>
+          <w:sz w:val="34"/>
+          <w:szCs w:val="34"/>
+        </w:rPr>
+        <w:br w:type="page"/>
+      </w:r>
+    </w:p>
+    <w:p>
+      <w:pPr>
+        <w:rPr>
+          <w:color w:val="434343"/>
+          <w:sz w:val="28"/>
+          <w:szCs w:val="28"/>
+        </w:rPr>
+      </w:pPr>
+      <w:r>
+        <w:rPr>
+          <w:b/>
+          <w:bCs/>
+          <w:color w:val="000000"/>
+          <w:sz w:val="26"/>
+          <w:szCs w:val="26"/>
+        </w:rPr>
+        <w:lastRenderedPageBreak/>
+        <w:t>3.2.</w:t>
+      </w:r>
+      <w:r>
+        <w:rPr>
+          <w:b/>
+          <w:bCs/>
+          <w:color w:val="000000"/>
+          <w:sz w:val="26"/>
+          <w:szCs w:val="26"/>
+        </w:rPr>
+        <w:t>5</w:t>
+      </w:r>
+      <w:r>
+        <w:rPr>
+          <w:rFonts w:ascii="Times New Roman" w:eastAsia="Times New Roman" w:hAnsi="Times New Roman" w:cs="Times New Roman"/>
+          <w:color w:val="000000"/>
+          <w:sz w:val="26"/>
+          <w:szCs w:val="26"/>
+        </w:rPr>
+        <w:tab/>
+      </w:r>
+      <w:r>
+        <w:rPr>
+          <w:b/>
+          <w:bCs/>
+          <w:color w:val="000000"/>
+          <w:sz w:val="26"/>
+          <w:szCs w:val="26"/>
+        </w:rPr>
+        <w:t>SCN-</w:t>
+      </w:r>
+      <w:r>
+        <w:rPr>
+          <w:b/>
+          <w:bCs/>
+          <w:color w:val="000000"/>
+          <w:sz w:val="26"/>
+          <w:szCs w:val="26"/>
+        </w:rPr>
+        <w:t>5</w:t>
+      </w:r>
+      <w:r>
+        <w:rPr>
+          <w:b/>
+          <w:bCs/>
+          <w:color w:val="000000"/>
+          <w:sz w:val="26"/>
+          <w:szCs w:val="26"/>
+        </w:rPr>
+        <w:t xml:space="preserve">: </w:t>
+      </w:r>
+      <w:r>
+        <w:rPr>
+          <w:b/>
+          <w:bCs/>
+          <w:color w:val="000000"/>
+          <w:sz w:val="26"/>
+          <w:szCs w:val="26"/>
+        </w:rPr>
+        <w:t xml:space="preserve">User configures </w:t>
+      </w:r>
+      <w:r>
+        <w:rPr>
+          <w:b/>
+          <w:bCs/>
+          <w:color w:val="000000"/>
+          <w:sz w:val="26"/>
+          <w:szCs w:val="26"/>
+        </w:rPr>
+        <w:t>units of measurement</w:t>
+      </w:r>
+    </w:p>
+    <w:tbl>
+      <w:tblPr>
+        <w:tblStyle w:val="a"/>
+        <w:tblW w:w="9015" w:type="dxa"/>
+        <w:tblInd w:w="0" w:type="dxa"/>
+        <w:tblBorders>
+          <w:top w:val="nil"/>
+          <w:left w:val="nil"/>
+          <w:bottom w:val="nil"/>
+          <w:right w:val="nil"/>
+          <w:insideH w:val="nil"/>
+          <w:insideV w:val="nil"/>
+        </w:tblBorders>
+        <w:tblLayout w:type="fixed"/>
+        <w:tblLook w:val="0600" w:firstRow="0" w:lastRow="0" w:firstColumn="0" w:lastColumn="0" w:noHBand="1" w:noVBand="1"/>
+      </w:tblPr>
+      <w:tblGrid>
+        <w:gridCol w:w="2595"/>
+        <w:gridCol w:w="6420"/>
+      </w:tblGrid>
+      <w:tr>
+        <w:trPr>
+          <w:trHeight w:val="555"/>
+        </w:trPr>
+        <w:tc>
+          <w:tcPr>
+            <w:tcW w:w="2595" w:type="dxa"/>
+            <w:tcBorders>
+              <w:top w:val="single" w:sz="8" w:space="0" w:color="000000"/>
+              <w:left w:val="single" w:sz="8" w:space="0" w:color="000000"/>
+              <w:bottom w:val="single" w:sz="8" w:space="0" w:color="000000"/>
+            </w:tcBorders>
+            <w:tcMar>
+              <w:top w:w="0" w:type="dxa"/>
+              <w:left w:w="100" w:type="dxa"/>
+              <w:bottom w:w="0" w:type="dxa"/>
+              <w:right w:w="100" w:type="dxa"/>
+            </w:tcMar>
+          </w:tcPr>
+          <w:p>
+            <w:pPr>
+              <w:ind w:left="100"/>
+              <w:jc w:val="both"/>
+              <w:rPr>
+                <w:b/>
+                <w:bCs/>
+                <w:sz w:val="24"/>
+                <w:szCs w:val="24"/>
+              </w:rPr>
+            </w:pPr>
+            <w:r>
+              <w:rPr>
+                <w:b/>
+                <w:bCs/>
+                <w:sz w:val="24"/>
+                <w:szCs w:val="24"/>
+              </w:rPr>
+              <w:t>FREQ reference</w:t>
+            </w:r>
+          </w:p>
+        </w:tc>
+        <w:tc>
+          <w:tcPr>
+            <w:tcW w:w="6420" w:type="dxa"/>
+            <w:tcBorders>
+              <w:top w:val="single" w:sz="8" w:space="0" w:color="000000"/>
+              <w:left w:val="single" w:sz="8" w:space="0" w:color="000000"/>
+              <w:bottom w:val="single" w:sz="8" w:space="0" w:color="000000"/>
+              <w:right w:val="single" w:sz="8" w:space="0" w:color="000000"/>
+            </w:tcBorders>
+            <w:tcMar>
+              <w:top w:w="0" w:type="dxa"/>
+              <w:left w:w="100" w:type="dxa"/>
+              <w:bottom w:w="0" w:type="dxa"/>
+              <w:right w:w="100" w:type="dxa"/>
+            </w:tcMar>
+          </w:tcPr>
+          <w:p>
+            <w:pPr>
+              <w:ind w:left="100"/>
+              <w:jc w:val="both"/>
+              <w:rPr>
+                <w:sz w:val="24"/>
+                <w:szCs w:val="24"/>
+              </w:rPr>
+            </w:pPr>
+            <w:r>
+              <w:rPr>
+                <w:sz w:val="24"/>
+                <w:szCs w:val="24"/>
+              </w:rPr>
+              <w:t>FREQ-</w:t>
+            </w:r>
+            <w:r>
+              <w:rPr>
+                <w:sz w:val="24"/>
+                <w:szCs w:val="24"/>
+              </w:rPr>
+              <w:t>9, FREQ-2, FREQ-3</w:t>
+            </w:r>
+          </w:p>
+        </w:tc>
+      </w:tr>
+      <w:tr>
+        <w:trPr>
+          <w:trHeight w:val="540"/>
+        </w:trPr>
+        <w:tc>
+          <w:tcPr>
+            <w:tcW w:w="2595" w:type="dxa"/>
+            <w:tcBorders>
+              <w:left w:val="single" w:sz="8" w:space="0" w:color="000000"/>
+              <w:bottom w:val="single" w:sz="8" w:space="0" w:color="000000"/>
+            </w:tcBorders>
+            <w:tcMar>
+              <w:top w:w="0" w:type="dxa"/>
+              <w:left w:w="100" w:type="dxa"/>
+              <w:bottom w:w="0" w:type="dxa"/>
+              <w:right w:w="100" w:type="dxa"/>
+            </w:tcMar>
+          </w:tcPr>
+          <w:p>
+            <w:pPr>
+              <w:ind w:left="100"/>
+              <w:jc w:val="both"/>
+              <w:rPr>
+                <w:b/>
+                <w:bCs/>
+                <w:sz w:val="24"/>
+                <w:szCs w:val="24"/>
+              </w:rPr>
+            </w:pPr>
+            <w:r>
+              <w:rPr>
+                <w:b/>
+                <w:bCs/>
+                <w:sz w:val="24"/>
+                <w:szCs w:val="24"/>
+              </w:rPr>
+              <w:t>NFREQ reference</w:t>
+            </w:r>
+          </w:p>
+        </w:tc>
+        <w:tc>
+          <w:tcPr>
+            <w:tcW w:w="6420" w:type="dxa"/>
+            <w:tcBorders>
+              <w:left w:val="single" w:sz="8" w:space="0" w:color="000000"/>
+              <w:bottom w:val="single" w:sz="8" w:space="0" w:color="000000"/>
+              <w:right w:val="single" w:sz="8" w:space="0" w:color="000000"/>
+            </w:tcBorders>
+            <w:tcMar>
+              <w:top w:w="0" w:type="dxa"/>
+              <w:left w:w="100" w:type="dxa"/>
+              <w:bottom w:w="0" w:type="dxa"/>
+              <w:right w:w="100" w:type="dxa"/>
+            </w:tcMar>
+          </w:tcPr>
+          <w:p>
+            <w:pPr>
+              <w:ind w:left="100"/>
+              <w:jc w:val="both"/>
+              <w:rPr>
+                <w:i/>
+                <w:iCs/>
+                <w:sz w:val="24"/>
+                <w:szCs w:val="24"/>
+              </w:rPr>
+            </w:pPr>
+            <w:r>
+              <w:rPr>
+                <w:i/>
+                <w:iCs/>
+                <w:sz w:val="24"/>
+                <w:szCs w:val="24"/>
+              </w:rPr>
+              <w:t>-</w:t>
+            </w:r>
+          </w:p>
+        </w:tc>
+      </w:tr>
+      <w:tr>
+        <w:trPr>
+          <w:trHeight w:val="285"/>
+        </w:trPr>
+        <w:tc>
+          <w:tcPr>
+            <w:tcW w:w="2595" w:type="dxa"/>
+            <w:tcBorders>
+              <w:left w:val="single" w:sz="8" w:space="0" w:color="000000"/>
+              <w:bottom w:val="single" w:sz="8" w:space="0" w:color="000000"/>
+            </w:tcBorders>
+            <w:tcMar>
+              <w:top w:w="0" w:type="dxa"/>
+              <w:left w:w="100" w:type="dxa"/>
+              <w:bottom w:w="0" w:type="dxa"/>
+              <w:right w:w="100" w:type="dxa"/>
+            </w:tcMar>
+          </w:tcPr>
+          <w:p>
+            <w:pPr>
+              <w:ind w:left="100"/>
+              <w:jc w:val="both"/>
+              <w:rPr>
+                <w:b/>
+                <w:bCs/>
+                <w:sz w:val="24"/>
+                <w:szCs w:val="24"/>
+              </w:rPr>
+            </w:pPr>
+            <w:r>
+              <w:rPr>
+                <w:b/>
+                <w:bCs/>
+                <w:sz w:val="24"/>
+                <w:szCs w:val="24"/>
+              </w:rPr>
+              <w:t>Short Description:</w:t>
+            </w:r>
+          </w:p>
+        </w:tc>
+        <w:tc>
+          <w:tcPr>
+            <w:tcW w:w="6420" w:type="dxa"/>
+            <w:tcBorders>
+              <w:left w:val="single" w:sz="8" w:space="0" w:color="000000"/>
+              <w:bottom w:val="single" w:sz="8" w:space="0" w:color="000000"/>
+              <w:right w:val="single" w:sz="8" w:space="0" w:color="000000"/>
+            </w:tcBorders>
+            <w:tcMar>
+              <w:top w:w="0" w:type="dxa"/>
+              <w:left w:w="100" w:type="dxa"/>
+              <w:bottom w:w="0" w:type="dxa"/>
+              <w:right w:w="100" w:type="dxa"/>
+            </w:tcMar>
+          </w:tcPr>
+          <w:p>
+            <w:pPr>
+              <w:ind w:left="100"/>
+              <w:jc w:val="both"/>
+              <w:rPr>
+                <w:i/>
+                <w:iCs/>
+                <w:sz w:val="24"/>
+                <w:szCs w:val="24"/>
+              </w:rPr>
+            </w:pPr>
+            <w:r>
+              <w:rPr>
+                <w:i/>
+                <w:iCs/>
+                <w:sz w:val="24"/>
+                <w:szCs w:val="24"/>
+              </w:rPr>
+              <w:t xml:space="preserve">User </w:t>
+            </w:r>
+            <w:r>
+              <w:rPr>
+                <w:i/>
+                <w:iCs/>
+                <w:sz w:val="24"/>
+                <w:szCs w:val="24"/>
+              </w:rPr>
+              <w:t>changes the display units from meters to centimetres and inputs a new distance threshold</w:t>
+            </w:r>
+          </w:p>
+        </w:tc>
+      </w:tr>
+      <w:tr>
+        <w:trPr>
+          <w:trHeight w:val="555"/>
+        </w:trPr>
+        <w:tc>
+          <w:tcPr>
+            <w:tcW w:w="2595" w:type="dxa"/>
+            <w:tcBorders>
+              <w:left w:val="single" w:sz="8" w:space="0" w:color="000000"/>
+              <w:bottom w:val="single" w:sz="8" w:space="0" w:color="000000"/>
+            </w:tcBorders>
+            <w:tcMar>
+              <w:top w:w="0" w:type="dxa"/>
+              <w:left w:w="100" w:type="dxa"/>
+              <w:bottom w:w="0" w:type="dxa"/>
+              <w:right w:w="100" w:type="dxa"/>
+            </w:tcMar>
+          </w:tcPr>
+          <w:p>
+            <w:pPr>
+              <w:ind w:left="100"/>
+              <w:jc w:val="both"/>
+              <w:rPr>
+                <w:b/>
+                <w:bCs/>
+                <w:sz w:val="24"/>
+                <w:szCs w:val="24"/>
+              </w:rPr>
+            </w:pPr>
+            <w:r>
+              <w:rPr>
+                <w:b/>
+                <w:bCs/>
+                <w:sz w:val="24"/>
+                <w:szCs w:val="24"/>
+              </w:rPr>
+              <w:t>Actor</w:t>
+            </w:r>
+          </w:p>
+        </w:tc>
+        <w:tc>
+          <w:tcPr>
+            <w:tcW w:w="6420" w:type="dxa"/>
+            <w:tcBorders>
+              <w:left w:val="single" w:sz="8" w:space="0" w:color="000000"/>
+              <w:bottom w:val="single" w:sz="8" w:space="0" w:color="000000"/>
+              <w:right w:val="single" w:sz="8" w:space="0" w:color="000000"/>
+            </w:tcBorders>
+            <w:tcMar>
+              <w:top w:w="0" w:type="dxa"/>
+              <w:left w:w="100" w:type="dxa"/>
+              <w:bottom w:w="0" w:type="dxa"/>
+              <w:right w:w="100" w:type="dxa"/>
+            </w:tcMar>
+          </w:tcPr>
+          <w:p>
+            <w:pPr>
+              <w:ind w:left="100"/>
+              <w:jc w:val="both"/>
+              <w:rPr>
+                <w:i/>
+                <w:iCs/>
+                <w:sz w:val="24"/>
+                <w:szCs w:val="24"/>
+              </w:rPr>
+            </w:pPr>
+            <w:r>
+              <w:rPr>
+                <w:i/>
+                <w:iCs/>
+                <w:sz w:val="24"/>
+                <w:szCs w:val="24"/>
+              </w:rPr>
+              <w:t>User</w:t>
+            </w:r>
+          </w:p>
+        </w:tc>
+      </w:tr>
+      <w:tr>
+        <w:trPr>
+          <w:trHeight w:val="503"/>
+        </w:trPr>
+        <w:tc>
+          <w:tcPr>
+            <w:tcW w:w="2595" w:type="dxa"/>
+            <w:tcBorders>
+              <w:left w:val="single" w:sz="8" w:space="0" w:color="000000"/>
+              <w:bottom w:val="single" w:sz="8" w:space="0" w:color="000000"/>
+            </w:tcBorders>
+            <w:tcMar>
+              <w:top w:w="0" w:type="dxa"/>
+              <w:left w:w="100" w:type="dxa"/>
+              <w:bottom w:w="0" w:type="dxa"/>
+              <w:right w:w="100" w:type="dxa"/>
+            </w:tcMar>
+          </w:tcPr>
+          <w:p>
+            <w:pPr>
+              <w:ind w:left="100"/>
+              <w:jc w:val="both"/>
+              <w:rPr>
+                <w:b/>
+                <w:bCs/>
+                <w:sz w:val="24"/>
+                <w:szCs w:val="24"/>
+              </w:rPr>
+            </w:pPr>
+            <w:r>
+              <w:rPr>
+                <w:b/>
+                <w:bCs/>
+                <w:sz w:val="24"/>
+                <w:szCs w:val="24"/>
+              </w:rPr>
+              <w:t>Precondition:</w:t>
+            </w:r>
+          </w:p>
+        </w:tc>
+        <w:tc>
+          <w:tcPr>
+            <w:tcW w:w="6420" w:type="dxa"/>
+            <w:tcBorders>
+              <w:left w:val="single" w:sz="8" w:space="0" w:color="000000"/>
+              <w:bottom w:val="single" w:sz="8" w:space="0" w:color="000000"/>
+              <w:right w:val="single" w:sz="8" w:space="0" w:color="000000"/>
+            </w:tcBorders>
+            <w:tcMar>
+              <w:top w:w="0" w:type="dxa"/>
+              <w:left w:w="100" w:type="dxa"/>
+              <w:bottom w:w="0" w:type="dxa"/>
+              <w:right w:w="100" w:type="dxa"/>
+            </w:tcMar>
+          </w:tcPr>
+          <w:p>
+            <w:pPr>
+              <w:ind w:left="100"/>
+              <w:jc w:val="both"/>
+              <w:rPr>
+                <w:i/>
+                <w:iCs/>
+                <w:sz w:val="24"/>
+                <w:szCs w:val="24"/>
+              </w:rPr>
+            </w:pPr>
+            <w:r>
+              <w:rPr>
+                <w:i/>
+                <w:iCs/>
+                <w:sz w:val="24"/>
+                <w:szCs w:val="24"/>
+              </w:rPr>
+              <w:t xml:space="preserve">RF app is </w:t>
+            </w:r>
+            <w:r>
+              <w:rPr>
+                <w:i/>
+                <w:iCs/>
+                <w:sz w:val="24"/>
+                <w:szCs w:val="24"/>
+              </w:rPr>
+              <w:t>currently running</w:t>
+            </w:r>
+          </w:p>
+        </w:tc>
+      </w:tr>
+    </w:tbl>
+    <w:p/>
+    <w:tbl>
+      <w:tblPr>
+        <w:tblStyle w:val="a0"/>
+        <w:tblpPr w:leftFromText="180" w:rightFromText="180" w:topFromText="180" w:bottomFromText="180" w:vertAnchor="text" w:tblpX="-15"/>
+        <w:tblW w:w="9030" w:type="dxa"/>
+        <w:tblInd w:w="0" w:type="dxa"/>
+        <w:tblBorders>
+          <w:top w:val="nil"/>
+          <w:left w:val="nil"/>
+          <w:bottom w:val="nil"/>
+          <w:right w:val="nil"/>
+          <w:insideH w:val="nil"/>
+          <w:insideV w:val="nil"/>
+        </w:tblBorders>
+        <w:tblLayout w:type="fixed"/>
+        <w:tblLook w:val="0600" w:firstRow="0" w:lastRow="0" w:firstColumn="0" w:lastColumn="0" w:noHBand="1" w:noVBand="1"/>
+      </w:tblPr>
+      <w:tblGrid>
+        <w:gridCol w:w="855"/>
+        <w:gridCol w:w="1215"/>
+        <w:gridCol w:w="2295"/>
+        <w:gridCol w:w="4665"/>
+      </w:tblGrid>
+      <w:tr>
+        <w:trPr>
+          <w:trHeight w:val="285"/>
+        </w:trPr>
+        <w:tc>
+          <w:tcPr>
+            <w:tcW w:w="9030" w:type="dxa"/>
+            <w:gridSpan w:val="4"/>
+            <w:tcBorders>
+              <w:top w:val="single" w:sz="8" w:space="0" w:color="000000"/>
+              <w:left w:val="single" w:sz="8" w:space="0" w:color="000000"/>
+              <w:bottom w:val="single" w:sz="8" w:space="0" w:color="000000"/>
+              <w:right w:val="single" w:sz="8" w:space="0" w:color="000000"/>
+            </w:tcBorders>
+            <w:tcMar>
+              <w:top w:w="0" w:type="dxa"/>
+              <w:bottom w:w="0" w:type="dxa"/>
+            </w:tcMar>
+          </w:tcPr>
+          <w:p>
+            <w:pPr>
+              <w:ind w:left="100"/>
+              <w:jc w:val="both"/>
+              <w:rPr>
+                <w:sz w:val="24"/>
+                <w:szCs w:val="24"/>
+              </w:rPr>
+            </w:pPr>
+            <w:r>
+              <w:rPr>
+                <w:b/>
+                <w:bCs/>
+                <w:sz w:val="24"/>
+                <w:szCs w:val="24"/>
+              </w:rPr>
+              <w:t>Basic flow:</w:t>
+            </w:r>
+            <w:r>
+              <w:rPr>
+                <w:sz w:val="24"/>
+                <w:szCs w:val="24"/>
+              </w:rPr>
+              <w:t xml:space="preserve"> </w:t>
+            </w:r>
+            <w:r>
+              <w:t xml:space="preserve"> </w:t>
+            </w:r>
+            <w:r>
+              <w:rPr>
+                <w:sz w:val="26"/>
+                <w:szCs w:val="26"/>
+              </w:rPr>
+              <w:t>User configures units of measurement</w:t>
+            </w:r>
+          </w:p>
+        </w:tc>
+      </w:tr>
+      <w:tr>
+        <w:trPr>
+          <w:trHeight w:val="285"/>
+        </w:trPr>
+        <w:tc>
+          <w:tcPr>
+            <w:tcW w:w="855" w:type="dxa"/>
+            <w:tcBorders>
+              <w:top w:val="single" w:sz="8" w:space="0" w:color="000000"/>
+              <w:left w:val="single" w:sz="8" w:space="0" w:color="000000"/>
+              <w:bottom w:val="single" w:sz="8" w:space="0" w:color="000000"/>
+              <w:right w:val="single" w:sz="8" w:space="0" w:color="000000"/>
+            </w:tcBorders>
+            <w:tcMar>
+              <w:top w:w="0" w:type="dxa"/>
+              <w:bottom w:w="0" w:type="dxa"/>
+            </w:tcMar>
+          </w:tcPr>
+          <w:p>
+            <w:pPr>
+              <w:ind w:left="100"/>
+              <w:jc w:val="both"/>
+              <w:rPr>
+                <w:sz w:val="24"/>
+                <w:szCs w:val="24"/>
+              </w:rPr>
+            </w:pPr>
+            <w:r>
+              <w:rPr>
+                <w:sz w:val="24"/>
+                <w:szCs w:val="24"/>
+              </w:rPr>
+              <w:t>Step</w:t>
+            </w:r>
+          </w:p>
+        </w:tc>
+        <w:tc>
+          <w:tcPr>
+            <w:tcW w:w="3510" w:type="dxa"/>
+            <w:gridSpan w:val="2"/>
+            <w:tcBorders>
+              <w:top w:val="single" w:sz="8" w:space="0" w:color="000000"/>
+              <w:left w:val="single" w:sz="8" w:space="0" w:color="000000"/>
+              <w:bottom w:val="single" w:sz="8" w:space="0" w:color="000000"/>
+              <w:right w:val="single" w:sz="8" w:space="0" w:color="000000"/>
+            </w:tcBorders>
+            <w:tcMar>
+              <w:top w:w="0" w:type="dxa"/>
+              <w:bottom w:w="0" w:type="dxa"/>
+            </w:tcMar>
+          </w:tcPr>
+          <w:p>
+            <w:pPr>
+              <w:ind w:left="100"/>
+              <w:jc w:val="both"/>
+              <w:rPr>
+                <w:sz w:val="24"/>
+                <w:szCs w:val="24"/>
+              </w:rPr>
+            </w:pPr>
+            <w:r>
+              <w:rPr>
+                <w:sz w:val="24"/>
+                <w:szCs w:val="24"/>
+              </w:rPr>
+              <w:t>User action</w:t>
+            </w:r>
+          </w:p>
+        </w:tc>
+        <w:tc>
+          <w:tcPr>
+            <w:tcW w:w="4665" w:type="dxa"/>
+            <w:tcBorders>
+              <w:top w:val="single" w:sz="8" w:space="0" w:color="000000"/>
+              <w:left w:val="single" w:sz="8" w:space="0" w:color="000000"/>
+              <w:bottom w:val="single" w:sz="8" w:space="0" w:color="000000"/>
+              <w:right w:val="single" w:sz="8" w:space="0" w:color="000000"/>
+            </w:tcBorders>
+            <w:tcMar>
+              <w:top w:w="0" w:type="dxa"/>
+              <w:bottom w:w="0" w:type="dxa"/>
+            </w:tcMar>
+          </w:tcPr>
+          <w:p>
+            <w:pPr>
+              <w:ind w:left="100"/>
+              <w:jc w:val="both"/>
+              <w:rPr>
+                <w:sz w:val="24"/>
+                <w:szCs w:val="24"/>
+              </w:rPr>
+            </w:pPr>
+            <w:r>
+              <w:rPr>
+                <w:sz w:val="24"/>
+                <w:szCs w:val="24"/>
+              </w:rPr>
+              <w:t>System response</w:t>
+            </w:r>
+          </w:p>
+        </w:tc>
+      </w:tr>
+      <w:tr>
+        <w:trPr>
+          <w:trHeight w:val="555"/>
+        </w:trPr>
+        <w:tc>
+          <w:tcPr>
+            <w:tcW w:w="855" w:type="dxa"/>
+            <w:tcBorders>
+              <w:top w:val="single" w:sz="8" w:space="0" w:color="000000"/>
+              <w:left w:val="single" w:sz="8" w:space="0" w:color="000000"/>
+              <w:bottom w:val="single" w:sz="8" w:space="0" w:color="000000"/>
+              <w:right w:val="single" w:sz="8" w:space="0" w:color="000000"/>
+            </w:tcBorders>
+            <w:tcMar>
+              <w:top w:w="0" w:type="dxa"/>
+              <w:bottom w:w="0" w:type="dxa"/>
+            </w:tcMar>
+          </w:tcPr>
+          <w:p>
+            <w:pPr>
+              <w:ind w:left="100"/>
+              <w:jc w:val="both"/>
+              <w:rPr>
+                <w:sz w:val="24"/>
+                <w:szCs w:val="24"/>
+              </w:rPr>
+            </w:pPr>
+            <w:r>
+              <w:rPr>
+                <w:sz w:val="24"/>
+                <w:szCs w:val="24"/>
+              </w:rPr>
+              <w:t>1</w:t>
+            </w:r>
+          </w:p>
+        </w:tc>
+        <w:tc>
+          <w:tcPr>
+            <w:tcW w:w="3510" w:type="dxa"/>
+            <w:gridSpan w:val="2"/>
+            <w:tcBorders>
+              <w:top w:val="single" w:sz="8" w:space="0" w:color="000000"/>
+              <w:left w:val="single" w:sz="8" w:space="0" w:color="000000"/>
+              <w:bottom w:val="single" w:sz="8" w:space="0" w:color="000000"/>
+              <w:right w:val="single" w:sz="8" w:space="0" w:color="000000"/>
+            </w:tcBorders>
+            <w:tcMar>
+              <w:top w:w="0" w:type="dxa"/>
+              <w:bottom w:w="0" w:type="dxa"/>
+            </w:tcMar>
+          </w:tcPr>
+          <w:p>
+            <w:pPr>
+              <w:ind w:left="100"/>
+              <w:jc w:val="both"/>
+              <w:rPr>
+                <w:i/>
+                <w:iCs/>
+                <w:sz w:val="24"/>
+                <w:szCs w:val="24"/>
+              </w:rPr>
+            </w:pPr>
+            <w:r>
+              <w:rPr>
+                <w:i/>
+                <w:iCs/>
+                <w:sz w:val="24"/>
+                <w:szCs w:val="24"/>
+              </w:rPr>
+              <w:t>Selects the Setting option</w:t>
+            </w:r>
+          </w:p>
+        </w:tc>
+        <w:tc>
+          <w:tcPr>
+            <w:tcW w:w="4665" w:type="dxa"/>
+            <w:tcBorders>
+              <w:top w:val="single" w:sz="8" w:space="0" w:color="000000"/>
+              <w:left w:val="single" w:sz="8" w:space="0" w:color="000000"/>
+              <w:bottom w:val="single" w:sz="8" w:space="0" w:color="000000"/>
+              <w:right w:val="single" w:sz="8" w:space="0" w:color="000000"/>
+            </w:tcBorders>
+            <w:tcMar>
+              <w:top w:w="0" w:type="dxa"/>
+              <w:bottom w:w="0" w:type="dxa"/>
+            </w:tcMar>
+          </w:tcPr>
+          <w:p>
+            <w:pPr>
+              <w:ind w:left="100"/>
+              <w:jc w:val="both"/>
+              <w:rPr>
+                <w:i/>
+                <w:iCs/>
+                <w:sz w:val="24"/>
+                <w:szCs w:val="24"/>
+              </w:rPr>
+            </w:pPr>
+            <w:r>
+              <w:rPr>
+                <w:i/>
+                <w:iCs/>
+                <w:sz w:val="24"/>
+                <w:szCs w:val="24"/>
+              </w:rPr>
+              <w:t>Settings option is opened</w:t>
+            </w:r>
+          </w:p>
+        </w:tc>
+      </w:tr>
+      <w:tr>
+        <w:trPr>
+          <w:trHeight w:val="285"/>
+        </w:trPr>
+        <w:tc>
+          <w:tcPr>
+            <w:tcW w:w="855" w:type="dxa"/>
+            <w:tcBorders>
+              <w:top w:val="single" w:sz="8" w:space="0" w:color="000000"/>
+              <w:left w:val="single" w:sz="8" w:space="0" w:color="000000"/>
+              <w:bottom w:val="single" w:sz="8" w:space="0" w:color="000000"/>
+              <w:right w:val="single" w:sz="8" w:space="0" w:color="000000"/>
+            </w:tcBorders>
+            <w:tcMar>
+              <w:top w:w="0" w:type="dxa"/>
+              <w:bottom w:w="0" w:type="dxa"/>
+            </w:tcMar>
+          </w:tcPr>
+          <w:p>
+            <w:pPr>
+              <w:ind w:left="100"/>
+              <w:jc w:val="both"/>
+              <w:rPr>
+                <w:sz w:val="24"/>
+                <w:szCs w:val="24"/>
+              </w:rPr>
+            </w:pPr>
+            <w:r>
+              <w:rPr>
+                <w:sz w:val="24"/>
+                <w:szCs w:val="24"/>
+              </w:rPr>
+              <w:t>2</w:t>
+            </w:r>
+          </w:p>
+        </w:tc>
+        <w:tc>
+          <w:tcPr>
+            <w:tcW w:w="3510" w:type="dxa"/>
+            <w:gridSpan w:val="2"/>
+            <w:tcBorders>
+              <w:top w:val="single" w:sz="8" w:space="0" w:color="000000"/>
+              <w:left w:val="single" w:sz="8" w:space="0" w:color="000000"/>
+              <w:bottom w:val="single" w:sz="8" w:space="0" w:color="000000"/>
+              <w:right w:val="single" w:sz="8" w:space="0" w:color="000000"/>
+            </w:tcBorders>
+            <w:tcMar>
+              <w:top w:w="0" w:type="dxa"/>
+              <w:bottom w:w="0" w:type="dxa"/>
+            </w:tcMar>
+          </w:tcPr>
+          <w:p>
+            <w:pPr>
+              <w:ind w:left="100"/>
+              <w:jc w:val="center"/>
+              <w:rPr>
+                <w:i/>
+                <w:iCs/>
+                <w:sz w:val="24"/>
+                <w:szCs w:val="24"/>
+              </w:rPr>
+            </w:pPr>
+            <w:r>
+              <w:rPr>
+                <w:i/>
+                <w:iCs/>
+                <w:sz w:val="24"/>
+                <w:szCs w:val="24"/>
+              </w:rPr>
+              <w:t>Toggles the preferred units of measurement</w:t>
+            </w:r>
+          </w:p>
+        </w:tc>
+        <w:tc>
+          <w:tcPr>
+            <w:tcW w:w="4665" w:type="dxa"/>
+            <w:tcBorders>
+              <w:top w:val="single" w:sz="8" w:space="0" w:color="000000"/>
+              <w:left w:val="single" w:sz="8" w:space="0" w:color="000000"/>
+              <w:bottom w:val="single" w:sz="8" w:space="0" w:color="000000"/>
+              <w:right w:val="single" w:sz="8" w:space="0" w:color="000000"/>
+            </w:tcBorders>
+            <w:tcMar>
+              <w:top w:w="0" w:type="dxa"/>
+              <w:bottom w:w="0" w:type="dxa"/>
+            </w:tcMar>
+          </w:tcPr>
+          <w:p>
+            <w:pPr>
+              <w:ind w:left="100"/>
+              <w:rPr>
+                <w:i/>
+                <w:iCs/>
+                <w:sz w:val="24"/>
+                <w:szCs w:val="24"/>
+              </w:rPr>
+            </w:pPr>
+            <w:r>
+              <w:rPr>
+                <w:i/>
+                <w:iCs/>
+                <w:sz w:val="24"/>
+                <w:szCs w:val="24"/>
+              </w:rPr>
+              <w:t>App switches the displayed measurements to the chosen units</w:t>
+            </w:r>
+          </w:p>
+        </w:tc>
+      </w:tr>
+      <w:tr>
+        <w:trPr>
+          <w:trHeight w:val="555"/>
+        </w:trPr>
+        <w:tc>
+          <w:tcPr>
+            <w:tcW w:w="2070" w:type="dxa"/>
+            <w:gridSpan w:val="2"/>
+            <w:tcBorders>
+              <w:top w:val="single" w:sz="8" w:space="0" w:color="000000"/>
+              <w:left w:val="single" w:sz="8" w:space="0" w:color="000000"/>
+              <w:bottom w:val="single" w:sz="8" w:space="0" w:color="000000"/>
+              <w:right w:val="single" w:sz="8" w:space="0" w:color="000000"/>
+            </w:tcBorders>
+            <w:tcMar>
+              <w:top w:w="0" w:type="dxa"/>
+              <w:bottom w:w="0" w:type="dxa"/>
+            </w:tcMar>
+          </w:tcPr>
+          <w:p>
+            <w:pPr>
+              <w:ind w:left="100"/>
+              <w:jc w:val="both"/>
+              <w:rPr>
+                <w:sz w:val="24"/>
+                <w:szCs w:val="24"/>
+              </w:rPr>
+            </w:pPr>
+            <w:r>
+              <w:rPr>
+                <w:sz w:val="24"/>
+                <w:szCs w:val="24"/>
+              </w:rPr>
+              <w:t>Post-condition:</w:t>
+            </w:r>
+          </w:p>
+        </w:tc>
+        <w:tc>
+          <w:tcPr>
+            <w:tcW w:w="6960" w:type="dxa"/>
+            <w:gridSpan w:val="2"/>
+            <w:tcBorders>
+              <w:top w:val="single" w:sz="8" w:space="0" w:color="000000"/>
+              <w:left w:val="single" w:sz="8" w:space="0" w:color="000000"/>
+              <w:bottom w:val="single" w:sz="8" w:space="0" w:color="000000"/>
+              <w:right w:val="single" w:sz="8" w:space="0" w:color="000000"/>
+            </w:tcBorders>
+            <w:tcMar>
+              <w:top w:w="0" w:type="dxa"/>
+              <w:bottom w:w="0" w:type="dxa"/>
+            </w:tcMar>
+          </w:tcPr>
+          <w:p>
+            <w:pPr>
+              <w:ind w:left="100"/>
+              <w:jc w:val="both"/>
+              <w:rPr>
+                <w:i/>
+                <w:iCs/>
+                <w:sz w:val="24"/>
+                <w:szCs w:val="24"/>
+              </w:rPr>
+            </w:pPr>
+            <w:r>
+              <w:rPr>
+                <w:i/>
+                <w:iCs/>
+                <w:sz w:val="24"/>
+                <w:szCs w:val="24"/>
+              </w:rPr>
+              <w:t>RF app is on operating on new units of measurement</w:t>
+            </w:r>
+          </w:p>
+        </w:tc>
+      </w:tr>
+    </w:tbl>
+    <w:p>
+      <w:pPr>
+        <w:rPr>
+          <w:b/>
+          <w:bCs/>
+          <w:sz w:val="34"/>
+          <w:szCs w:val="34"/>
+        </w:rPr>
+      </w:pPr>
+      <w:r>
+        <w:rPr>
+          <w:b/>
+          <w:bCs/>
+          <w:sz w:val="34"/>
+          <w:szCs w:val="34"/>
+        </w:rPr>
+        <w:br w:type="page"/>
+      </w:r>
+    </w:p>
+    <w:p>
+      <w:pPr>
+        <w:rPr>
+          <w:color w:val="434343"/>
+          <w:sz w:val="28"/>
+          <w:szCs w:val="28"/>
+        </w:rPr>
+      </w:pPr>
+      <w:r>
+        <w:rPr>
+          <w:b/>
+          <w:bCs/>
+          <w:color w:val="000000"/>
+          <w:sz w:val="26"/>
+          <w:szCs w:val="26"/>
+        </w:rPr>
+        <w:lastRenderedPageBreak/>
+        <w:t>3.2.</w:t>
+      </w:r>
+      <w:r>
+        <w:rPr>
+          <w:b/>
+          <w:bCs/>
+          <w:color w:val="000000"/>
+          <w:sz w:val="26"/>
+          <w:szCs w:val="26"/>
+        </w:rPr>
+        <w:t>6</w:t>
+      </w:r>
+      <w:r>
+        <w:rPr>
+          <w:rFonts w:ascii="Times New Roman" w:eastAsia="Times New Roman" w:hAnsi="Times New Roman" w:cs="Times New Roman"/>
+          <w:color w:val="000000"/>
+          <w:sz w:val="26"/>
+          <w:szCs w:val="26"/>
+        </w:rPr>
+        <w:tab/>
+      </w:r>
+      <w:r>
+        <w:rPr>
+          <w:b/>
+          <w:bCs/>
+          <w:color w:val="000000"/>
+          <w:sz w:val="26"/>
+          <w:szCs w:val="26"/>
+        </w:rPr>
+        <w:t>SCN-</w:t>
+      </w:r>
+      <w:r>
+        <w:rPr>
+          <w:b/>
+          <w:bCs/>
+          <w:color w:val="000000"/>
+          <w:sz w:val="26"/>
+          <w:szCs w:val="26"/>
+        </w:rPr>
+        <w:t>6</w:t>
+      </w:r>
+      <w:r>
+        <w:rPr>
+          <w:b/>
+          <w:bCs/>
+          <w:color w:val="000000"/>
+          <w:sz w:val="26"/>
+          <w:szCs w:val="26"/>
+        </w:rPr>
+        <w:t xml:space="preserve">: </w:t>
+      </w:r>
+      <w:r>
+        <w:rPr>
+          <w:b/>
+          <w:bCs/>
+          <w:color w:val="000000"/>
+          <w:sz w:val="26"/>
+          <w:szCs w:val="26"/>
+        </w:rPr>
+        <w:t xml:space="preserve">User configures </w:t>
+      </w:r>
+      <w:r>
+        <w:rPr>
+          <w:b/>
+          <w:bCs/>
+          <w:color w:val="000000"/>
+          <w:sz w:val="26"/>
+          <w:szCs w:val="26"/>
+        </w:rPr>
+        <w:t>distance threshold</w:t>
+      </w:r>
+    </w:p>
+    <w:tbl>
+      <w:tblPr>
+        <w:tblStyle w:val="a"/>
+        <w:tblW w:w="9015" w:type="dxa"/>
+        <w:tblInd w:w="0" w:type="dxa"/>
+        <w:tblBorders>
+          <w:top w:val="nil"/>
+          <w:left w:val="nil"/>
+          <w:bottom w:val="nil"/>
+          <w:right w:val="nil"/>
+          <w:insideH w:val="nil"/>
+          <w:insideV w:val="nil"/>
+        </w:tblBorders>
+        <w:tblLayout w:type="fixed"/>
+        <w:tblLook w:val="0600" w:firstRow="0" w:lastRow="0" w:firstColumn="0" w:lastColumn="0" w:noHBand="1" w:noVBand="1"/>
+      </w:tblPr>
+      <w:tblGrid>
+        <w:gridCol w:w="2595"/>
+        <w:gridCol w:w="6420"/>
+      </w:tblGrid>
+      <w:tr>
+        <w:trPr>
+          <w:trHeight w:val="555"/>
+        </w:trPr>
+        <w:tc>
+          <w:tcPr>
+            <w:tcW w:w="2595" w:type="dxa"/>
+            <w:tcBorders>
+              <w:top w:val="single" w:sz="8" w:space="0" w:color="000000"/>
+              <w:left w:val="single" w:sz="8" w:space="0" w:color="000000"/>
+              <w:bottom w:val="single" w:sz="8" w:space="0" w:color="000000"/>
+            </w:tcBorders>
+            <w:tcMar>
+              <w:top w:w="0" w:type="dxa"/>
+              <w:left w:w="100" w:type="dxa"/>
+              <w:bottom w:w="0" w:type="dxa"/>
+              <w:right w:w="100" w:type="dxa"/>
+            </w:tcMar>
+          </w:tcPr>
+          <w:p>
+            <w:pPr>
+              <w:ind w:left="100"/>
+              <w:jc w:val="both"/>
+              <w:rPr>
+                <w:b/>
+                <w:bCs/>
+                <w:sz w:val="24"/>
+                <w:szCs w:val="24"/>
+              </w:rPr>
+            </w:pPr>
+            <w:r>
+              <w:rPr>
+                <w:b/>
+                <w:bCs/>
+                <w:sz w:val="24"/>
+                <w:szCs w:val="24"/>
+              </w:rPr>
+              <w:t>FREQ reference</w:t>
+            </w:r>
+          </w:p>
+        </w:tc>
+        <w:tc>
+          <w:tcPr>
+            <w:tcW w:w="6420" w:type="dxa"/>
+            <w:tcBorders>
+              <w:top w:val="single" w:sz="8" w:space="0" w:color="000000"/>
+              <w:left w:val="single" w:sz="8" w:space="0" w:color="000000"/>
+              <w:bottom w:val="single" w:sz="8" w:space="0" w:color="000000"/>
+              <w:right w:val="single" w:sz="8" w:space="0" w:color="000000"/>
+            </w:tcBorders>
+            <w:tcMar>
+              <w:top w:w="0" w:type="dxa"/>
+              <w:left w:w="100" w:type="dxa"/>
+              <w:bottom w:w="0" w:type="dxa"/>
+              <w:right w:w="100" w:type="dxa"/>
+            </w:tcMar>
+          </w:tcPr>
+          <w:p>
+            <w:pPr>
+              <w:ind w:left="100"/>
+              <w:jc w:val="both"/>
+              <w:rPr>
+                <w:sz w:val="24"/>
+                <w:szCs w:val="24"/>
+              </w:rPr>
+            </w:pPr>
+            <w:r>
+              <w:rPr>
+                <w:sz w:val="24"/>
+                <w:szCs w:val="24"/>
+              </w:rPr>
+              <w:t>FREQ-</w:t>
+            </w:r>
+            <w:r>
+              <w:rPr>
+                <w:sz w:val="24"/>
+                <w:szCs w:val="24"/>
+              </w:rPr>
+              <w:t>10</w:t>
+            </w:r>
+            <w:r>
+              <w:rPr>
+                <w:sz w:val="24"/>
+                <w:szCs w:val="24"/>
+              </w:rPr>
+              <w:t>, FREQ-2, FREQ-3</w:t>
+            </w:r>
+          </w:p>
+        </w:tc>
+      </w:tr>
+      <w:tr>
+        <w:trPr>
+          <w:trHeight w:val="540"/>
+        </w:trPr>
+        <w:tc>
+          <w:tcPr>
+            <w:tcW w:w="2595" w:type="dxa"/>
+            <w:tcBorders>
+              <w:left w:val="single" w:sz="8" w:space="0" w:color="000000"/>
+              <w:bottom w:val="single" w:sz="8" w:space="0" w:color="000000"/>
+            </w:tcBorders>
+            <w:tcMar>
+              <w:top w:w="0" w:type="dxa"/>
+              <w:left w:w="100" w:type="dxa"/>
+              <w:bottom w:w="0" w:type="dxa"/>
+              <w:right w:w="100" w:type="dxa"/>
+            </w:tcMar>
+          </w:tcPr>
+          <w:p>
+            <w:pPr>
+              <w:ind w:left="100"/>
+              <w:jc w:val="both"/>
+              <w:rPr>
+                <w:b/>
+                <w:bCs/>
+                <w:sz w:val="24"/>
+                <w:szCs w:val="24"/>
+              </w:rPr>
+            </w:pPr>
+            <w:r>
+              <w:rPr>
+                <w:b/>
+                <w:bCs/>
+                <w:sz w:val="24"/>
+                <w:szCs w:val="24"/>
+              </w:rPr>
+              <w:t>NFREQ reference</w:t>
+            </w:r>
+          </w:p>
+        </w:tc>
+        <w:tc>
+          <w:tcPr>
+            <w:tcW w:w="6420" w:type="dxa"/>
+            <w:tcBorders>
+              <w:left w:val="single" w:sz="8" w:space="0" w:color="000000"/>
+              <w:bottom w:val="single" w:sz="8" w:space="0" w:color="000000"/>
+              <w:right w:val="single" w:sz="8" w:space="0" w:color="000000"/>
+            </w:tcBorders>
+            <w:tcMar>
+              <w:top w:w="0" w:type="dxa"/>
+              <w:left w:w="100" w:type="dxa"/>
+              <w:bottom w:w="0" w:type="dxa"/>
+              <w:right w:w="100" w:type="dxa"/>
+            </w:tcMar>
+          </w:tcPr>
+          <w:p>
+            <w:pPr>
+              <w:ind w:left="100"/>
+              <w:jc w:val="both"/>
+              <w:rPr>
+                <w:i/>
+                <w:iCs/>
+                <w:sz w:val="24"/>
+                <w:szCs w:val="24"/>
+              </w:rPr>
+            </w:pPr>
+            <w:r>
+              <w:rPr>
+                <w:i/>
+                <w:iCs/>
+                <w:sz w:val="24"/>
+                <w:szCs w:val="24"/>
+              </w:rPr>
+              <w:t>-</w:t>
+            </w:r>
+          </w:p>
+        </w:tc>
+      </w:tr>
+      <w:tr>
+        <w:trPr>
+          <w:trHeight w:val="285"/>
+        </w:trPr>
+        <w:tc>
+          <w:tcPr>
+            <w:tcW w:w="2595" w:type="dxa"/>
+            <w:tcBorders>
+              <w:left w:val="single" w:sz="8" w:space="0" w:color="000000"/>
+              <w:bottom w:val="single" w:sz="8" w:space="0" w:color="000000"/>
+            </w:tcBorders>
+            <w:tcMar>
+              <w:top w:w="0" w:type="dxa"/>
+              <w:left w:w="100" w:type="dxa"/>
+              <w:bottom w:w="0" w:type="dxa"/>
+              <w:right w:w="100" w:type="dxa"/>
+            </w:tcMar>
+          </w:tcPr>
+          <w:p>
+            <w:pPr>
+              <w:ind w:left="100"/>
+              <w:jc w:val="both"/>
+              <w:rPr>
+                <w:b/>
+                <w:bCs/>
+                <w:sz w:val="24"/>
+                <w:szCs w:val="24"/>
+              </w:rPr>
+            </w:pPr>
+            <w:r>
+              <w:rPr>
+                <w:b/>
+                <w:bCs/>
+                <w:sz w:val="24"/>
+                <w:szCs w:val="24"/>
+              </w:rPr>
+              <w:t>Short Description:</w:t>
+            </w:r>
+          </w:p>
+        </w:tc>
+        <w:tc>
+          <w:tcPr>
+            <w:tcW w:w="6420" w:type="dxa"/>
+            <w:tcBorders>
+              <w:left w:val="single" w:sz="8" w:space="0" w:color="000000"/>
+              <w:bottom w:val="single" w:sz="8" w:space="0" w:color="000000"/>
+              <w:right w:val="single" w:sz="8" w:space="0" w:color="000000"/>
+            </w:tcBorders>
+            <w:tcMar>
+              <w:top w:w="0" w:type="dxa"/>
+              <w:left w:w="100" w:type="dxa"/>
+              <w:bottom w:w="0" w:type="dxa"/>
+              <w:right w:w="100" w:type="dxa"/>
+            </w:tcMar>
+          </w:tcPr>
+          <w:p>
+            <w:pPr>
+              <w:ind w:left="100"/>
+              <w:jc w:val="both"/>
+              <w:rPr>
+                <w:i/>
+                <w:iCs/>
+                <w:sz w:val="24"/>
+                <w:szCs w:val="24"/>
+              </w:rPr>
+            </w:pPr>
+            <w:r>
+              <w:rPr>
+                <w:i/>
+                <w:iCs/>
+                <w:sz w:val="24"/>
+                <w:szCs w:val="24"/>
+              </w:rPr>
+              <w:t xml:space="preserve">User </w:t>
+            </w:r>
+            <w:r>
+              <w:rPr>
+                <w:i/>
+                <w:iCs/>
+                <w:sz w:val="24"/>
+                <w:szCs w:val="24"/>
+              </w:rPr>
+              <w:t>changes the distance threshold to a new distance</w:t>
+            </w:r>
+          </w:p>
+        </w:tc>
+      </w:tr>
+      <w:tr>
+        <w:trPr>
+          <w:trHeight w:val="555"/>
+        </w:trPr>
+        <w:tc>
+          <w:tcPr>
+            <w:tcW w:w="2595" w:type="dxa"/>
+            <w:tcBorders>
+              <w:left w:val="single" w:sz="8" w:space="0" w:color="000000"/>
+              <w:bottom w:val="single" w:sz="8" w:space="0" w:color="000000"/>
+            </w:tcBorders>
+            <w:tcMar>
+              <w:top w:w="0" w:type="dxa"/>
+              <w:left w:w="100" w:type="dxa"/>
+              <w:bottom w:w="0" w:type="dxa"/>
+              <w:right w:w="100" w:type="dxa"/>
+            </w:tcMar>
+          </w:tcPr>
+          <w:p>
+            <w:pPr>
+              <w:ind w:left="100"/>
+              <w:jc w:val="both"/>
+              <w:rPr>
+                <w:b/>
+                <w:bCs/>
+                <w:sz w:val="24"/>
+                <w:szCs w:val="24"/>
+              </w:rPr>
+            </w:pPr>
+            <w:r>
+              <w:rPr>
+                <w:b/>
+                <w:bCs/>
+                <w:sz w:val="24"/>
+                <w:szCs w:val="24"/>
+              </w:rPr>
+              <w:t>Actor</w:t>
+            </w:r>
+          </w:p>
+        </w:tc>
+        <w:tc>
+          <w:tcPr>
+            <w:tcW w:w="6420" w:type="dxa"/>
+            <w:tcBorders>
+              <w:left w:val="single" w:sz="8" w:space="0" w:color="000000"/>
+              <w:bottom w:val="single" w:sz="8" w:space="0" w:color="000000"/>
+              <w:right w:val="single" w:sz="8" w:space="0" w:color="000000"/>
+            </w:tcBorders>
+            <w:tcMar>
+              <w:top w:w="0" w:type="dxa"/>
+              <w:left w:w="100" w:type="dxa"/>
+              <w:bottom w:w="0" w:type="dxa"/>
+              <w:right w:w="100" w:type="dxa"/>
+            </w:tcMar>
+          </w:tcPr>
+          <w:p>
+            <w:pPr>
+              <w:ind w:left="100"/>
+              <w:jc w:val="both"/>
+              <w:rPr>
+                <w:i/>
+                <w:iCs/>
+                <w:sz w:val="24"/>
+                <w:szCs w:val="24"/>
+              </w:rPr>
+            </w:pPr>
+            <w:r>
+              <w:rPr>
+                <w:i/>
+                <w:iCs/>
+                <w:sz w:val="24"/>
+                <w:szCs w:val="24"/>
+              </w:rPr>
+              <w:t>User</w:t>
+            </w:r>
+          </w:p>
+        </w:tc>
+      </w:tr>
+      <w:tr>
+        <w:trPr>
+          <w:trHeight w:val="503"/>
+        </w:trPr>
+        <w:tc>
+          <w:tcPr>
+            <w:tcW w:w="2595" w:type="dxa"/>
+            <w:tcBorders>
+              <w:left w:val="single" w:sz="8" w:space="0" w:color="000000"/>
+              <w:bottom w:val="single" w:sz="8" w:space="0" w:color="000000"/>
+            </w:tcBorders>
+            <w:tcMar>
+              <w:top w:w="0" w:type="dxa"/>
+              <w:left w:w="100" w:type="dxa"/>
+              <w:bottom w:w="0" w:type="dxa"/>
+              <w:right w:w="100" w:type="dxa"/>
+            </w:tcMar>
+          </w:tcPr>
+          <w:p>
+            <w:pPr>
+              <w:ind w:left="100"/>
+              <w:jc w:val="both"/>
+              <w:rPr>
+                <w:b/>
+                <w:bCs/>
+                <w:sz w:val="24"/>
+                <w:szCs w:val="24"/>
+              </w:rPr>
+            </w:pPr>
+            <w:r>
+              <w:rPr>
+                <w:b/>
+                <w:bCs/>
+                <w:sz w:val="24"/>
+                <w:szCs w:val="24"/>
+              </w:rPr>
+              <w:t>Precondition:</w:t>
+            </w:r>
+          </w:p>
+        </w:tc>
+        <w:tc>
+          <w:tcPr>
+            <w:tcW w:w="6420" w:type="dxa"/>
+            <w:tcBorders>
+              <w:left w:val="single" w:sz="8" w:space="0" w:color="000000"/>
+              <w:bottom w:val="single" w:sz="8" w:space="0" w:color="000000"/>
+              <w:right w:val="single" w:sz="8" w:space="0" w:color="000000"/>
+            </w:tcBorders>
+            <w:tcMar>
+              <w:top w:w="0" w:type="dxa"/>
+              <w:left w:w="100" w:type="dxa"/>
+              <w:bottom w:w="0" w:type="dxa"/>
+              <w:right w:w="100" w:type="dxa"/>
+            </w:tcMar>
+          </w:tcPr>
+          <w:p>
+            <w:pPr>
+              <w:ind w:left="100"/>
+              <w:jc w:val="both"/>
+              <w:rPr>
+                <w:i/>
+                <w:iCs/>
+                <w:sz w:val="24"/>
+                <w:szCs w:val="24"/>
+              </w:rPr>
+            </w:pPr>
+            <w:r>
+              <w:rPr>
+                <w:i/>
+                <w:iCs/>
+                <w:sz w:val="24"/>
+                <w:szCs w:val="24"/>
+              </w:rPr>
+              <w:t>RF app is currently running</w:t>
+            </w:r>
+          </w:p>
+        </w:tc>
+      </w:tr>
+    </w:tbl>
+    <w:p/>
+    <w:tbl>
+      <w:tblPr>
+        <w:tblStyle w:val="a0"/>
+        <w:tblpPr w:leftFromText="180" w:rightFromText="180" w:topFromText="180" w:bottomFromText="180" w:vertAnchor="text" w:tblpX="-15"/>
+        <w:tblW w:w="9030" w:type="dxa"/>
+        <w:tblInd w:w="0" w:type="dxa"/>
+        <w:tblBorders>
+          <w:top w:val="nil"/>
+          <w:left w:val="nil"/>
+          <w:bottom w:val="nil"/>
+          <w:right w:val="nil"/>
+          <w:insideH w:val="nil"/>
+          <w:insideV w:val="nil"/>
+        </w:tblBorders>
+        <w:tblLayout w:type="fixed"/>
+        <w:tblLook w:val="0600" w:firstRow="0" w:lastRow="0" w:firstColumn="0" w:lastColumn="0" w:noHBand="1" w:noVBand="1"/>
+      </w:tblPr>
+      <w:tblGrid>
+        <w:gridCol w:w="855"/>
+        <w:gridCol w:w="1215"/>
+        <w:gridCol w:w="2295"/>
+        <w:gridCol w:w="4665"/>
+      </w:tblGrid>
+      <w:tr>
+        <w:trPr>
+          <w:trHeight w:val="285"/>
+        </w:trPr>
+        <w:tc>
+          <w:tcPr>
+            <w:tcW w:w="9030" w:type="dxa"/>
+            <w:gridSpan w:val="4"/>
+            <w:tcBorders>
+              <w:top w:val="single" w:sz="8" w:space="0" w:color="000000"/>
+              <w:left w:val="single" w:sz="8" w:space="0" w:color="000000"/>
+              <w:bottom w:val="single" w:sz="8" w:space="0" w:color="000000"/>
+              <w:right w:val="single" w:sz="8" w:space="0" w:color="000000"/>
+            </w:tcBorders>
+            <w:tcMar>
+              <w:top w:w="0" w:type="dxa"/>
+              <w:bottom w:w="0" w:type="dxa"/>
+            </w:tcMar>
+          </w:tcPr>
+          <w:p>
+            <w:pPr>
+              <w:ind w:left="100"/>
+              <w:jc w:val="both"/>
+              <w:rPr>
+                <w:sz w:val="24"/>
+                <w:szCs w:val="24"/>
+              </w:rPr>
+            </w:pPr>
+            <w:r>
+              <w:rPr>
+                <w:b/>
+                <w:bCs/>
+                <w:sz w:val="24"/>
+                <w:szCs w:val="24"/>
+              </w:rPr>
+              <w:t>Basic flow:</w:t>
+            </w:r>
+            <w:r>
+              <w:rPr>
+                <w:sz w:val="24"/>
+                <w:szCs w:val="24"/>
+              </w:rPr>
+              <w:t xml:space="preserve"> </w:t>
+            </w:r>
+            <w:r>
+              <w:rPr>
+                <w:sz w:val="26"/>
+                <w:szCs w:val="26"/>
+              </w:rPr>
+              <w:t>User configures distance threshold</w:t>
+            </w:r>
+          </w:p>
+        </w:tc>
+      </w:tr>
+      <w:tr>
+        <w:trPr>
+          <w:trHeight w:val="285"/>
+        </w:trPr>
+        <w:tc>
+          <w:tcPr>
+            <w:tcW w:w="855" w:type="dxa"/>
+            <w:tcBorders>
+              <w:top w:val="single" w:sz="8" w:space="0" w:color="000000"/>
+              <w:left w:val="single" w:sz="8" w:space="0" w:color="000000"/>
+              <w:bottom w:val="single" w:sz="8" w:space="0" w:color="000000"/>
+              <w:right w:val="single" w:sz="8" w:space="0" w:color="000000"/>
+            </w:tcBorders>
+            <w:tcMar>
+              <w:top w:w="0" w:type="dxa"/>
+              <w:bottom w:w="0" w:type="dxa"/>
+            </w:tcMar>
+          </w:tcPr>
+          <w:p>
+            <w:pPr>
+              <w:ind w:left="100"/>
+              <w:jc w:val="both"/>
+              <w:rPr>
+                <w:sz w:val="24"/>
+                <w:szCs w:val="24"/>
+              </w:rPr>
+            </w:pPr>
+            <w:r>
+              <w:rPr>
+                <w:sz w:val="24"/>
+                <w:szCs w:val="24"/>
+              </w:rPr>
+              <w:t>Step</w:t>
+            </w:r>
+          </w:p>
+        </w:tc>
+        <w:tc>
+          <w:tcPr>
+            <w:tcW w:w="3510" w:type="dxa"/>
+            <w:gridSpan w:val="2"/>
+            <w:tcBorders>
+              <w:top w:val="single" w:sz="8" w:space="0" w:color="000000"/>
+              <w:left w:val="single" w:sz="8" w:space="0" w:color="000000"/>
+              <w:bottom w:val="single" w:sz="8" w:space="0" w:color="000000"/>
+              <w:right w:val="single" w:sz="8" w:space="0" w:color="000000"/>
+            </w:tcBorders>
+            <w:tcMar>
+              <w:top w:w="0" w:type="dxa"/>
+              <w:bottom w:w="0" w:type="dxa"/>
+            </w:tcMar>
+          </w:tcPr>
+          <w:p>
+            <w:pPr>
+              <w:ind w:left="100"/>
+              <w:jc w:val="both"/>
+              <w:rPr>
+                <w:sz w:val="24"/>
+                <w:szCs w:val="24"/>
+              </w:rPr>
+            </w:pPr>
+            <w:r>
+              <w:rPr>
+                <w:sz w:val="24"/>
+                <w:szCs w:val="24"/>
+              </w:rPr>
+              <w:t>User action</w:t>
+            </w:r>
+          </w:p>
+        </w:tc>
+        <w:tc>
+          <w:tcPr>
+            <w:tcW w:w="4665" w:type="dxa"/>
+            <w:tcBorders>
+              <w:top w:val="single" w:sz="8" w:space="0" w:color="000000"/>
+              <w:left w:val="single" w:sz="8" w:space="0" w:color="000000"/>
+              <w:bottom w:val="single" w:sz="8" w:space="0" w:color="000000"/>
+              <w:right w:val="single" w:sz="8" w:space="0" w:color="000000"/>
+            </w:tcBorders>
+            <w:tcMar>
+              <w:top w:w="0" w:type="dxa"/>
+              <w:bottom w:w="0" w:type="dxa"/>
+            </w:tcMar>
+          </w:tcPr>
+          <w:p>
+            <w:pPr>
+              <w:ind w:left="100"/>
+              <w:jc w:val="both"/>
+              <w:rPr>
+                <w:sz w:val="24"/>
+                <w:szCs w:val="24"/>
+              </w:rPr>
+            </w:pPr>
+            <w:r>
+              <w:rPr>
+                <w:sz w:val="24"/>
+                <w:szCs w:val="24"/>
+              </w:rPr>
+              <w:t>System response</w:t>
+            </w:r>
+          </w:p>
+        </w:tc>
+      </w:tr>
+      <w:tr>
+        <w:trPr>
+          <w:trHeight w:val="555"/>
+        </w:trPr>
+        <w:tc>
+          <w:tcPr>
+            <w:tcW w:w="855" w:type="dxa"/>
+            <w:tcBorders>
+              <w:top w:val="single" w:sz="8" w:space="0" w:color="000000"/>
+              <w:left w:val="single" w:sz="8" w:space="0" w:color="000000"/>
+              <w:bottom w:val="single" w:sz="8" w:space="0" w:color="000000"/>
+              <w:right w:val="single" w:sz="8" w:space="0" w:color="000000"/>
+            </w:tcBorders>
+            <w:tcMar>
+              <w:top w:w="0" w:type="dxa"/>
+              <w:bottom w:w="0" w:type="dxa"/>
+            </w:tcMar>
+          </w:tcPr>
+          <w:p>
+            <w:pPr>
+              <w:ind w:left="100"/>
+              <w:jc w:val="both"/>
+              <w:rPr>
+                <w:sz w:val="24"/>
+                <w:szCs w:val="24"/>
+              </w:rPr>
+            </w:pPr>
+            <w:r>
+              <w:rPr>
+                <w:sz w:val="24"/>
+                <w:szCs w:val="24"/>
+              </w:rPr>
+              <w:t>1</w:t>
+            </w:r>
+          </w:p>
+        </w:tc>
+        <w:tc>
+          <w:tcPr>
+            <w:tcW w:w="3510" w:type="dxa"/>
+            <w:gridSpan w:val="2"/>
+            <w:tcBorders>
+              <w:top w:val="single" w:sz="8" w:space="0" w:color="000000"/>
+              <w:left w:val="single" w:sz="8" w:space="0" w:color="000000"/>
+              <w:bottom w:val="single" w:sz="8" w:space="0" w:color="000000"/>
+              <w:right w:val="single" w:sz="8" w:space="0" w:color="000000"/>
+            </w:tcBorders>
+            <w:tcMar>
+              <w:top w:w="0" w:type="dxa"/>
+              <w:bottom w:w="0" w:type="dxa"/>
+            </w:tcMar>
+          </w:tcPr>
+          <w:p>
+            <w:pPr>
+              <w:ind w:left="100"/>
+              <w:jc w:val="both"/>
+              <w:rPr>
+                <w:i/>
+                <w:iCs/>
+                <w:sz w:val="24"/>
+                <w:szCs w:val="24"/>
+              </w:rPr>
+            </w:pPr>
+            <w:r>
+              <w:rPr>
+                <w:i/>
+                <w:iCs/>
+                <w:sz w:val="24"/>
+                <w:szCs w:val="24"/>
+              </w:rPr>
+              <w:t>Selects the Setting option</w:t>
+            </w:r>
+          </w:p>
+        </w:tc>
+        <w:tc>
+          <w:tcPr>
+            <w:tcW w:w="4665" w:type="dxa"/>
+            <w:tcBorders>
+              <w:top w:val="single" w:sz="8" w:space="0" w:color="000000"/>
+              <w:left w:val="single" w:sz="8" w:space="0" w:color="000000"/>
+              <w:bottom w:val="single" w:sz="8" w:space="0" w:color="000000"/>
+              <w:right w:val="single" w:sz="8" w:space="0" w:color="000000"/>
+            </w:tcBorders>
+            <w:tcMar>
+              <w:top w:w="0" w:type="dxa"/>
+              <w:bottom w:w="0" w:type="dxa"/>
+            </w:tcMar>
+          </w:tcPr>
+          <w:p>
+            <w:pPr>
+              <w:ind w:left="100"/>
+              <w:jc w:val="both"/>
+              <w:rPr>
+                <w:i/>
+                <w:iCs/>
+                <w:sz w:val="24"/>
+                <w:szCs w:val="24"/>
+              </w:rPr>
+            </w:pPr>
+            <w:r>
+              <w:rPr>
+                <w:i/>
+                <w:iCs/>
+                <w:sz w:val="24"/>
+                <w:szCs w:val="24"/>
+              </w:rPr>
+              <w:t>Settings option is opened</w:t>
+            </w:r>
+          </w:p>
+        </w:tc>
+      </w:tr>
+      <w:tr>
+        <w:trPr>
+          <w:trHeight w:val="285"/>
+        </w:trPr>
+        <w:tc>
+          <w:tcPr>
+            <w:tcW w:w="855" w:type="dxa"/>
+            <w:tcBorders>
+              <w:top w:val="single" w:sz="8" w:space="0" w:color="000000"/>
+              <w:left w:val="single" w:sz="8" w:space="0" w:color="000000"/>
+              <w:bottom w:val="single" w:sz="8" w:space="0" w:color="000000"/>
+              <w:right w:val="single" w:sz="8" w:space="0" w:color="000000"/>
+            </w:tcBorders>
+            <w:tcMar>
+              <w:top w:w="0" w:type="dxa"/>
+              <w:bottom w:w="0" w:type="dxa"/>
+            </w:tcMar>
+          </w:tcPr>
+          <w:p>
+            <w:pPr>
+              <w:ind w:left="100"/>
+              <w:jc w:val="both"/>
+              <w:rPr>
+                <w:sz w:val="24"/>
+                <w:szCs w:val="24"/>
+              </w:rPr>
+            </w:pPr>
+            <w:r>
+              <w:rPr>
+                <w:sz w:val="24"/>
+                <w:szCs w:val="24"/>
+              </w:rPr>
+              <w:t>2</w:t>
+            </w:r>
+          </w:p>
+        </w:tc>
+        <w:tc>
+          <w:tcPr>
+            <w:tcW w:w="3510" w:type="dxa"/>
+            <w:gridSpan w:val="2"/>
+            <w:tcBorders>
+              <w:top w:val="single" w:sz="8" w:space="0" w:color="000000"/>
+              <w:left w:val="single" w:sz="8" w:space="0" w:color="000000"/>
+              <w:bottom w:val="single" w:sz="8" w:space="0" w:color="000000"/>
+              <w:right w:val="single" w:sz="8" w:space="0" w:color="000000"/>
+            </w:tcBorders>
+            <w:tcMar>
+              <w:top w:w="0" w:type="dxa"/>
+              <w:bottom w:w="0" w:type="dxa"/>
+            </w:tcMar>
+          </w:tcPr>
+          <w:p>
+            <w:pPr>
+              <w:ind w:left="100"/>
+              <w:jc w:val="center"/>
+              <w:rPr>
+                <w:i/>
+                <w:iCs/>
+                <w:sz w:val="24"/>
+                <w:szCs w:val="24"/>
+              </w:rPr>
+            </w:pPr>
+            <w:r>
+              <w:rPr>
+                <w:i/>
+                <w:iCs/>
+                <w:sz w:val="24"/>
+                <w:szCs w:val="24"/>
+              </w:rPr>
+              <w:t>Inputs a new number into the distance threshold window</w:t>
+            </w:r>
+          </w:p>
+        </w:tc>
+        <w:tc>
+          <w:tcPr>
+            <w:tcW w:w="4665" w:type="dxa"/>
+            <w:tcBorders>
+              <w:top w:val="single" w:sz="8" w:space="0" w:color="000000"/>
+              <w:left w:val="single" w:sz="8" w:space="0" w:color="000000"/>
+              <w:bottom w:val="single" w:sz="8" w:space="0" w:color="000000"/>
+              <w:right w:val="single" w:sz="8" w:space="0" w:color="000000"/>
+            </w:tcBorders>
+            <w:tcMar>
+              <w:top w:w="0" w:type="dxa"/>
+              <w:bottom w:w="0" w:type="dxa"/>
+            </w:tcMar>
+          </w:tcPr>
+          <w:p>
+            <w:pPr>
+              <w:ind w:left="100"/>
+              <w:rPr>
+                <w:i/>
+                <w:iCs/>
+                <w:sz w:val="24"/>
+                <w:szCs w:val="24"/>
+              </w:rPr>
+            </w:pPr>
+            <w:r>
+              <w:rPr>
+                <w:i/>
+                <w:iCs/>
+                <w:sz w:val="24"/>
+                <w:szCs w:val="24"/>
+              </w:rPr>
+              <w:t xml:space="preserve">App switches the </w:t>
+            </w:r>
+            <w:r>
+              <w:rPr>
+                <w:i/>
+                <w:iCs/>
+                <w:sz w:val="24"/>
+                <w:szCs w:val="24"/>
+              </w:rPr>
+              <w:t>distance threshold to a new distance</w:t>
+            </w:r>
+          </w:p>
+        </w:tc>
+      </w:tr>
+      <w:tr>
+        <w:trPr>
+          <w:trHeight w:val="555"/>
+        </w:trPr>
+        <w:tc>
+          <w:tcPr>
+            <w:tcW w:w="2070" w:type="dxa"/>
+            <w:gridSpan w:val="2"/>
+            <w:tcBorders>
+              <w:top w:val="single" w:sz="8" w:space="0" w:color="000000"/>
+              <w:left w:val="single" w:sz="8" w:space="0" w:color="000000"/>
+              <w:bottom w:val="single" w:sz="8" w:space="0" w:color="000000"/>
+              <w:right w:val="single" w:sz="8" w:space="0" w:color="000000"/>
+            </w:tcBorders>
+            <w:tcMar>
+              <w:top w:w="0" w:type="dxa"/>
+              <w:bottom w:w="0" w:type="dxa"/>
+            </w:tcMar>
+          </w:tcPr>
+          <w:p>
+            <w:pPr>
+              <w:ind w:left="100"/>
+              <w:jc w:val="both"/>
+              <w:rPr>
+                <w:sz w:val="24"/>
+                <w:szCs w:val="24"/>
+              </w:rPr>
+            </w:pPr>
+            <w:r>
+              <w:rPr>
+                <w:sz w:val="24"/>
+                <w:szCs w:val="24"/>
+              </w:rPr>
+              <w:t>Post-condition:</w:t>
+            </w:r>
+          </w:p>
+        </w:tc>
+        <w:tc>
+          <w:tcPr>
+            <w:tcW w:w="6960" w:type="dxa"/>
+            <w:gridSpan w:val="2"/>
+            <w:tcBorders>
+              <w:top w:val="single" w:sz="8" w:space="0" w:color="000000"/>
+              <w:left w:val="single" w:sz="8" w:space="0" w:color="000000"/>
+              <w:bottom w:val="single" w:sz="8" w:space="0" w:color="000000"/>
+              <w:right w:val="single" w:sz="8" w:space="0" w:color="000000"/>
+            </w:tcBorders>
+            <w:tcMar>
+              <w:top w:w="0" w:type="dxa"/>
+              <w:bottom w:w="0" w:type="dxa"/>
+            </w:tcMar>
+          </w:tcPr>
+          <w:p>
+            <w:pPr>
+              <w:ind w:left="100"/>
+              <w:jc w:val="both"/>
+              <w:rPr>
+                <w:i/>
+                <w:iCs/>
+                <w:sz w:val="24"/>
+                <w:szCs w:val="24"/>
+              </w:rPr>
+            </w:pPr>
+            <w:r>
+              <w:rPr>
+                <w:i/>
+                <w:iCs/>
+                <w:sz w:val="24"/>
+                <w:szCs w:val="24"/>
+              </w:rPr>
+              <w:t>RF app is on operating on new units of measurement</w:t>
+            </w:r>
+          </w:p>
+        </w:tc>
+      </w:tr>
+    </w:tbl>
+    <w:p>
+      <w:pPr>
+        <w:pStyle w:val="Heading3"/>
+        <w:rPr>
+          <w:color w:val="000000" w:themeColor="text1"/>
+        </w:rPr>
+      </w:pPr>
+      <w:r>
+        <w:rPr>
+          <w:color w:val="000000" w:themeColor="text1"/>
+        </w:rPr>
+        <w:t>Alterative flows</w:t>
+      </w:r>
+    </w:p>
+    <w:p>
+      <w:r>
+        <w:t>A1 – Invalid threshold input</w:t>
+      </w:r>
+    </w:p>
+    <w:p>
+      <w:pPr>
+        <w:pStyle w:val="ListParagraph"/>
+        <w:numPr>
+          <w:ilvl w:val="0"/>
+          <w:numId w:val="21"/>
+        </w:numPr>
+      </w:pPr>
+      <w:r>
+        <w:t>Trigger: User inputs a negative number, text or a value out of sensor’s physical bounds.</w:t>
+      </w:r>
+    </w:p>
+    <w:p>
+      <w:pPr>
+        <w:pStyle w:val="ListParagraph"/>
+        <w:numPr>
+          <w:ilvl w:val="0"/>
+          <w:numId w:val="21"/>
+        </w:numPr>
+      </w:pPr>
+      <w:r>
+        <w:t>System response: App informs the user of the invalid value and reverts to last known valid setting</w:t>
+      </w:r>
+    </w:p>
+    <w:p>
+      <w:pPr>
+        <w:pStyle w:val="ListParagraph"/>
+        <w:numPr>
+          <w:ilvl w:val="0"/>
+          <w:numId w:val="21"/>
+        </w:numPr>
+      </w:pPr>
+      <w:r>
+        <w:t>Result: The threshold is ready to be changed again</w:t>
+      </w:r>
+    </w:p>
+    <w:p>
+      <w:pPr>
+        <w:rPr>
+          <w:b/>
+          <w:bCs/>
+          <w:sz w:val="34"/>
+          <w:szCs w:val="34"/>
+        </w:rPr>
+      </w:pPr>
+      <w:r>
+        <w:rPr>
+          <w:b/>
+          <w:bCs/>
+          <w:sz w:val="34"/>
+          <w:szCs w:val="34"/>
+        </w:rPr>
         <w:br w:type="page"/>
       </w:r>
     </w:p>
@@ -2301,8 +8534,6 @@
           <w:color w:val="1155CC"/>
         </w:rPr>
       </w:pPr>
-      <w:bookmarkStart w:id="21" w:name="_vdrx4s7n3n9m" w:colFirst="0" w:colLast="0"/>
-      <w:bookmarkEnd w:id="21"/>
       <w:r>
         <w:rPr>
           <w:b/>
@@ -2333,7 +8564,16 @@
           <w:sz w:val="26"/>
           <w:szCs w:val="26"/>
         </w:rPr>
-        <w:t>4.1    FREQ-1 - Connecting to the Raspberry</w:t>
+        <w:t xml:space="preserve">4.1    FREQ-1 - Connecting to the </w:t>
+      </w:r>
+      <w:r>
+        <w:rPr>
+          <w:b/>
+          <w:bCs/>
+          <w:sz w:val="26"/>
+          <w:szCs w:val="26"/>
+        </w:rPr>
+        <w:t>SeS</w:t>
       </w:r>
     </w:p>
     <w:p>
@@ -2348,7 +8588,13 @@
         <w:t xml:space="preserve">Description: </w:t>
       </w:r>
       <w:r>
-        <w:t xml:space="preserve">The phone app shall allow the user to connect to the Raspberry using </w:t>
+        <w:t xml:space="preserve">The phone app shall allow the user to connect to the </w:t>
+      </w:r>
+      <w:r>
+        <w:t>SeS</w:t>
+      </w:r>
+      <w:r>
+        <w:t xml:space="preserve"> using </w:t>
       </w:r>
       <w:r>
         <w:t>Bluetooth</w:t>
@@ -2390,7 +8636,21 @@
         <w:t>Bluetooth</w:t>
       </w:r>
       <w:r>
-        <w:t xml:space="preserve"> is working correctly on both devices, the user is able to connect to the Raspberry and starts to receive data, that is then displayed.</w:t>
+        <w:t xml:space="preserve"> is working correctly on both devices, the user </w:t>
+      </w:r>
+      <w:proofErr w:type="gramStart"/>
+      <w:r>
+        <w:t>is able to</w:t>
+      </w:r>
+      <w:proofErr w:type="gramEnd"/>
+      <w:r>
+        <w:t xml:space="preserve"> connect to the </w:t>
+      </w:r>
+      <w:r>
+        <w:t>SeS</w:t>
+      </w:r>
+      <w:r>
+        <w:t xml:space="preserve"> and starts to receive data</w:t>
       </w:r>
     </w:p>
     <w:p>
@@ -2460,7 +8720,13 @@
         <w:t>Acceptance criteria</w:t>
       </w:r>
       <w:r>
-        <w:t>: Given the user is connected to the Raspberry, they can clearly see data from each sensor in the “Advanced” menu of the app and min/max value in the “Simple” menu of the app.</w:t>
+        <w:t xml:space="preserve">: Given the user is connected to the </w:t>
+      </w:r>
+      <w:r>
+        <w:t>SeS</w:t>
+      </w:r>
+      <w:r>
+        <w:t>, they can clearly see data from each sensor in the “Advanced” menu of the app and min/max value in the “Simple” menu of the app.</w:t>
       </w:r>
     </w:p>
     <w:p>
@@ -2530,7 +8796,21 @@
         <w:t>Acceptance criteria</w:t>
       </w:r>
       <w:r>
-        <w:t xml:space="preserve">: Given the user is connected to the Raspberry, they can see the chart in the “Advanced” menu of the app and they can distinguish each sensor by their assigned </w:t>
+        <w:t xml:space="preserve">: Given the user is connected to the </w:t>
+      </w:r>
+      <w:r>
+        <w:t>SeS</w:t>
+      </w:r>
+      <w:r>
+        <w:t xml:space="preserve">, they can see the chart in the “Advanced” menu of the </w:t>
+      </w:r>
+      <w:proofErr w:type="gramStart"/>
+      <w:r>
+        <w:t>app</w:t>
+      </w:r>
+      <w:proofErr w:type="gramEnd"/>
+      <w:r>
+        <w:t xml:space="preserve"> and they can distinguish each sensor by their assigned </w:t>
       </w:r>
       <w:r>
         <w:t>colour</w:t>
@@ -2606,7 +8886,13 @@
         <w:t>Acceptance criteria</w:t>
       </w:r>
       <w:r>
-        <w:t xml:space="preserve">: Given the user is connected to the Raspberry, they can see the debug window on the bottom of the “Advanced” menu, where the entire </w:t>
+        <w:t xml:space="preserve">: Given the user is connected to the </w:t>
+      </w:r>
+      <w:r>
+        <w:t>SeS</w:t>
+      </w:r>
+      <w:r>
+        <w:t xml:space="preserve">, they can see the debug window on the bottom of the “Advanced” menu, where the entire </w:t>
       </w:r>
       <w:r>
         <w:t>Bluetooth</w:t>
@@ -2616,6 +8902,763 @@
       </w:r>
     </w:p>
     <w:p>
+      <w:pPr>
+        <w:pStyle w:val="Heading2"/>
+        <w:keepNext w:val="0"/>
+        <w:keepLines w:val="0"/>
+        <w:spacing w:after="80"/>
+        <w:rPr>
+          <w:b/>
+          <w:bCs/>
+          <w:sz w:val="26"/>
+          <w:szCs w:val="26"/>
+        </w:rPr>
+      </w:pPr>
+      <w:r>
+        <w:rPr>
+          <w:b/>
+          <w:bCs/>
+          <w:sz w:val="26"/>
+          <w:szCs w:val="26"/>
+        </w:rPr>
+        <w:t>4.</w:t>
+      </w:r>
+      <w:r>
+        <w:rPr>
+          <w:b/>
+          <w:bCs/>
+          <w:sz w:val="26"/>
+          <w:szCs w:val="26"/>
+        </w:rPr>
+        <w:t>5</w:t>
+      </w:r>
+      <w:r>
+        <w:rPr>
+          <w:b/>
+          <w:bCs/>
+          <w:sz w:val="26"/>
+          <w:szCs w:val="26"/>
+        </w:rPr>
+        <w:t xml:space="preserve">    FREQ-</w:t>
+      </w:r>
+      <w:r>
+        <w:rPr>
+          <w:b/>
+          <w:bCs/>
+          <w:sz w:val="26"/>
+          <w:szCs w:val="26"/>
+        </w:rPr>
+        <w:t>5 – Sending data</w:t>
+      </w:r>
+    </w:p>
+    <w:p>
+      <w:pPr>
+        <w:spacing w:before="240" w:after="240"/>
+      </w:pPr>
+      <w:r>
+        <w:rPr>
+          <w:b/>
+          <w:bCs/>
+        </w:rPr>
+        <w:t xml:space="preserve">Description: </w:t>
+      </w:r>
+      <w:r>
+        <w:t xml:space="preserve">The </w:t>
+      </w:r>
+      <w:r>
+        <w:t>SeS</w:t>
+      </w:r>
+      <w:r>
+        <w:t xml:space="preserve"> shall send its data once a Bluetooth connection is correctly set up</w:t>
+      </w:r>
+    </w:p>
+    <w:p>
+      <w:pPr>
+        <w:spacing w:before="240" w:after="240"/>
+      </w:pPr>
+      <w:r>
+        <w:rPr>
+          <w:b/>
+          <w:bCs/>
+        </w:rPr>
+        <w:t>Priority</w:t>
+      </w:r>
+      <w:r>
+        <w:t xml:space="preserve">: </w:t>
+      </w:r>
+      <w:r>
+        <w:t>High</w:t>
+      </w:r>
+    </w:p>
+    <w:p>
+      <w:pPr>
+        <w:spacing w:before="240" w:after="240"/>
+      </w:pPr>
+      <w:r>
+        <w:rPr>
+          <w:b/>
+          <w:bCs/>
+        </w:rPr>
+        <w:lastRenderedPageBreak/>
+        <w:t>Acceptance criteria</w:t>
+      </w:r>
+      <w:r>
+        <w:t xml:space="preserve">: </w:t>
+      </w:r>
+      <w:r>
+        <w:t>The data is being correctly transmitted through the Bluetooth connection.</w:t>
+      </w:r>
+    </w:p>
+    <w:p>
+      <w:pPr>
+        <w:pStyle w:val="Heading2"/>
+        <w:keepNext w:val="0"/>
+        <w:keepLines w:val="0"/>
+        <w:spacing w:after="80"/>
+        <w:rPr>
+          <w:b/>
+          <w:bCs/>
+          <w:sz w:val="26"/>
+          <w:szCs w:val="26"/>
+        </w:rPr>
+      </w:pPr>
+      <w:r>
+        <w:rPr>
+          <w:b/>
+          <w:bCs/>
+          <w:sz w:val="26"/>
+          <w:szCs w:val="26"/>
+        </w:rPr>
+        <w:t>4.</w:t>
+      </w:r>
+      <w:r>
+        <w:rPr>
+          <w:b/>
+          <w:bCs/>
+          <w:sz w:val="26"/>
+          <w:szCs w:val="26"/>
+        </w:rPr>
+        <w:t>6</w:t>
+      </w:r>
+      <w:r>
+        <w:rPr>
+          <w:b/>
+          <w:bCs/>
+          <w:sz w:val="26"/>
+          <w:szCs w:val="26"/>
+        </w:rPr>
+        <w:t xml:space="preserve">    FREQ-</w:t>
+      </w:r>
+      <w:r>
+        <w:rPr>
+          <w:b/>
+          <w:bCs/>
+          <w:sz w:val="26"/>
+          <w:szCs w:val="26"/>
+        </w:rPr>
+        <w:t>6</w:t>
+      </w:r>
+      <w:r>
+        <w:rPr>
+          <w:b/>
+          <w:bCs/>
+          <w:sz w:val="26"/>
+          <w:szCs w:val="26"/>
+        </w:rPr>
+        <w:t xml:space="preserve"> – </w:t>
+      </w:r>
+      <w:r>
+        <w:rPr>
+          <w:b/>
+          <w:bCs/>
+          <w:sz w:val="26"/>
+          <w:szCs w:val="26"/>
+        </w:rPr>
+        <w:t>Receiving data</w:t>
+      </w:r>
+    </w:p>
+    <w:p>
+      <w:pPr>
+        <w:spacing w:before="240" w:after="240"/>
+      </w:pPr>
+      <w:r>
+        <w:rPr>
+          <w:b/>
+          <w:bCs/>
+        </w:rPr>
+        <w:t xml:space="preserve">Description: </w:t>
+      </w:r>
+      <w:r>
+        <w:t xml:space="preserve">The Rangefinder </w:t>
+      </w:r>
+      <w:r>
+        <w:t>app shall correctly receive data, that are being sent through the Bluetooth connection</w:t>
+      </w:r>
+    </w:p>
+    <w:p>
+      <w:pPr>
+        <w:spacing w:before="240" w:after="240"/>
+      </w:pPr>
+      <w:r>
+        <w:rPr>
+          <w:b/>
+          <w:bCs/>
+        </w:rPr>
+        <w:t>Priority</w:t>
+      </w:r>
+      <w:r>
+        <w:t xml:space="preserve">: </w:t>
+      </w:r>
+      <w:r>
+        <w:t>High</w:t>
+      </w:r>
+    </w:p>
+    <w:p>
+      <w:pPr>
+        <w:spacing w:before="240" w:after="240"/>
+      </w:pPr>
+      <w:r>
+        <w:rPr>
+          <w:b/>
+          <w:bCs/>
+        </w:rPr>
+        <w:t>Acceptance criteria</w:t>
+      </w:r>
+      <w:r>
+        <w:t xml:space="preserve">: </w:t>
+      </w:r>
+      <w:r>
+        <w:t xml:space="preserve">The data from the </w:t>
+      </w:r>
+      <w:r>
+        <w:t>SeS</w:t>
+      </w:r>
+      <w:r>
+        <w:t xml:space="preserve"> are received and </w:t>
+      </w:r>
+      <w:proofErr w:type="gramStart"/>
+      <w:r>
+        <w:t>are able to</w:t>
+      </w:r>
+      <w:proofErr w:type="gramEnd"/>
+      <w:r>
+        <w:t xml:space="preserve"> be used</w:t>
+      </w:r>
+    </w:p>
+    <w:p>
+      <w:pPr>
+        <w:pStyle w:val="Heading2"/>
+        <w:keepNext w:val="0"/>
+        <w:keepLines w:val="0"/>
+        <w:spacing w:after="80"/>
+        <w:rPr>
+          <w:b/>
+          <w:bCs/>
+          <w:sz w:val="26"/>
+          <w:szCs w:val="26"/>
+        </w:rPr>
+      </w:pPr>
+      <w:r>
+        <w:rPr>
+          <w:b/>
+          <w:bCs/>
+          <w:sz w:val="26"/>
+          <w:szCs w:val="26"/>
+        </w:rPr>
+        <w:t>4.</w:t>
+      </w:r>
+      <w:r>
+        <w:rPr>
+          <w:b/>
+          <w:bCs/>
+          <w:sz w:val="26"/>
+          <w:szCs w:val="26"/>
+        </w:rPr>
+        <w:t>7</w:t>
+      </w:r>
+      <w:r>
+        <w:rPr>
+          <w:b/>
+          <w:bCs/>
+          <w:sz w:val="26"/>
+          <w:szCs w:val="26"/>
+        </w:rPr>
+        <w:t xml:space="preserve">    FREQ-</w:t>
+      </w:r>
+      <w:r>
+        <w:rPr>
+          <w:b/>
+          <w:bCs/>
+          <w:sz w:val="26"/>
+          <w:szCs w:val="26"/>
+        </w:rPr>
+        <w:t>7</w:t>
+      </w:r>
+      <w:r>
+        <w:rPr>
+          <w:b/>
+          <w:bCs/>
+          <w:sz w:val="26"/>
+          <w:szCs w:val="26"/>
+        </w:rPr>
+        <w:t xml:space="preserve"> – </w:t>
+      </w:r>
+      <w:r>
+        <w:rPr>
+          <w:b/>
+          <w:bCs/>
+          <w:sz w:val="26"/>
+          <w:szCs w:val="26"/>
+        </w:rPr>
+        <w:t>Detecting and measuring distances of objects</w:t>
+      </w:r>
+    </w:p>
+    <w:p>
+      <w:pPr>
+        <w:spacing w:before="240" w:after="240"/>
+      </w:pPr>
+      <w:r>
+        <w:rPr>
+          <w:b/>
+          <w:bCs/>
+        </w:rPr>
+        <w:t xml:space="preserve">Description: </w:t>
+      </w:r>
+      <w:r>
+        <w:t xml:space="preserve">The sensors shall correctly measure distances of objects and send their data throughout the </w:t>
+      </w:r>
+      <w:r>
+        <w:t>SeS</w:t>
+      </w:r>
+      <w:r>
+        <w:t>, so they are then able to be transmitted through Bluetooth</w:t>
+      </w:r>
+    </w:p>
+    <w:p>
+      <w:pPr>
+        <w:spacing w:before="240" w:after="240"/>
+      </w:pPr>
+      <w:r>
+        <w:rPr>
+          <w:b/>
+          <w:bCs/>
+        </w:rPr>
+        <w:t>Priority</w:t>
+      </w:r>
+      <w:r>
+        <w:t xml:space="preserve">: </w:t>
+      </w:r>
+      <w:r>
+        <w:t>High</w:t>
+      </w:r>
+    </w:p>
+    <w:p>
+      <w:pPr>
+        <w:spacing w:before="240" w:after="240"/>
+      </w:pPr>
+      <w:r>
+        <w:rPr>
+          <w:b/>
+          <w:bCs/>
+        </w:rPr>
+        <w:t>Acceptance criteria</w:t>
+      </w:r>
+      <w:r>
+        <w:t xml:space="preserve">: </w:t>
+      </w:r>
+      <w:r>
+        <w:t xml:space="preserve">The measured distances from the sensors are being passed to the </w:t>
+      </w:r>
+      <w:r>
+        <w:t>SeS</w:t>
+      </w:r>
+    </w:p>
+    <w:p>
+      <w:pPr>
+        <w:pStyle w:val="Heading2"/>
+        <w:keepNext w:val="0"/>
+        <w:keepLines w:val="0"/>
+        <w:spacing w:after="80"/>
+        <w:rPr>
+          <w:b/>
+          <w:bCs/>
+          <w:sz w:val="26"/>
+          <w:szCs w:val="26"/>
+        </w:rPr>
+      </w:pPr>
+      <w:r>
+        <w:rPr>
+          <w:b/>
+          <w:bCs/>
+          <w:sz w:val="26"/>
+          <w:szCs w:val="26"/>
+        </w:rPr>
+        <w:t>4.</w:t>
+      </w:r>
+      <w:r>
+        <w:rPr>
+          <w:b/>
+          <w:bCs/>
+          <w:sz w:val="26"/>
+          <w:szCs w:val="26"/>
+        </w:rPr>
+        <w:t>8</w:t>
+      </w:r>
+      <w:r>
+        <w:rPr>
+          <w:b/>
+          <w:bCs/>
+          <w:sz w:val="26"/>
+          <w:szCs w:val="26"/>
+        </w:rPr>
+        <w:t xml:space="preserve">    FREQ-</w:t>
+      </w:r>
+      <w:r>
+        <w:rPr>
+          <w:b/>
+          <w:bCs/>
+          <w:sz w:val="26"/>
+          <w:szCs w:val="26"/>
+        </w:rPr>
+        <w:t>8</w:t>
+      </w:r>
+      <w:r>
+        <w:rPr>
+          <w:b/>
+          <w:bCs/>
+          <w:sz w:val="26"/>
+          <w:szCs w:val="26"/>
+        </w:rPr>
+        <w:t xml:space="preserve"> – </w:t>
+      </w:r>
+      <w:r>
+        <w:rPr>
+          <w:b/>
+          <w:bCs/>
+          <w:sz w:val="26"/>
+          <w:szCs w:val="26"/>
+        </w:rPr>
+        <w:t>Disconnecting from SeS</w:t>
+      </w:r>
+    </w:p>
+    <w:p>
+      <w:pPr>
+        <w:spacing w:before="240" w:after="240"/>
+      </w:pPr>
+      <w:r>
+        <w:rPr>
+          <w:b/>
+          <w:bCs/>
+        </w:rPr>
+        <w:t xml:space="preserve">Description: </w:t>
+      </w:r>
+      <w:r>
+        <w:t xml:space="preserve">The </w:t>
+      </w:r>
+      <w:r>
+        <w:t>app shall allow the user to disconnect from the SeS</w:t>
+      </w:r>
+    </w:p>
+    <w:p>
+      <w:pPr>
+        <w:spacing w:before="240" w:after="240"/>
+      </w:pPr>
+      <w:r>
+        <w:rPr>
+          <w:b/>
+          <w:bCs/>
+        </w:rPr>
+        <w:t>Priority</w:t>
+      </w:r>
+      <w:r>
+        <w:t xml:space="preserve">: </w:t>
+      </w:r>
+      <w:r>
+        <w:t>Medium</w:t>
+      </w:r>
+    </w:p>
+    <w:p>
+      <w:pPr>
+        <w:spacing w:before="240" w:after="240"/>
+      </w:pPr>
+      <w:r>
+        <w:rPr>
+          <w:b/>
+          <w:bCs/>
+        </w:rPr>
+        <w:t>Acceptance criteria</w:t>
+      </w:r>
+      <w:r>
+        <w:t xml:space="preserve">: </w:t>
+      </w:r>
+      <w:r>
+        <w:t>The app is successfully disconnected from the SeS</w:t>
+      </w:r>
+    </w:p>
+    <w:p>
+      <w:pPr>
+        <w:pStyle w:val="Heading2"/>
+        <w:keepNext w:val="0"/>
+        <w:keepLines w:val="0"/>
+        <w:spacing w:after="80"/>
+        <w:rPr>
+          <w:b/>
+          <w:bCs/>
+          <w:sz w:val="26"/>
+          <w:szCs w:val="26"/>
+        </w:rPr>
+      </w:pPr>
+      <w:r>
+        <w:rPr>
+          <w:b/>
+          <w:bCs/>
+          <w:sz w:val="26"/>
+          <w:szCs w:val="26"/>
+        </w:rPr>
+        <w:t>4.</w:t>
+      </w:r>
+      <w:r>
+        <w:rPr>
+          <w:b/>
+          <w:bCs/>
+          <w:sz w:val="26"/>
+          <w:szCs w:val="26"/>
+        </w:rPr>
+        <w:t>9</w:t>
+      </w:r>
+      <w:r>
+        <w:rPr>
+          <w:b/>
+          <w:bCs/>
+          <w:sz w:val="26"/>
+          <w:szCs w:val="26"/>
+        </w:rPr>
+        <w:t xml:space="preserve">    FREQ-</w:t>
+      </w:r>
+      <w:r>
+        <w:rPr>
+          <w:b/>
+          <w:bCs/>
+          <w:sz w:val="26"/>
+          <w:szCs w:val="26"/>
+        </w:rPr>
+        <w:t>9</w:t>
+      </w:r>
+      <w:r>
+        <w:rPr>
+          <w:b/>
+          <w:bCs/>
+          <w:sz w:val="26"/>
+          <w:szCs w:val="26"/>
+        </w:rPr>
+        <w:t xml:space="preserve"> – </w:t>
+      </w:r>
+      <w:r>
+        <w:rPr>
+          <w:b/>
+          <w:bCs/>
+          <w:sz w:val="26"/>
+          <w:szCs w:val="26"/>
+        </w:rPr>
+        <w:t xml:space="preserve">Configuring </w:t>
+      </w:r>
+      <w:r>
+        <w:rPr>
+          <w:b/>
+          <w:bCs/>
+          <w:sz w:val="26"/>
+          <w:szCs w:val="26"/>
+        </w:rPr>
+        <w:t>units of measurement</w:t>
+      </w:r>
+    </w:p>
+    <w:p>
+      <w:pPr>
+        <w:spacing w:before="240" w:after="240"/>
+      </w:pPr>
+      <w:r>
+        <w:rPr>
+          <w:b/>
+          <w:bCs/>
+        </w:rPr>
+        <w:t xml:space="preserve">Description: </w:t>
+      </w:r>
+      <w:r>
+        <w:t xml:space="preserve">The app shall allow the user to </w:t>
+      </w:r>
+      <w:r>
+        <w:t xml:space="preserve">configure measurement </w:t>
+      </w:r>
+      <w:r>
+        <w:t xml:space="preserve">units </w:t>
+      </w:r>
+      <w:r>
+        <w:t>between m-dm-cm-mm</w:t>
+      </w:r>
+    </w:p>
+    <w:p>
+      <w:pPr>
+        <w:spacing w:before="240" w:after="240"/>
+      </w:pPr>
+      <w:r>
+        <w:rPr>
+          <w:b/>
+          <w:bCs/>
+        </w:rPr>
+        <w:t>Priority</w:t>
+      </w:r>
+      <w:r>
+        <w:t xml:space="preserve">: </w:t>
+      </w:r>
+      <w:r>
+        <w:t>low</w:t>
+      </w:r>
+    </w:p>
+    <w:p>
+      <w:pPr>
+        <w:spacing w:before="240" w:after="240"/>
+      </w:pPr>
+      <w:r>
+        <w:rPr>
+          <w:b/>
+          <w:bCs/>
+        </w:rPr>
+        <w:t>Acceptance criteria</w:t>
+      </w:r>
+      <w:r>
+        <w:t xml:space="preserve">: </w:t>
+      </w:r>
+      <w:r>
+        <w:t xml:space="preserve">The data are correctly recalculated and displayed  </w:t>
+      </w:r>
+    </w:p>
+    <w:p>
+      <w:pPr>
+        <w:pStyle w:val="Heading2"/>
+        <w:keepNext w:val="0"/>
+        <w:keepLines w:val="0"/>
+        <w:spacing w:after="80"/>
+        <w:rPr>
+          <w:b/>
+          <w:bCs/>
+          <w:sz w:val="26"/>
+          <w:szCs w:val="26"/>
+        </w:rPr>
+      </w:pPr>
+      <w:r>
+        <w:rPr>
+          <w:b/>
+          <w:bCs/>
+          <w:sz w:val="26"/>
+          <w:szCs w:val="26"/>
+        </w:rPr>
+        <w:t>4.</w:t>
+      </w:r>
+      <w:r>
+        <w:rPr>
+          <w:b/>
+          <w:bCs/>
+          <w:sz w:val="26"/>
+          <w:szCs w:val="26"/>
+        </w:rPr>
+        <w:t>10</w:t>
+      </w:r>
+      <w:r>
+        <w:rPr>
+          <w:b/>
+          <w:bCs/>
+          <w:sz w:val="26"/>
+          <w:szCs w:val="26"/>
+        </w:rPr>
+        <w:t xml:space="preserve">    FREQ-</w:t>
+      </w:r>
+      <w:r>
+        <w:rPr>
+          <w:b/>
+          <w:bCs/>
+          <w:sz w:val="26"/>
+          <w:szCs w:val="26"/>
+        </w:rPr>
+        <w:t>10</w:t>
+      </w:r>
+      <w:r>
+        <w:rPr>
+          <w:b/>
+          <w:bCs/>
+          <w:sz w:val="26"/>
+          <w:szCs w:val="26"/>
+        </w:rPr>
+        <w:t xml:space="preserve"> – Configuring </w:t>
+      </w:r>
+      <w:r>
+        <w:rPr>
+          <w:b/>
+          <w:bCs/>
+          <w:sz w:val="26"/>
+          <w:szCs w:val="26"/>
+        </w:rPr>
+        <w:t>distance threshold</w:t>
+      </w:r>
+    </w:p>
+    <w:p>
+      <w:pPr>
+        <w:spacing w:before="240" w:after="240"/>
+      </w:pPr>
+      <w:r>
+        <w:rPr>
+          <w:b/>
+          <w:bCs/>
+        </w:rPr>
+        <w:t xml:space="preserve">Description: </w:t>
+      </w:r>
+      <w:r>
+        <w:t xml:space="preserve">The app shall allow the user to configure </w:t>
+      </w:r>
+      <w:r>
+        <w:t>distance threshold</w:t>
+      </w:r>
+      <w:r>
+        <w:t xml:space="preserve"> </w:t>
+      </w:r>
+      <w:r>
+        <w:t>in currently chosen units of measurement</w:t>
+      </w:r>
+    </w:p>
+    <w:p>
+      <w:pPr>
+        <w:spacing w:before="240" w:after="240"/>
+      </w:pPr>
+      <w:r>
+        <w:rPr>
+          <w:b/>
+          <w:bCs/>
+        </w:rPr>
+        <w:t>Priority</w:t>
+      </w:r>
+      <w:r>
+        <w:t xml:space="preserve">: </w:t>
+      </w:r>
+      <w:r>
+        <w:t>low</w:t>
+      </w:r>
+    </w:p>
+    <w:p>
+      <w:pPr>
+        <w:spacing w:before="240" w:after="240"/>
+      </w:pPr>
+      <w:r>
+        <w:rPr>
+          <w:b/>
+          <w:bCs/>
+        </w:rPr>
+        <w:t>Acceptance criteria</w:t>
+      </w:r>
+      <w:r>
+        <w:t xml:space="preserve">: </w:t>
+      </w:r>
+      <w:r>
+        <w:t>If the object is closer or equals the threshold, a warning is displayed in the app</w:t>
+      </w:r>
       <w:r>
         <w:br w:type="page"/>
       </w:r>
@@ -2708,10 +9751,24 @@
         <w:spacing w:before="240" w:after="240"/>
       </w:pPr>
       <w:r>
-        <w:t>UI should include: Advanced menu, Simple menu</w:t>
-      </w:r>
-      <w:r>
-        <w:t>, Corresponding button for each</w:t>
+        <w:t xml:space="preserve">UI should </w:t>
+      </w:r>
+      <w:proofErr w:type="gramStart"/>
+      <w:r>
+        <w:t>include:</w:t>
+      </w:r>
+      <w:proofErr w:type="gramEnd"/>
+      <w:r>
+        <w:t xml:space="preserve"> Advanced menu, Simple menu</w:t>
+      </w:r>
+      <w:r>
+        <w:t>,</w:t>
+      </w:r>
+      <w:r>
+        <w:t xml:space="preserve"> Settings menu,</w:t>
+      </w:r>
+      <w:r>
+        <w:t xml:space="preserve"> Corresponding button for each</w:t>
       </w:r>
     </w:p>
     <w:p>
@@ -2735,8 +9792,13 @@
         <w:spacing w:before="240" w:after="240"/>
       </w:pPr>
       <w:r>
-        <w:t>A chart displaying data of each sensor in a set time period</w:t>
-      </w:r>
+        <w:t xml:space="preserve">A chart displaying data of each sensor in a set </w:t>
+      </w:r>
+      <w:proofErr w:type="gramStart"/>
+      <w:r>
+        <w:t>time period</w:t>
+      </w:r>
+      <w:proofErr w:type="gramEnd"/>
     </w:p>
     <w:p>
       <w:pPr>
@@ -3237,7 +10299,10 @@
     </w:p>
     <w:p>
       <w:r>
-        <w:t>Raspberry shall connect to the phone app using a fixed key, that encrypts the communication.</w:t>
+        <w:t>SeS</w:t>
+      </w:r>
+      <w:r>
+        <w:t xml:space="preserve"> shall connect to the phone app using a fixed key, that encrypts the communication.</w:t>
       </w:r>
     </w:p>
     <w:p>
@@ -3383,31 +10448,55 @@
       </w:r>
     </w:p>
     <w:p>
-      <w:pPr>
-        <w:spacing w:before="240" w:after="240"/>
-        <w:rPr>
-          <w:color w:val="1155CC"/>
-        </w:rPr>
-      </w:pPr>
-      <w:r>
-        <w:rPr>
-          <w:color w:val="1155CC"/>
-        </w:rPr>
-        <w:t>Provide a diagram and description of the system’s architecture, showing key components and their interactions.</w:t>
-      </w:r>
-    </w:p>
-    <w:p>
-      <w:pPr>
-        <w:spacing w:before="240" w:after="240"/>
-        <w:rPr>
-          <w:color w:val="FF0000"/>
-        </w:rPr>
-      </w:pPr>
-      <w:r>
-        <w:rPr>
-          <w:color w:val="FF0000"/>
-        </w:rPr>
-        <w:t>UDELAT DIAGRAM</w:t>
+      <w:r>
+        <w:rPr>
+          <w:noProof/>
+        </w:rPr>
+        <w:drawing>
+          <wp:inline distT="0" distB="0" distL="0" distR="0" wp14:anchorId="49B9BE16" wp14:editId="7BC650A3">
+            <wp:extent cx="5852160" cy="3495422"/>
+            <wp:effectExtent l="0" t="0" r="0" b="0"/>
+            <wp:docPr id="2035624739" name="Picture 1"/>
+            <wp:cNvGraphicFramePr>
+              <a:graphicFrameLocks xmlns:a="http://schemas.openxmlformats.org/drawingml/2006/main" noChangeAspect="1"/>
+            </wp:cNvGraphicFramePr>
+            <a:graphic xmlns:a="http://schemas.openxmlformats.org/drawingml/2006/main">
+              <a:graphicData uri="http://schemas.openxmlformats.org/drawingml/2006/picture">
+                <pic:pic xmlns:pic="http://schemas.openxmlformats.org/drawingml/2006/picture">
+                  <pic:nvPicPr>
+                    <pic:cNvPr id="0" name="Picture 2"/>
+                    <pic:cNvPicPr>
+                      <a:picLocks noChangeAspect="1" noChangeArrowheads="1"/>
+                    </pic:cNvPicPr>
+                  </pic:nvPicPr>
+                  <pic:blipFill>
+                    <a:blip r:embed="rId7" cstate="print">
+                      <a:extLst>
+                        <a:ext uri="{28A0092B-C50C-407E-A947-70E740481C1C}">
+                          <a14:useLocalDpi xmlns:a14="http://schemas.microsoft.com/office/drawing/2010/main" val="0"/>
+                        </a:ext>
+                      </a:extLst>
+                    </a:blip>
+                    <a:srcRect/>
+                    <a:stretch>
+                      <a:fillRect/>
+                    </a:stretch>
+                  </pic:blipFill>
+                  <pic:spPr bwMode="auto">
+                    <a:xfrm>
+                      <a:off x="0" y="0"/>
+                      <a:ext cx="5916064" cy="3533591"/>
+                    </a:xfrm>
+                    <a:prstGeom prst="rect">
+                      <a:avLst/>
+                    </a:prstGeom>
+                    <a:noFill/>
+                  </pic:spPr>
+                </pic:pic>
+              </a:graphicData>
+            </a:graphic>
+          </wp:inline>
+        </w:drawing>
       </w:r>
     </w:p>
     <w:p>
@@ -3434,6 +10523,7 @@
           <w:sz w:val="26"/>
           <w:szCs w:val="26"/>
         </w:rPr>
+        <w:lastRenderedPageBreak/>
         <w:t>7.2 Technology Stack</w:t>
       </w:r>
     </w:p>
@@ -3808,6 +10898,119 @@
     </w:lvl>
   </w:abstractNum>
   <w:abstractNum w:abstractNumId="2" w15:restartNumberingAfterBreak="0">
+    <w:nsid w:val="0F903663"/>
+    <w:multiLevelType w:val="hybridMultilevel"/>
+    <w:tmpl w:val="790093C6"/>
+    <w:lvl w:ilvl="0" w:tplc="08090001">
+      <w:start w:val="1"/>
+      <w:numFmt w:val="bullet"/>
+      <w:lvlText w:val=""/>
+      <w:lvlJc w:val="left"/>
+      <w:pPr>
+        <w:ind w:left="1440" w:hanging="360"/>
+      </w:pPr>
+      <w:rPr>
+        <w:rFonts w:ascii="Symbol" w:hAnsi="Symbol" w:hint="default"/>
+      </w:rPr>
+    </w:lvl>
+    <w:lvl w:ilvl="1" w:tplc="08090003" w:tentative="1">
+      <w:start w:val="1"/>
+      <w:numFmt w:val="bullet"/>
+      <w:lvlText w:val="o"/>
+      <w:lvlJc w:val="left"/>
+      <w:pPr>
+        <w:ind w:left="2160" w:hanging="360"/>
+      </w:pPr>
+      <w:rPr>
+        <w:rFonts w:ascii="Courier New" w:hAnsi="Courier New" w:cs="Courier New" w:hint="default"/>
+      </w:rPr>
+    </w:lvl>
+    <w:lvl w:ilvl="2" w:tplc="08090005" w:tentative="1">
+      <w:start w:val="1"/>
+      <w:numFmt w:val="bullet"/>
+      <w:lvlText w:val=""/>
+      <w:lvlJc w:val="left"/>
+      <w:pPr>
+        <w:ind w:left="2880" w:hanging="360"/>
+      </w:pPr>
+      <w:rPr>
+        <w:rFonts w:ascii="Wingdings" w:hAnsi="Wingdings" w:hint="default"/>
+      </w:rPr>
+    </w:lvl>
+    <w:lvl w:ilvl="3" w:tplc="08090001" w:tentative="1">
+      <w:start w:val="1"/>
+      <w:numFmt w:val="bullet"/>
+      <w:lvlText w:val=""/>
+      <w:lvlJc w:val="left"/>
+      <w:pPr>
+        <w:ind w:left="3600" w:hanging="360"/>
+      </w:pPr>
+      <w:rPr>
+        <w:rFonts w:ascii="Symbol" w:hAnsi="Symbol" w:hint="default"/>
+      </w:rPr>
+    </w:lvl>
+    <w:lvl w:ilvl="4" w:tplc="08090003" w:tentative="1">
+      <w:start w:val="1"/>
+      <w:numFmt w:val="bullet"/>
+      <w:lvlText w:val="o"/>
+      <w:lvlJc w:val="left"/>
+      <w:pPr>
+        <w:ind w:left="4320" w:hanging="360"/>
+      </w:pPr>
+      <w:rPr>
+        <w:rFonts w:ascii="Courier New" w:hAnsi="Courier New" w:cs="Courier New" w:hint="default"/>
+      </w:rPr>
+    </w:lvl>
+    <w:lvl w:ilvl="5" w:tplc="08090005" w:tentative="1">
+      <w:start w:val="1"/>
+      <w:numFmt w:val="bullet"/>
+      <w:lvlText w:val=""/>
+      <w:lvlJc w:val="left"/>
+      <w:pPr>
+        <w:ind w:left="5040" w:hanging="360"/>
+      </w:pPr>
+      <w:rPr>
+        <w:rFonts w:ascii="Wingdings" w:hAnsi="Wingdings" w:hint="default"/>
+      </w:rPr>
+    </w:lvl>
+    <w:lvl w:ilvl="6" w:tplc="08090001" w:tentative="1">
+      <w:start w:val="1"/>
+      <w:numFmt w:val="bullet"/>
+      <w:lvlText w:val=""/>
+      <w:lvlJc w:val="left"/>
+      <w:pPr>
+        <w:ind w:left="5760" w:hanging="360"/>
+      </w:pPr>
+      <w:rPr>
+        <w:rFonts w:ascii="Symbol" w:hAnsi="Symbol" w:hint="default"/>
+      </w:rPr>
+    </w:lvl>
+    <w:lvl w:ilvl="7" w:tplc="08090003" w:tentative="1">
+      <w:start w:val="1"/>
+      <w:numFmt w:val="bullet"/>
+      <w:lvlText w:val="o"/>
+      <w:lvlJc w:val="left"/>
+      <w:pPr>
+        <w:ind w:left="6480" w:hanging="360"/>
+      </w:pPr>
+      <w:rPr>
+        <w:rFonts w:ascii="Courier New" w:hAnsi="Courier New" w:cs="Courier New" w:hint="default"/>
+      </w:rPr>
+    </w:lvl>
+    <w:lvl w:ilvl="8" w:tplc="08090005" w:tentative="1">
+      <w:start w:val="1"/>
+      <w:numFmt w:val="bullet"/>
+      <w:lvlText w:val=""/>
+      <w:lvlJc w:val="left"/>
+      <w:pPr>
+        <w:ind w:left="7200" w:hanging="360"/>
+      </w:pPr>
+      <w:rPr>
+        <w:rFonts w:ascii="Wingdings" w:hAnsi="Wingdings" w:hint="default"/>
+      </w:rPr>
+    </w:lvl>
+  </w:abstractNum>
+  <w:abstractNum w:abstractNumId="3" w15:restartNumberingAfterBreak="0">
     <w:nsid w:val="192D1A32"/>
     <w:multiLevelType w:val="hybridMultilevel"/>
     <w:tmpl w:val="7DDAB8D0"/>
@@ -3920,7 +11123,7 @@
       </w:rPr>
     </w:lvl>
   </w:abstractNum>
-  <w:abstractNum w:abstractNumId="3" w15:restartNumberingAfterBreak="0">
+  <w:abstractNum w:abstractNumId="4" w15:restartNumberingAfterBreak="0">
     <w:nsid w:val="1D7A0201"/>
     <w:multiLevelType w:val="multilevel"/>
     <w:tmpl w:val="3A204680"/>
@@ -4033,7 +11236,120 @@
       </w:rPr>
     </w:lvl>
   </w:abstractNum>
-  <w:abstractNum w:abstractNumId="4" w15:restartNumberingAfterBreak="0">
+  <w:abstractNum w:abstractNumId="5" w15:restartNumberingAfterBreak="0">
+    <w:nsid w:val="20841184"/>
+    <w:multiLevelType w:val="hybridMultilevel"/>
+    <w:tmpl w:val="519E8DD0"/>
+    <w:lvl w:ilvl="0" w:tplc="08090001">
+      <w:start w:val="1"/>
+      <w:numFmt w:val="bullet"/>
+      <w:lvlText w:val=""/>
+      <w:lvlJc w:val="left"/>
+      <w:pPr>
+        <w:ind w:left="720" w:hanging="360"/>
+      </w:pPr>
+      <w:rPr>
+        <w:rFonts w:ascii="Symbol" w:hAnsi="Symbol" w:hint="default"/>
+      </w:rPr>
+    </w:lvl>
+    <w:lvl w:ilvl="1" w:tplc="08090003" w:tentative="1">
+      <w:start w:val="1"/>
+      <w:numFmt w:val="bullet"/>
+      <w:lvlText w:val="o"/>
+      <w:lvlJc w:val="left"/>
+      <w:pPr>
+        <w:ind w:left="1440" w:hanging="360"/>
+      </w:pPr>
+      <w:rPr>
+        <w:rFonts w:ascii="Courier New" w:hAnsi="Courier New" w:cs="Courier New" w:hint="default"/>
+      </w:rPr>
+    </w:lvl>
+    <w:lvl w:ilvl="2" w:tplc="08090005" w:tentative="1">
+      <w:start w:val="1"/>
+      <w:numFmt w:val="bullet"/>
+      <w:lvlText w:val=""/>
+      <w:lvlJc w:val="left"/>
+      <w:pPr>
+        <w:ind w:left="2160" w:hanging="360"/>
+      </w:pPr>
+      <w:rPr>
+        <w:rFonts w:ascii="Wingdings" w:hAnsi="Wingdings" w:hint="default"/>
+      </w:rPr>
+    </w:lvl>
+    <w:lvl w:ilvl="3" w:tplc="08090001" w:tentative="1">
+      <w:start w:val="1"/>
+      <w:numFmt w:val="bullet"/>
+      <w:lvlText w:val=""/>
+      <w:lvlJc w:val="left"/>
+      <w:pPr>
+        <w:ind w:left="2880" w:hanging="360"/>
+      </w:pPr>
+      <w:rPr>
+        <w:rFonts w:ascii="Symbol" w:hAnsi="Symbol" w:hint="default"/>
+      </w:rPr>
+    </w:lvl>
+    <w:lvl w:ilvl="4" w:tplc="08090003" w:tentative="1">
+      <w:start w:val="1"/>
+      <w:numFmt w:val="bullet"/>
+      <w:lvlText w:val="o"/>
+      <w:lvlJc w:val="left"/>
+      <w:pPr>
+        <w:ind w:left="3600" w:hanging="360"/>
+      </w:pPr>
+      <w:rPr>
+        <w:rFonts w:ascii="Courier New" w:hAnsi="Courier New" w:cs="Courier New" w:hint="default"/>
+      </w:rPr>
+    </w:lvl>
+    <w:lvl w:ilvl="5" w:tplc="08090005" w:tentative="1">
+      <w:start w:val="1"/>
+      <w:numFmt w:val="bullet"/>
+      <w:lvlText w:val=""/>
+      <w:lvlJc w:val="left"/>
+      <w:pPr>
+        <w:ind w:left="4320" w:hanging="360"/>
+      </w:pPr>
+      <w:rPr>
+        <w:rFonts w:ascii="Wingdings" w:hAnsi="Wingdings" w:hint="default"/>
+      </w:rPr>
+    </w:lvl>
+    <w:lvl w:ilvl="6" w:tplc="08090001" w:tentative="1">
+      <w:start w:val="1"/>
+      <w:numFmt w:val="bullet"/>
+      <w:lvlText w:val=""/>
+      <w:lvlJc w:val="left"/>
+      <w:pPr>
+        <w:ind w:left="5040" w:hanging="360"/>
+      </w:pPr>
+      <w:rPr>
+        <w:rFonts w:ascii="Symbol" w:hAnsi="Symbol" w:hint="default"/>
+      </w:rPr>
+    </w:lvl>
+    <w:lvl w:ilvl="7" w:tplc="08090003" w:tentative="1">
+      <w:start w:val="1"/>
+      <w:numFmt w:val="bullet"/>
+      <w:lvlText w:val="o"/>
+      <w:lvlJc w:val="left"/>
+      <w:pPr>
+        <w:ind w:left="5760" w:hanging="360"/>
+      </w:pPr>
+      <w:rPr>
+        <w:rFonts w:ascii="Courier New" w:hAnsi="Courier New" w:cs="Courier New" w:hint="default"/>
+      </w:rPr>
+    </w:lvl>
+    <w:lvl w:ilvl="8" w:tplc="08090005" w:tentative="1">
+      <w:start w:val="1"/>
+      <w:numFmt w:val="bullet"/>
+      <w:lvlText w:val=""/>
+      <w:lvlJc w:val="left"/>
+      <w:pPr>
+        <w:ind w:left="6480" w:hanging="360"/>
+      </w:pPr>
+      <w:rPr>
+        <w:rFonts w:ascii="Wingdings" w:hAnsi="Wingdings" w:hint="default"/>
+      </w:rPr>
+    </w:lvl>
+  </w:abstractNum>
+  <w:abstractNum w:abstractNumId="6" w15:restartNumberingAfterBreak="0">
     <w:nsid w:val="22C2366E"/>
     <w:multiLevelType w:val="multilevel"/>
     <w:tmpl w:val="D2441018"/>
@@ -4146,7 +11462,120 @@
       </w:rPr>
     </w:lvl>
   </w:abstractNum>
-  <w:abstractNum w:abstractNumId="5" w15:restartNumberingAfterBreak="0">
+  <w:abstractNum w:abstractNumId="7" w15:restartNumberingAfterBreak="0">
+    <w:nsid w:val="25724E5C"/>
+    <w:multiLevelType w:val="hybridMultilevel"/>
+    <w:tmpl w:val="B89E232A"/>
+    <w:lvl w:ilvl="0" w:tplc="08090001">
+      <w:start w:val="1"/>
+      <w:numFmt w:val="bullet"/>
+      <w:lvlText w:val=""/>
+      <w:lvlJc w:val="left"/>
+      <w:pPr>
+        <w:ind w:left="720" w:hanging="360"/>
+      </w:pPr>
+      <w:rPr>
+        <w:rFonts w:ascii="Symbol" w:hAnsi="Symbol" w:hint="default"/>
+      </w:rPr>
+    </w:lvl>
+    <w:lvl w:ilvl="1" w:tplc="08090003" w:tentative="1">
+      <w:start w:val="1"/>
+      <w:numFmt w:val="bullet"/>
+      <w:lvlText w:val="o"/>
+      <w:lvlJc w:val="left"/>
+      <w:pPr>
+        <w:ind w:left="1440" w:hanging="360"/>
+      </w:pPr>
+      <w:rPr>
+        <w:rFonts w:ascii="Courier New" w:hAnsi="Courier New" w:cs="Courier New" w:hint="default"/>
+      </w:rPr>
+    </w:lvl>
+    <w:lvl w:ilvl="2" w:tplc="08090005" w:tentative="1">
+      <w:start w:val="1"/>
+      <w:numFmt w:val="bullet"/>
+      <w:lvlText w:val=""/>
+      <w:lvlJc w:val="left"/>
+      <w:pPr>
+        <w:ind w:left="2160" w:hanging="360"/>
+      </w:pPr>
+      <w:rPr>
+        <w:rFonts w:ascii="Wingdings" w:hAnsi="Wingdings" w:hint="default"/>
+      </w:rPr>
+    </w:lvl>
+    <w:lvl w:ilvl="3" w:tplc="08090001" w:tentative="1">
+      <w:start w:val="1"/>
+      <w:numFmt w:val="bullet"/>
+      <w:lvlText w:val=""/>
+      <w:lvlJc w:val="left"/>
+      <w:pPr>
+        <w:ind w:left="2880" w:hanging="360"/>
+      </w:pPr>
+      <w:rPr>
+        <w:rFonts w:ascii="Symbol" w:hAnsi="Symbol" w:hint="default"/>
+      </w:rPr>
+    </w:lvl>
+    <w:lvl w:ilvl="4" w:tplc="08090003" w:tentative="1">
+      <w:start w:val="1"/>
+      <w:numFmt w:val="bullet"/>
+      <w:lvlText w:val="o"/>
+      <w:lvlJc w:val="left"/>
+      <w:pPr>
+        <w:ind w:left="3600" w:hanging="360"/>
+      </w:pPr>
+      <w:rPr>
+        <w:rFonts w:ascii="Courier New" w:hAnsi="Courier New" w:cs="Courier New" w:hint="default"/>
+      </w:rPr>
+    </w:lvl>
+    <w:lvl w:ilvl="5" w:tplc="08090005" w:tentative="1">
+      <w:start w:val="1"/>
+      <w:numFmt w:val="bullet"/>
+      <w:lvlText w:val=""/>
+      <w:lvlJc w:val="left"/>
+      <w:pPr>
+        <w:ind w:left="4320" w:hanging="360"/>
+      </w:pPr>
+      <w:rPr>
+        <w:rFonts w:ascii="Wingdings" w:hAnsi="Wingdings" w:hint="default"/>
+      </w:rPr>
+    </w:lvl>
+    <w:lvl w:ilvl="6" w:tplc="08090001" w:tentative="1">
+      <w:start w:val="1"/>
+      <w:numFmt w:val="bullet"/>
+      <w:lvlText w:val=""/>
+      <w:lvlJc w:val="left"/>
+      <w:pPr>
+        <w:ind w:left="5040" w:hanging="360"/>
+      </w:pPr>
+      <w:rPr>
+        <w:rFonts w:ascii="Symbol" w:hAnsi="Symbol" w:hint="default"/>
+      </w:rPr>
+    </w:lvl>
+    <w:lvl w:ilvl="7" w:tplc="08090003" w:tentative="1">
+      <w:start w:val="1"/>
+      <w:numFmt w:val="bullet"/>
+      <w:lvlText w:val="o"/>
+      <w:lvlJc w:val="left"/>
+      <w:pPr>
+        <w:ind w:left="5760" w:hanging="360"/>
+      </w:pPr>
+      <w:rPr>
+        <w:rFonts w:ascii="Courier New" w:hAnsi="Courier New" w:cs="Courier New" w:hint="default"/>
+      </w:rPr>
+    </w:lvl>
+    <w:lvl w:ilvl="8" w:tplc="08090005" w:tentative="1">
+      <w:start w:val="1"/>
+      <w:numFmt w:val="bullet"/>
+      <w:lvlText w:val=""/>
+      <w:lvlJc w:val="left"/>
+      <w:pPr>
+        <w:ind w:left="6480" w:hanging="360"/>
+      </w:pPr>
+      <w:rPr>
+        <w:rFonts w:ascii="Wingdings" w:hAnsi="Wingdings" w:hint="default"/>
+      </w:rPr>
+    </w:lvl>
+  </w:abstractNum>
+  <w:abstractNum w:abstractNumId="8" w15:restartNumberingAfterBreak="0">
     <w:nsid w:val="26596A7C"/>
     <w:multiLevelType w:val="multilevel"/>
     <w:tmpl w:val="B8029BA8"/>
@@ -4259,10 +11688,10 @@
       </w:rPr>
     </w:lvl>
   </w:abstractNum>
-  <w:abstractNum w:abstractNumId="6" w15:restartNumberingAfterBreak="0">
+  <w:abstractNum w:abstractNumId="9" w15:restartNumberingAfterBreak="0">
     <w:nsid w:val="27651528"/>
     <w:multiLevelType w:val="hybridMultilevel"/>
-    <w:tmpl w:val="83D055FE"/>
+    <w:tmpl w:val="5720B8FA"/>
     <w:lvl w:ilvl="0" w:tplc="08090001">
       <w:start w:val="1"/>
       <w:numFmt w:val="bullet"/>
@@ -4372,7 +11801,7 @@
       </w:rPr>
     </w:lvl>
   </w:abstractNum>
-  <w:abstractNum w:abstractNumId="7" w15:restartNumberingAfterBreak="0">
+  <w:abstractNum w:abstractNumId="10" w15:restartNumberingAfterBreak="0">
     <w:nsid w:val="2CF20399"/>
     <w:multiLevelType w:val="multilevel"/>
     <w:tmpl w:val="6AC6CA1E"/>
@@ -4485,7 +11914,7 @@
       </w:rPr>
     </w:lvl>
   </w:abstractNum>
-  <w:abstractNum w:abstractNumId="8" w15:restartNumberingAfterBreak="0">
+  <w:abstractNum w:abstractNumId="11" w15:restartNumberingAfterBreak="0">
     <w:nsid w:val="337D06EF"/>
     <w:multiLevelType w:val="multilevel"/>
     <w:tmpl w:val="3EACE08C"/>
@@ -4598,7 +12027,346 @@
       </w:rPr>
     </w:lvl>
   </w:abstractNum>
-  <w:abstractNum w:abstractNumId="9" w15:restartNumberingAfterBreak="0">
+  <w:abstractNum w:abstractNumId="12" w15:restartNumberingAfterBreak="0">
+    <w:nsid w:val="3FD7636B"/>
+    <w:multiLevelType w:val="hybridMultilevel"/>
+    <w:tmpl w:val="B5E0C202"/>
+    <w:lvl w:ilvl="0" w:tplc="08090001">
+      <w:start w:val="1"/>
+      <w:numFmt w:val="bullet"/>
+      <w:lvlText w:val=""/>
+      <w:lvlJc w:val="left"/>
+      <w:pPr>
+        <w:ind w:left="720" w:hanging="360"/>
+      </w:pPr>
+      <w:rPr>
+        <w:rFonts w:ascii="Symbol" w:hAnsi="Symbol" w:hint="default"/>
+      </w:rPr>
+    </w:lvl>
+    <w:lvl w:ilvl="1" w:tplc="08090003" w:tentative="1">
+      <w:start w:val="1"/>
+      <w:numFmt w:val="bullet"/>
+      <w:lvlText w:val="o"/>
+      <w:lvlJc w:val="left"/>
+      <w:pPr>
+        <w:ind w:left="1440" w:hanging="360"/>
+      </w:pPr>
+      <w:rPr>
+        <w:rFonts w:ascii="Courier New" w:hAnsi="Courier New" w:cs="Courier New" w:hint="default"/>
+      </w:rPr>
+    </w:lvl>
+    <w:lvl w:ilvl="2" w:tplc="08090005" w:tentative="1">
+      <w:start w:val="1"/>
+      <w:numFmt w:val="bullet"/>
+      <w:lvlText w:val=""/>
+      <w:lvlJc w:val="left"/>
+      <w:pPr>
+        <w:ind w:left="2160" w:hanging="360"/>
+      </w:pPr>
+      <w:rPr>
+        <w:rFonts w:ascii="Wingdings" w:hAnsi="Wingdings" w:hint="default"/>
+      </w:rPr>
+    </w:lvl>
+    <w:lvl w:ilvl="3" w:tplc="08090001" w:tentative="1">
+      <w:start w:val="1"/>
+      <w:numFmt w:val="bullet"/>
+      <w:lvlText w:val=""/>
+      <w:lvlJc w:val="left"/>
+      <w:pPr>
+        <w:ind w:left="2880" w:hanging="360"/>
+      </w:pPr>
+      <w:rPr>
+        <w:rFonts w:ascii="Symbol" w:hAnsi="Symbol" w:hint="default"/>
+      </w:rPr>
+    </w:lvl>
+    <w:lvl w:ilvl="4" w:tplc="08090003" w:tentative="1">
+      <w:start w:val="1"/>
+      <w:numFmt w:val="bullet"/>
+      <w:lvlText w:val="o"/>
+      <w:lvlJc w:val="left"/>
+      <w:pPr>
+        <w:ind w:left="3600" w:hanging="360"/>
+      </w:pPr>
+      <w:rPr>
+        <w:rFonts w:ascii="Courier New" w:hAnsi="Courier New" w:cs="Courier New" w:hint="default"/>
+      </w:rPr>
+    </w:lvl>
+    <w:lvl w:ilvl="5" w:tplc="08090005" w:tentative="1">
+      <w:start w:val="1"/>
+      <w:numFmt w:val="bullet"/>
+      <w:lvlText w:val=""/>
+      <w:lvlJc w:val="left"/>
+      <w:pPr>
+        <w:ind w:left="4320" w:hanging="360"/>
+      </w:pPr>
+      <w:rPr>
+        <w:rFonts w:ascii="Wingdings" w:hAnsi="Wingdings" w:hint="default"/>
+      </w:rPr>
+    </w:lvl>
+    <w:lvl w:ilvl="6" w:tplc="08090001" w:tentative="1">
+      <w:start w:val="1"/>
+      <w:numFmt w:val="bullet"/>
+      <w:lvlText w:val=""/>
+      <w:lvlJc w:val="left"/>
+      <w:pPr>
+        <w:ind w:left="5040" w:hanging="360"/>
+      </w:pPr>
+      <w:rPr>
+        <w:rFonts w:ascii="Symbol" w:hAnsi="Symbol" w:hint="default"/>
+      </w:rPr>
+    </w:lvl>
+    <w:lvl w:ilvl="7" w:tplc="08090003" w:tentative="1">
+      <w:start w:val="1"/>
+      <w:numFmt w:val="bullet"/>
+      <w:lvlText w:val="o"/>
+      <w:lvlJc w:val="left"/>
+      <w:pPr>
+        <w:ind w:left="5760" w:hanging="360"/>
+      </w:pPr>
+      <w:rPr>
+        <w:rFonts w:ascii="Courier New" w:hAnsi="Courier New" w:cs="Courier New" w:hint="default"/>
+      </w:rPr>
+    </w:lvl>
+    <w:lvl w:ilvl="8" w:tplc="08090005" w:tentative="1">
+      <w:start w:val="1"/>
+      <w:numFmt w:val="bullet"/>
+      <w:lvlText w:val=""/>
+      <w:lvlJc w:val="left"/>
+      <w:pPr>
+        <w:ind w:left="6480" w:hanging="360"/>
+      </w:pPr>
+      <w:rPr>
+        <w:rFonts w:ascii="Wingdings" w:hAnsi="Wingdings" w:hint="default"/>
+      </w:rPr>
+    </w:lvl>
+  </w:abstractNum>
+  <w:abstractNum w:abstractNumId="13" w15:restartNumberingAfterBreak="0">
+    <w:nsid w:val="48703711"/>
+    <w:multiLevelType w:val="hybridMultilevel"/>
+    <w:tmpl w:val="8362CFB6"/>
+    <w:lvl w:ilvl="0" w:tplc="08090001">
+      <w:start w:val="1"/>
+      <w:numFmt w:val="bullet"/>
+      <w:lvlText w:val=""/>
+      <w:lvlJc w:val="left"/>
+      <w:pPr>
+        <w:ind w:left="720" w:hanging="360"/>
+      </w:pPr>
+      <w:rPr>
+        <w:rFonts w:ascii="Symbol" w:hAnsi="Symbol" w:hint="default"/>
+      </w:rPr>
+    </w:lvl>
+    <w:lvl w:ilvl="1" w:tplc="08090003" w:tentative="1">
+      <w:start w:val="1"/>
+      <w:numFmt w:val="bullet"/>
+      <w:lvlText w:val="o"/>
+      <w:lvlJc w:val="left"/>
+      <w:pPr>
+        <w:ind w:left="1440" w:hanging="360"/>
+      </w:pPr>
+      <w:rPr>
+        <w:rFonts w:ascii="Courier New" w:hAnsi="Courier New" w:cs="Courier New" w:hint="default"/>
+      </w:rPr>
+    </w:lvl>
+    <w:lvl w:ilvl="2" w:tplc="08090005" w:tentative="1">
+      <w:start w:val="1"/>
+      <w:numFmt w:val="bullet"/>
+      <w:lvlText w:val=""/>
+      <w:lvlJc w:val="left"/>
+      <w:pPr>
+        <w:ind w:left="2160" w:hanging="360"/>
+      </w:pPr>
+      <w:rPr>
+        <w:rFonts w:ascii="Wingdings" w:hAnsi="Wingdings" w:hint="default"/>
+      </w:rPr>
+    </w:lvl>
+    <w:lvl w:ilvl="3" w:tplc="08090001" w:tentative="1">
+      <w:start w:val="1"/>
+      <w:numFmt w:val="bullet"/>
+      <w:lvlText w:val=""/>
+      <w:lvlJc w:val="left"/>
+      <w:pPr>
+        <w:ind w:left="2880" w:hanging="360"/>
+      </w:pPr>
+      <w:rPr>
+        <w:rFonts w:ascii="Symbol" w:hAnsi="Symbol" w:hint="default"/>
+      </w:rPr>
+    </w:lvl>
+    <w:lvl w:ilvl="4" w:tplc="08090003" w:tentative="1">
+      <w:start w:val="1"/>
+      <w:numFmt w:val="bullet"/>
+      <w:lvlText w:val="o"/>
+      <w:lvlJc w:val="left"/>
+      <w:pPr>
+        <w:ind w:left="3600" w:hanging="360"/>
+      </w:pPr>
+      <w:rPr>
+        <w:rFonts w:ascii="Courier New" w:hAnsi="Courier New" w:cs="Courier New" w:hint="default"/>
+      </w:rPr>
+    </w:lvl>
+    <w:lvl w:ilvl="5" w:tplc="08090005" w:tentative="1">
+      <w:start w:val="1"/>
+      <w:numFmt w:val="bullet"/>
+      <w:lvlText w:val=""/>
+      <w:lvlJc w:val="left"/>
+      <w:pPr>
+        <w:ind w:left="4320" w:hanging="360"/>
+      </w:pPr>
+      <w:rPr>
+        <w:rFonts w:ascii="Wingdings" w:hAnsi="Wingdings" w:hint="default"/>
+      </w:rPr>
+    </w:lvl>
+    <w:lvl w:ilvl="6" w:tplc="08090001" w:tentative="1">
+      <w:start w:val="1"/>
+      <w:numFmt w:val="bullet"/>
+      <w:lvlText w:val=""/>
+      <w:lvlJc w:val="left"/>
+      <w:pPr>
+        <w:ind w:left="5040" w:hanging="360"/>
+      </w:pPr>
+      <w:rPr>
+        <w:rFonts w:ascii="Symbol" w:hAnsi="Symbol" w:hint="default"/>
+      </w:rPr>
+    </w:lvl>
+    <w:lvl w:ilvl="7" w:tplc="08090003" w:tentative="1">
+      <w:start w:val="1"/>
+      <w:numFmt w:val="bullet"/>
+      <w:lvlText w:val="o"/>
+      <w:lvlJc w:val="left"/>
+      <w:pPr>
+        <w:ind w:left="5760" w:hanging="360"/>
+      </w:pPr>
+      <w:rPr>
+        <w:rFonts w:ascii="Courier New" w:hAnsi="Courier New" w:cs="Courier New" w:hint="default"/>
+      </w:rPr>
+    </w:lvl>
+    <w:lvl w:ilvl="8" w:tplc="08090005" w:tentative="1">
+      <w:start w:val="1"/>
+      <w:numFmt w:val="bullet"/>
+      <w:lvlText w:val=""/>
+      <w:lvlJc w:val="left"/>
+      <w:pPr>
+        <w:ind w:left="6480" w:hanging="360"/>
+      </w:pPr>
+      <w:rPr>
+        <w:rFonts w:ascii="Wingdings" w:hAnsi="Wingdings" w:hint="default"/>
+      </w:rPr>
+    </w:lvl>
+  </w:abstractNum>
+  <w:abstractNum w:abstractNumId="14" w15:restartNumberingAfterBreak="0">
+    <w:nsid w:val="4C161DD5"/>
+    <w:multiLevelType w:val="hybridMultilevel"/>
+    <w:tmpl w:val="350EAC02"/>
+    <w:lvl w:ilvl="0" w:tplc="08090001">
+      <w:start w:val="1"/>
+      <w:numFmt w:val="bullet"/>
+      <w:lvlText w:val=""/>
+      <w:lvlJc w:val="left"/>
+      <w:pPr>
+        <w:ind w:left="360" w:hanging="360"/>
+      </w:pPr>
+      <w:rPr>
+        <w:rFonts w:ascii="Symbol" w:hAnsi="Symbol" w:hint="default"/>
+      </w:rPr>
+    </w:lvl>
+    <w:lvl w:ilvl="1" w:tplc="08090003" w:tentative="1">
+      <w:start w:val="1"/>
+      <w:numFmt w:val="bullet"/>
+      <w:lvlText w:val="o"/>
+      <w:lvlJc w:val="left"/>
+      <w:pPr>
+        <w:ind w:left="1080" w:hanging="360"/>
+      </w:pPr>
+      <w:rPr>
+        <w:rFonts w:ascii="Courier New" w:hAnsi="Courier New" w:cs="Courier New" w:hint="default"/>
+      </w:rPr>
+    </w:lvl>
+    <w:lvl w:ilvl="2" w:tplc="08090005" w:tentative="1">
+      <w:start w:val="1"/>
+      <w:numFmt w:val="bullet"/>
+      <w:lvlText w:val=""/>
+      <w:lvlJc w:val="left"/>
+      <w:pPr>
+        <w:ind w:left="1800" w:hanging="360"/>
+      </w:pPr>
+      <w:rPr>
+        <w:rFonts w:ascii="Wingdings" w:hAnsi="Wingdings" w:hint="default"/>
+      </w:rPr>
+    </w:lvl>
+    <w:lvl w:ilvl="3" w:tplc="08090001" w:tentative="1">
+      <w:start w:val="1"/>
+      <w:numFmt w:val="bullet"/>
+      <w:lvlText w:val=""/>
+      <w:lvlJc w:val="left"/>
+      <w:pPr>
+        <w:ind w:left="2520" w:hanging="360"/>
+      </w:pPr>
+      <w:rPr>
+        <w:rFonts w:ascii="Symbol" w:hAnsi="Symbol" w:hint="default"/>
+      </w:rPr>
+    </w:lvl>
+    <w:lvl w:ilvl="4" w:tplc="08090003" w:tentative="1">
+      <w:start w:val="1"/>
+      <w:numFmt w:val="bullet"/>
+      <w:lvlText w:val="o"/>
+      <w:lvlJc w:val="left"/>
+      <w:pPr>
+        <w:ind w:left="3240" w:hanging="360"/>
+      </w:pPr>
+      <w:rPr>
+        <w:rFonts w:ascii="Courier New" w:hAnsi="Courier New" w:cs="Courier New" w:hint="default"/>
+      </w:rPr>
+    </w:lvl>
+    <w:lvl w:ilvl="5" w:tplc="08090005" w:tentative="1">
+      <w:start w:val="1"/>
+      <w:numFmt w:val="bullet"/>
+      <w:lvlText w:val=""/>
+      <w:lvlJc w:val="left"/>
+      <w:pPr>
+        <w:ind w:left="3960" w:hanging="360"/>
+      </w:pPr>
+      <w:rPr>
+        <w:rFonts w:ascii="Wingdings" w:hAnsi="Wingdings" w:hint="default"/>
+      </w:rPr>
+    </w:lvl>
+    <w:lvl w:ilvl="6" w:tplc="08090001" w:tentative="1">
+      <w:start w:val="1"/>
+      <w:numFmt w:val="bullet"/>
+      <w:lvlText w:val=""/>
+      <w:lvlJc w:val="left"/>
+      <w:pPr>
+        <w:ind w:left="4680" w:hanging="360"/>
+      </w:pPr>
+      <w:rPr>
+        <w:rFonts w:ascii="Symbol" w:hAnsi="Symbol" w:hint="default"/>
+      </w:rPr>
+    </w:lvl>
+    <w:lvl w:ilvl="7" w:tplc="08090003" w:tentative="1">
+      <w:start w:val="1"/>
+      <w:numFmt w:val="bullet"/>
+      <w:lvlText w:val="o"/>
+      <w:lvlJc w:val="left"/>
+      <w:pPr>
+        <w:ind w:left="5400" w:hanging="360"/>
+      </w:pPr>
+      <w:rPr>
+        <w:rFonts w:ascii="Courier New" w:hAnsi="Courier New" w:cs="Courier New" w:hint="default"/>
+      </w:rPr>
+    </w:lvl>
+    <w:lvl w:ilvl="8" w:tplc="08090005" w:tentative="1">
+      <w:start w:val="1"/>
+      <w:numFmt w:val="bullet"/>
+      <w:lvlText w:val=""/>
+      <w:lvlJc w:val="left"/>
+      <w:pPr>
+        <w:ind w:left="6120" w:hanging="360"/>
+      </w:pPr>
+      <w:rPr>
+        <w:rFonts w:ascii="Wingdings" w:hAnsi="Wingdings" w:hint="default"/>
+      </w:rPr>
+    </w:lvl>
+  </w:abstractNum>
+  <w:abstractNum w:abstractNumId="15" w15:restartNumberingAfterBreak="0">
     <w:nsid w:val="4D54490B"/>
     <w:multiLevelType w:val="multilevel"/>
     <w:tmpl w:val="B948B25C"/>
@@ -4711,7 +12479,7 @@
       </w:rPr>
     </w:lvl>
   </w:abstractNum>
-  <w:abstractNum w:abstractNumId="10" w15:restartNumberingAfterBreak="0">
+  <w:abstractNum w:abstractNumId="16" w15:restartNumberingAfterBreak="0">
     <w:nsid w:val="4E87529F"/>
     <w:multiLevelType w:val="multilevel"/>
     <w:tmpl w:val="EA685192"/>
@@ -4824,7 +12592,120 @@
       </w:rPr>
     </w:lvl>
   </w:abstractNum>
-  <w:abstractNum w:abstractNumId="11" w15:restartNumberingAfterBreak="0">
+  <w:abstractNum w:abstractNumId="17" w15:restartNumberingAfterBreak="0">
+    <w:nsid w:val="5CA8682E"/>
+    <w:multiLevelType w:val="hybridMultilevel"/>
+    <w:tmpl w:val="E3F84964"/>
+    <w:lvl w:ilvl="0" w:tplc="08090001">
+      <w:start w:val="1"/>
+      <w:numFmt w:val="bullet"/>
+      <w:lvlText w:val=""/>
+      <w:lvlJc w:val="left"/>
+      <w:pPr>
+        <w:ind w:left="720" w:hanging="360"/>
+      </w:pPr>
+      <w:rPr>
+        <w:rFonts w:ascii="Symbol" w:hAnsi="Symbol" w:hint="default"/>
+      </w:rPr>
+    </w:lvl>
+    <w:lvl w:ilvl="1" w:tplc="08090003" w:tentative="1">
+      <w:start w:val="1"/>
+      <w:numFmt w:val="bullet"/>
+      <w:lvlText w:val="o"/>
+      <w:lvlJc w:val="left"/>
+      <w:pPr>
+        <w:ind w:left="1440" w:hanging="360"/>
+      </w:pPr>
+      <w:rPr>
+        <w:rFonts w:ascii="Courier New" w:hAnsi="Courier New" w:cs="Courier New" w:hint="default"/>
+      </w:rPr>
+    </w:lvl>
+    <w:lvl w:ilvl="2" w:tplc="08090005" w:tentative="1">
+      <w:start w:val="1"/>
+      <w:numFmt w:val="bullet"/>
+      <w:lvlText w:val=""/>
+      <w:lvlJc w:val="left"/>
+      <w:pPr>
+        <w:ind w:left="2160" w:hanging="360"/>
+      </w:pPr>
+      <w:rPr>
+        <w:rFonts w:ascii="Wingdings" w:hAnsi="Wingdings" w:hint="default"/>
+      </w:rPr>
+    </w:lvl>
+    <w:lvl w:ilvl="3" w:tplc="08090001" w:tentative="1">
+      <w:start w:val="1"/>
+      <w:numFmt w:val="bullet"/>
+      <w:lvlText w:val=""/>
+      <w:lvlJc w:val="left"/>
+      <w:pPr>
+        <w:ind w:left="2880" w:hanging="360"/>
+      </w:pPr>
+      <w:rPr>
+        <w:rFonts w:ascii="Symbol" w:hAnsi="Symbol" w:hint="default"/>
+      </w:rPr>
+    </w:lvl>
+    <w:lvl w:ilvl="4" w:tplc="08090003" w:tentative="1">
+      <w:start w:val="1"/>
+      <w:numFmt w:val="bullet"/>
+      <w:lvlText w:val="o"/>
+      <w:lvlJc w:val="left"/>
+      <w:pPr>
+        <w:ind w:left="3600" w:hanging="360"/>
+      </w:pPr>
+      <w:rPr>
+        <w:rFonts w:ascii="Courier New" w:hAnsi="Courier New" w:cs="Courier New" w:hint="default"/>
+      </w:rPr>
+    </w:lvl>
+    <w:lvl w:ilvl="5" w:tplc="08090005" w:tentative="1">
+      <w:start w:val="1"/>
+      <w:numFmt w:val="bullet"/>
+      <w:lvlText w:val=""/>
+      <w:lvlJc w:val="left"/>
+      <w:pPr>
+        <w:ind w:left="4320" w:hanging="360"/>
+      </w:pPr>
+      <w:rPr>
+        <w:rFonts w:ascii="Wingdings" w:hAnsi="Wingdings" w:hint="default"/>
+      </w:rPr>
+    </w:lvl>
+    <w:lvl w:ilvl="6" w:tplc="08090001" w:tentative="1">
+      <w:start w:val="1"/>
+      <w:numFmt w:val="bullet"/>
+      <w:lvlText w:val=""/>
+      <w:lvlJc w:val="left"/>
+      <w:pPr>
+        <w:ind w:left="5040" w:hanging="360"/>
+      </w:pPr>
+      <w:rPr>
+        <w:rFonts w:ascii="Symbol" w:hAnsi="Symbol" w:hint="default"/>
+      </w:rPr>
+    </w:lvl>
+    <w:lvl w:ilvl="7" w:tplc="08090003" w:tentative="1">
+      <w:start w:val="1"/>
+      <w:numFmt w:val="bullet"/>
+      <w:lvlText w:val="o"/>
+      <w:lvlJc w:val="left"/>
+      <w:pPr>
+        <w:ind w:left="5760" w:hanging="360"/>
+      </w:pPr>
+      <w:rPr>
+        <w:rFonts w:ascii="Courier New" w:hAnsi="Courier New" w:cs="Courier New" w:hint="default"/>
+      </w:rPr>
+    </w:lvl>
+    <w:lvl w:ilvl="8" w:tplc="08090005" w:tentative="1">
+      <w:start w:val="1"/>
+      <w:numFmt w:val="bullet"/>
+      <w:lvlText w:val=""/>
+      <w:lvlJc w:val="left"/>
+      <w:pPr>
+        <w:ind w:left="6480" w:hanging="360"/>
+      </w:pPr>
+      <w:rPr>
+        <w:rFonts w:ascii="Wingdings" w:hAnsi="Wingdings" w:hint="default"/>
+      </w:rPr>
+    </w:lvl>
+  </w:abstractNum>
+  <w:abstractNum w:abstractNumId="18" w15:restartNumberingAfterBreak="0">
     <w:nsid w:val="61862FAC"/>
     <w:multiLevelType w:val="multilevel"/>
     <w:tmpl w:val="1E48F274"/>
@@ -4937,7 +12818,7 @@
       </w:rPr>
     </w:lvl>
   </w:abstractNum>
-  <w:abstractNum w:abstractNumId="12" w15:restartNumberingAfterBreak="0">
+  <w:abstractNum w:abstractNumId="19" w15:restartNumberingAfterBreak="0">
     <w:nsid w:val="64A84825"/>
     <w:multiLevelType w:val="multilevel"/>
     <w:tmpl w:val="023C095C"/>
@@ -5050,7 +12931,7 @@
       </w:rPr>
     </w:lvl>
   </w:abstractNum>
-  <w:abstractNum w:abstractNumId="13" w15:restartNumberingAfterBreak="0">
+  <w:abstractNum w:abstractNumId="20" w15:restartNumberingAfterBreak="0">
     <w:nsid w:val="733C2202"/>
     <w:multiLevelType w:val="hybridMultilevel"/>
     <w:tmpl w:val="B84A7140"/>
@@ -5164,22 +13045,22 @@
     </w:lvl>
   </w:abstractNum>
   <w:num w:numId="1" w16cid:durableId="691878982">
-    <w:abstractNumId w:val="4"/>
+    <w:abstractNumId w:val="6"/>
   </w:num>
   <w:num w:numId="2" w16cid:durableId="1687708561">
-    <w:abstractNumId w:val="12"/>
+    <w:abstractNumId w:val="19"/>
   </w:num>
   <w:num w:numId="3" w16cid:durableId="1394505669">
-    <w:abstractNumId w:val="5"/>
+    <w:abstractNumId w:val="8"/>
   </w:num>
   <w:num w:numId="4" w16cid:durableId="1782996177">
-    <w:abstractNumId w:val="10"/>
+    <w:abstractNumId w:val="16"/>
   </w:num>
   <w:num w:numId="5" w16cid:durableId="1518079058">
-    <w:abstractNumId w:val="11"/>
+    <w:abstractNumId w:val="18"/>
   </w:num>
   <w:num w:numId="6" w16cid:durableId="1038629559">
-    <w:abstractNumId w:val="9"/>
+    <w:abstractNumId w:val="15"/>
   </w:num>
   <w:num w:numId="7" w16cid:durableId="1191651942">
     <w:abstractNumId w:val="0"/>
@@ -5188,22 +13069,43 @@
     <w:abstractNumId w:val="1"/>
   </w:num>
   <w:num w:numId="9" w16cid:durableId="1146824578">
+    <w:abstractNumId w:val="4"/>
+  </w:num>
+  <w:num w:numId="10" w16cid:durableId="1987123535">
+    <w:abstractNumId w:val="10"/>
+  </w:num>
+  <w:num w:numId="11" w16cid:durableId="403142076">
+    <w:abstractNumId w:val="11"/>
+  </w:num>
+  <w:num w:numId="12" w16cid:durableId="1323894354">
     <w:abstractNumId w:val="3"/>
   </w:num>
-  <w:num w:numId="10" w16cid:durableId="1987123535">
+  <w:num w:numId="13" w16cid:durableId="855078078">
+    <w:abstractNumId w:val="20"/>
+  </w:num>
+  <w:num w:numId="14" w16cid:durableId="1778134299">
+    <w:abstractNumId w:val="9"/>
+  </w:num>
+  <w:num w:numId="15" w16cid:durableId="1385104831">
+    <w:abstractNumId w:val="2"/>
+  </w:num>
+  <w:num w:numId="16" w16cid:durableId="584071867">
+    <w:abstractNumId w:val="17"/>
+  </w:num>
+  <w:num w:numId="17" w16cid:durableId="113983029">
+    <w:abstractNumId w:val="13"/>
+  </w:num>
+  <w:num w:numId="18" w16cid:durableId="2002848312">
+    <w:abstractNumId w:val="12"/>
+  </w:num>
+  <w:num w:numId="19" w16cid:durableId="1993751986">
     <w:abstractNumId w:val="7"/>
   </w:num>
-  <w:num w:numId="11" w16cid:durableId="403142076">
-    <w:abstractNumId w:val="8"/>
+  <w:num w:numId="20" w16cid:durableId="1912620318">
+    <w:abstractNumId w:val="14"/>
   </w:num>
-  <w:num w:numId="12" w16cid:durableId="1323894354">
-    <w:abstractNumId w:val="2"/>
-  </w:num>
-  <w:num w:numId="13" w16cid:durableId="855078078">
-    <w:abstractNumId w:val="13"/>
-  </w:num>
-  <w:num w:numId="14" w16cid:durableId="1778134299">
-    <w:abstractNumId w:val="6"/>
+  <w:num w:numId="21" w16cid:durableId="218253951">
+    <w:abstractNumId w:val="5"/>
   </w:num>
 </w:numbering>
 </file>
@@ -5724,7 +13626,6 @@
   <w:style w:type="character" w:default="1" w:styleId="DefaultParagraphFont">
     <w:name w:val="Default Paragraph Font"/>
     <w:uiPriority w:val="1"/>
-    <w:semiHidden/>
     <w:unhideWhenUsed/>
   </w:style>
   <w:style w:type="table" w:default="1" w:styleId="TableNormal">

--- a/docs/Software Requirements Specification.docx
+++ b/docs/Software Requirements Specification.docx
@@ -4,7 +4,7 @@
   <w:body>
     <w:p>
       <w:pPr>
-        <w:pStyle w:val="Heading1"/>
+        <w:pStyle w:val="Nadpis1"/>
         <w:keepNext w:val="0"/>
         <w:keepLines w:val="0"/>
         <w:spacing w:before="480"/>
@@ -80,7 +80,7 @@
     </w:p>
     <w:p>
       <w:pPr>
-        <w:pStyle w:val="Heading2"/>
+        <w:pStyle w:val="Nadpis2"/>
         <w:keepNext w:val="0"/>
         <w:keepLines w:val="0"/>
         <w:numPr>
@@ -110,7 +110,7 @@
     </w:p>
     <w:p>
       <w:pPr>
-        <w:pStyle w:val="Heading2"/>
+        <w:pStyle w:val="Nadpis2"/>
         <w:keepNext w:val="0"/>
         <w:keepLines w:val="0"/>
         <w:spacing w:after="80"/>
@@ -134,7 +134,7 @@
     </w:p>
     <w:p>
       <w:pPr>
-        <w:pStyle w:val="Heading2"/>
+        <w:pStyle w:val="Nadpis2"/>
         <w:keepNext w:val="0"/>
         <w:keepLines w:val="0"/>
         <w:spacing w:after="80"/>
@@ -150,28 +150,12 @@
           <w:sz w:val="22"/>
           <w:szCs w:val="22"/>
         </w:rPr>
-        <w:t xml:space="preserve">This document specifies the requirements for the Rangefinder, a Raspberry PI based range-finding tool with a mobile phone app user interface. Its users </w:t>
-      </w:r>
-      <w:proofErr w:type="gramStart"/>
-      <w:r>
-        <w:rPr>
-          <w:sz w:val="22"/>
-          <w:szCs w:val="22"/>
-        </w:rPr>
-        <w:t>are able to</w:t>
-      </w:r>
-      <w:proofErr w:type="gramEnd"/>
-      <w:r>
-        <w:rPr>
-          <w:sz w:val="22"/>
-          <w:szCs w:val="22"/>
-        </w:rPr>
-        <w:t xml:space="preserve"> see the real time measurements of distance together with a chart to easily see any outliers.</w:t>
-      </w:r>
-    </w:p>
-    <w:p>
-      <w:pPr>
-        <w:pStyle w:val="Heading2"/>
+        <w:t>This document specifies the requirements for the Rangefinder, a Raspberry PI based range-finding tool with a mobile phone app user interface. Its users are able to see the real time measurements of distance together with a chart to easily see any outliers.</w:t>
+      </w:r>
+    </w:p>
+    <w:p>
+      <w:pPr>
+        <w:pStyle w:val="Nadpis2"/>
         <w:keepNext w:val="0"/>
         <w:keepLines w:val="0"/>
         <w:spacing w:after="80"/>
@@ -229,6 +213,9 @@
       <w:r>
         <w:t>RF – shortcut for Rangefinder</w:t>
       </w:r>
+      <w:r>
+        <w:t xml:space="preserve"> – mobile application</w:t>
+      </w:r>
     </w:p>
     <w:p>
       <w:pPr>
@@ -239,7 +226,10 @@
         <w:spacing w:after="240"/>
       </w:pPr>
       <w:r>
-        <w:t>RPi – shortcut for Raspberry PI</w:t>
+        <w:t>RPi – shortcut for Raspberry P</w:t>
+      </w:r>
+      <w:r>
+        <w:t>i</w:t>
       </w:r>
     </w:p>
     <w:p>
@@ -274,7 +264,7 @@
     </w:p>
     <w:p>
       <w:pPr>
-        <w:pStyle w:val="Heading2"/>
+        <w:pStyle w:val="Nadpis2"/>
         <w:keepNext w:val="0"/>
         <w:keepLines w:val="0"/>
         <w:spacing w:after="80"/>
@@ -385,21 +375,19 @@
     </w:p>
     <w:p>
       <w:r>
-        <w:t xml:space="preserve">The Rangefinder provides a real time measurement of distance from the sensors mounted on the Raspberry PI, that are transmitted by </w:t>
+        <w:t>The Rangefinder provides a real time measurement of distance from the sensors mounted on the Raspberry P</w:t>
+      </w:r>
+      <w:r>
+        <w:t>i</w:t>
+      </w:r>
+      <w:r>
+        <w:t xml:space="preserve">, that are transmitted by </w:t>
       </w:r>
       <w:r>
         <w:t>Bluetooth</w:t>
       </w:r>
       <w:r>
-        <w:t xml:space="preserve"> to a mobile phone app. Once the user pairs his app to the gadget, he will be able to see measurements of each sensor, the chart showing the measurements in </w:t>
-      </w:r>
-      <w:proofErr w:type="gramStart"/>
-      <w:r>
-        <w:t>a time period</w:t>
-      </w:r>
-      <w:proofErr w:type="gramEnd"/>
-      <w:r>
-        <w:t xml:space="preserve"> and a debug window </w:t>
+        <w:t xml:space="preserve"> to a mobile phone app. Once the user pairs his app to the gadget, he will be able to see measurements of each sensor, the chart showing the measurements in a time period and a debug window </w:t>
       </w:r>
       <w:r>
         <w:t>of</w:t>
@@ -460,13 +448,19 @@
     </w:p>
     <w:p>
       <w:r>
-        <w:t>Raspberry PI: https://www.raspberrypi.com</w:t>
+        <w:t>Raspberry P</w:t>
+      </w:r>
+      <w:r>
+        <w:t>i</w:t>
+      </w:r>
+      <w:r>
+        <w:t>: https://www.raspberrypi.com</w:t>
       </w:r>
     </w:p>
     <w:p/>
     <w:p>
       <w:pPr>
-        <w:pStyle w:val="Heading1"/>
+        <w:pStyle w:val="Nadpis1"/>
         <w:keepNext w:val="0"/>
         <w:keepLines w:val="0"/>
         <w:spacing w:before="240" w:after="240"/>
@@ -491,7 +485,7 @@
     </w:p>
     <w:p>
       <w:pPr>
-        <w:pStyle w:val="Heading2"/>
+        <w:pStyle w:val="Nadpis2"/>
         <w:keepNext w:val="0"/>
         <w:keepLines w:val="0"/>
         <w:spacing w:after="80"/>
@@ -575,7 +569,7 @@
     </w:p>
     <w:p>
       <w:pPr>
-        <w:pStyle w:val="Heading2"/>
+        <w:pStyle w:val="Nadpis2"/>
         <w:keepNext w:val="0"/>
         <w:keepLines w:val="0"/>
         <w:spacing w:after="80"/>
@@ -600,7 +594,7 @@
     </w:p>
     <w:p>
       <w:pPr>
-        <w:pStyle w:val="Heading2"/>
+        <w:pStyle w:val="Nadpis2"/>
         <w:keepNext w:val="0"/>
         <w:keepLines w:val="0"/>
         <w:numPr>
@@ -664,7 +658,7 @@
     </w:p>
     <w:p>
       <w:pPr>
-        <w:pStyle w:val="Heading2"/>
+        <w:pStyle w:val="Nadpis2"/>
         <w:keepNext w:val="0"/>
         <w:keepLines w:val="0"/>
         <w:spacing w:after="80"/>
@@ -698,7 +692,7 @@
     </w:p>
     <w:p>
       <w:pPr>
-        <w:pStyle w:val="Heading2"/>
+        <w:pStyle w:val="Nadpis2"/>
         <w:keepNext w:val="0"/>
         <w:keepLines w:val="0"/>
         <w:spacing w:after="80"/>
@@ -721,10 +715,9 @@
         <w:t>2.4     Operating Environment</w:t>
       </w:r>
     </w:p>
-    <w:p/>
-    <w:p>
-      <w:pPr>
-        <w:pStyle w:val="ListParagraph"/>
+    <w:p>
+      <w:pPr>
+        <w:pStyle w:val="Odstavecseseznamem"/>
         <w:numPr>
           <w:ilvl w:val="0"/>
           <w:numId w:val="13"/>
@@ -738,12 +731,60 @@
         <w:rPr>
           <w:color w:val="000000" w:themeColor="text1"/>
         </w:rPr>
-        <w:t>Raspberry PI zero 2 – Raspberrian Lite, Thonny IDE</w:t>
-      </w:r>
-    </w:p>
-    <w:p>
-      <w:pPr>
-        <w:pStyle w:val="ListParagraph"/>
+        <w:t>Raspberry P</w:t>
+      </w:r>
+      <w:r>
+        <w:rPr>
+          <w:color w:val="000000" w:themeColor="text1"/>
+        </w:rPr>
+        <w:t>i</w:t>
+      </w:r>
+      <w:r>
+        <w:rPr>
+          <w:color w:val="000000" w:themeColor="text1"/>
+        </w:rPr>
+        <w:t xml:space="preserve"> </w:t>
+      </w:r>
+      <w:r>
+        <w:rPr>
+          <w:color w:val="000000" w:themeColor="text1"/>
+        </w:rPr>
+        <w:t>Z</w:t>
+      </w:r>
+      <w:r>
+        <w:rPr>
+          <w:color w:val="000000" w:themeColor="text1"/>
+        </w:rPr>
+        <w:t>ero 2</w:t>
+      </w:r>
+      <w:r>
+        <w:rPr>
+          <w:color w:val="000000" w:themeColor="text1"/>
+        </w:rPr>
+        <w:t>W</w:t>
+      </w:r>
+      <w:r>
+        <w:rPr>
+          <w:color w:val="000000" w:themeColor="text1"/>
+        </w:rPr>
+        <w:t xml:space="preserve"> – Rasp</w:t>
+      </w:r>
+      <w:r>
+        <w:rPr>
+          <w:color w:val="000000" w:themeColor="text1"/>
+        </w:rPr>
+        <w:t>bian</w:t>
+      </w:r>
+      <w:r>
+        <w:rPr>
+          <w:color w:val="000000" w:themeColor="text1"/>
+        </w:rPr>
+        <w:t xml:space="preserve"> Lite </w:t>
+      </w:r>
+    </w:p>
+    <w:p>
+      <w:pPr>
+        <w:pStyle w:val="Odstavecseseznamem"/>
         <w:numPr>
           <w:ilvl w:val="0"/>
           <w:numId w:val="13"/>
@@ -757,13 +798,18 @@
         <w:rPr>
           <w:color w:val="000000" w:themeColor="text1"/>
         </w:rPr>
-        <w:lastRenderedPageBreak/>
         <w:t>Android</w:t>
       </w:r>
-    </w:p>
-    <w:p>
-      <w:pPr>
-        <w:pStyle w:val="Heading2"/>
+      <w:r>
+        <w:rPr>
+          <w:color w:val="000000" w:themeColor="text1"/>
+        </w:rPr>
+        <w:t xml:space="preserve"> operating system</w:t>
+      </w:r>
+    </w:p>
+    <w:p>
+      <w:pPr>
+        <w:pStyle w:val="Nadpis2"/>
         <w:keepNext w:val="0"/>
         <w:keepLines w:val="0"/>
         <w:spacing w:after="80"/>
@@ -783,12 +829,13 @@
           <w:sz w:val="26"/>
           <w:szCs w:val="26"/>
         </w:rPr>
+        <w:lastRenderedPageBreak/>
         <w:t>2.5     Design and Implementation Constraints</w:t>
       </w:r>
     </w:p>
     <w:p>
       <w:pPr>
-        <w:pStyle w:val="ListParagraph"/>
+        <w:pStyle w:val="Odstavecseseznamem"/>
         <w:numPr>
           <w:ilvl w:val="0"/>
           <w:numId w:val="14"/>
@@ -819,7 +866,7 @@
     </w:p>
     <w:p>
       <w:pPr>
-        <w:pStyle w:val="Heading2"/>
+        <w:pStyle w:val="Nadpis2"/>
         <w:keepNext w:val="0"/>
         <w:keepLines w:val="0"/>
         <w:spacing w:after="80"/>
@@ -842,7 +889,6 @@
         <w:t>2.6     User Documentation</w:t>
       </w:r>
     </w:p>
-    <w:p/>
     <w:p>
       <w:pPr>
         <w:numPr>
@@ -879,7 +925,7 @@
     <w:p/>
     <w:p>
       <w:pPr>
-        <w:pStyle w:val="Heading2"/>
+        <w:pStyle w:val="Nadpis2"/>
         <w:keepNext w:val="0"/>
         <w:keepLines w:val="0"/>
         <w:spacing w:after="80"/>
@@ -902,7 +948,6 @@
         <w:t>2.7     Assumptions and Dependencies</w:t>
       </w:r>
     </w:p>
-    <w:p/>
     <w:p>
       <w:pPr>
         <w:numPr>
@@ -917,7 +962,7 @@
     </w:p>
     <w:p>
       <w:pPr>
-        <w:pStyle w:val="Heading1"/>
+        <w:pStyle w:val="Nadpis1"/>
         <w:keepNext w:val="0"/>
         <w:keepLines w:val="0"/>
         <w:spacing w:before="480"/>
@@ -942,7 +987,7 @@
     </w:p>
     <w:p>
       <w:pPr>
-        <w:pStyle w:val="Heading2"/>
+        <w:pStyle w:val="Nadpis2"/>
         <w:keepNext w:val="0"/>
         <w:keepLines w:val="0"/>
         <w:spacing w:after="80"/>
@@ -960,7 +1005,7 @@
           <w:sz w:val="26"/>
           <w:szCs w:val="26"/>
         </w:rPr>
-        <w:t>3.1     Use-case diagrams</w:t>
+        <w:t>3.1     Use-case diagram</w:t>
       </w:r>
     </w:p>
     <w:p>
@@ -973,6 +1018,7 @@
       </w:pPr>
       <w:r>
         <w:rPr>
+          <w:noProof/>
           <w:sz w:val="24"/>
           <w:szCs w:val="24"/>
         </w:rPr>
@@ -1030,16 +1076,7 @@
     </w:p>
     <w:p>
       <w:pPr>
-        <w:jc w:val="both"/>
-        <w:rPr>
-          <w:sz w:val="24"/>
-          <w:szCs w:val="24"/>
-        </w:rPr>
-      </w:pPr>
-    </w:p>
-    <w:p>
-      <w:pPr>
-        <w:pStyle w:val="Heading2"/>
+        <w:pStyle w:val="Nadpis2"/>
         <w:keepNext w:val="0"/>
         <w:keepLines w:val="0"/>
         <w:spacing w:after="80"/>
@@ -1059,12 +1096,13 @@
           <w:sz w:val="26"/>
           <w:szCs w:val="26"/>
         </w:rPr>
+        <w:lastRenderedPageBreak/>
         <w:t>3.2     Scenarios</w:t>
       </w:r>
     </w:p>
     <w:p>
       <w:pPr>
-        <w:pStyle w:val="Heading2"/>
+        <w:pStyle w:val="Nadpis2"/>
         <w:keepNext w:val="0"/>
         <w:keepLines w:val="0"/>
         <w:spacing w:after="80"/>
@@ -1116,20 +1154,6 @@
           <w:szCs w:val="26"/>
         </w:rPr>
         <w:t>distance to an object</w:t>
-      </w:r>
-    </w:p>
-    <w:p>
-      <w:pPr>
-        <w:spacing w:before="240" w:after="240"/>
-        <w:jc w:val="both"/>
-      </w:pPr>
-      <w:r>
-        <w:rPr>
-          <w:color w:val="1155CC"/>
-          <w:sz w:val="24"/>
-          <w:szCs w:val="24"/>
-        </w:rPr>
-        <w:t xml:space="preserve"> </w:t>
       </w:r>
     </w:p>
     <w:tbl>
@@ -2243,7 +2267,7 @@
     </w:tbl>
     <w:p>
       <w:pPr>
-        <w:pStyle w:val="Heading3"/>
+        <w:pStyle w:val="Nadpis3"/>
         <w:rPr>
           <w:color w:val="000000" w:themeColor="text1"/>
         </w:rPr>
@@ -2280,7 +2304,7 @@
     </w:p>
     <w:p>
       <w:pPr>
-        <w:pStyle w:val="ListParagraph"/>
+        <w:pStyle w:val="Odstavecseseznamem"/>
         <w:numPr>
           <w:ilvl w:val="0"/>
           <w:numId w:val="14"/>
@@ -2292,7 +2316,7 @@
     </w:p>
     <w:p>
       <w:pPr>
-        <w:pStyle w:val="ListParagraph"/>
+        <w:pStyle w:val="Odstavecseseznamem"/>
         <w:numPr>
           <w:ilvl w:val="0"/>
           <w:numId w:val="14"/>
@@ -2304,7 +2328,7 @@
     </w:p>
     <w:p>
       <w:pPr>
-        <w:pStyle w:val="ListParagraph"/>
+        <w:pStyle w:val="Odstavecseseznamem"/>
         <w:numPr>
           <w:ilvl w:val="0"/>
           <w:numId w:val="14"/>
@@ -2321,7 +2345,7 @@
     </w:p>
     <w:p>
       <w:pPr>
-        <w:pStyle w:val="ListParagraph"/>
+        <w:pStyle w:val="Odstavecseseznamem"/>
         <w:numPr>
           <w:ilvl w:val="0"/>
           <w:numId w:val="16"/>
@@ -2333,7 +2357,7 @@
     </w:p>
     <w:p>
       <w:pPr>
-        <w:pStyle w:val="ListParagraph"/>
+        <w:pStyle w:val="Odstavecseseznamem"/>
         <w:numPr>
           <w:ilvl w:val="0"/>
           <w:numId w:val="16"/>
@@ -2345,22 +2369,14 @@
     </w:p>
     <w:p>
       <w:pPr>
-        <w:pStyle w:val="ListParagraph"/>
+        <w:pStyle w:val="Odstavecseseznamem"/>
         <w:numPr>
           <w:ilvl w:val="0"/>
           <w:numId w:val="16"/>
         </w:numPr>
       </w:pPr>
       <w:r>
-        <w:t xml:space="preserve">Result: User </w:t>
-      </w:r>
-      <w:proofErr w:type="gramStart"/>
-      <w:r>
-        <w:t>has to</w:t>
-      </w:r>
-      <w:proofErr w:type="gramEnd"/>
-      <w:r>
-        <w:t xml:space="preserve"> reconnect his BT connection</w:t>
+        <w:t>Result: User has to reconnect his BT connection</w:t>
       </w:r>
     </w:p>
     <w:p>
@@ -2377,14 +2393,14 @@
     </w:p>
     <w:p>
       <w:pPr>
-        <w:pStyle w:val="Heading4"/>
+        <w:pStyle w:val="Nadpis4"/>
         <w:spacing w:before="240" w:after="240"/>
         <w:jc w:val="both"/>
       </w:pPr>
     </w:p>
     <w:p>
       <w:pPr>
-        <w:pStyle w:val="Heading3"/>
+        <w:pStyle w:val="Nadpis3"/>
         <w:keepNext w:val="0"/>
         <w:keepLines w:val="0"/>
         <w:spacing w:before="280"/>
@@ -3614,7 +3630,7 @@
     </w:tbl>
     <w:p>
       <w:pPr>
-        <w:pStyle w:val="Heading4"/>
+        <w:pStyle w:val="Nadpis4"/>
         <w:spacing w:before="240" w:after="240"/>
         <w:jc w:val="both"/>
         <w:rPr>
@@ -3638,7 +3654,7 @@
     </w:p>
     <w:p>
       <w:pPr>
-        <w:pStyle w:val="ListParagraph"/>
+        <w:pStyle w:val="Odstavecseseznamem"/>
         <w:numPr>
           <w:ilvl w:val="0"/>
           <w:numId w:val="17"/>
@@ -3650,7 +3666,7 @@
     </w:p>
     <w:p>
       <w:pPr>
-        <w:pStyle w:val="ListParagraph"/>
+        <w:pStyle w:val="Odstavecseseznamem"/>
         <w:numPr>
           <w:ilvl w:val="0"/>
           <w:numId w:val="17"/>
@@ -3662,7 +3678,7 @@
     </w:p>
     <w:p>
       <w:pPr>
-        <w:pStyle w:val="ListParagraph"/>
+        <w:pStyle w:val="Odstavecseseznamem"/>
         <w:numPr>
           <w:ilvl w:val="0"/>
           <w:numId w:val="17"/>
@@ -3675,7 +3691,7 @@
     <w:p/>
     <w:p>
       <w:pPr>
-        <w:pStyle w:val="Heading3"/>
+        <w:pStyle w:val="Nadpis3"/>
         <w:keepNext w:val="0"/>
         <w:keepLines w:val="0"/>
         <w:spacing w:before="280"/>
@@ -4987,7 +5003,7 @@
     </w:tbl>
     <w:p>
       <w:pPr>
-        <w:pStyle w:val="Heading3"/>
+        <w:pStyle w:val="Nadpis3"/>
         <w:keepNext w:val="0"/>
         <w:keepLines w:val="0"/>
         <w:spacing w:before="280"/>
@@ -5021,7 +5037,7 @@
     </w:p>
     <w:p>
       <w:pPr>
-        <w:pStyle w:val="ListParagraph"/>
+        <w:pStyle w:val="Odstavecseseznamem"/>
         <w:numPr>
           <w:ilvl w:val="0"/>
           <w:numId w:val="14"/>
@@ -5039,7 +5055,7 @@
     </w:p>
     <w:p>
       <w:pPr>
-        <w:pStyle w:val="ListParagraph"/>
+        <w:pStyle w:val="Odstavecseseznamem"/>
         <w:numPr>
           <w:ilvl w:val="0"/>
           <w:numId w:val="14"/>
@@ -5057,7 +5073,7 @@
     </w:p>
     <w:p>
       <w:pPr>
-        <w:pStyle w:val="ListParagraph"/>
+        <w:pStyle w:val="Odstavecseseznamem"/>
         <w:numPr>
           <w:ilvl w:val="0"/>
           <w:numId w:val="14"/>
@@ -5077,7 +5093,7 @@
     </w:p>
     <w:p>
       <w:pPr>
-        <w:pStyle w:val="ListParagraph"/>
+        <w:pStyle w:val="Odstavecseseznamem"/>
         <w:numPr>
           <w:ilvl w:val="0"/>
           <w:numId w:val="18"/>
@@ -5089,7 +5105,7 @@
     </w:p>
     <w:p>
       <w:pPr>
-        <w:pStyle w:val="ListParagraph"/>
+        <w:pStyle w:val="Odstavecseseznamem"/>
         <w:numPr>
           <w:ilvl w:val="0"/>
           <w:numId w:val="18"/>
@@ -5101,7 +5117,7 @@
     </w:p>
     <w:p>
       <w:pPr>
-        <w:pStyle w:val="ListParagraph"/>
+        <w:pStyle w:val="Odstavecseseznamem"/>
         <w:numPr>
           <w:ilvl w:val="0"/>
           <w:numId w:val="18"/>
@@ -6355,7 +6371,7 @@
     </w:tbl>
     <w:p>
       <w:pPr>
-        <w:pStyle w:val="Heading3"/>
+        <w:pStyle w:val="Nadpis3"/>
       </w:pPr>
       <w:r>
         <w:t>Alternative flows</w:t>
@@ -6368,7 +6384,7 @@
     </w:p>
     <w:p>
       <w:pPr>
-        <w:pStyle w:val="ListParagraph"/>
+        <w:pStyle w:val="Odstavecseseznamem"/>
         <w:numPr>
           <w:ilvl w:val="0"/>
           <w:numId w:val="19"/>
@@ -6380,7 +6396,7 @@
     </w:p>
     <w:p>
       <w:pPr>
-        <w:pStyle w:val="ListParagraph"/>
+        <w:pStyle w:val="Odstavecseseznamem"/>
         <w:numPr>
           <w:ilvl w:val="0"/>
           <w:numId w:val="19"/>
@@ -6392,7 +6408,7 @@
     </w:p>
     <w:p>
       <w:pPr>
-        <w:pStyle w:val="ListParagraph"/>
+        <w:pStyle w:val="Odstavecseseznamem"/>
         <w:numPr>
           <w:ilvl w:val="0"/>
           <w:numId w:val="19"/>
@@ -6605,14 +6621,7 @@
                 <w:sz w:val="24"/>
                 <w:szCs w:val="24"/>
               </w:rPr>
-              <w:t>FREQ-</w:t>
-            </w:r>
-            <w:r>
-              <w:rPr>
-                <w:sz w:val="24"/>
-                <w:szCs w:val="24"/>
-              </w:rPr>
-              <w:t>9, FREQ-2, FREQ-3</w:t>
+              <w:t>FREQ-9, FREQ-2, FREQ-3</w:t>
             </w:r>
           </w:p>
         </w:tc>
@@ -7625,21 +7634,7 @@
                 <w:sz w:val="24"/>
                 <w:szCs w:val="24"/>
               </w:rPr>
-              <w:t>FREQ-</w:t>
-            </w:r>
-            <w:r>
-              <w:rPr>
-                <w:sz w:val="24"/>
-                <w:szCs w:val="24"/>
-              </w:rPr>
-              <w:t>10</w:t>
-            </w:r>
-            <w:r>
-              <w:rPr>
-                <w:sz w:val="24"/>
-                <w:szCs w:val="24"/>
-              </w:rPr>
-              <w:t>, FREQ-2, FREQ-3</w:t>
+              <w:t>FREQ-10, FREQ-2, FREQ-3</w:t>
             </w:r>
           </w:p>
         </w:tc>
@@ -8452,7 +8447,7 @@
     </w:tbl>
     <w:p>
       <w:pPr>
-        <w:pStyle w:val="Heading3"/>
+        <w:pStyle w:val="Nadpis3"/>
         <w:rPr>
           <w:color w:val="000000" w:themeColor="text1"/>
         </w:rPr>
@@ -8471,7 +8466,7 @@
     </w:p>
     <w:p>
       <w:pPr>
-        <w:pStyle w:val="ListParagraph"/>
+        <w:pStyle w:val="Odstavecseseznamem"/>
         <w:numPr>
           <w:ilvl w:val="0"/>
           <w:numId w:val="21"/>
@@ -8483,7 +8478,7 @@
     </w:p>
     <w:p>
       <w:pPr>
-        <w:pStyle w:val="ListParagraph"/>
+        <w:pStyle w:val="Odstavecseseznamem"/>
         <w:numPr>
           <w:ilvl w:val="0"/>
           <w:numId w:val="21"/>
@@ -8495,7 +8490,7 @@
     </w:p>
     <w:p>
       <w:pPr>
-        <w:pStyle w:val="ListParagraph"/>
+        <w:pStyle w:val="Odstavecseseznamem"/>
         <w:numPr>
           <w:ilvl w:val="0"/>
           <w:numId w:val="21"/>
@@ -8526,7 +8521,7 @@
     </w:p>
     <w:p>
       <w:pPr>
-        <w:pStyle w:val="Heading2"/>
+        <w:pStyle w:val="Nadpis2"/>
         <w:keepNext w:val="0"/>
         <w:keepLines w:val="0"/>
         <w:spacing w:after="80"/>
@@ -8547,7 +8542,7 @@
     </w:p>
     <w:p>
       <w:pPr>
-        <w:pStyle w:val="Heading2"/>
+        <w:pStyle w:val="Nadpis2"/>
         <w:keepNext w:val="0"/>
         <w:keepLines w:val="0"/>
         <w:spacing w:after="80"/>
@@ -8636,15 +8631,7 @@
         <w:t>Bluetooth</w:t>
       </w:r>
       <w:r>
-        <w:t xml:space="preserve"> is working correctly on both devices, the user </w:t>
-      </w:r>
-      <w:proofErr w:type="gramStart"/>
-      <w:r>
-        <w:t>is able to</w:t>
-      </w:r>
-      <w:proofErr w:type="gramEnd"/>
-      <w:r>
-        <w:t xml:space="preserve"> connect to the </w:t>
+        <w:t xml:space="preserve"> is working correctly on both devices, the user is able to connect to the </w:t>
       </w:r>
       <w:r>
         <w:t>SeS</w:t>
@@ -8655,7 +8642,7 @@
     </w:p>
     <w:p>
       <w:pPr>
-        <w:pStyle w:val="Heading2"/>
+        <w:pStyle w:val="Nadpis2"/>
         <w:keepNext w:val="0"/>
         <w:keepLines w:val="0"/>
         <w:spacing w:after="80"/>
@@ -8731,7 +8718,7 @@
     </w:p>
     <w:p>
       <w:pPr>
-        <w:pStyle w:val="Heading2"/>
+        <w:pStyle w:val="Nadpis2"/>
         <w:keepNext w:val="0"/>
         <w:keepLines w:val="0"/>
         <w:spacing w:after="80"/>
@@ -8802,15 +8789,7 @@
         <w:t>SeS</w:t>
       </w:r>
       <w:r>
-        <w:t xml:space="preserve">, they can see the chart in the “Advanced” menu of the </w:t>
-      </w:r>
-      <w:proofErr w:type="gramStart"/>
-      <w:r>
-        <w:t>app</w:t>
-      </w:r>
-      <w:proofErr w:type="gramEnd"/>
-      <w:r>
-        <w:t xml:space="preserve"> and they can distinguish each sensor by their assigned </w:t>
+        <w:t xml:space="preserve">, they can see the chart in the “Advanced” menu of the app and they can distinguish each sensor by their assigned </w:t>
       </w:r>
       <w:r>
         <w:t>colour</w:t>
@@ -8821,7 +8800,7 @@
     </w:p>
     <w:p>
       <w:pPr>
-        <w:pStyle w:val="Heading2"/>
+        <w:pStyle w:val="Nadpis2"/>
         <w:keepNext w:val="0"/>
         <w:keepLines w:val="0"/>
         <w:spacing w:after="80"/>
@@ -8903,7 +8882,7 @@
     </w:p>
     <w:p>
       <w:pPr>
-        <w:pStyle w:val="Heading2"/>
+        <w:pStyle w:val="Nadpis2"/>
         <w:keepNext w:val="0"/>
         <w:keepLines w:val="0"/>
         <w:spacing w:after="80"/>
@@ -9011,7 +8990,7 @@
     </w:p>
     <w:p>
       <w:pPr>
-        <w:pStyle w:val="Heading2"/>
+        <w:pStyle w:val="Nadpis2"/>
         <w:keepNext w:val="0"/>
         <w:keepLines w:val="0"/>
         <w:spacing w:after="80"/>
@@ -9056,25 +9035,7 @@
           <w:sz w:val="26"/>
           <w:szCs w:val="26"/>
         </w:rPr>
-        <w:t>6</w:t>
-      </w:r>
-      <w:r>
-        <w:rPr>
-          <w:b/>
-          <w:bCs/>
-          <w:sz w:val="26"/>
-          <w:szCs w:val="26"/>
-        </w:rPr>
-        <w:t xml:space="preserve"> – </w:t>
-      </w:r>
-      <w:r>
-        <w:rPr>
-          <w:b/>
-          <w:bCs/>
-          <w:sz w:val="26"/>
-          <w:szCs w:val="26"/>
-        </w:rPr>
-        <w:t>Receiving data</w:t>
+        <w:t>6 – Receiving data</w:t>
       </w:r>
     </w:p>
     <w:p>
@@ -9089,10 +9050,7 @@
         <w:t xml:space="preserve">Description: </w:t>
       </w:r>
       <w:r>
-        <w:t xml:space="preserve">The Rangefinder </w:t>
-      </w:r>
-      <w:r>
-        <w:t>app shall correctly receive data, that are being sent through the Bluetooth connection</w:t>
+        <w:t>The Rangefinder app shall correctly receive data, that are being sent through the Bluetooth connection</w:t>
       </w:r>
     </w:p>
     <w:p>
@@ -9134,20 +9092,12 @@
         <w:t>SeS</w:t>
       </w:r>
       <w:r>
-        <w:t xml:space="preserve"> are received and </w:t>
-      </w:r>
-      <w:proofErr w:type="gramStart"/>
-      <w:r>
-        <w:t>are able to</w:t>
-      </w:r>
-      <w:proofErr w:type="gramEnd"/>
-      <w:r>
-        <w:t xml:space="preserve"> be used</w:t>
-      </w:r>
-    </w:p>
-    <w:p>
-      <w:pPr>
-        <w:pStyle w:val="Heading2"/>
+        <w:t xml:space="preserve"> are received and are able to be used</w:t>
+      </w:r>
+    </w:p>
+    <w:p>
+      <w:pPr>
+        <w:pStyle w:val="Nadpis2"/>
         <w:keepNext w:val="0"/>
         <w:keepLines w:val="0"/>
         <w:spacing w:after="80"/>
@@ -9192,25 +9142,7 @@
           <w:sz w:val="26"/>
           <w:szCs w:val="26"/>
         </w:rPr>
-        <w:t>7</w:t>
-      </w:r>
-      <w:r>
-        <w:rPr>
-          <w:b/>
-          <w:bCs/>
-          <w:sz w:val="26"/>
-          <w:szCs w:val="26"/>
-        </w:rPr>
-        <w:t xml:space="preserve"> – </w:t>
-      </w:r>
-      <w:r>
-        <w:rPr>
-          <w:b/>
-          <w:bCs/>
-          <w:sz w:val="26"/>
-          <w:szCs w:val="26"/>
-        </w:rPr>
-        <w:t>Detecting and measuring distances of objects</w:t>
+        <w:t>7 – Detecting and measuring distances of objects</w:t>
       </w:r>
     </w:p>
     <w:p>
@@ -9275,7 +9207,7 @@
     </w:p>
     <w:p>
       <w:pPr>
-        <w:pStyle w:val="Heading2"/>
+        <w:pStyle w:val="Nadpis2"/>
         <w:keepNext w:val="0"/>
         <w:keepLines w:val="0"/>
         <w:spacing w:after="80"/>
@@ -9320,25 +9252,7 @@
           <w:sz w:val="26"/>
           <w:szCs w:val="26"/>
         </w:rPr>
-        <w:t>8</w:t>
-      </w:r>
-      <w:r>
-        <w:rPr>
-          <w:b/>
-          <w:bCs/>
-          <w:sz w:val="26"/>
-          <w:szCs w:val="26"/>
-        </w:rPr>
-        <w:t xml:space="preserve"> – </w:t>
-      </w:r>
-      <w:r>
-        <w:rPr>
-          <w:b/>
-          <w:bCs/>
-          <w:sz w:val="26"/>
-          <w:szCs w:val="26"/>
-        </w:rPr>
-        <w:t>Disconnecting from SeS</w:t>
+        <w:t>8 – Disconnecting from SeS</w:t>
       </w:r>
     </w:p>
     <w:p>
@@ -9353,10 +9267,7 @@
         <w:t xml:space="preserve">Description: </w:t>
       </w:r>
       <w:r>
-        <w:t xml:space="preserve">The </w:t>
-      </w:r>
-      <w:r>
-        <w:t>app shall allow the user to disconnect from the SeS</w:t>
+        <w:t>The app shall allow the user to disconnect from the SeS</w:t>
       </w:r>
     </w:p>
     <w:p>
@@ -9397,7 +9308,7 @@
     </w:p>
     <w:p>
       <w:pPr>
-        <w:pStyle w:val="Heading2"/>
+        <w:pStyle w:val="Nadpis2"/>
         <w:keepNext w:val="0"/>
         <w:keepLines w:val="0"/>
         <w:spacing w:after="80"/>
@@ -9442,7 +9353,7 @@
           <w:sz w:val="26"/>
           <w:szCs w:val="26"/>
         </w:rPr>
-        <w:t>9</w:t>
+        <w:t xml:space="preserve">9 – Configuring </w:t>
       </w:r>
       <w:r>
         <w:rPr>
@@ -9451,24 +9362,6 @@
           <w:sz w:val="26"/>
           <w:szCs w:val="26"/>
         </w:rPr>
-        <w:t xml:space="preserve"> – </w:t>
-      </w:r>
-      <w:r>
-        <w:rPr>
-          <w:b/>
-          <w:bCs/>
-          <w:sz w:val="26"/>
-          <w:szCs w:val="26"/>
-        </w:rPr>
-        <w:t xml:space="preserve">Configuring </w:t>
-      </w:r>
-      <w:r>
-        <w:rPr>
-          <w:b/>
-          <w:bCs/>
-          <w:sz w:val="26"/>
-          <w:szCs w:val="26"/>
-        </w:rPr>
         <w:t>units of measurement</w:t>
       </w:r>
     </w:p>
@@ -9484,10 +9377,7 @@
         <w:t xml:space="preserve">Description: </w:t>
       </w:r>
       <w:r>
-        <w:t xml:space="preserve">The app shall allow the user to </w:t>
-      </w:r>
-      <w:r>
-        <w:t xml:space="preserve">configure measurement </w:t>
+        <w:t xml:space="preserve">The app shall allow the user to configure measurement </w:t>
       </w:r>
       <w:r>
         <w:t xml:space="preserve">units </w:t>
@@ -9534,7 +9424,7 @@
     </w:p>
     <w:p>
       <w:pPr>
-        <w:pStyle w:val="Heading2"/>
+        <w:pStyle w:val="Nadpis2"/>
         <w:keepNext w:val="0"/>
         <w:keepLines w:val="0"/>
         <w:spacing w:after="80"/>
@@ -9579,25 +9469,7 @@
           <w:sz w:val="26"/>
           <w:szCs w:val="26"/>
         </w:rPr>
-        <w:t>10</w:t>
-      </w:r>
-      <w:r>
-        <w:rPr>
-          <w:b/>
-          <w:bCs/>
-          <w:sz w:val="26"/>
-          <w:szCs w:val="26"/>
-        </w:rPr>
-        <w:t xml:space="preserve"> – Configuring </w:t>
-      </w:r>
-      <w:r>
-        <w:rPr>
-          <w:b/>
-          <w:bCs/>
-          <w:sz w:val="26"/>
-          <w:szCs w:val="26"/>
-        </w:rPr>
-        <w:t>distance threshold</w:t>
+        <w:t>10 – Configuring distance threshold</w:t>
       </w:r>
     </w:p>
     <w:p>
@@ -9612,16 +9484,7 @@
         <w:t xml:space="preserve">Description: </w:t>
       </w:r>
       <w:r>
-        <w:t xml:space="preserve">The app shall allow the user to configure </w:t>
-      </w:r>
-      <w:r>
-        <w:t>distance threshold</w:t>
-      </w:r>
-      <w:r>
-        <w:t xml:space="preserve"> </w:t>
-      </w:r>
-      <w:r>
-        <w:t>in currently chosen units of measurement</w:t>
+        <w:t>The app shall allow the user to configure distance threshold in currently chosen units of measurement</w:t>
       </w:r>
     </w:p>
     <w:p>
@@ -9709,7 +9572,7 @@
     </w:p>
     <w:p>
       <w:pPr>
-        <w:pStyle w:val="Heading2"/>
+        <w:pStyle w:val="Nadpis2"/>
         <w:keepNext w:val="0"/>
         <w:keepLines w:val="0"/>
         <w:spacing w:after="80"/>
@@ -9751,15 +9614,7 @@
         <w:spacing w:before="240" w:after="240"/>
       </w:pPr>
       <w:r>
-        <w:t xml:space="preserve">UI should </w:t>
-      </w:r>
-      <w:proofErr w:type="gramStart"/>
-      <w:r>
-        <w:t>include:</w:t>
-      </w:r>
-      <w:proofErr w:type="gramEnd"/>
-      <w:r>
-        <w:t xml:space="preserve"> Advanced menu, Simple menu</w:t>
+        <w:t>UI should include: Advanced menu, Simple menu</w:t>
       </w:r>
       <w:r>
         <w:t>,</w:t>
@@ -9792,13 +9647,8 @@
         <w:spacing w:before="240" w:after="240"/>
       </w:pPr>
       <w:r>
-        <w:t xml:space="preserve">A chart displaying data of each sensor in a set </w:t>
-      </w:r>
-      <w:proofErr w:type="gramStart"/>
-      <w:r>
-        <w:t>time period</w:t>
-      </w:r>
-      <w:proofErr w:type="gramEnd"/>
+        <w:t>A chart displaying data of each sensor in a set time period</w:t>
+      </w:r>
     </w:p>
     <w:p>
       <w:pPr>
@@ -9901,7 +9751,7 @@
     </w:p>
     <w:p>
       <w:pPr>
-        <w:pStyle w:val="Heading2"/>
+        <w:pStyle w:val="Nadpis2"/>
         <w:keepNext w:val="0"/>
         <w:keepLines w:val="0"/>
         <w:spacing w:after="80"/>
@@ -9926,7 +9776,7 @@
     </w:p>
     <w:p>
       <w:pPr>
-        <w:pStyle w:val="ListParagraph"/>
+        <w:pStyle w:val="Odstavecseseznamem"/>
         <w:numPr>
           <w:ilvl w:val="0"/>
           <w:numId w:val="12"/>
@@ -9964,7 +9814,7 @@
     </w:p>
     <w:p>
       <w:pPr>
-        <w:pStyle w:val="ListParagraph"/>
+        <w:pStyle w:val="Odstavecseseznamem"/>
         <w:numPr>
           <w:ilvl w:val="0"/>
           <w:numId w:val="12"/>
@@ -9978,12 +9828,30 @@
         <w:rPr>
           <w:color w:val="000000" w:themeColor="text1"/>
         </w:rPr>
-        <w:t>Raspberry zero 2w</w:t>
-      </w:r>
-    </w:p>
-    <w:p>
-      <w:pPr>
-        <w:pStyle w:val="ListParagraph"/>
+        <w:t xml:space="preserve">Raspberry </w:t>
+      </w:r>
+      <w:r>
+        <w:rPr>
+          <w:color w:val="000000" w:themeColor="text1"/>
+        </w:rPr>
+        <w:t>Z</w:t>
+      </w:r>
+      <w:r>
+        <w:rPr>
+          <w:color w:val="000000" w:themeColor="text1"/>
+        </w:rPr>
+        <w:t>ero 2</w:t>
+      </w:r>
+      <w:r>
+        <w:rPr>
+          <w:color w:val="000000" w:themeColor="text1"/>
+        </w:rPr>
+        <w:t>W</w:t>
+      </w:r>
+    </w:p>
+    <w:p>
+      <w:pPr>
+        <w:pStyle w:val="Odstavecseseznamem"/>
         <w:numPr>
           <w:ilvl w:val="0"/>
           <w:numId w:val="12"/>
@@ -9993,16 +9861,30 @@
           <w:color w:val="000000" w:themeColor="text1"/>
         </w:rPr>
       </w:pPr>
+      <w:proofErr w:type="spellStart"/>
       <w:r>
         <w:rPr>
           <w:color w:val="000000" w:themeColor="text1"/>
         </w:rPr>
+        <w:t>WaveShare</w:t>
+      </w:r>
+      <w:proofErr w:type="spellEnd"/>
+      <w:r>
+        <w:rPr>
+          <w:color w:val="000000" w:themeColor="text1"/>
+        </w:rPr>
+        <w:t xml:space="preserve"> </w:t>
+      </w:r>
+      <w:r>
+        <w:rPr>
+          <w:color w:val="000000" w:themeColor="text1"/>
+        </w:rPr>
         <w:t>Laser sensor</w:t>
       </w:r>
     </w:p>
     <w:p>
       <w:pPr>
-        <w:pStyle w:val="ListParagraph"/>
+        <w:pStyle w:val="Odstavecseseznamem"/>
         <w:numPr>
           <w:ilvl w:val="0"/>
           <w:numId w:val="12"/>
@@ -10018,10 +9900,16 @@
         </w:rPr>
         <w:t>Ultrasound sensor</w:t>
       </w:r>
-    </w:p>
-    <w:p>
-      <w:pPr>
-        <w:pStyle w:val="ListParagraph"/>
+      <w:r>
+        <w:rPr>
+          <w:color w:val="000000" w:themeColor="text1"/>
+        </w:rPr>
+        <w:t xml:space="preserve"> HC-SR04</w:t>
+      </w:r>
+    </w:p>
+    <w:p>
+      <w:pPr>
+        <w:pStyle w:val="Odstavecseseznamem"/>
         <w:numPr>
           <w:ilvl w:val="0"/>
           <w:numId w:val="12"/>
@@ -10037,6 +9925,12 @@
         </w:rPr>
         <w:t>Time-of-flight sensor</w:t>
       </w:r>
+      <w:r>
+        <w:rPr>
+          <w:color w:val="000000" w:themeColor="text1"/>
+        </w:rPr>
+        <w:t xml:space="preserve"> VL53LDK</w:t>
+      </w:r>
     </w:p>
     <w:p>
       <w:pPr>
@@ -10060,7 +9954,7 @@
     </w:p>
     <w:p>
       <w:pPr>
-        <w:pStyle w:val="ListParagraph"/>
+        <w:pStyle w:val="Odstavecseseznamem"/>
         <w:numPr>
           <w:ilvl w:val="0"/>
           <w:numId w:val="12"/>
@@ -10074,43 +9968,12 @@
         <w:rPr>
           <w:color w:val="000000" w:themeColor="text1"/>
         </w:rPr>
-        <w:t>NA</w:t>
-      </w:r>
-      <w:r>
-        <w:rPr>
-          <w:color w:val="000000" w:themeColor="text1"/>
-        </w:rPr>
-        <w:t xml:space="preserve"> (Bluetooth service)</w:t>
-      </w:r>
-    </w:p>
-    <w:p>
-      <w:pPr>
-        <w:pStyle w:val="Heading2"/>
-        <w:keepNext w:val="0"/>
-        <w:keepLines w:val="0"/>
-        <w:spacing w:after="80"/>
-        <w:rPr>
-          <w:b/>
-          <w:bCs/>
-          <w:sz w:val="26"/>
-          <w:szCs w:val="26"/>
-        </w:rPr>
-      </w:pPr>
-      <w:bookmarkStart w:id="28" w:name="_zd41nxieatow" w:colFirst="0" w:colLast="0"/>
-      <w:bookmarkEnd w:id="28"/>
-      <w:r>
-        <w:rPr>
-          <w:b/>
-          <w:bCs/>
-          <w:sz w:val="26"/>
-          <w:szCs w:val="26"/>
-        </w:rPr>
-        <w:t>5.4     Communications Interfaces</w:t>
-      </w:r>
-    </w:p>
-    <w:p>
-      <w:pPr>
-        <w:pStyle w:val="ListParagraph"/>
+        <w:t>Go Bluetooth – BLE</w:t>
+      </w:r>
+    </w:p>
+    <w:p>
+      <w:pPr>
+        <w:pStyle w:val="Odstavecseseznamem"/>
         <w:numPr>
           <w:ilvl w:val="0"/>
           <w:numId w:val="12"/>
@@ -10126,18 +9989,43 @@
         </w:rPr>
         <w:t>Bluetooth LE plugin for Xa</w:t>
       </w:r>
-      <w:bookmarkStart w:id="29" w:name="_g9bwcblrqp72" w:colFirst="0" w:colLast="0"/>
+      <w:bookmarkStart w:id="28" w:name="_g9bwcblrqp72" w:colFirst="0" w:colLast="0"/>
+      <w:bookmarkEnd w:id="28"/>
+      <w:r>
+        <w:rPr>
+          <w:color w:val="000000" w:themeColor="text1"/>
+        </w:rPr>
+        <w:t>marin &amp; MAUI</w:t>
+      </w:r>
+    </w:p>
+    <w:p>
+      <w:pPr>
+        <w:pStyle w:val="Nadpis2"/>
+        <w:keepNext w:val="0"/>
+        <w:keepLines w:val="0"/>
+        <w:spacing w:after="80"/>
+        <w:rPr>
+          <w:b/>
+          <w:bCs/>
+          <w:sz w:val="26"/>
+          <w:szCs w:val="26"/>
+        </w:rPr>
+      </w:pPr>
+      <w:bookmarkStart w:id="29" w:name="_zd41nxieatow" w:colFirst="0" w:colLast="0"/>
       <w:bookmarkEnd w:id="29"/>
       <w:r>
         <w:rPr>
-          <w:color w:val="000000" w:themeColor="text1"/>
-        </w:rPr>
-        <w:t>marin &amp; MAUI</w:t>
-      </w:r>
-    </w:p>
-    <w:p>
-      <w:pPr>
-        <w:pStyle w:val="ListParagraph"/>
+          <w:b/>
+          <w:bCs/>
+          <w:sz w:val="26"/>
+          <w:szCs w:val="26"/>
+        </w:rPr>
+        <w:t>5.4     Communications Interfaces</w:t>
+      </w:r>
+    </w:p>
+    <w:p>
+      <w:pPr>
+        <w:pStyle w:val="Odstavecseseznamem"/>
         <w:numPr>
           <w:ilvl w:val="0"/>
           <w:numId w:val="12"/>
@@ -10160,16 +10048,10 @@
           <w:color w:val="000000" w:themeColor="text1"/>
         </w:rPr>
       </w:pPr>
-      <w:r>
-        <w:rPr>
-          <w:color w:val="000000" w:themeColor="text1"/>
-        </w:rPr>
-        <w:br w:type="page"/>
-      </w:r>
-    </w:p>
-    <w:p>
-      <w:pPr>
-        <w:pStyle w:val="Heading1"/>
+    </w:p>
+    <w:p>
+      <w:pPr>
+        <w:pStyle w:val="Nadpis1"/>
         <w:keepNext w:val="0"/>
         <w:keepLines w:val="0"/>
         <w:spacing w:before="480"/>
@@ -10211,7 +10093,7 @@
     </w:p>
     <w:p>
       <w:pPr>
-        <w:pStyle w:val="Heading2"/>
+        <w:pStyle w:val="Nadpis2"/>
         <w:keepNext w:val="0"/>
         <w:keepLines w:val="0"/>
         <w:spacing w:after="80"/>
@@ -10241,7 +10123,7 @@
     </w:p>
     <w:p>
       <w:pPr>
-        <w:pStyle w:val="Heading2"/>
+        <w:pStyle w:val="Nadpis2"/>
         <w:keepNext w:val="0"/>
         <w:keepLines w:val="0"/>
         <w:spacing w:after="80"/>
@@ -10274,7 +10156,7 @@
     </w:p>
     <w:p>
       <w:pPr>
-        <w:pStyle w:val="Heading2"/>
+        <w:pStyle w:val="Nadpis2"/>
         <w:keepNext w:val="0"/>
         <w:keepLines w:val="0"/>
         <w:spacing w:after="80"/>
@@ -10299,10 +10181,23 @@
     </w:p>
     <w:p>
       <w:r>
+        <w:t xml:space="preserve">The data transfer between </w:t>
+      </w:r>
+      <w:proofErr w:type="spellStart"/>
+      <w:r>
         <w:t>SeS</w:t>
       </w:r>
-      <w:r>
-        <w:t xml:space="preserve"> shall connect to the phone app using a fixed key, that encrypts the communication.</w:t>
+      <w:proofErr w:type="spellEnd"/>
+      <w:r>
+        <w:t xml:space="preserve"> and RF should be encrypted. For this purpose AES encryption will be used. The data on </w:t>
+      </w:r>
+      <w:proofErr w:type="spellStart"/>
+      <w:r>
+        <w:t>SeS</w:t>
+      </w:r>
+      <w:proofErr w:type="spellEnd"/>
+      <w:r>
+        <w:t xml:space="preserve"> will be encrypted by Secret Key, transmitted safely and then decrypted by the RF.</w:t>
       </w:r>
     </w:p>
     <w:p>
@@ -10379,7 +10274,7 @@
     </w:p>
     <w:p>
       <w:pPr>
-        <w:pStyle w:val="Heading2"/>
+        <w:pStyle w:val="Nadpis2"/>
         <w:keepNext w:val="0"/>
         <w:keepLines w:val="0"/>
         <w:spacing w:after="80"/>
@@ -10422,7 +10317,7 @@
     </w:p>
     <w:p>
       <w:pPr>
-        <w:pStyle w:val="Heading3"/>
+        <w:pStyle w:val="Nadpis3"/>
         <w:keepNext w:val="0"/>
         <w:keepLines w:val="0"/>
         <w:spacing w:before="280"/>
@@ -10444,17 +10339,16 @@
           <w:sz w:val="26"/>
           <w:szCs w:val="26"/>
         </w:rPr>
+        <w:lastRenderedPageBreak/>
         <w:t>7.1 High-Level Architecture</w:t>
       </w:r>
-    </w:p>
-    <w:p>
       <w:r>
         <w:rPr>
           <w:noProof/>
         </w:rPr>
         <w:drawing>
-          <wp:inline distT="0" distB="0" distL="0" distR="0" wp14:anchorId="49B9BE16" wp14:editId="7BC650A3">
-            <wp:extent cx="5852160" cy="3495422"/>
+          <wp:inline distT="0" distB="0" distL="0" distR="0" wp14:anchorId="7BBBDBF2" wp14:editId="5CA43713">
+            <wp:extent cx="6029325" cy="3600847"/>
             <wp:effectExtent l="0" t="0" r="0" b="0"/>
             <wp:docPr id="2035624739" name="Picture 1"/>
             <wp:cNvGraphicFramePr>
@@ -10485,7 +10379,7 @@
                   <pic:spPr bwMode="auto">
                     <a:xfrm>
                       <a:off x="0" y="0"/>
-                      <a:ext cx="5916064" cy="3533591"/>
+                      <a:ext cx="6034151" cy="3603729"/>
                     </a:xfrm>
                     <a:prstGeom prst="rect">
                       <a:avLst/>
@@ -10499,9 +10393,10 @@
         </w:drawing>
       </w:r>
     </w:p>
-    <w:p>
-      <w:pPr>
-        <w:pStyle w:val="Heading3"/>
+    <w:p/>
+    <w:p>
+      <w:pPr>
+        <w:pStyle w:val="Nadpis3"/>
         <w:keepNext w:val="0"/>
         <w:keepLines w:val="0"/>
         <w:spacing w:before="280"/>
@@ -10523,7 +10418,6 @@
           <w:sz w:val="26"/>
           <w:szCs w:val="26"/>
         </w:rPr>
-        <w:lastRenderedPageBreak/>
         <w:t>7.2 Technology Stack</w:t>
       </w:r>
     </w:p>
@@ -10560,18 +10454,315 @@
         <w:rPr>
           <w:color w:val="000000" w:themeColor="text1"/>
         </w:rPr>
-        <w:t xml:space="preserve">Hardware: </w:t>
-      </w:r>
-      <w:r>
+        <w:t>Hardware:</w:t>
+      </w:r>
+    </w:p>
+    <w:p>
+      <w:pPr>
+        <w:numPr>
+          <w:ilvl w:val="1"/>
+          <w:numId w:val="5"/>
+        </w:numPr>
+        <w:spacing w:before="240"/>
         <w:rPr>
           <w:color w:val="000000" w:themeColor="text1"/>
         </w:rPr>
-        <w:t>Golang</w:t>
-      </w:r>
-    </w:p>
-    <w:p>
-      <w:pPr>
-        <w:pStyle w:val="Heading3"/>
+      </w:pPr>
+      <w:r>
+        <w:rPr>
+          <w:color w:val="000000" w:themeColor="text1"/>
+        </w:rPr>
+        <w:t>Main unit: Raspberry Pi Zero 2W</w:t>
+      </w:r>
+    </w:p>
+    <w:p>
+      <w:pPr>
+        <w:numPr>
+          <w:ilvl w:val="2"/>
+          <w:numId w:val="5"/>
+        </w:numPr>
+        <w:spacing w:before="240"/>
+        <w:rPr>
+          <w:color w:val="000000" w:themeColor="text1"/>
+        </w:rPr>
+      </w:pPr>
+      <w:r>
+        <w:rPr>
+          <w:color w:val="000000" w:themeColor="text1"/>
+        </w:rPr>
+        <w:t>ARM64 architecture, 512 MB RAM, integrated BT chip</w:t>
+      </w:r>
+    </w:p>
+    <w:p>
+      <w:pPr>
+        <w:numPr>
+          <w:ilvl w:val="1"/>
+          <w:numId w:val="5"/>
+        </w:numPr>
+        <w:spacing w:before="240"/>
+        <w:rPr>
+          <w:color w:val="000000" w:themeColor="text1"/>
+        </w:rPr>
+      </w:pPr>
+      <w:r>
+        <w:rPr>
+          <w:color w:val="000000" w:themeColor="text1"/>
+        </w:rPr>
+        <w:t>Operating system: Linux (Raspberry Pi OS, 64-bit)</w:t>
+      </w:r>
+    </w:p>
+    <w:p>
+      <w:pPr>
+        <w:numPr>
+          <w:ilvl w:val="1"/>
+          <w:numId w:val="5"/>
+        </w:numPr>
+        <w:spacing w:before="240"/>
+        <w:rPr>
+          <w:color w:val="000000" w:themeColor="text1"/>
+        </w:rPr>
+      </w:pPr>
+      <w:r>
+        <w:rPr>
+          <w:color w:val="000000" w:themeColor="text1"/>
+        </w:rPr>
+        <w:t>Programming language: Go (Golang)</w:t>
+      </w:r>
+    </w:p>
+    <w:p>
+      <w:pPr>
+        <w:numPr>
+          <w:ilvl w:val="1"/>
+          <w:numId w:val="5"/>
+        </w:numPr>
+        <w:spacing w:before="240"/>
+        <w:rPr>
+          <w:color w:val="000000" w:themeColor="text1"/>
+        </w:rPr>
+      </w:pPr>
+      <w:r>
+        <w:rPr>
+          <w:color w:val="000000" w:themeColor="text1"/>
+        </w:rPr>
+        <w:t>Architecture of runtime: Goroutines + Mutex – safe and effective asynchronous parallel processing</w:t>
+      </w:r>
+    </w:p>
+    <w:p>
+      <w:pPr>
+        <w:numPr>
+          <w:ilvl w:val="1"/>
+          <w:numId w:val="5"/>
+        </w:numPr>
+        <w:spacing w:before="240"/>
+        <w:rPr>
+          <w:color w:val="000000" w:themeColor="text1"/>
+        </w:rPr>
+      </w:pPr>
+      <w:r>
+        <w:rPr>
+          <w:color w:val="000000" w:themeColor="text1"/>
+        </w:rPr>
+        <w:t>Key libraries:</w:t>
+      </w:r>
+    </w:p>
+    <w:p>
+      <w:pPr>
+        <w:numPr>
+          <w:ilvl w:val="2"/>
+          <w:numId w:val="5"/>
+        </w:numPr>
+        <w:spacing w:before="240"/>
+        <w:rPr>
+          <w:color w:val="000000" w:themeColor="text1"/>
+        </w:rPr>
+      </w:pPr>
+      <w:r>
+        <w:rPr>
+          <w:color w:val="000000" w:themeColor="text1"/>
+        </w:rPr>
+        <w:t>go-</w:t>
+      </w:r>
+      <w:proofErr w:type="spellStart"/>
+      <w:r>
+        <w:rPr>
+          <w:color w:val="000000" w:themeColor="text1"/>
+        </w:rPr>
+        <w:t>rpio</w:t>
+      </w:r>
+      <w:proofErr w:type="spellEnd"/>
+      <w:r>
+        <w:rPr>
+          <w:color w:val="000000" w:themeColor="text1"/>
+        </w:rPr>
+        <w:t>/v4 : low-level GPIO control</w:t>
+      </w:r>
+    </w:p>
+    <w:p>
+      <w:pPr>
+        <w:numPr>
+          <w:ilvl w:val="2"/>
+          <w:numId w:val="5"/>
+        </w:numPr>
+        <w:spacing w:before="240"/>
+        <w:rPr>
+          <w:color w:val="000000" w:themeColor="text1"/>
+        </w:rPr>
+      </w:pPr>
+      <w:r>
+        <w:rPr>
+          <w:color w:val="000000" w:themeColor="text1"/>
+        </w:rPr>
+        <w:t xml:space="preserve">go-i2c &amp; go-vl5310x : communication with </w:t>
+      </w:r>
+      <w:proofErr w:type="spellStart"/>
+      <w:r>
+        <w:rPr>
+          <w:color w:val="000000" w:themeColor="text1"/>
+        </w:rPr>
+        <w:t>ToF</w:t>
+      </w:r>
+      <w:proofErr w:type="spellEnd"/>
+      <w:r>
+        <w:rPr>
+          <w:color w:val="000000" w:themeColor="text1"/>
+        </w:rPr>
+        <w:t xml:space="preserve"> sensor through HW registry</w:t>
+      </w:r>
+    </w:p>
+    <w:p>
+      <w:pPr>
+        <w:numPr>
+          <w:ilvl w:val="2"/>
+          <w:numId w:val="5"/>
+        </w:numPr>
+        <w:spacing w:before="240"/>
+        <w:rPr>
+          <w:color w:val="000000" w:themeColor="text1"/>
+        </w:rPr>
+      </w:pPr>
+      <w:r>
+        <w:rPr>
+          <w:color w:val="000000" w:themeColor="text1"/>
+        </w:rPr>
+        <w:t>go-logger : for log control (I2C console spamming)</w:t>
+      </w:r>
+    </w:p>
+    <w:p>
+      <w:pPr>
+        <w:numPr>
+          <w:ilvl w:val="1"/>
+          <w:numId w:val="5"/>
+        </w:numPr>
+        <w:spacing w:before="240"/>
+        <w:rPr>
+          <w:color w:val="000000" w:themeColor="text1"/>
+        </w:rPr>
+      </w:pPr>
+      <w:r>
+        <w:rPr>
+          <w:color w:val="000000" w:themeColor="text1"/>
+        </w:rPr>
+        <w:lastRenderedPageBreak/>
+        <w:t>Communication and safety:</w:t>
+      </w:r>
+    </w:p>
+    <w:p>
+      <w:pPr>
+        <w:numPr>
+          <w:ilvl w:val="2"/>
+          <w:numId w:val="5"/>
+        </w:numPr>
+        <w:spacing w:before="240"/>
+        <w:rPr>
+          <w:color w:val="000000" w:themeColor="text1"/>
+        </w:rPr>
+      </w:pPr>
+      <w:r>
+        <w:rPr>
+          <w:color w:val="000000" w:themeColor="text1"/>
+        </w:rPr>
+        <w:t xml:space="preserve">Bluetooth Low Energy (BLE) – GATT server using system </w:t>
+      </w:r>
+      <w:proofErr w:type="spellStart"/>
+      <w:r>
+        <w:rPr>
+          <w:color w:val="000000" w:themeColor="text1"/>
+        </w:rPr>
+        <w:t>BlueZ</w:t>
+      </w:r>
+      <w:proofErr w:type="spellEnd"/>
+    </w:p>
+    <w:p>
+      <w:pPr>
+        <w:numPr>
+          <w:ilvl w:val="2"/>
+          <w:numId w:val="5"/>
+        </w:numPr>
+        <w:spacing w:before="240"/>
+        <w:rPr>
+          <w:color w:val="000000" w:themeColor="text1"/>
+        </w:rPr>
+      </w:pPr>
+      <w:r>
+        <w:rPr>
+          <w:color w:val="000000" w:themeColor="text1"/>
+        </w:rPr>
+        <w:t>E2E encryption: AES-256 in GCM mode</w:t>
+      </w:r>
+    </w:p>
+    <w:p>
+      <w:pPr>
+        <w:numPr>
+          <w:ilvl w:val="3"/>
+          <w:numId w:val="5"/>
+        </w:numPr>
+        <w:spacing w:before="240"/>
+        <w:rPr>
+          <w:color w:val="000000" w:themeColor="text1"/>
+        </w:rPr>
+      </w:pPr>
+      <w:r>
+        <w:rPr>
+          <w:color w:val="000000" w:themeColor="text1"/>
+        </w:rPr>
+        <w:t xml:space="preserve">PSK Pre-Shared-Key key management </w:t>
+      </w:r>
+      <w:proofErr w:type="spellStart"/>
+      <w:r>
+        <w:rPr>
+          <w:color w:val="000000" w:themeColor="text1"/>
+        </w:rPr>
+        <w:t>thourgh</w:t>
+      </w:r>
+      <w:proofErr w:type="spellEnd"/>
+      <w:r>
+        <w:rPr>
+          <w:color w:val="000000" w:themeColor="text1"/>
+        </w:rPr>
+        <w:t xml:space="preserve"> environment variables</w:t>
+      </w:r>
+    </w:p>
+    <w:p>
+      <w:pPr>
+        <w:numPr>
+          <w:ilvl w:val="1"/>
+          <w:numId w:val="5"/>
+        </w:numPr>
+        <w:spacing w:before="240"/>
+        <w:rPr>
+          <w:color w:val="000000" w:themeColor="text1"/>
+        </w:rPr>
+      </w:pPr>
+      <w:r>
+        <w:rPr>
+          <w:color w:val="000000" w:themeColor="text1"/>
+        </w:rPr>
+        <w:t>Data structure: JSON</w:t>
+      </w:r>
+    </w:p>
+    <w:p>
+      <w:pPr>
+        <w:pStyle w:val="Nadpis3"/>
         <w:keepNext w:val="0"/>
         <w:keepLines w:val="0"/>
         <w:spacing w:before="280"/>
@@ -10609,7 +10800,7 @@
     </w:p>
     <w:p>
       <w:pPr>
-        <w:pStyle w:val="Heading1"/>
+        <w:pStyle w:val="Nadpis1"/>
         <w:keepNext w:val="0"/>
         <w:keepLines w:val="0"/>
         <w:spacing w:before="480"/>
@@ -13505,17 +13696,17 @@
     <w:lsdException w:name="Unresolved Mention" w:semiHidden="1" w:unhideWhenUsed="1"/>
     <w:lsdException w:name="Smart Link" w:semiHidden="1" w:unhideWhenUsed="1"/>
   </w:latentStyles>
-  <w:style w:type="paragraph" w:default="1" w:styleId="Normal">
+  <w:style w:type="paragraph" w:default="1" w:styleId="Normln">
     <w:name w:val="Normal"/>
     <w:qFormat/>
     <w:rPr>
       <w:lang w:val="en-GB"/>
     </w:rPr>
   </w:style>
-  <w:style w:type="paragraph" w:styleId="Heading1">
+  <w:style w:type="paragraph" w:styleId="Nadpis1">
     <w:name w:val="heading 1"/>
-    <w:basedOn w:val="Normal"/>
-    <w:next w:val="Normal"/>
+    <w:basedOn w:val="Normln"/>
+    <w:next w:val="Normln"/>
     <w:uiPriority w:val="9"/>
     <w:qFormat/>
     <w:pPr>
@@ -13529,10 +13720,10 @@
       <w:szCs w:val="40"/>
     </w:rPr>
   </w:style>
-  <w:style w:type="paragraph" w:styleId="Heading2">
+  <w:style w:type="paragraph" w:styleId="Nadpis2">
     <w:name w:val="heading 2"/>
-    <w:basedOn w:val="Normal"/>
-    <w:next w:val="Normal"/>
+    <w:basedOn w:val="Normln"/>
+    <w:next w:val="Normln"/>
     <w:uiPriority w:val="9"/>
     <w:unhideWhenUsed/>
     <w:qFormat/>
@@ -13547,10 +13738,10 @@
       <w:szCs w:val="32"/>
     </w:rPr>
   </w:style>
-  <w:style w:type="paragraph" w:styleId="Heading3">
+  <w:style w:type="paragraph" w:styleId="Nadpis3">
     <w:name w:val="heading 3"/>
-    <w:basedOn w:val="Normal"/>
-    <w:next w:val="Normal"/>
+    <w:basedOn w:val="Normln"/>
+    <w:next w:val="Normln"/>
     <w:uiPriority w:val="9"/>
     <w:unhideWhenUsed/>
     <w:qFormat/>
@@ -13566,10 +13757,10 @@
       <w:szCs w:val="28"/>
     </w:rPr>
   </w:style>
-  <w:style w:type="paragraph" w:styleId="Heading4">
+  <w:style w:type="paragraph" w:styleId="Nadpis4">
     <w:name w:val="heading 4"/>
-    <w:basedOn w:val="Normal"/>
-    <w:next w:val="Normal"/>
+    <w:basedOn w:val="Normln"/>
+    <w:next w:val="Normln"/>
     <w:uiPriority w:val="9"/>
     <w:unhideWhenUsed/>
     <w:qFormat/>
@@ -13585,10 +13776,10 @@
       <w:szCs w:val="24"/>
     </w:rPr>
   </w:style>
-  <w:style w:type="paragraph" w:styleId="Heading5">
+  <w:style w:type="paragraph" w:styleId="Nadpis5">
     <w:name w:val="heading 5"/>
-    <w:basedOn w:val="Normal"/>
-    <w:next w:val="Normal"/>
+    <w:basedOn w:val="Normln"/>
+    <w:next w:val="Normln"/>
     <w:uiPriority w:val="9"/>
     <w:semiHidden/>
     <w:unhideWhenUsed/>
@@ -13603,10 +13794,10 @@
       <w:color w:val="666666"/>
     </w:rPr>
   </w:style>
-  <w:style w:type="paragraph" w:styleId="Heading6">
+  <w:style w:type="paragraph" w:styleId="Nadpis6">
     <w:name w:val="heading 6"/>
-    <w:basedOn w:val="Normal"/>
-    <w:next w:val="Normal"/>
+    <w:basedOn w:val="Normln"/>
+    <w:next w:val="Normln"/>
     <w:uiPriority w:val="9"/>
     <w:semiHidden/>
     <w:unhideWhenUsed/>
@@ -13623,12 +13814,13 @@
       <w:color w:val="666666"/>
     </w:rPr>
   </w:style>
-  <w:style w:type="character" w:default="1" w:styleId="DefaultParagraphFont">
+  <w:style w:type="character" w:default="1" w:styleId="Standardnpsmoodstavce">
     <w:name w:val="Default Paragraph Font"/>
     <w:uiPriority w:val="1"/>
+    <w:semiHidden/>
     <w:unhideWhenUsed/>
   </w:style>
-  <w:style w:type="table" w:default="1" w:styleId="TableNormal">
+  <w:style w:type="table" w:default="1" w:styleId="Normlntabulka">
     <w:name w:val="Normal Table"/>
     <w:uiPriority w:val="99"/>
     <w:semiHidden/>
@@ -13643,13 +13835,13 @@
       </w:tblCellMar>
     </w:tblPr>
   </w:style>
-  <w:style w:type="numbering" w:default="1" w:styleId="NoList">
+  <w:style w:type="numbering" w:default="1" w:styleId="Bezseznamu">
     <w:name w:val="No List"/>
     <w:uiPriority w:val="99"/>
     <w:semiHidden/>
     <w:unhideWhenUsed/>
   </w:style>
-  <w:style w:type="table" w:customStyle="1" w:styleId="TableNormal0">
+  <w:style w:type="table" w:customStyle="1" w:styleId="TableNormal">
     <w:name w:val="TableNormal"/>
     <w:tblPr>
       <w:tblCellMar>
@@ -13660,10 +13852,10 @@
       </w:tblCellMar>
     </w:tblPr>
   </w:style>
-  <w:style w:type="paragraph" w:styleId="Title">
+  <w:style w:type="paragraph" w:styleId="Nzev">
     <w:name w:val="Title"/>
-    <w:basedOn w:val="Normal"/>
-    <w:next w:val="Normal"/>
+    <w:basedOn w:val="Normln"/>
+    <w:next w:val="Normln"/>
     <w:uiPriority w:val="10"/>
     <w:qFormat/>
     <w:pPr>
@@ -13676,10 +13868,10 @@
       <w:szCs w:val="52"/>
     </w:rPr>
   </w:style>
-  <w:style w:type="paragraph" w:styleId="Subtitle">
+  <w:style w:type="paragraph" w:styleId="Podnadpis">
     <w:name w:val="Subtitle"/>
-    <w:basedOn w:val="Normal"/>
-    <w:next w:val="Normal"/>
+    <w:basedOn w:val="Normln"/>
+    <w:next w:val="Normln"/>
     <w:uiPriority w:val="11"/>
     <w:qFormat/>
     <w:pPr>
@@ -13694,22 +13886,22 @@
     </w:rPr>
   </w:style>
   <w:style w:type="table" w:customStyle="1" w:styleId="a">
-    <w:basedOn w:val="TableNormal0"/>
+    <w:basedOn w:val="TableNormal"/>
     <w:tblPr>
       <w:tblStyleRowBandSize w:val="1"/>
       <w:tblStyleColBandSize w:val="1"/>
     </w:tblPr>
   </w:style>
   <w:style w:type="table" w:customStyle="1" w:styleId="a0">
-    <w:basedOn w:val="TableNormal0"/>
+    <w:basedOn w:val="TableNormal"/>
     <w:tblPr>
       <w:tblStyleRowBandSize w:val="1"/>
       <w:tblStyleColBandSize w:val="1"/>
     </w:tblPr>
   </w:style>
-  <w:style w:type="paragraph" w:styleId="ListParagraph">
+  <w:style w:type="paragraph" w:styleId="Odstavecseseznamem">
     <w:name w:val="List Paragraph"/>
-    <w:basedOn w:val="Normal"/>
+    <w:basedOn w:val="Normln"/>
     <w:uiPriority w:val="34"/>
     <w:qFormat/>
     <w:rsid w:val="0094619F"/>

--- a/docs/Software Requirements Specification.docx
+++ b/docs/Software Requirements Specification.docx
@@ -4,7 +4,7 @@
   <w:body>
     <w:p>
       <w:pPr>
-        <w:pStyle w:val="Nadpis1"/>
+        <w:pStyle w:val="Heading1"/>
         <w:keepNext w:val="0"/>
         <w:keepLines w:val="0"/>
         <w:spacing w:before="480"/>
@@ -51,7 +51,7 @@
         <w:t xml:space="preserve"> 1.</w:t>
       </w:r>
       <w:r>
-        <w:t>2</w:t>
+        <w:t>3</w:t>
       </w:r>
     </w:p>
     <w:p>
@@ -80,7 +80,7 @@
     </w:p>
     <w:p>
       <w:pPr>
-        <w:pStyle w:val="Nadpis2"/>
+        <w:pStyle w:val="Heading2"/>
         <w:keepNext w:val="0"/>
         <w:keepLines w:val="0"/>
         <w:numPr>
@@ -110,7 +110,7 @@
     </w:p>
     <w:p>
       <w:pPr>
-        <w:pStyle w:val="Nadpis2"/>
+        <w:pStyle w:val="Heading2"/>
         <w:keepNext w:val="0"/>
         <w:keepLines w:val="0"/>
         <w:spacing w:after="80"/>
@@ -134,7 +134,7 @@
     </w:p>
     <w:p>
       <w:pPr>
-        <w:pStyle w:val="Nadpis2"/>
+        <w:pStyle w:val="Heading2"/>
         <w:keepNext w:val="0"/>
         <w:keepLines w:val="0"/>
         <w:spacing w:after="80"/>
@@ -155,7 +155,7 @@
     </w:p>
     <w:p>
       <w:pPr>
-        <w:pStyle w:val="Nadpis2"/>
+        <w:pStyle w:val="Heading2"/>
         <w:keepNext w:val="0"/>
         <w:keepLines w:val="0"/>
         <w:spacing w:after="80"/>
@@ -264,7 +264,7 @@
     </w:p>
     <w:p>
       <w:pPr>
-        <w:pStyle w:val="Nadpis2"/>
+        <w:pStyle w:val="Heading2"/>
         <w:keepNext w:val="0"/>
         <w:keepLines w:val="0"/>
         <w:spacing w:after="80"/>
@@ -406,7 +406,7 @@
         <w:t>connection. This version (1.</w:t>
       </w:r>
       <w:r>
-        <w:t>2</w:t>
+        <w:t>3</w:t>
       </w:r>
       <w:r>
         <w:t>) focuses on the foundation of a more complex rangefinder, allowing easy further development.</w:t>
@@ -460,7 +460,7 @@
     <w:p/>
     <w:p>
       <w:pPr>
-        <w:pStyle w:val="Nadpis1"/>
+        <w:pStyle w:val="Heading1"/>
         <w:keepNext w:val="0"/>
         <w:keepLines w:val="0"/>
         <w:spacing w:before="240" w:after="240"/>
@@ -485,7 +485,7 @@
     </w:p>
     <w:p>
       <w:pPr>
-        <w:pStyle w:val="Nadpis2"/>
+        <w:pStyle w:val="Heading2"/>
         <w:keepNext w:val="0"/>
         <w:keepLines w:val="0"/>
         <w:spacing w:after="80"/>
@@ -569,7 +569,7 @@
     </w:p>
     <w:p>
       <w:pPr>
-        <w:pStyle w:val="Nadpis2"/>
+        <w:pStyle w:val="Heading2"/>
         <w:keepNext w:val="0"/>
         <w:keepLines w:val="0"/>
         <w:spacing w:after="80"/>
@@ -594,7 +594,7 @@
     </w:p>
     <w:p>
       <w:pPr>
-        <w:pStyle w:val="Nadpis2"/>
+        <w:pStyle w:val="Heading2"/>
         <w:keepNext w:val="0"/>
         <w:keepLines w:val="0"/>
         <w:numPr>
@@ -658,7 +658,7 @@
     </w:p>
     <w:p>
       <w:pPr>
-        <w:pStyle w:val="Nadpis2"/>
+        <w:pStyle w:val="Heading2"/>
         <w:keepNext w:val="0"/>
         <w:keepLines w:val="0"/>
         <w:spacing w:after="80"/>
@@ -692,7 +692,7 @@
     </w:p>
     <w:p>
       <w:pPr>
-        <w:pStyle w:val="Nadpis2"/>
+        <w:pStyle w:val="Heading2"/>
         <w:keepNext w:val="0"/>
         <w:keepLines w:val="0"/>
         <w:spacing w:after="80"/>
@@ -717,7 +717,7 @@
     </w:p>
     <w:p>
       <w:pPr>
-        <w:pStyle w:val="Odstavecseseznamem"/>
+        <w:pStyle w:val="ListParagraph"/>
         <w:numPr>
           <w:ilvl w:val="0"/>
           <w:numId w:val="13"/>
@@ -784,7 +784,7 @@
     </w:p>
     <w:p>
       <w:pPr>
-        <w:pStyle w:val="Odstavecseseznamem"/>
+        <w:pStyle w:val="ListParagraph"/>
         <w:numPr>
           <w:ilvl w:val="0"/>
           <w:numId w:val="13"/>
@@ -809,7 +809,7 @@
     </w:p>
     <w:p>
       <w:pPr>
-        <w:pStyle w:val="Nadpis2"/>
+        <w:pStyle w:val="Heading2"/>
         <w:keepNext w:val="0"/>
         <w:keepLines w:val="0"/>
         <w:spacing w:after="80"/>
@@ -835,7 +835,7 @@
     </w:p>
     <w:p>
       <w:pPr>
-        <w:pStyle w:val="Odstavecseseznamem"/>
+        <w:pStyle w:val="ListParagraph"/>
         <w:numPr>
           <w:ilvl w:val="0"/>
           <w:numId w:val="14"/>
@@ -866,7 +866,7 @@
     </w:p>
     <w:p>
       <w:pPr>
-        <w:pStyle w:val="Nadpis2"/>
+        <w:pStyle w:val="Heading2"/>
         <w:keepNext w:val="0"/>
         <w:keepLines w:val="0"/>
         <w:spacing w:after="80"/>
@@ -925,7 +925,7 @@
     <w:p/>
     <w:p>
       <w:pPr>
-        <w:pStyle w:val="Nadpis2"/>
+        <w:pStyle w:val="Heading2"/>
         <w:keepNext w:val="0"/>
         <w:keepLines w:val="0"/>
         <w:spacing w:after="80"/>
@@ -962,7 +962,7 @@
     </w:p>
     <w:p>
       <w:pPr>
-        <w:pStyle w:val="Nadpis1"/>
+        <w:pStyle w:val="Heading1"/>
         <w:keepNext w:val="0"/>
         <w:keepLines w:val="0"/>
         <w:spacing w:before="480"/>
@@ -987,7 +987,7 @@
     </w:p>
     <w:p>
       <w:pPr>
-        <w:pStyle w:val="Nadpis2"/>
+        <w:pStyle w:val="Heading2"/>
         <w:keepNext w:val="0"/>
         <w:keepLines w:val="0"/>
         <w:spacing w:after="80"/>
@@ -1076,7 +1076,7 @@
     </w:p>
     <w:p>
       <w:pPr>
-        <w:pStyle w:val="Nadpis2"/>
+        <w:pStyle w:val="Heading2"/>
         <w:keepNext w:val="0"/>
         <w:keepLines w:val="0"/>
         <w:spacing w:after="80"/>
@@ -1102,7 +1102,7 @@
     </w:p>
     <w:p>
       <w:pPr>
-        <w:pStyle w:val="Nadpis2"/>
+        <w:pStyle w:val="Heading2"/>
         <w:keepNext w:val="0"/>
         <w:keepLines w:val="0"/>
         <w:spacing w:after="80"/>
@@ -2267,7 +2267,7 @@
     </w:tbl>
     <w:p>
       <w:pPr>
-        <w:pStyle w:val="Nadpis3"/>
+        <w:pStyle w:val="Heading3"/>
         <w:rPr>
           <w:color w:val="000000" w:themeColor="text1"/>
         </w:rPr>
@@ -2304,7 +2304,7 @@
     </w:p>
     <w:p>
       <w:pPr>
-        <w:pStyle w:val="Odstavecseseznamem"/>
+        <w:pStyle w:val="ListParagraph"/>
         <w:numPr>
           <w:ilvl w:val="0"/>
           <w:numId w:val="14"/>
@@ -2316,7 +2316,7 @@
     </w:p>
     <w:p>
       <w:pPr>
-        <w:pStyle w:val="Odstavecseseznamem"/>
+        <w:pStyle w:val="ListParagraph"/>
         <w:numPr>
           <w:ilvl w:val="0"/>
           <w:numId w:val="14"/>
@@ -2328,7 +2328,7 @@
     </w:p>
     <w:p>
       <w:pPr>
-        <w:pStyle w:val="Odstavecseseznamem"/>
+        <w:pStyle w:val="ListParagraph"/>
         <w:numPr>
           <w:ilvl w:val="0"/>
           <w:numId w:val="14"/>
@@ -2345,7 +2345,7 @@
     </w:p>
     <w:p>
       <w:pPr>
-        <w:pStyle w:val="Odstavecseseznamem"/>
+        <w:pStyle w:val="ListParagraph"/>
         <w:numPr>
           <w:ilvl w:val="0"/>
           <w:numId w:val="16"/>
@@ -2357,7 +2357,7 @@
     </w:p>
     <w:p>
       <w:pPr>
-        <w:pStyle w:val="Odstavecseseznamem"/>
+        <w:pStyle w:val="ListParagraph"/>
         <w:numPr>
           <w:ilvl w:val="0"/>
           <w:numId w:val="16"/>
@@ -2369,7 +2369,7 @@
     </w:p>
     <w:p>
       <w:pPr>
-        <w:pStyle w:val="Odstavecseseznamem"/>
+        <w:pStyle w:val="ListParagraph"/>
         <w:numPr>
           <w:ilvl w:val="0"/>
           <w:numId w:val="16"/>
@@ -2393,14 +2393,14 @@
     </w:p>
     <w:p>
       <w:pPr>
-        <w:pStyle w:val="Nadpis4"/>
+        <w:pStyle w:val="Heading4"/>
         <w:spacing w:before="240" w:after="240"/>
         <w:jc w:val="both"/>
       </w:pPr>
     </w:p>
     <w:p>
       <w:pPr>
-        <w:pStyle w:val="Nadpis3"/>
+        <w:pStyle w:val="Heading3"/>
         <w:keepNext w:val="0"/>
         <w:keepLines w:val="0"/>
         <w:spacing w:before="280"/>
@@ -3630,7 +3630,7 @@
     </w:tbl>
     <w:p>
       <w:pPr>
-        <w:pStyle w:val="Nadpis4"/>
+        <w:pStyle w:val="Heading4"/>
         <w:spacing w:before="240" w:after="240"/>
         <w:jc w:val="both"/>
         <w:rPr>
@@ -3654,7 +3654,7 @@
     </w:p>
     <w:p>
       <w:pPr>
-        <w:pStyle w:val="Odstavecseseznamem"/>
+        <w:pStyle w:val="ListParagraph"/>
         <w:numPr>
           <w:ilvl w:val="0"/>
           <w:numId w:val="17"/>
@@ -3666,7 +3666,7 @@
     </w:p>
     <w:p>
       <w:pPr>
-        <w:pStyle w:val="Odstavecseseznamem"/>
+        <w:pStyle w:val="ListParagraph"/>
         <w:numPr>
           <w:ilvl w:val="0"/>
           <w:numId w:val="17"/>
@@ -3678,7 +3678,7 @@
     </w:p>
     <w:p>
       <w:pPr>
-        <w:pStyle w:val="Odstavecseseznamem"/>
+        <w:pStyle w:val="ListParagraph"/>
         <w:numPr>
           <w:ilvl w:val="0"/>
           <w:numId w:val="17"/>
@@ -3691,7 +3691,7 @@
     <w:p/>
     <w:p>
       <w:pPr>
-        <w:pStyle w:val="Nadpis3"/>
+        <w:pStyle w:val="Heading3"/>
         <w:keepNext w:val="0"/>
         <w:keepLines w:val="0"/>
         <w:spacing w:before="280"/>
@@ -5003,7 +5003,7 @@
     </w:tbl>
     <w:p>
       <w:pPr>
-        <w:pStyle w:val="Nadpis3"/>
+        <w:pStyle w:val="Heading3"/>
         <w:keepNext w:val="0"/>
         <w:keepLines w:val="0"/>
         <w:spacing w:before="280"/>
@@ -5037,7 +5037,7 @@
     </w:p>
     <w:p>
       <w:pPr>
-        <w:pStyle w:val="Odstavecseseznamem"/>
+        <w:pStyle w:val="ListParagraph"/>
         <w:numPr>
           <w:ilvl w:val="0"/>
           <w:numId w:val="14"/>
@@ -5055,7 +5055,7 @@
     </w:p>
     <w:p>
       <w:pPr>
-        <w:pStyle w:val="Odstavecseseznamem"/>
+        <w:pStyle w:val="ListParagraph"/>
         <w:numPr>
           <w:ilvl w:val="0"/>
           <w:numId w:val="14"/>
@@ -5073,7 +5073,7 @@
     </w:p>
     <w:p>
       <w:pPr>
-        <w:pStyle w:val="Odstavecseseznamem"/>
+        <w:pStyle w:val="ListParagraph"/>
         <w:numPr>
           <w:ilvl w:val="0"/>
           <w:numId w:val="14"/>
@@ -5093,7 +5093,7 @@
     </w:p>
     <w:p>
       <w:pPr>
-        <w:pStyle w:val="Odstavecseseznamem"/>
+        <w:pStyle w:val="ListParagraph"/>
         <w:numPr>
           <w:ilvl w:val="0"/>
           <w:numId w:val="18"/>
@@ -5105,7 +5105,7 @@
     </w:p>
     <w:p>
       <w:pPr>
-        <w:pStyle w:val="Odstavecseseznamem"/>
+        <w:pStyle w:val="ListParagraph"/>
         <w:numPr>
           <w:ilvl w:val="0"/>
           <w:numId w:val="18"/>
@@ -5117,7 +5117,7 @@
     </w:p>
     <w:p>
       <w:pPr>
-        <w:pStyle w:val="Odstavecseseznamem"/>
+        <w:pStyle w:val="ListParagraph"/>
         <w:numPr>
           <w:ilvl w:val="0"/>
           <w:numId w:val="18"/>
@@ -6371,7 +6371,7 @@
     </w:tbl>
     <w:p>
       <w:pPr>
-        <w:pStyle w:val="Nadpis3"/>
+        <w:pStyle w:val="Heading3"/>
       </w:pPr>
       <w:r>
         <w:t>Alternative flows</w:t>
@@ -6384,7 +6384,7 @@
     </w:p>
     <w:p>
       <w:pPr>
-        <w:pStyle w:val="Odstavecseseznamem"/>
+        <w:pStyle w:val="ListParagraph"/>
         <w:numPr>
           <w:ilvl w:val="0"/>
           <w:numId w:val="19"/>
@@ -6396,7 +6396,7 @@
     </w:p>
     <w:p>
       <w:pPr>
-        <w:pStyle w:val="Odstavecseseznamem"/>
+        <w:pStyle w:val="ListParagraph"/>
         <w:numPr>
           <w:ilvl w:val="0"/>
           <w:numId w:val="19"/>
@@ -6408,7 +6408,7 @@
     </w:p>
     <w:p>
       <w:pPr>
-        <w:pStyle w:val="Odstavecseseznamem"/>
+        <w:pStyle w:val="ListParagraph"/>
         <w:numPr>
           <w:ilvl w:val="0"/>
           <w:numId w:val="19"/>
@@ -8447,7 +8447,7 @@
     </w:tbl>
     <w:p>
       <w:pPr>
-        <w:pStyle w:val="Nadpis3"/>
+        <w:pStyle w:val="Heading3"/>
         <w:rPr>
           <w:color w:val="000000" w:themeColor="text1"/>
         </w:rPr>
@@ -8466,7 +8466,7 @@
     </w:p>
     <w:p>
       <w:pPr>
-        <w:pStyle w:val="Odstavecseseznamem"/>
+        <w:pStyle w:val="ListParagraph"/>
         <w:numPr>
           <w:ilvl w:val="0"/>
           <w:numId w:val="21"/>
@@ -8478,7 +8478,7 @@
     </w:p>
     <w:p>
       <w:pPr>
-        <w:pStyle w:val="Odstavecseseznamem"/>
+        <w:pStyle w:val="ListParagraph"/>
         <w:numPr>
           <w:ilvl w:val="0"/>
           <w:numId w:val="21"/>
@@ -8490,7 +8490,7 @@
     </w:p>
     <w:p>
       <w:pPr>
-        <w:pStyle w:val="Odstavecseseznamem"/>
+        <w:pStyle w:val="ListParagraph"/>
         <w:numPr>
           <w:ilvl w:val="0"/>
           <w:numId w:val="21"/>
@@ -8521,7 +8521,7 @@
     </w:p>
     <w:p>
       <w:pPr>
-        <w:pStyle w:val="Nadpis2"/>
+        <w:pStyle w:val="Heading2"/>
         <w:keepNext w:val="0"/>
         <w:keepLines w:val="0"/>
         <w:spacing w:after="80"/>
@@ -8542,7 +8542,7 @@
     </w:p>
     <w:p>
       <w:pPr>
-        <w:pStyle w:val="Nadpis2"/>
+        <w:pStyle w:val="Heading2"/>
         <w:keepNext w:val="0"/>
         <w:keepLines w:val="0"/>
         <w:spacing w:after="80"/>
@@ -8642,7 +8642,7 @@
     </w:p>
     <w:p>
       <w:pPr>
-        <w:pStyle w:val="Nadpis2"/>
+        <w:pStyle w:val="Heading2"/>
         <w:keepNext w:val="0"/>
         <w:keepLines w:val="0"/>
         <w:spacing w:after="80"/>
@@ -8718,7 +8718,7 @@
     </w:p>
     <w:p>
       <w:pPr>
-        <w:pStyle w:val="Nadpis2"/>
+        <w:pStyle w:val="Heading2"/>
         <w:keepNext w:val="0"/>
         <w:keepLines w:val="0"/>
         <w:spacing w:after="80"/>
@@ -8800,7 +8800,7 @@
     </w:p>
     <w:p>
       <w:pPr>
-        <w:pStyle w:val="Nadpis2"/>
+        <w:pStyle w:val="Heading2"/>
         <w:keepNext w:val="0"/>
         <w:keepLines w:val="0"/>
         <w:spacing w:after="80"/>
@@ -8882,7 +8882,7 @@
     </w:p>
     <w:p>
       <w:pPr>
-        <w:pStyle w:val="Nadpis2"/>
+        <w:pStyle w:val="Heading2"/>
         <w:keepNext w:val="0"/>
         <w:keepLines w:val="0"/>
         <w:spacing w:after="80"/>
@@ -8990,7 +8990,7 @@
     </w:p>
     <w:p>
       <w:pPr>
-        <w:pStyle w:val="Nadpis2"/>
+        <w:pStyle w:val="Heading2"/>
         <w:keepNext w:val="0"/>
         <w:keepLines w:val="0"/>
         <w:spacing w:after="80"/>
@@ -9097,7 +9097,7 @@
     </w:p>
     <w:p>
       <w:pPr>
-        <w:pStyle w:val="Nadpis2"/>
+        <w:pStyle w:val="Heading2"/>
         <w:keepNext w:val="0"/>
         <w:keepLines w:val="0"/>
         <w:spacing w:after="80"/>
@@ -9207,7 +9207,7 @@
     </w:p>
     <w:p>
       <w:pPr>
-        <w:pStyle w:val="Nadpis2"/>
+        <w:pStyle w:val="Heading2"/>
         <w:keepNext w:val="0"/>
         <w:keepLines w:val="0"/>
         <w:spacing w:after="80"/>
@@ -9308,7 +9308,7 @@
     </w:p>
     <w:p>
       <w:pPr>
-        <w:pStyle w:val="Nadpis2"/>
+        <w:pStyle w:val="Heading2"/>
         <w:keepNext w:val="0"/>
         <w:keepLines w:val="0"/>
         <w:spacing w:after="80"/>
@@ -9424,7 +9424,7 @@
     </w:p>
     <w:p>
       <w:pPr>
-        <w:pStyle w:val="Nadpis2"/>
+        <w:pStyle w:val="Heading2"/>
         <w:keepNext w:val="0"/>
         <w:keepLines w:val="0"/>
         <w:spacing w:after="80"/>
@@ -9572,7 +9572,7 @@
     </w:p>
     <w:p>
       <w:pPr>
-        <w:pStyle w:val="Nadpis2"/>
+        <w:pStyle w:val="Heading2"/>
         <w:keepNext w:val="0"/>
         <w:keepLines w:val="0"/>
         <w:spacing w:after="80"/>
@@ -9751,7 +9751,7 @@
     </w:p>
     <w:p>
       <w:pPr>
-        <w:pStyle w:val="Nadpis2"/>
+        <w:pStyle w:val="Heading2"/>
         <w:keepNext w:val="0"/>
         <w:keepLines w:val="0"/>
         <w:spacing w:after="80"/>
@@ -9776,7 +9776,7 @@
     </w:p>
     <w:p>
       <w:pPr>
-        <w:pStyle w:val="Odstavecseseznamem"/>
+        <w:pStyle w:val="ListParagraph"/>
         <w:numPr>
           <w:ilvl w:val="0"/>
           <w:numId w:val="12"/>
@@ -9814,7 +9814,7 @@
     </w:p>
     <w:p>
       <w:pPr>
-        <w:pStyle w:val="Odstavecseseznamem"/>
+        <w:pStyle w:val="ListParagraph"/>
         <w:numPr>
           <w:ilvl w:val="0"/>
           <w:numId w:val="12"/>
@@ -9851,7 +9851,7 @@
     </w:p>
     <w:p>
       <w:pPr>
-        <w:pStyle w:val="Odstavecseseznamem"/>
+        <w:pStyle w:val="ListParagraph"/>
         <w:numPr>
           <w:ilvl w:val="0"/>
           <w:numId w:val="12"/>
@@ -9861,30 +9861,22 @@
           <w:color w:val="000000" w:themeColor="text1"/>
         </w:rPr>
       </w:pPr>
-      <w:proofErr w:type="spellStart"/>
       <w:r>
         <w:rPr>
           <w:color w:val="000000" w:themeColor="text1"/>
         </w:rPr>
-        <w:t>WaveShare</w:t>
-      </w:r>
-      <w:proofErr w:type="spellEnd"/>
+        <w:t xml:space="preserve">WaveShare </w:t>
+      </w:r>
       <w:r>
         <w:rPr>
           <w:color w:val="000000" w:themeColor="text1"/>
         </w:rPr>
-        <w:t xml:space="preserve"> </w:t>
-      </w:r>
-      <w:r>
-        <w:rPr>
-          <w:color w:val="000000" w:themeColor="text1"/>
-        </w:rPr>
         <w:t>Laser sensor</w:t>
       </w:r>
     </w:p>
     <w:p>
       <w:pPr>
-        <w:pStyle w:val="Odstavecseseznamem"/>
+        <w:pStyle w:val="ListParagraph"/>
         <w:numPr>
           <w:ilvl w:val="0"/>
           <w:numId w:val="12"/>
@@ -9909,7 +9901,7 @@
     </w:p>
     <w:p>
       <w:pPr>
-        <w:pStyle w:val="Odstavecseseznamem"/>
+        <w:pStyle w:val="ListParagraph"/>
         <w:numPr>
           <w:ilvl w:val="0"/>
           <w:numId w:val="12"/>
@@ -9954,7 +9946,7 @@
     </w:p>
     <w:p>
       <w:pPr>
-        <w:pStyle w:val="Odstavecseseznamem"/>
+        <w:pStyle w:val="ListParagraph"/>
         <w:numPr>
           <w:ilvl w:val="0"/>
           <w:numId w:val="12"/>
@@ -9973,7 +9965,7 @@
     </w:p>
     <w:p>
       <w:pPr>
-        <w:pStyle w:val="Odstavecseseznamem"/>
+        <w:pStyle w:val="ListParagraph"/>
         <w:numPr>
           <w:ilvl w:val="0"/>
           <w:numId w:val="12"/>
@@ -10000,7 +9992,7 @@
     </w:p>
     <w:p>
       <w:pPr>
-        <w:pStyle w:val="Nadpis2"/>
+        <w:pStyle w:val="Heading2"/>
         <w:keepNext w:val="0"/>
         <w:keepLines w:val="0"/>
         <w:spacing w:after="80"/>
@@ -10025,7 +10017,7 @@
     </w:p>
     <w:p>
       <w:pPr>
-        <w:pStyle w:val="Odstavecseseznamem"/>
+        <w:pStyle w:val="ListParagraph"/>
         <w:numPr>
           <w:ilvl w:val="0"/>
           <w:numId w:val="12"/>
@@ -10051,7 +10043,7 @@
     </w:p>
     <w:p>
       <w:pPr>
-        <w:pStyle w:val="Nadpis1"/>
+        <w:pStyle w:val="Heading1"/>
         <w:keepNext w:val="0"/>
         <w:keepLines w:val="0"/>
         <w:spacing w:before="480"/>
@@ -10093,7 +10085,7 @@
     </w:p>
     <w:p>
       <w:pPr>
-        <w:pStyle w:val="Nadpis2"/>
+        <w:pStyle w:val="Heading2"/>
         <w:keepNext w:val="0"/>
         <w:keepLines w:val="0"/>
         <w:spacing w:after="80"/>
@@ -10123,7 +10115,7 @@
     </w:p>
     <w:p>
       <w:pPr>
-        <w:pStyle w:val="Nadpis2"/>
+        <w:pStyle w:val="Heading2"/>
         <w:keepNext w:val="0"/>
         <w:keepLines w:val="0"/>
         <w:spacing w:after="80"/>
@@ -10156,7 +10148,7 @@
     </w:p>
     <w:p>
       <w:pPr>
-        <w:pStyle w:val="Nadpis2"/>
+        <w:pStyle w:val="Heading2"/>
         <w:keepNext w:val="0"/>
         <w:keepLines w:val="0"/>
         <w:spacing w:after="80"/>
@@ -10181,23 +10173,19 @@
     </w:p>
     <w:p>
       <w:r>
-        <w:t xml:space="preserve">The data transfer between </w:t>
-      </w:r>
-      <w:proofErr w:type="spellStart"/>
-      <w:r>
-        <w:t>SeS</w:t>
-      </w:r>
-      <w:proofErr w:type="spellEnd"/>
-      <w:r>
-        <w:t xml:space="preserve"> and RF should be encrypted. For this purpose AES encryption will be used. The data on </w:t>
-      </w:r>
-      <w:proofErr w:type="spellStart"/>
-      <w:r>
-        <w:t>SeS</w:t>
-      </w:r>
-      <w:proofErr w:type="spellEnd"/>
-      <w:r>
-        <w:t xml:space="preserve"> will be encrypted by Secret Key, transmitted safely and then decrypted by the RF.</w:t>
+        <w:t>The data transfer between SeS and RF</w:t>
+      </w:r>
+      <w:r>
+        <w:t xml:space="preserve"> app</w:t>
+      </w:r>
+      <w:r>
+        <w:t xml:space="preserve"> should be encrypted. For this purpose AES encryption will be used. The data on SeS will be encrypted by Secret Key, transmitted safely and then decrypted by the RF</w:t>
+      </w:r>
+      <w:r>
+        <w:t xml:space="preserve"> app</w:t>
+      </w:r>
+      <w:r>
+        <w:t>.</w:t>
       </w:r>
     </w:p>
     <w:p>
@@ -10274,7 +10262,7 @@
     </w:p>
     <w:p>
       <w:pPr>
-        <w:pStyle w:val="Nadpis2"/>
+        <w:pStyle w:val="Heading2"/>
         <w:keepNext w:val="0"/>
         <w:keepLines w:val="0"/>
         <w:spacing w:after="80"/>
@@ -10317,7 +10305,7 @@
     </w:p>
     <w:p>
       <w:pPr>
-        <w:pStyle w:val="Nadpis3"/>
+        <w:pStyle w:val="Heading3"/>
         <w:keepNext w:val="0"/>
         <w:keepLines w:val="0"/>
         <w:spacing w:before="280"/>
@@ -10396,7 +10384,7 @@
     <w:p/>
     <w:p>
       <w:pPr>
-        <w:pStyle w:val="Nadpis3"/>
+        <w:pStyle w:val="Heading3"/>
         <w:keepNext w:val="0"/>
         <w:keepLines w:val="0"/>
         <w:spacing w:before="280"/>
@@ -10580,21 +10568,7 @@
         <w:rPr>
           <w:color w:val="000000" w:themeColor="text1"/>
         </w:rPr>
-        <w:t>go-</w:t>
-      </w:r>
-      <w:proofErr w:type="spellStart"/>
-      <w:r>
-        <w:rPr>
-          <w:color w:val="000000" w:themeColor="text1"/>
-        </w:rPr>
-        <w:t>rpio</w:t>
-      </w:r>
-      <w:proofErr w:type="spellEnd"/>
-      <w:r>
-        <w:rPr>
-          <w:color w:val="000000" w:themeColor="text1"/>
-        </w:rPr>
-        <w:t>/v4 : low-level GPIO control</w:t>
+        <w:t>go-rpio/v4 : low-level GPIO control</w:t>
       </w:r>
     </w:p>
     <w:p>
@@ -10612,21 +10586,7 @@
         <w:rPr>
           <w:color w:val="000000" w:themeColor="text1"/>
         </w:rPr>
-        <w:t xml:space="preserve">go-i2c &amp; go-vl5310x : communication with </w:t>
-      </w:r>
-      <w:proofErr w:type="spellStart"/>
-      <w:r>
-        <w:rPr>
-          <w:color w:val="000000" w:themeColor="text1"/>
-        </w:rPr>
-        <w:t>ToF</w:t>
-      </w:r>
-      <w:proofErr w:type="spellEnd"/>
-      <w:r>
-        <w:rPr>
-          <w:color w:val="000000" w:themeColor="text1"/>
-        </w:rPr>
-        <w:t xml:space="preserve"> sensor through HW registry</w:t>
+        <w:t>go-i2c &amp; go-vl5310x : communication with ToF sensor through HW registry</w:t>
       </w:r>
     </w:p>
     <w:p>
@@ -10681,16 +10641,8 @@
         <w:rPr>
           <w:color w:val="000000" w:themeColor="text1"/>
         </w:rPr>
-        <w:t xml:space="preserve">Bluetooth Low Energy (BLE) – GATT server using system </w:t>
-      </w:r>
-      <w:proofErr w:type="spellStart"/>
-      <w:r>
-        <w:rPr>
-          <w:color w:val="000000" w:themeColor="text1"/>
-        </w:rPr>
-        <w:t>BlueZ</w:t>
-      </w:r>
-      <w:proofErr w:type="spellEnd"/>
+        <w:t>Bluetooth Low Energy (BLE) – GATT server using system BlueZ</w:t>
+      </w:r>
     </w:p>
     <w:p>
       <w:pPr>
@@ -10727,14 +10679,12 @@
         </w:rPr>
         <w:t xml:space="preserve">PSK Pre-Shared-Key key management </w:t>
       </w:r>
-      <w:proofErr w:type="spellStart"/>
       <w:r>
         <w:rPr>
           <w:color w:val="000000" w:themeColor="text1"/>
         </w:rPr>
-        <w:t>thourgh</w:t>
-      </w:r>
-      <w:proofErr w:type="spellEnd"/>
+        <w:t>through</w:t>
+      </w:r>
       <w:r>
         <w:rPr>
           <w:color w:val="000000" w:themeColor="text1"/>
@@ -10762,7 +10712,7 @@
     </w:p>
     <w:p>
       <w:pPr>
-        <w:pStyle w:val="Nadpis3"/>
+        <w:pStyle w:val="Heading3"/>
         <w:keepNext w:val="0"/>
         <w:keepLines w:val="0"/>
         <w:spacing w:before="280"/>
@@ -10800,7 +10750,7 @@
     </w:p>
     <w:p>
       <w:pPr>
-        <w:pStyle w:val="Nadpis1"/>
+        <w:pStyle w:val="Heading1"/>
         <w:keepNext w:val="0"/>
         <w:keepLines w:val="0"/>
         <w:spacing w:before="480"/>
@@ -13696,17 +13646,17 @@
     <w:lsdException w:name="Unresolved Mention" w:semiHidden="1" w:unhideWhenUsed="1"/>
     <w:lsdException w:name="Smart Link" w:semiHidden="1" w:unhideWhenUsed="1"/>
   </w:latentStyles>
-  <w:style w:type="paragraph" w:default="1" w:styleId="Normln">
+  <w:style w:type="paragraph" w:default="1" w:styleId="Normal">
     <w:name w:val="Normal"/>
     <w:qFormat/>
     <w:rPr>
       <w:lang w:val="en-GB"/>
     </w:rPr>
   </w:style>
-  <w:style w:type="paragraph" w:styleId="Nadpis1">
+  <w:style w:type="paragraph" w:styleId="Heading1">
     <w:name w:val="heading 1"/>
-    <w:basedOn w:val="Normln"/>
-    <w:next w:val="Normln"/>
+    <w:basedOn w:val="Normal"/>
+    <w:next w:val="Normal"/>
     <w:uiPriority w:val="9"/>
     <w:qFormat/>
     <w:pPr>
@@ -13720,10 +13670,10 @@
       <w:szCs w:val="40"/>
     </w:rPr>
   </w:style>
-  <w:style w:type="paragraph" w:styleId="Nadpis2">
+  <w:style w:type="paragraph" w:styleId="Heading2">
     <w:name w:val="heading 2"/>
-    <w:basedOn w:val="Normln"/>
-    <w:next w:val="Normln"/>
+    <w:basedOn w:val="Normal"/>
+    <w:next w:val="Normal"/>
     <w:uiPriority w:val="9"/>
     <w:unhideWhenUsed/>
     <w:qFormat/>
@@ -13738,10 +13688,10 @@
       <w:szCs w:val="32"/>
     </w:rPr>
   </w:style>
-  <w:style w:type="paragraph" w:styleId="Nadpis3">
+  <w:style w:type="paragraph" w:styleId="Heading3">
     <w:name w:val="heading 3"/>
-    <w:basedOn w:val="Normln"/>
-    <w:next w:val="Normln"/>
+    <w:basedOn w:val="Normal"/>
+    <w:next w:val="Normal"/>
     <w:uiPriority w:val="9"/>
     <w:unhideWhenUsed/>
     <w:qFormat/>
@@ -13757,10 +13707,10 @@
       <w:szCs w:val="28"/>
     </w:rPr>
   </w:style>
-  <w:style w:type="paragraph" w:styleId="Nadpis4">
+  <w:style w:type="paragraph" w:styleId="Heading4">
     <w:name w:val="heading 4"/>
-    <w:basedOn w:val="Normln"/>
-    <w:next w:val="Normln"/>
+    <w:basedOn w:val="Normal"/>
+    <w:next w:val="Normal"/>
     <w:uiPriority w:val="9"/>
     <w:unhideWhenUsed/>
     <w:qFormat/>
@@ -13776,10 +13726,10 @@
       <w:szCs w:val="24"/>
     </w:rPr>
   </w:style>
-  <w:style w:type="paragraph" w:styleId="Nadpis5">
+  <w:style w:type="paragraph" w:styleId="Heading5">
     <w:name w:val="heading 5"/>
-    <w:basedOn w:val="Normln"/>
-    <w:next w:val="Normln"/>
+    <w:basedOn w:val="Normal"/>
+    <w:next w:val="Normal"/>
     <w:uiPriority w:val="9"/>
     <w:semiHidden/>
     <w:unhideWhenUsed/>
@@ -13794,10 +13744,10 @@
       <w:color w:val="666666"/>
     </w:rPr>
   </w:style>
-  <w:style w:type="paragraph" w:styleId="Nadpis6">
+  <w:style w:type="paragraph" w:styleId="Heading6">
     <w:name w:val="heading 6"/>
-    <w:basedOn w:val="Normln"/>
-    <w:next w:val="Normln"/>
+    <w:basedOn w:val="Normal"/>
+    <w:next w:val="Normal"/>
     <w:uiPriority w:val="9"/>
     <w:semiHidden/>
     <w:unhideWhenUsed/>
@@ -13814,13 +13764,13 @@
       <w:color w:val="666666"/>
     </w:rPr>
   </w:style>
-  <w:style w:type="character" w:default="1" w:styleId="Standardnpsmoodstavce">
+  <w:style w:type="character" w:default="1" w:styleId="DefaultParagraphFont">
     <w:name w:val="Default Paragraph Font"/>
     <w:uiPriority w:val="1"/>
     <w:semiHidden/>
     <w:unhideWhenUsed/>
   </w:style>
-  <w:style w:type="table" w:default="1" w:styleId="Normlntabulka">
+  <w:style w:type="table" w:default="1" w:styleId="TableNormal">
     <w:name w:val="Normal Table"/>
     <w:uiPriority w:val="99"/>
     <w:semiHidden/>
@@ -13835,13 +13785,13 @@
       </w:tblCellMar>
     </w:tblPr>
   </w:style>
-  <w:style w:type="numbering" w:default="1" w:styleId="Bezseznamu">
+  <w:style w:type="numbering" w:default="1" w:styleId="NoList">
     <w:name w:val="No List"/>
     <w:uiPriority w:val="99"/>
     <w:semiHidden/>
     <w:unhideWhenUsed/>
   </w:style>
-  <w:style w:type="table" w:customStyle="1" w:styleId="TableNormal">
+  <w:style w:type="table" w:customStyle="1" w:styleId="TableNormal0">
     <w:name w:val="TableNormal"/>
     <w:tblPr>
       <w:tblCellMar>
@@ -13852,10 +13802,10 @@
       </w:tblCellMar>
     </w:tblPr>
   </w:style>
-  <w:style w:type="paragraph" w:styleId="Nzev">
+  <w:style w:type="paragraph" w:styleId="Title">
     <w:name w:val="Title"/>
-    <w:basedOn w:val="Normln"/>
-    <w:next w:val="Normln"/>
+    <w:basedOn w:val="Normal"/>
+    <w:next w:val="Normal"/>
     <w:uiPriority w:val="10"/>
     <w:qFormat/>
     <w:pPr>
@@ -13868,10 +13818,10 @@
       <w:szCs w:val="52"/>
     </w:rPr>
   </w:style>
-  <w:style w:type="paragraph" w:styleId="Podnadpis">
+  <w:style w:type="paragraph" w:styleId="Subtitle">
     <w:name w:val="Subtitle"/>
-    <w:basedOn w:val="Normln"/>
-    <w:next w:val="Normln"/>
+    <w:basedOn w:val="Normal"/>
+    <w:next w:val="Normal"/>
     <w:uiPriority w:val="11"/>
     <w:qFormat/>
     <w:pPr>
@@ -13886,22 +13836,22 @@
     </w:rPr>
   </w:style>
   <w:style w:type="table" w:customStyle="1" w:styleId="a">
-    <w:basedOn w:val="TableNormal"/>
+    <w:basedOn w:val="TableNormal0"/>
     <w:tblPr>
       <w:tblStyleRowBandSize w:val="1"/>
       <w:tblStyleColBandSize w:val="1"/>
     </w:tblPr>
   </w:style>
   <w:style w:type="table" w:customStyle="1" w:styleId="a0">
-    <w:basedOn w:val="TableNormal"/>
+    <w:basedOn w:val="TableNormal0"/>
     <w:tblPr>
       <w:tblStyleRowBandSize w:val="1"/>
       <w:tblStyleColBandSize w:val="1"/>
     </w:tblPr>
   </w:style>
-  <w:style w:type="paragraph" w:styleId="Odstavecseseznamem">
+  <w:style w:type="paragraph" w:styleId="ListParagraph">
     <w:name w:val="List Paragraph"/>
-    <w:basedOn w:val="Normln"/>
+    <w:basedOn w:val="Normal"/>
     <w:uiPriority w:val="34"/>
     <w:qFormat/>
     <w:rsid w:val="0094619F"/>
